--- a/6-过程管理/流程制度规范类文件/HFSJ-ITSS-0602-运维服务级别管理制度.docx
+++ b/6-过程管理/流程制度规范类文件/HFSJ-ITSS-0602-运维服务级别管理制度.docx
@@ -1,11 +1,10 @@
 
 <file path=word/document.xml><?xml version="1.0" encoding="utf-8"?>
-<w:document xmlns:wpc="http://schemas.microsoft.com/office/word/2010/wordprocessingCanvas" xmlns:mc="http://schemas.openxmlformats.org/markup-compatibility/2006" xmlns:o="urn:schemas-microsoft-com:office:office" xmlns:r="http://schemas.openxmlformats.org/officeDocument/2006/relationships" xmlns:m="http://schemas.openxmlformats.org/officeDocument/2006/math" xmlns:v="urn:schemas-microsoft-com:vml" xmlns:wp14="http://schemas.microsoft.com/office/word/2010/wordprocessingDrawing" xmlns:wp="http://schemas.openxmlformats.org/drawingml/2006/wordprocessingDrawing" xmlns:w10="urn:schemas-microsoft-com:office:word" xmlns:w="http://schemas.openxmlformats.org/wordprocessingml/2006/main" xmlns:w14="http://schemas.microsoft.com/office/word/2010/wordml" xmlns:w15="http://schemas.microsoft.com/office/word/2012/wordml" xmlns:wne="http://schemas.microsoft.com/office/word/2006/wordml" xmlns:wpg="http://schemas.microsoft.com/office/word/2010/wordprocessingGroup" xmlns:wpi="http://schemas.microsoft.com/office/word/2010/wordprocessingInk" xmlns:wps="http://schemas.microsoft.com/office/word/2010/wordprocessingShape" mc:Ignorable="w14 w15 wp14">
-  <!-- Generated by Aspose.Words for .NET 13.3.0.1 -->
+<w:document xmlns:wpc="http://schemas.microsoft.com/office/word/2010/wordprocessingCanvas" xmlns:mc="http://schemas.openxmlformats.org/markup-compatibility/2006" xmlns:o="urn:schemas-microsoft-com:office:office" xmlns:r="http://schemas.openxmlformats.org/officeDocument/2006/relationships" xmlns:m="http://schemas.openxmlformats.org/officeDocument/2006/math" xmlns:v="urn:schemas-microsoft-com:vml" xmlns:wp14="http://schemas.microsoft.com/office/word/2010/wordprocessingDrawing" xmlns:wp="http://schemas.openxmlformats.org/drawingml/2006/wordprocessingDrawing" xmlns:w="http://schemas.openxmlformats.org/wordprocessingml/2006/main" xmlns:w14="http://schemas.microsoft.com/office/word/2010/wordml" xmlns:w10="urn:schemas-microsoft-com:office:word" xmlns:w15="http://schemas.microsoft.com/office/word/2012/wordml" xmlns:wpg="http://schemas.microsoft.com/office/word/2010/wordprocessingGroup" xmlns:wpi="http://schemas.microsoft.com/office/word/2010/wordprocessingInk" xmlns:wne="http://schemas.microsoft.com/office/word/2006/wordml" xmlns:wps="http://schemas.microsoft.com/office/word/2010/wordprocessingShape" xmlns:wpsCustomData="http://www.wps.cn/officeDocument/2013/wpsCustomData" mc:Ignorable="w14 w15 wp14">
   <w:body>
     <w:p>
       <w:pPr>
-        <w:pStyle w:val="a"/>
+        <w:pStyle w:val="26"/>
         <w:keepNext w:val="0"/>
         <w:keepLines w:val="0"/>
         <w:pageBreakBefore w:val="0"/>
@@ -27,7 +26,6 @@
         </w:rPr>
       </w:pPr>
       <w:bookmarkStart w:id="0" w:name="_Toc3156"/>
-      <w:bookmarkStart w:id="1" w:name="_GoBack"/>
       <w:r>
         <w:rPr>
           <w:rFonts w:hint="eastAsia"/>
@@ -39,7 +37,7 @@
     </w:p>
     <w:p>
       <w:pPr>
-        <w:pStyle w:val="a0"/>
+        <w:pStyle w:val="27"/>
         <w:keepNext w:val="0"/>
         <w:keepLines w:val="0"/>
         <w:pageBreakBefore w:val="0"/>
@@ -70,17 +68,18 @@
     </w:p>
     <w:tbl>
       <w:tblPr>
-        <w:tblStyle w:val="TableGrid"/>
+        <w:tblStyle w:val="23"/>
         <w:tblW w:w="8522" w:type="dxa"/>
         <w:jc w:val="center"/>
         <w:tblBorders>
-          <w:top w:val="nil"/>
-          <w:left w:val="nil"/>
-          <w:bottom w:val="nil"/>
-          <w:right w:val="nil"/>
-          <w:insideH w:val="nil"/>
-          <w:insideV w:val="nil"/>
+          <w:top w:val="none" w:color="auto" w:sz="0" w:space="0"/>
+          <w:left w:val="none" w:color="auto" w:sz="0" w:space="0"/>
+          <w:bottom w:val="none" w:color="auto" w:sz="0" w:space="0"/>
+          <w:right w:val="none" w:color="auto" w:sz="0" w:space="0"/>
+          <w:insideH w:val="none" w:color="auto" w:sz="0" w:space="0"/>
+          <w:insideV w:val="none" w:color="auto" w:sz="0" w:space="0"/>
         </w:tblBorders>
+        <w:tblLayout w:type="autofit"/>
         <w:tblCellMar>
           <w:top w:w="0" w:type="dxa"/>
           <w:left w:w="108" w:type="dxa"/>
@@ -96,15 +95,13 @@
       </w:tblGrid>
       <w:tr>
         <w:tblPrEx>
-          <w:tblW w:w="8522" w:type="dxa"/>
-          <w:jc w:val="center"/>
           <w:tblBorders>
-            <w:top w:val="nil"/>
-            <w:left w:val="nil"/>
-            <w:bottom w:val="nil"/>
-            <w:right w:val="nil"/>
-            <w:insideH w:val="nil"/>
-            <w:insideV w:val="nil"/>
+            <w:top w:val="none" w:color="auto" w:sz="0" w:space="0"/>
+            <w:left w:val="none" w:color="auto" w:sz="0" w:space="0"/>
+            <w:bottom w:val="none" w:color="auto" w:sz="0" w:space="0"/>
+            <w:right w:val="none" w:color="auto" w:sz="0" w:space="0"/>
+            <w:insideH w:val="none" w:color="auto" w:sz="0" w:space="0"/>
+            <w:insideV w:val="none" w:color="auto" w:sz="0" w:space="0"/>
           </w:tblBorders>
           <w:tblCellMar>
             <w:top w:w="0" w:type="dxa"/>
@@ -114,7 +111,7 @@
           </w:tblCellMar>
         </w:tblPrEx>
         <w:trPr>
-          <w:trHeight w:val="0"/>
+          <w:trHeight w:val="0" w:hRule="atLeast"/>
           <w:tblHeader/>
           <w:jc w:val="center"/>
         </w:trPr>
@@ -122,8 +119,8 @@
           <w:tcPr>
             <w:tcW w:w="1824" w:type="dxa"/>
             <w:tcBorders>
-              <w:top w:val="single" w:sz="4" w:space="0" w:color="auto"/>
-              <w:left w:val="single" w:sz="4" w:space="0" w:color="auto"/>
+              <w:top w:val="single" w:color="auto" w:sz="4" w:space="0"/>
+              <w:left w:val="single" w:color="auto" w:sz="4" w:space="0"/>
               <w:bottom w:val="nil"/>
               <w:right w:val="nil"/>
             </w:tcBorders>
@@ -169,8 +166,8 @@
           <w:tcPr>
             <w:tcW w:w="3090" w:type="dxa"/>
             <w:tcBorders>
-              <w:top w:val="single" w:sz="4" w:space="0" w:color="auto"/>
-              <w:left w:val="single" w:sz="4" w:space="0" w:color="auto"/>
+              <w:top w:val="single" w:color="auto" w:sz="4" w:space="0"/>
+              <w:left w:val="single" w:color="auto" w:sz="4" w:space="0"/>
               <w:bottom w:val="nil"/>
               <w:right w:val="nil"/>
             </w:tcBorders>
@@ -215,8 +212,8 @@
           <w:tcPr>
             <w:tcW w:w="1824" w:type="dxa"/>
             <w:tcBorders>
-              <w:top w:val="single" w:sz="4" w:space="0" w:color="auto"/>
-              <w:left w:val="single" w:sz="4" w:space="0" w:color="auto"/>
+              <w:top w:val="single" w:color="auto" w:sz="4" w:space="0"/>
+              <w:left w:val="single" w:color="auto" w:sz="4" w:space="0"/>
               <w:bottom w:val="nil"/>
               <w:right w:val="nil"/>
             </w:tcBorders>
@@ -262,10 +259,10 @@
           <w:tcPr>
             <w:tcW w:w="1784" w:type="dxa"/>
             <w:tcBorders>
-              <w:top w:val="single" w:sz="4" w:space="0" w:color="auto"/>
-              <w:left w:val="single" w:sz="4" w:space="0" w:color="auto"/>
+              <w:top w:val="single" w:color="auto" w:sz="4" w:space="0"/>
+              <w:left w:val="single" w:color="auto" w:sz="4" w:space="0"/>
               <w:bottom w:val="nil"/>
-              <w:right w:val="single" w:sz="4" w:space="0" w:color="auto"/>
+              <w:right w:val="single" w:color="auto" w:sz="4" w:space="0"/>
             </w:tcBorders>
             <w:tcMar>
               <w:top w:w="-1" w:type="dxa"/>
@@ -307,8 +304,14 @@
       </w:tr>
       <w:tr>
         <w:tblPrEx>
-          <w:tblW w:w="8522" w:type="dxa"/>
-          <w:jc w:val="center"/>
+          <w:tblBorders>
+            <w:top w:val="none" w:color="auto" w:sz="0" w:space="0"/>
+            <w:left w:val="none" w:color="auto" w:sz="0" w:space="0"/>
+            <w:bottom w:val="none" w:color="auto" w:sz="0" w:space="0"/>
+            <w:right w:val="none" w:color="auto" w:sz="0" w:space="0"/>
+            <w:insideH w:val="none" w:color="auto" w:sz="0" w:space="0"/>
+            <w:insideV w:val="none" w:color="auto" w:sz="0" w:space="0"/>
+          </w:tblBorders>
           <w:tblCellMar>
             <w:top w:w="0" w:type="dxa"/>
             <w:left w:w="108" w:type="dxa"/>
@@ -317,7 +320,7 @@
           </w:tblCellMar>
         </w:tblPrEx>
         <w:trPr>
-          <w:trHeight w:val="0"/>
+          <w:trHeight w:val="0" w:hRule="atLeast"/>
           <w:tblHeader/>
           <w:jc w:val="center"/>
         </w:trPr>
@@ -325,8 +328,8 @@
           <w:tcPr>
             <w:tcW w:w="1824" w:type="dxa"/>
             <w:tcBorders>
-              <w:top w:val="single" w:sz="4" w:space="0" w:color="auto"/>
-              <w:left w:val="single" w:sz="4" w:space="0" w:color="auto"/>
+              <w:top w:val="single" w:color="auto" w:sz="4" w:space="0"/>
+              <w:left w:val="single" w:color="auto" w:sz="4" w:space="0"/>
               <w:bottom w:val="nil"/>
               <w:right w:val="nil"/>
             </w:tcBorders>
@@ -372,8 +375,8 @@
           <w:tcPr>
             <w:tcW w:w="3090" w:type="dxa"/>
             <w:tcBorders>
-              <w:top w:val="single" w:sz="4" w:space="0" w:color="auto"/>
-              <w:left w:val="single" w:sz="4" w:space="0" w:color="auto"/>
+              <w:top w:val="single" w:color="auto" w:sz="4" w:space="0"/>
+              <w:left w:val="single" w:color="auto" w:sz="4" w:space="0"/>
               <w:bottom w:val="nil"/>
               <w:right w:val="nil"/>
             </w:tcBorders>
@@ -418,8 +421,8 @@
           <w:tcPr>
             <w:tcW w:w="1824" w:type="dxa"/>
             <w:tcBorders>
-              <w:top w:val="single" w:sz="4" w:space="0" w:color="auto"/>
-              <w:left w:val="single" w:sz="4" w:space="0" w:color="auto"/>
+              <w:top w:val="single" w:color="auto" w:sz="4" w:space="0"/>
+              <w:left w:val="single" w:color="auto" w:sz="4" w:space="0"/>
               <w:bottom w:val="nil"/>
               <w:right w:val="nil"/>
             </w:tcBorders>
@@ -465,10 +468,10 @@
           <w:tcPr>
             <w:tcW w:w="1784" w:type="dxa"/>
             <w:tcBorders>
-              <w:top w:val="single" w:sz="4" w:space="0" w:color="auto"/>
-              <w:left w:val="single" w:sz="4" w:space="0" w:color="auto"/>
+              <w:top w:val="single" w:color="auto" w:sz="4" w:space="0"/>
+              <w:left w:val="single" w:color="auto" w:sz="4" w:space="0"/>
               <w:bottom w:val="nil"/>
-              <w:right w:val="single" w:sz="4" w:space="0" w:color="auto"/>
+              <w:right w:val="single" w:color="auto" w:sz="4" w:space="0"/>
             </w:tcBorders>
             <w:tcMar>
               <w:top w:w="-1" w:type="dxa"/>
@@ -510,8 +513,14 @@
       </w:tr>
       <w:tr>
         <w:tblPrEx>
-          <w:tblW w:w="8522" w:type="dxa"/>
-          <w:jc w:val="center"/>
+          <w:tblBorders>
+            <w:top w:val="none" w:color="auto" w:sz="0" w:space="0"/>
+            <w:left w:val="none" w:color="auto" w:sz="0" w:space="0"/>
+            <w:bottom w:val="none" w:color="auto" w:sz="0" w:space="0"/>
+            <w:right w:val="none" w:color="auto" w:sz="0" w:space="0"/>
+            <w:insideH w:val="none" w:color="auto" w:sz="0" w:space="0"/>
+            <w:insideV w:val="none" w:color="auto" w:sz="0" w:space="0"/>
+          </w:tblBorders>
           <w:tblCellMar>
             <w:top w:w="0" w:type="dxa"/>
             <w:left w:w="108" w:type="dxa"/>
@@ -520,7 +529,7 @@
           </w:tblCellMar>
         </w:tblPrEx>
         <w:trPr>
-          <w:trHeight w:val="0"/>
+          <w:trHeight w:val="0" w:hRule="atLeast"/>
           <w:tblHeader/>
           <w:jc w:val="center"/>
         </w:trPr>
@@ -528,8 +537,8 @@
           <w:tcPr>
             <w:tcW w:w="1824" w:type="dxa"/>
             <w:tcBorders>
-              <w:top w:val="single" w:sz="4" w:space="0" w:color="auto"/>
-              <w:left w:val="single" w:sz="4" w:space="0" w:color="auto"/>
+              <w:top w:val="single" w:color="auto" w:sz="4" w:space="0"/>
+              <w:left w:val="single" w:color="auto" w:sz="4" w:space="0"/>
               <w:bottom w:val="nil"/>
               <w:right w:val="nil"/>
             </w:tcBorders>
@@ -575,8 +584,8 @@
           <w:tcPr>
             <w:tcW w:w="3090" w:type="dxa"/>
             <w:tcBorders>
-              <w:top w:val="single" w:sz="4" w:space="0" w:color="auto"/>
-              <w:left w:val="single" w:sz="4" w:space="0" w:color="auto"/>
+              <w:top w:val="single" w:color="auto" w:sz="4" w:space="0"/>
+              <w:left w:val="single" w:color="auto" w:sz="4" w:space="0"/>
               <w:bottom w:val="nil"/>
               <w:right w:val="nil"/>
             </w:tcBorders>
@@ -621,8 +630,8 @@
           <w:tcPr>
             <w:tcW w:w="1824" w:type="dxa"/>
             <w:tcBorders>
-              <w:top w:val="single" w:sz="4" w:space="0" w:color="auto"/>
-              <w:left w:val="single" w:sz="4" w:space="0" w:color="auto"/>
+              <w:top w:val="single" w:color="auto" w:sz="4" w:space="0"/>
+              <w:left w:val="single" w:color="auto" w:sz="4" w:space="0"/>
               <w:bottom w:val="nil"/>
               <w:right w:val="nil"/>
             </w:tcBorders>
@@ -668,10 +677,10 @@
           <w:tcPr>
             <w:tcW w:w="1784" w:type="dxa"/>
             <w:tcBorders>
-              <w:top w:val="single" w:sz="4" w:space="0" w:color="auto"/>
-              <w:left w:val="single" w:sz="4" w:space="0" w:color="auto"/>
+              <w:top w:val="single" w:color="auto" w:sz="4" w:space="0"/>
+              <w:left w:val="single" w:color="auto" w:sz="4" w:space="0"/>
               <w:bottom w:val="nil"/>
-              <w:right w:val="single" w:sz="4" w:space="0" w:color="auto"/>
+              <w:right w:val="single" w:color="auto" w:sz="4" w:space="0"/>
             </w:tcBorders>
             <w:tcMar>
               <w:top w:w="-1" w:type="dxa"/>
@@ -713,8 +722,14 @@
       </w:tr>
       <w:tr>
         <w:tblPrEx>
-          <w:tblW w:w="8522" w:type="dxa"/>
-          <w:jc w:val="center"/>
+          <w:tblBorders>
+            <w:top w:val="none" w:color="auto" w:sz="0" w:space="0"/>
+            <w:left w:val="none" w:color="auto" w:sz="0" w:space="0"/>
+            <w:bottom w:val="none" w:color="auto" w:sz="0" w:space="0"/>
+            <w:right w:val="none" w:color="auto" w:sz="0" w:space="0"/>
+            <w:insideH w:val="none" w:color="auto" w:sz="0" w:space="0"/>
+            <w:insideV w:val="none" w:color="auto" w:sz="0" w:space="0"/>
+          </w:tblBorders>
           <w:tblCellMar>
             <w:top w:w="0" w:type="dxa"/>
             <w:left w:w="108" w:type="dxa"/>
@@ -723,7 +738,7 @@
           </w:tblCellMar>
         </w:tblPrEx>
         <w:trPr>
-          <w:trHeight w:val="0"/>
+          <w:trHeight w:val="0" w:hRule="atLeast"/>
           <w:tblHeader/>
           <w:jc w:val="center"/>
         </w:trPr>
@@ -731,8 +746,8 @@
           <w:tcPr>
             <w:tcW w:w="1824" w:type="dxa"/>
             <w:tcBorders>
-              <w:top w:val="single" w:sz="4" w:space="0" w:color="auto"/>
-              <w:left w:val="single" w:sz="4" w:space="0" w:color="auto"/>
+              <w:top w:val="single" w:color="auto" w:sz="4" w:space="0"/>
+              <w:left w:val="single" w:color="auto" w:sz="4" w:space="0"/>
               <w:bottom w:val="nil"/>
               <w:right w:val="nil"/>
             </w:tcBorders>
@@ -778,8 +793,8 @@
           <w:tcPr>
             <w:tcW w:w="3090" w:type="dxa"/>
             <w:tcBorders>
-              <w:top w:val="single" w:sz="4" w:space="0" w:color="auto"/>
-              <w:left w:val="single" w:sz="4" w:space="0" w:color="auto"/>
+              <w:top w:val="single" w:color="auto" w:sz="4" w:space="0"/>
+              <w:left w:val="single" w:color="auto" w:sz="4" w:space="0"/>
               <w:bottom w:val="nil"/>
               <w:right w:val="nil"/>
             </w:tcBorders>
@@ -824,8 +839,8 @@
           <w:tcPr>
             <w:tcW w:w="1824" w:type="dxa"/>
             <w:tcBorders>
-              <w:top w:val="single" w:sz="4" w:space="0" w:color="auto"/>
-              <w:left w:val="single" w:sz="4" w:space="0" w:color="auto"/>
+              <w:top w:val="single" w:color="auto" w:sz="4" w:space="0"/>
+              <w:left w:val="single" w:color="auto" w:sz="4" w:space="0"/>
               <w:bottom w:val="nil"/>
               <w:right w:val="nil"/>
             </w:tcBorders>
@@ -871,10 +886,10 @@
           <w:tcPr>
             <w:tcW w:w="1784" w:type="dxa"/>
             <w:tcBorders>
-              <w:top w:val="single" w:sz="4" w:space="0" w:color="auto"/>
-              <w:left w:val="single" w:sz="4" w:space="0" w:color="auto"/>
+              <w:top w:val="single" w:color="auto" w:sz="4" w:space="0"/>
+              <w:left w:val="single" w:color="auto" w:sz="4" w:space="0"/>
               <w:bottom w:val="nil"/>
-              <w:right w:val="single" w:sz="4" w:space="0" w:color="auto"/>
+              <w:right w:val="single" w:color="auto" w:sz="4" w:space="0"/>
             </w:tcBorders>
             <w:tcMar>
               <w:top w:w="-1" w:type="dxa"/>
@@ -916,8 +931,14 @@
       </w:tr>
       <w:tr>
         <w:tblPrEx>
-          <w:tblW w:w="8522" w:type="dxa"/>
-          <w:jc w:val="center"/>
+          <w:tblBorders>
+            <w:top w:val="none" w:color="auto" w:sz="0" w:space="0"/>
+            <w:left w:val="none" w:color="auto" w:sz="0" w:space="0"/>
+            <w:bottom w:val="none" w:color="auto" w:sz="0" w:space="0"/>
+            <w:right w:val="none" w:color="auto" w:sz="0" w:space="0"/>
+            <w:insideH w:val="none" w:color="auto" w:sz="0" w:space="0"/>
+            <w:insideV w:val="none" w:color="auto" w:sz="0" w:space="0"/>
+          </w:tblBorders>
           <w:tblCellMar>
             <w:top w:w="0" w:type="dxa"/>
             <w:left w:w="108" w:type="dxa"/>
@@ -926,7 +947,7 @@
           </w:tblCellMar>
         </w:tblPrEx>
         <w:trPr>
-          <w:trHeight w:val="0"/>
+          <w:trHeight w:val="0" w:hRule="atLeast"/>
           <w:tblHeader/>
           <w:jc w:val="center"/>
         </w:trPr>
@@ -934,9 +955,9 @@
           <w:tcPr>
             <w:tcW w:w="1824" w:type="dxa"/>
             <w:tcBorders>
-              <w:top w:val="single" w:sz="4" w:space="0" w:color="auto"/>
-              <w:left w:val="single" w:sz="4" w:space="0" w:color="auto"/>
-              <w:bottom w:val="single" w:sz="4" w:space="0" w:color="auto"/>
+              <w:top w:val="single" w:color="auto" w:sz="4" w:space="0"/>
+              <w:left w:val="single" w:color="auto" w:sz="4" w:space="0"/>
+              <w:bottom w:val="single" w:color="auto" w:sz="4" w:space="0"/>
               <w:right w:val="nil"/>
             </w:tcBorders>
             <w:shd w:val="clear" w:color="auto" w:fill="AEAAAA" w:themeFill="background2" w:themeFillShade="BF"/>
@@ -981,9 +1002,9 @@
           <w:tcPr>
             <w:tcW w:w="3090" w:type="dxa"/>
             <w:tcBorders>
-              <w:top w:val="single" w:sz="4" w:space="0" w:color="auto"/>
-              <w:left w:val="single" w:sz="4" w:space="0" w:color="auto"/>
-              <w:bottom w:val="single" w:sz="4" w:space="0" w:color="auto"/>
+              <w:top w:val="single" w:color="auto" w:sz="4" w:space="0"/>
+              <w:left w:val="single" w:color="auto" w:sz="4" w:space="0"/>
+              <w:bottom w:val="single" w:color="auto" w:sz="4" w:space="0"/>
               <w:right w:val="nil"/>
             </w:tcBorders>
             <w:tcMar>
@@ -1027,9 +1048,9 @@
           <w:tcPr>
             <w:tcW w:w="1824" w:type="dxa"/>
             <w:tcBorders>
-              <w:top w:val="single" w:sz="4" w:space="0" w:color="auto"/>
-              <w:left w:val="single" w:sz="4" w:space="0" w:color="auto"/>
-              <w:bottom w:val="single" w:sz="4" w:space="0" w:color="auto"/>
+              <w:top w:val="single" w:color="auto" w:sz="4" w:space="0"/>
+              <w:left w:val="single" w:color="auto" w:sz="4" w:space="0"/>
+              <w:bottom w:val="single" w:color="auto" w:sz="4" w:space="0"/>
               <w:right w:val="nil"/>
             </w:tcBorders>
             <w:shd w:val="clear" w:color="auto" w:fill="AEAAAA" w:themeFill="background2" w:themeFillShade="BF"/>
@@ -1074,10 +1095,10 @@
           <w:tcPr>
             <w:tcW w:w="1784" w:type="dxa"/>
             <w:tcBorders>
-              <w:top w:val="single" w:sz="4" w:space="0" w:color="auto"/>
-              <w:left w:val="single" w:sz="4" w:space="0" w:color="auto"/>
-              <w:bottom w:val="single" w:sz="4" w:space="0" w:color="auto"/>
-              <w:right w:val="single" w:sz="4" w:space="0" w:color="auto"/>
+              <w:top w:val="single" w:color="auto" w:sz="4" w:space="0"/>
+              <w:left w:val="single" w:color="auto" w:sz="4" w:space="0"/>
+              <w:bottom w:val="single" w:color="auto" w:sz="4" w:space="0"/>
+              <w:right w:val="single" w:color="auto" w:sz="4" w:space="0"/>
             </w:tcBorders>
             <w:tcMar>
               <w:top w:w="-1" w:type="dxa"/>
@@ -1149,7 +1170,7 @@
     </w:p>
     <w:p>
       <w:pPr>
-        <w:pStyle w:val="a1"/>
+        <w:pStyle w:val="31"/>
         <w:keepNext w:val="0"/>
         <w:keepLines w:val="0"/>
         <w:pageBreakBefore w:val="0"/>
@@ -1184,17 +1205,18 @@
     </w:p>
     <w:tbl>
       <w:tblPr>
-        <w:tblStyle w:val="TableGrid"/>
+        <w:tblStyle w:val="23"/>
         <w:tblW w:w="8519" w:type="dxa"/>
         <w:jc w:val="center"/>
         <w:tblBorders>
-          <w:top w:val="nil"/>
-          <w:left w:val="nil"/>
-          <w:bottom w:val="nil"/>
-          <w:right w:val="nil"/>
-          <w:insideH w:val="nil"/>
-          <w:insideV w:val="nil"/>
+          <w:top w:val="none" w:color="auto" w:sz="0" w:space="0"/>
+          <w:left w:val="none" w:color="auto" w:sz="0" w:space="0"/>
+          <w:bottom w:val="none" w:color="auto" w:sz="0" w:space="0"/>
+          <w:right w:val="none" w:color="auto" w:sz="0" w:space="0"/>
+          <w:insideH w:val="none" w:color="auto" w:sz="0" w:space="0"/>
+          <w:insideV w:val="none" w:color="auto" w:sz="0" w:space="0"/>
         </w:tblBorders>
+        <w:tblLayout w:type="autofit"/>
         <w:tblCellMar>
           <w:top w:w="0" w:type="dxa"/>
           <w:left w:w="108" w:type="dxa"/>
@@ -1211,15 +1233,13 @@
       </w:tblGrid>
       <w:tr>
         <w:tblPrEx>
-          <w:tblW w:w="8519" w:type="dxa"/>
-          <w:jc w:val="center"/>
           <w:tblBorders>
-            <w:top w:val="nil"/>
-            <w:left w:val="nil"/>
-            <w:bottom w:val="nil"/>
-            <w:right w:val="nil"/>
-            <w:insideH w:val="nil"/>
-            <w:insideV w:val="nil"/>
+            <w:top w:val="none" w:color="auto" w:sz="0" w:space="0"/>
+            <w:left w:val="none" w:color="auto" w:sz="0" w:space="0"/>
+            <w:bottom w:val="none" w:color="auto" w:sz="0" w:space="0"/>
+            <w:right w:val="none" w:color="auto" w:sz="0" w:space="0"/>
+            <w:insideH w:val="none" w:color="auto" w:sz="0" w:space="0"/>
+            <w:insideV w:val="none" w:color="auto" w:sz="0" w:space="0"/>
           </w:tblBorders>
           <w:tblCellMar>
             <w:top w:w="0" w:type="dxa"/>
@@ -1229,7 +1249,7 @@
           </w:tblCellMar>
         </w:tblPrEx>
         <w:trPr>
-          <w:trHeight w:val="0"/>
+          <w:trHeight w:val="0" w:hRule="atLeast"/>
           <w:tblHeader/>
           <w:jc w:val="center"/>
         </w:trPr>
@@ -1237,8 +1257,8 @@
           <w:tcPr>
             <w:tcW w:w="0" w:type="auto"/>
             <w:tcBorders>
-              <w:top w:val="single" w:sz="12" w:space="0" w:color="auto"/>
-              <w:left w:val="single" w:sz="12" w:space="0" w:color="auto"/>
+              <w:top w:val="single" w:color="auto" w:sz="12" w:space="0"/>
+              <w:left w:val="single" w:color="auto" w:sz="12" w:space="0"/>
               <w:bottom w:val="nil"/>
               <w:right w:val="nil"/>
             </w:tcBorders>
@@ -1266,12 +1286,12 @@
               <w:adjustRightInd w:val="0"/>
               <w:snapToGrid w:val="0"/>
               <w:spacing w:line="240" w:lineRule="auto"/>
-              <w:ind w:left="0" w:right="0" w:firstLine="0" w:leftChars="0" w:rightChars="0" w:firstLineChars="0"/>
+              <w:ind w:left="0" w:leftChars="0" w:right="0" w:rightChars="0" w:firstLine="0" w:firstLineChars="0"/>
               <w:jc w:val="center"/>
               <w:textAlignment w:val="baseline"/>
               <w:rPr>
-                <w:rStyle w:val="Strong"/>
-                <w:rFonts w:ascii="微软雅黑" w:eastAsia="微软雅黑" w:hAnsi="微软雅黑" w:cs="微软雅黑" w:hint="default"/>
+                <w:rStyle w:val="25"/>
+                <w:rFonts w:hint="default" w:ascii="微软雅黑" w:hAnsi="微软雅黑" w:eastAsia="微软雅黑" w:cs="微软雅黑"/>
                 <w:b/>
                 <w:bCs/>
                 <w:i w:val="0"/>
@@ -1289,8 +1309,8 @@
             </w:pPr>
             <w:r>
               <w:rPr>
-                <w:rStyle w:val="Strong"/>
-                <w:rFonts w:ascii="微软雅黑" w:eastAsia="微软雅黑" w:hAnsi="微软雅黑" w:cs="微软雅黑" w:hint="eastAsia"/>
+                <w:rStyle w:val="25"/>
+                <w:rFonts w:hint="eastAsia" w:ascii="微软雅黑" w:hAnsi="微软雅黑" w:eastAsia="微软雅黑" w:cs="微软雅黑"/>
                 <w:b/>
                 <w:bCs/>
                 <w:i w:val="0"/>
@@ -1313,8 +1333,8 @@
           <w:tcPr>
             <w:tcW w:w="0" w:type="auto"/>
             <w:tcBorders>
-              <w:top w:val="single" w:sz="12" w:space="0" w:color="auto"/>
-              <w:left w:val="single" w:sz="4" w:space="0" w:color="auto"/>
+              <w:top w:val="single" w:color="auto" w:sz="12" w:space="0"/>
+              <w:left w:val="single" w:color="auto" w:sz="4" w:space="0"/>
               <w:bottom w:val="nil"/>
               <w:right w:val="nil"/>
             </w:tcBorders>
@@ -1342,12 +1362,12 @@
               <w:adjustRightInd w:val="0"/>
               <w:snapToGrid w:val="0"/>
               <w:spacing w:line="240" w:lineRule="auto"/>
-              <w:ind w:left="0" w:right="0" w:firstLine="0" w:leftChars="0" w:rightChars="0" w:firstLineChars="0"/>
+              <w:ind w:left="0" w:leftChars="0" w:right="0" w:rightChars="0" w:firstLine="0" w:firstLineChars="0"/>
               <w:jc w:val="center"/>
               <w:textAlignment w:val="baseline"/>
               <w:rPr>
-                <w:rStyle w:val="Strong"/>
-                <w:rFonts w:ascii="微软雅黑" w:eastAsia="微软雅黑" w:hAnsi="微软雅黑" w:cs="微软雅黑" w:hint="default"/>
+                <w:rStyle w:val="25"/>
+                <w:rFonts w:hint="default" w:ascii="微软雅黑" w:hAnsi="微软雅黑" w:eastAsia="微软雅黑" w:cs="微软雅黑"/>
                 <w:b/>
                 <w:bCs/>
                 <w:i w:val="0"/>
@@ -1365,8 +1385,8 @@
             </w:pPr>
             <w:r>
               <w:rPr>
-                <w:rStyle w:val="Strong"/>
-                <w:rFonts w:ascii="微软雅黑" w:eastAsia="微软雅黑" w:hAnsi="微软雅黑" w:cs="微软雅黑" w:hint="eastAsia"/>
+                <w:rStyle w:val="25"/>
+                <w:rFonts w:hint="eastAsia" w:ascii="微软雅黑" w:hAnsi="微软雅黑" w:eastAsia="微软雅黑" w:cs="微软雅黑"/>
                 <w:b/>
                 <w:bCs/>
                 <w:i w:val="0"/>
@@ -1389,8 +1409,8 @@
           <w:tcPr>
             <w:tcW w:w="0" w:type="auto"/>
             <w:tcBorders>
-              <w:top w:val="single" w:sz="12" w:space="0" w:color="auto"/>
-              <w:left w:val="single" w:sz="4" w:space="0" w:color="auto"/>
+              <w:top w:val="single" w:color="auto" w:sz="12" w:space="0"/>
+              <w:left w:val="single" w:color="auto" w:sz="4" w:space="0"/>
               <w:bottom w:val="nil"/>
               <w:right w:val="nil"/>
             </w:tcBorders>
@@ -1418,12 +1438,12 @@
               <w:adjustRightInd w:val="0"/>
               <w:snapToGrid w:val="0"/>
               <w:spacing w:line="240" w:lineRule="auto"/>
-              <w:ind w:left="0" w:right="0" w:firstLine="0" w:leftChars="0" w:rightChars="0" w:firstLineChars="0"/>
+              <w:ind w:left="0" w:leftChars="0" w:right="0" w:rightChars="0" w:firstLine="0" w:firstLineChars="0"/>
               <w:jc w:val="center"/>
               <w:textAlignment w:val="baseline"/>
               <w:rPr>
-                <w:rStyle w:val="Strong"/>
-                <w:rFonts w:ascii="微软雅黑" w:eastAsia="微软雅黑" w:hAnsi="微软雅黑" w:cs="微软雅黑" w:hint="default"/>
+                <w:rStyle w:val="25"/>
+                <w:rFonts w:hint="default" w:ascii="微软雅黑" w:hAnsi="微软雅黑" w:eastAsia="微软雅黑" w:cs="微软雅黑"/>
                 <w:b/>
                 <w:bCs/>
                 <w:i w:val="0"/>
@@ -1441,8 +1461,8 @@
             </w:pPr>
             <w:r>
               <w:rPr>
-                <w:rStyle w:val="Strong"/>
-                <w:rFonts w:ascii="微软雅黑" w:eastAsia="微软雅黑" w:hAnsi="微软雅黑" w:cs="微软雅黑" w:hint="eastAsia"/>
+                <w:rStyle w:val="25"/>
+                <w:rFonts w:hint="eastAsia" w:ascii="微软雅黑" w:hAnsi="微软雅黑" w:eastAsia="微软雅黑" w:cs="微软雅黑"/>
                 <w:b/>
                 <w:bCs/>
                 <w:i w:val="0"/>
@@ -1465,8 +1485,8 @@
           <w:tcPr>
             <w:tcW w:w="0" w:type="auto"/>
             <w:tcBorders>
-              <w:top w:val="single" w:sz="12" w:space="0" w:color="auto"/>
-              <w:left w:val="single" w:sz="4" w:space="0" w:color="auto"/>
+              <w:top w:val="single" w:color="auto" w:sz="12" w:space="0"/>
+              <w:left w:val="single" w:color="auto" w:sz="4" w:space="0"/>
               <w:bottom w:val="nil"/>
               <w:right w:val="nil"/>
             </w:tcBorders>
@@ -1494,12 +1514,12 @@
               <w:adjustRightInd w:val="0"/>
               <w:snapToGrid w:val="0"/>
               <w:spacing w:line="240" w:lineRule="auto"/>
-              <w:ind w:left="0" w:right="0" w:firstLine="0" w:leftChars="0" w:rightChars="0" w:firstLineChars="0"/>
+              <w:ind w:left="0" w:leftChars="0" w:right="0" w:rightChars="0" w:firstLine="0" w:firstLineChars="0"/>
               <w:jc w:val="center"/>
               <w:textAlignment w:val="baseline"/>
               <w:rPr>
-                <w:rStyle w:val="Strong"/>
-                <w:rFonts w:ascii="微软雅黑" w:eastAsia="微软雅黑" w:hAnsi="微软雅黑" w:cs="微软雅黑" w:hint="default"/>
+                <w:rStyle w:val="25"/>
+                <w:rFonts w:hint="default" w:ascii="微软雅黑" w:hAnsi="微软雅黑" w:eastAsia="微软雅黑" w:cs="微软雅黑"/>
                 <w:b/>
                 <w:bCs/>
                 <w:i w:val="0"/>
@@ -1517,8 +1537,8 @@
             </w:pPr>
             <w:r>
               <w:rPr>
-                <w:rStyle w:val="Strong"/>
-                <w:rFonts w:ascii="微软雅黑" w:eastAsia="微软雅黑" w:hAnsi="微软雅黑" w:cs="微软雅黑" w:hint="eastAsia"/>
+                <w:rStyle w:val="25"/>
+                <w:rFonts w:hint="eastAsia" w:ascii="微软雅黑" w:hAnsi="微软雅黑" w:eastAsia="微软雅黑" w:cs="微软雅黑"/>
                 <w:b/>
                 <w:bCs/>
                 <w:i w:val="0"/>
@@ -1541,10 +1561,10 @@
           <w:tcPr>
             <w:tcW w:w="1205" w:type="dxa"/>
             <w:tcBorders>
-              <w:top w:val="single" w:sz="12" w:space="0" w:color="auto"/>
-              <w:left w:val="single" w:sz="4" w:space="0" w:color="auto"/>
+              <w:top w:val="single" w:color="auto" w:sz="12" w:space="0"/>
+              <w:left w:val="single" w:color="auto" w:sz="4" w:space="0"/>
               <w:bottom w:val="nil"/>
-              <w:right w:val="single" w:sz="12" w:space="0" w:color="auto"/>
+              <w:right w:val="single" w:color="auto" w:sz="12" w:space="0"/>
             </w:tcBorders>
             <w:tcMar>
               <w:top w:w="-1" w:type="dxa"/>
@@ -1570,12 +1590,12 @@
               <w:adjustRightInd w:val="0"/>
               <w:snapToGrid w:val="0"/>
               <w:spacing w:line="240" w:lineRule="auto"/>
-              <w:ind w:left="0" w:right="0" w:firstLine="0" w:leftChars="0" w:rightChars="0" w:firstLineChars="0"/>
+              <w:ind w:left="0" w:leftChars="0" w:right="0" w:rightChars="0" w:firstLine="0" w:firstLineChars="0"/>
               <w:jc w:val="center"/>
               <w:textAlignment w:val="baseline"/>
               <w:rPr>
-                <w:rStyle w:val="Strong"/>
-                <w:rFonts w:ascii="微软雅黑" w:eastAsia="微软雅黑" w:hAnsi="微软雅黑" w:cs="微软雅黑" w:hint="default"/>
+                <w:rStyle w:val="25"/>
+                <w:rFonts w:hint="default" w:ascii="微软雅黑" w:hAnsi="微软雅黑" w:eastAsia="微软雅黑" w:cs="微软雅黑"/>
                 <w:b/>
                 <w:bCs/>
                 <w:i w:val="0"/>
@@ -1593,8 +1613,8 @@
             </w:pPr>
             <w:r>
               <w:rPr>
-                <w:rStyle w:val="Strong"/>
-                <w:rFonts w:ascii="微软雅黑" w:eastAsia="微软雅黑" w:hAnsi="微软雅黑" w:cs="微软雅黑" w:hint="eastAsia"/>
+                <w:rStyle w:val="25"/>
+                <w:rFonts w:hint="eastAsia" w:ascii="微软雅黑" w:hAnsi="微软雅黑" w:eastAsia="微软雅黑" w:cs="微软雅黑"/>
                 <w:b/>
                 <w:bCs/>
                 <w:i w:val="0"/>
@@ -1616,8 +1636,14 @@
       </w:tr>
       <w:tr>
         <w:tblPrEx>
-          <w:tblW w:w="8519" w:type="dxa"/>
-          <w:jc w:val="center"/>
+          <w:tblBorders>
+            <w:top w:val="none" w:color="auto" w:sz="0" w:space="0"/>
+            <w:left w:val="none" w:color="auto" w:sz="0" w:space="0"/>
+            <w:bottom w:val="none" w:color="auto" w:sz="0" w:space="0"/>
+            <w:right w:val="none" w:color="auto" w:sz="0" w:space="0"/>
+            <w:insideH w:val="none" w:color="auto" w:sz="0" w:space="0"/>
+            <w:insideV w:val="none" w:color="auto" w:sz="0" w:space="0"/>
+          </w:tblBorders>
           <w:tblCellMar>
             <w:top w:w="0" w:type="dxa"/>
             <w:left w:w="108" w:type="dxa"/>
@@ -1626,15 +1652,15 @@
           </w:tblCellMar>
         </w:tblPrEx>
         <w:trPr>
-          <w:trHeight w:val="0"/>
+          <w:trHeight w:val="0" w:hRule="atLeast"/>
           <w:jc w:val="center"/>
         </w:trPr>
         <w:tc>
           <w:tcPr>
             <w:tcW w:w="0" w:type="auto"/>
             <w:tcBorders>
-              <w:top w:val="single" w:sz="4" w:space="0" w:color="auto"/>
-              <w:left w:val="single" w:sz="12" w:space="0" w:color="auto"/>
+              <w:top w:val="single" w:color="auto" w:sz="4" w:space="0"/>
+              <w:left w:val="single" w:color="auto" w:sz="12" w:space="0"/>
               <w:bottom w:val="nil"/>
               <w:right w:val="nil"/>
             </w:tcBorders>
@@ -1662,12 +1688,12 @@
               <w:adjustRightInd w:val="0"/>
               <w:snapToGrid w:val="0"/>
               <w:spacing w:line="240" w:lineRule="auto"/>
-              <w:ind w:left="0" w:right="0" w:firstLine="0" w:leftChars="0" w:rightChars="0" w:firstLineChars="0"/>
+              <w:ind w:left="0" w:leftChars="0" w:right="0" w:rightChars="0" w:firstLine="0" w:firstLineChars="0"/>
               <w:jc w:val="center"/>
               <w:textAlignment w:val="baseline"/>
               <w:rPr>
-                <w:rStyle w:val="Strong"/>
-                <w:rFonts w:ascii="微软雅黑" w:eastAsia="微软雅黑" w:hAnsi="微软雅黑" w:cs="微软雅黑" w:hint="default"/>
+                <w:rStyle w:val="25"/>
+                <w:rFonts w:hint="default" w:ascii="微软雅黑" w:hAnsi="微软雅黑" w:eastAsia="微软雅黑" w:cs="微软雅黑"/>
                 <w:b w:val="0"/>
                 <w:bCs/>
                 <w:i w:val="0"/>
@@ -1685,8 +1711,8 @@
             </w:pPr>
             <w:r>
               <w:rPr>
-                <w:rStyle w:val="Strong"/>
-                <w:rFonts w:ascii="微软雅黑" w:eastAsia="微软雅黑" w:hAnsi="微软雅黑" w:cs="微软雅黑" w:hint="eastAsia"/>
+                <w:rStyle w:val="25"/>
+                <w:rFonts w:hint="eastAsia" w:ascii="微软雅黑" w:hAnsi="微软雅黑" w:eastAsia="微软雅黑" w:cs="微软雅黑"/>
                 <w:b w:val="0"/>
                 <w:bCs/>
                 <w:i w:val="0"/>
@@ -1704,8 +1730,8 @@
             </w:r>
             <w:r>
               <w:rPr>
-                <w:rStyle w:val="Strong"/>
-                <w:rFonts w:ascii="微软雅黑" w:eastAsia="微软雅黑" w:hAnsi="微软雅黑" w:cs="微软雅黑" w:hint="eastAsia"/>
+                <w:rStyle w:val="25"/>
+                <w:rFonts w:hint="eastAsia" w:ascii="微软雅黑" w:hAnsi="微软雅黑" w:eastAsia="微软雅黑" w:cs="微软雅黑"/>
                 <w:b w:val="0"/>
                 <w:bCs/>
                 <w:i w:val="0"/>
@@ -1728,8 +1754,8 @@
           <w:tcPr>
             <w:tcW w:w="0" w:type="auto"/>
             <w:tcBorders>
-              <w:top w:val="single" w:sz="4" w:space="0" w:color="auto"/>
-              <w:left w:val="single" w:sz="4" w:space="0" w:color="auto"/>
+              <w:top w:val="single" w:color="auto" w:sz="4" w:space="0"/>
+              <w:left w:val="single" w:color="auto" w:sz="4" w:space="0"/>
               <w:bottom w:val="nil"/>
               <w:right w:val="nil"/>
             </w:tcBorders>
@@ -1757,12 +1783,12 @@
               <w:adjustRightInd w:val="0"/>
               <w:snapToGrid w:val="0"/>
               <w:spacing w:line="240" w:lineRule="auto"/>
-              <w:ind w:left="0" w:right="0" w:firstLine="0" w:leftChars="0" w:rightChars="0" w:firstLineChars="0"/>
+              <w:ind w:left="0" w:leftChars="0" w:right="0" w:rightChars="0" w:firstLine="0" w:firstLineChars="0"/>
               <w:jc w:val="center"/>
               <w:textAlignment w:val="baseline"/>
               <w:rPr>
-                <w:rStyle w:val="Strong"/>
-                <w:rFonts w:ascii="微软雅黑" w:eastAsia="微软雅黑" w:hAnsi="微软雅黑" w:cs="微软雅黑" w:hint="default"/>
+                <w:rStyle w:val="25"/>
+                <w:rFonts w:hint="default" w:ascii="微软雅黑" w:hAnsi="微软雅黑" w:eastAsia="微软雅黑" w:cs="微软雅黑"/>
                 <w:b w:val="0"/>
                 <w:bCs/>
                 <w:i w:val="0"/>
@@ -1780,8 +1806,8 @@
             </w:pPr>
             <w:r>
               <w:rPr>
-                <w:rStyle w:val="Strong"/>
-                <w:rFonts w:ascii="微软雅黑" w:eastAsia="微软雅黑" w:hAnsi="微软雅黑" w:cs="微软雅黑" w:hint="eastAsia"/>
+                <w:rStyle w:val="25"/>
+                <w:rFonts w:hint="eastAsia" w:ascii="微软雅黑" w:hAnsi="微软雅黑" w:eastAsia="微软雅黑" w:cs="微软雅黑"/>
                 <w:b w:val="0"/>
                 <w:bCs/>
                 <w:i w:val="0"/>
@@ -1804,8 +1830,8 @@
           <w:tcPr>
             <w:tcW w:w="0" w:type="auto"/>
             <w:tcBorders>
-              <w:top w:val="single" w:sz="4" w:space="0" w:color="auto"/>
-              <w:left w:val="single" w:sz="4" w:space="0" w:color="auto"/>
+              <w:top w:val="single" w:color="auto" w:sz="4" w:space="0"/>
+              <w:left w:val="single" w:color="auto" w:sz="4" w:space="0"/>
               <w:bottom w:val="nil"/>
               <w:right w:val="nil"/>
             </w:tcBorders>
@@ -1833,12 +1859,12 @@
               <w:adjustRightInd w:val="0"/>
               <w:snapToGrid w:val="0"/>
               <w:spacing w:line="240" w:lineRule="auto"/>
-              <w:ind w:left="0" w:right="0" w:firstLine="0" w:leftChars="0" w:rightChars="0" w:firstLineChars="0"/>
+              <w:ind w:left="0" w:leftChars="0" w:right="0" w:rightChars="0" w:firstLine="0" w:firstLineChars="0"/>
               <w:jc w:val="center"/>
               <w:textAlignment w:val="baseline"/>
               <w:rPr>
-                <w:rStyle w:val="Strong"/>
-                <w:rFonts w:ascii="微软雅黑" w:eastAsia="微软雅黑" w:hAnsi="微软雅黑" w:cs="微软雅黑" w:hint="default"/>
+                <w:rStyle w:val="25"/>
+                <w:rFonts w:hint="default" w:ascii="微软雅黑" w:hAnsi="微软雅黑" w:eastAsia="微软雅黑" w:cs="微软雅黑"/>
                 <w:b w:val="0"/>
                 <w:bCs/>
                 <w:i w:val="0"/>
@@ -1856,8 +1882,8 @@
             </w:pPr>
             <w:r>
               <w:rPr>
-                <w:rStyle w:val="Strong"/>
-                <w:rFonts w:ascii="微软雅黑" w:eastAsia="微软雅黑" w:hAnsi="微软雅黑" w:cs="微软雅黑" w:hint="eastAsia"/>
+                <w:rStyle w:val="25"/>
+                <w:rFonts w:hint="eastAsia" w:ascii="微软雅黑" w:hAnsi="微软雅黑" w:eastAsia="微软雅黑" w:cs="微软雅黑"/>
                 <w:b w:val="0"/>
                 <w:bCs/>
                 <w:i w:val="0"/>
@@ -1880,8 +1906,8 @@
           <w:tcPr>
             <w:tcW w:w="0" w:type="auto"/>
             <w:tcBorders>
-              <w:top w:val="single" w:sz="4" w:space="0" w:color="auto"/>
-              <w:left w:val="single" w:sz="4" w:space="0" w:color="auto"/>
+              <w:top w:val="single" w:color="auto" w:sz="4" w:space="0"/>
+              <w:left w:val="single" w:color="auto" w:sz="4" w:space="0"/>
               <w:bottom w:val="nil"/>
               <w:right w:val="nil"/>
             </w:tcBorders>
@@ -1909,12 +1935,12 @@
               <w:adjustRightInd w:val="0"/>
               <w:snapToGrid w:val="0"/>
               <w:spacing w:line="240" w:lineRule="auto"/>
-              <w:ind w:left="0" w:right="0" w:firstLine="0" w:leftChars="0" w:rightChars="0" w:firstLineChars="0"/>
+              <w:ind w:left="0" w:leftChars="0" w:right="0" w:rightChars="0" w:firstLine="0" w:firstLineChars="0"/>
               <w:jc w:val="center"/>
               <w:textAlignment w:val="baseline"/>
               <w:rPr>
-                <w:rStyle w:val="Strong"/>
-                <w:rFonts w:ascii="微软雅黑" w:eastAsia="微软雅黑" w:hAnsi="微软雅黑" w:cs="微软雅黑" w:hint="default"/>
+                <w:rStyle w:val="25"/>
+                <w:rFonts w:hint="default" w:ascii="微软雅黑" w:hAnsi="微软雅黑" w:eastAsia="微软雅黑" w:cs="微软雅黑"/>
                 <w:b w:val="0"/>
                 <w:bCs/>
                 <w:i w:val="0"/>
@@ -1932,8 +1958,8 @@
             </w:pPr>
             <w:r>
               <w:rPr>
-                <w:rStyle w:val="Strong"/>
-                <w:rFonts w:ascii="微软雅黑" w:eastAsia="微软雅黑" w:hAnsi="微软雅黑" w:cs="微软雅黑" w:hint="eastAsia"/>
+                <w:rStyle w:val="25"/>
+                <w:rFonts w:hint="eastAsia" w:ascii="微软雅黑" w:hAnsi="微软雅黑" w:eastAsia="微软雅黑" w:cs="微软雅黑"/>
                 <w:b w:val="0"/>
                 <w:bCs/>
                 <w:i w:val="0"/>
@@ -1956,10 +1982,10 @@
           <w:tcPr>
             <w:tcW w:w="1205" w:type="dxa"/>
             <w:tcBorders>
-              <w:top w:val="single" w:sz="4" w:space="0" w:color="auto"/>
-              <w:left w:val="single" w:sz="4" w:space="0" w:color="auto"/>
+              <w:top w:val="single" w:color="auto" w:sz="4" w:space="0"/>
+              <w:left w:val="single" w:color="auto" w:sz="4" w:space="0"/>
               <w:bottom w:val="nil"/>
-              <w:right w:val="single" w:sz="12" w:space="0" w:color="auto"/>
+              <w:right w:val="single" w:color="auto" w:sz="12" w:space="0"/>
             </w:tcBorders>
             <w:tcMar>
               <w:top w:w="-1" w:type="dxa"/>
@@ -1985,12 +2011,12 @@
               <w:adjustRightInd w:val="0"/>
               <w:snapToGrid w:val="0"/>
               <w:spacing w:line="240" w:lineRule="auto"/>
-              <w:ind w:left="0" w:right="0" w:firstLine="0" w:leftChars="0" w:rightChars="0" w:firstLineChars="0"/>
+              <w:ind w:left="0" w:leftChars="0" w:right="0" w:rightChars="0" w:firstLine="0" w:firstLineChars="0"/>
               <w:jc w:val="center"/>
               <w:textAlignment w:val="baseline"/>
               <w:rPr>
-                <w:rStyle w:val="Strong"/>
-                <w:rFonts w:ascii="微软雅黑" w:eastAsia="微软雅黑" w:hAnsi="微软雅黑" w:cs="微软雅黑" w:hint="default"/>
+                <w:rStyle w:val="25"/>
+                <w:rFonts w:hint="default" w:ascii="微软雅黑" w:hAnsi="微软雅黑" w:eastAsia="微软雅黑" w:cs="微软雅黑"/>
                 <w:b w:val="0"/>
                 <w:bCs/>
                 <w:i w:val="0"/>
@@ -2011,8 +2037,14 @@
       </w:tr>
       <w:tr>
         <w:tblPrEx>
-          <w:tblW w:w="8519" w:type="dxa"/>
-          <w:jc w:val="center"/>
+          <w:tblBorders>
+            <w:top w:val="none" w:color="auto" w:sz="0" w:space="0"/>
+            <w:left w:val="none" w:color="auto" w:sz="0" w:space="0"/>
+            <w:bottom w:val="none" w:color="auto" w:sz="0" w:space="0"/>
+            <w:right w:val="none" w:color="auto" w:sz="0" w:space="0"/>
+            <w:insideH w:val="none" w:color="auto" w:sz="0" w:space="0"/>
+            <w:insideV w:val="none" w:color="auto" w:sz="0" w:space="0"/>
+          </w:tblBorders>
           <w:tblCellMar>
             <w:top w:w="0" w:type="dxa"/>
             <w:left w:w="108" w:type="dxa"/>
@@ -2021,15 +2053,15 @@
           </w:tblCellMar>
         </w:tblPrEx>
         <w:trPr>
-          <w:trHeight w:val="0"/>
+          <w:trHeight w:val="0" w:hRule="atLeast"/>
           <w:jc w:val="center"/>
         </w:trPr>
         <w:tc>
           <w:tcPr>
             <w:tcW w:w="0" w:type="auto"/>
             <w:tcBorders>
-              <w:top w:val="single" w:sz="4" w:space="0" w:color="auto"/>
-              <w:left w:val="single" w:sz="12" w:space="0" w:color="auto"/>
+              <w:top w:val="single" w:color="auto" w:sz="4" w:space="0"/>
+              <w:left w:val="single" w:color="auto" w:sz="12" w:space="0"/>
               <w:bottom w:val="nil"/>
               <w:right w:val="nil"/>
             </w:tcBorders>
@@ -2057,12 +2089,12 @@
               <w:adjustRightInd w:val="0"/>
               <w:snapToGrid w:val="0"/>
               <w:spacing w:line="240" w:lineRule="auto"/>
-              <w:ind w:left="0" w:right="0" w:firstLine="0" w:leftChars="0" w:rightChars="0" w:firstLineChars="0"/>
+              <w:ind w:left="0" w:leftChars="0" w:right="0" w:rightChars="0" w:firstLine="0" w:firstLineChars="0"/>
               <w:jc w:val="center"/>
               <w:textAlignment w:val="baseline"/>
               <w:rPr>
-                <w:rStyle w:val="Strong"/>
-                <w:rFonts w:ascii="微软雅黑" w:eastAsia="微软雅黑" w:hAnsi="微软雅黑" w:cs="微软雅黑" w:hint="default"/>
+                <w:rStyle w:val="25"/>
+                <w:rFonts w:hint="default" w:ascii="微软雅黑" w:hAnsi="微软雅黑" w:eastAsia="微软雅黑" w:cs="微软雅黑"/>
                 <w:b w:val="0"/>
                 <w:bCs/>
                 <w:i w:val="0"/>
@@ -2084,8 +2116,8 @@
           <w:tcPr>
             <w:tcW w:w="0" w:type="auto"/>
             <w:tcBorders>
-              <w:top w:val="single" w:sz="4" w:space="0" w:color="auto"/>
-              <w:left w:val="single" w:sz="4" w:space="0" w:color="auto"/>
+              <w:top w:val="single" w:color="auto" w:sz="4" w:space="0"/>
+              <w:left w:val="single" w:color="auto" w:sz="4" w:space="0"/>
               <w:bottom w:val="nil"/>
               <w:right w:val="nil"/>
             </w:tcBorders>
@@ -2113,12 +2145,12 @@
               <w:adjustRightInd w:val="0"/>
               <w:snapToGrid w:val="0"/>
               <w:spacing w:line="240" w:lineRule="auto"/>
-              <w:ind w:left="0" w:right="0" w:firstLine="0" w:leftChars="0" w:rightChars="0" w:firstLineChars="0"/>
+              <w:ind w:left="0" w:leftChars="0" w:right="0" w:rightChars="0" w:firstLine="0" w:firstLineChars="0"/>
               <w:jc w:val="center"/>
               <w:textAlignment w:val="baseline"/>
               <w:rPr>
-                <w:rStyle w:val="Strong"/>
-                <w:rFonts w:ascii="微软雅黑" w:eastAsia="微软雅黑" w:hAnsi="微软雅黑" w:cs="微软雅黑" w:hint="default"/>
+                <w:rStyle w:val="25"/>
+                <w:rFonts w:hint="default" w:ascii="微软雅黑" w:hAnsi="微软雅黑" w:eastAsia="微软雅黑" w:cs="微软雅黑"/>
                 <w:b w:val="0"/>
                 <w:bCs/>
                 <w:i w:val="0"/>
@@ -2140,8 +2172,8 @@
           <w:tcPr>
             <w:tcW w:w="0" w:type="auto"/>
             <w:tcBorders>
-              <w:top w:val="single" w:sz="4" w:space="0" w:color="auto"/>
-              <w:left w:val="single" w:sz="4" w:space="0" w:color="auto"/>
+              <w:top w:val="single" w:color="auto" w:sz="4" w:space="0"/>
+              <w:left w:val="single" w:color="auto" w:sz="4" w:space="0"/>
               <w:bottom w:val="nil"/>
               <w:right w:val="nil"/>
             </w:tcBorders>
@@ -2169,12 +2201,12 @@
               <w:adjustRightInd w:val="0"/>
               <w:snapToGrid w:val="0"/>
               <w:spacing w:line="240" w:lineRule="auto"/>
-              <w:ind w:left="0" w:right="0" w:firstLine="0" w:leftChars="0" w:rightChars="0" w:firstLineChars="0"/>
+              <w:ind w:left="0" w:leftChars="0" w:right="0" w:rightChars="0" w:firstLine="0" w:firstLineChars="0"/>
               <w:jc w:val="center"/>
               <w:textAlignment w:val="baseline"/>
               <w:rPr>
-                <w:rStyle w:val="Strong"/>
-                <w:rFonts w:ascii="微软雅黑" w:eastAsia="微软雅黑" w:hAnsi="微软雅黑" w:cs="微软雅黑" w:hint="default"/>
+                <w:rStyle w:val="25"/>
+                <w:rFonts w:hint="default" w:ascii="微软雅黑" w:hAnsi="微软雅黑" w:eastAsia="微软雅黑" w:cs="微软雅黑"/>
                 <w:b w:val="0"/>
                 <w:bCs/>
                 <w:i w:val="0"/>
@@ -2196,8 +2228,8 @@
           <w:tcPr>
             <w:tcW w:w="0" w:type="auto"/>
             <w:tcBorders>
-              <w:top w:val="single" w:sz="4" w:space="0" w:color="auto"/>
-              <w:left w:val="single" w:sz="4" w:space="0" w:color="auto"/>
+              <w:top w:val="single" w:color="auto" w:sz="4" w:space="0"/>
+              <w:left w:val="single" w:color="auto" w:sz="4" w:space="0"/>
               <w:bottom w:val="nil"/>
               <w:right w:val="nil"/>
             </w:tcBorders>
@@ -2225,12 +2257,12 @@
               <w:adjustRightInd w:val="0"/>
               <w:snapToGrid w:val="0"/>
               <w:spacing w:line="240" w:lineRule="auto"/>
-              <w:ind w:left="0" w:right="0" w:firstLine="0" w:leftChars="0" w:rightChars="0" w:firstLineChars="0"/>
+              <w:ind w:left="0" w:leftChars="0" w:right="0" w:rightChars="0" w:firstLine="0" w:firstLineChars="0"/>
               <w:jc w:val="center"/>
               <w:textAlignment w:val="baseline"/>
               <w:rPr>
-                <w:rStyle w:val="Strong"/>
-                <w:rFonts w:ascii="微软雅黑" w:eastAsia="微软雅黑" w:hAnsi="微软雅黑" w:cs="微软雅黑" w:hint="default"/>
+                <w:rStyle w:val="25"/>
+                <w:rFonts w:hint="default" w:ascii="微软雅黑" w:hAnsi="微软雅黑" w:eastAsia="微软雅黑" w:cs="微软雅黑"/>
                 <w:b w:val="0"/>
                 <w:bCs/>
                 <w:i w:val="0"/>
@@ -2252,10 +2284,10 @@
           <w:tcPr>
             <w:tcW w:w="1205" w:type="dxa"/>
             <w:tcBorders>
-              <w:top w:val="single" w:sz="4" w:space="0" w:color="auto"/>
-              <w:left w:val="single" w:sz="4" w:space="0" w:color="auto"/>
+              <w:top w:val="single" w:color="auto" w:sz="4" w:space="0"/>
+              <w:left w:val="single" w:color="auto" w:sz="4" w:space="0"/>
               <w:bottom w:val="nil"/>
-              <w:right w:val="single" w:sz="12" w:space="0" w:color="auto"/>
+              <w:right w:val="single" w:color="auto" w:sz="12" w:space="0"/>
             </w:tcBorders>
             <w:tcMar>
               <w:top w:w="-1" w:type="dxa"/>
@@ -2281,12 +2313,12 @@
               <w:adjustRightInd w:val="0"/>
               <w:snapToGrid w:val="0"/>
               <w:spacing w:line="240" w:lineRule="auto"/>
-              <w:ind w:left="0" w:right="0" w:firstLine="0" w:leftChars="0" w:rightChars="0" w:firstLineChars="0"/>
+              <w:ind w:left="0" w:leftChars="0" w:right="0" w:rightChars="0" w:firstLine="0" w:firstLineChars="0"/>
               <w:jc w:val="center"/>
               <w:textAlignment w:val="baseline"/>
               <w:rPr>
-                <w:rStyle w:val="Strong"/>
-                <w:rFonts w:ascii="微软雅黑" w:eastAsia="微软雅黑" w:hAnsi="微软雅黑" w:cs="微软雅黑" w:hint="default"/>
+                <w:rStyle w:val="25"/>
+                <w:rFonts w:hint="default" w:ascii="微软雅黑" w:hAnsi="微软雅黑" w:eastAsia="微软雅黑" w:cs="微软雅黑"/>
                 <w:b w:val="0"/>
                 <w:bCs/>
                 <w:i w:val="0"/>
@@ -2307,8 +2339,14 @@
       </w:tr>
       <w:tr>
         <w:tblPrEx>
-          <w:tblW w:w="8519" w:type="dxa"/>
-          <w:jc w:val="center"/>
+          <w:tblBorders>
+            <w:top w:val="none" w:color="auto" w:sz="0" w:space="0"/>
+            <w:left w:val="none" w:color="auto" w:sz="0" w:space="0"/>
+            <w:bottom w:val="none" w:color="auto" w:sz="0" w:space="0"/>
+            <w:right w:val="none" w:color="auto" w:sz="0" w:space="0"/>
+            <w:insideH w:val="none" w:color="auto" w:sz="0" w:space="0"/>
+            <w:insideV w:val="none" w:color="auto" w:sz="0" w:space="0"/>
+          </w:tblBorders>
           <w:tblCellMar>
             <w:top w:w="0" w:type="dxa"/>
             <w:left w:w="108" w:type="dxa"/>
@@ -2317,15 +2355,15 @@
           </w:tblCellMar>
         </w:tblPrEx>
         <w:trPr>
-          <w:trHeight w:val="0"/>
+          <w:trHeight w:val="0" w:hRule="atLeast"/>
           <w:jc w:val="center"/>
         </w:trPr>
         <w:tc>
           <w:tcPr>
             <w:tcW w:w="0" w:type="auto"/>
             <w:tcBorders>
-              <w:top w:val="single" w:sz="4" w:space="0" w:color="auto"/>
-              <w:left w:val="single" w:sz="12" w:space="0" w:color="auto"/>
+              <w:top w:val="single" w:color="auto" w:sz="4" w:space="0"/>
+              <w:left w:val="single" w:color="auto" w:sz="12" w:space="0"/>
               <w:bottom w:val="nil"/>
               <w:right w:val="nil"/>
             </w:tcBorders>
@@ -2353,12 +2391,12 @@
               <w:adjustRightInd w:val="0"/>
               <w:snapToGrid w:val="0"/>
               <w:spacing w:line="240" w:lineRule="auto"/>
-              <w:ind w:left="0" w:right="0" w:firstLine="0" w:leftChars="0" w:rightChars="0" w:firstLineChars="0"/>
+              <w:ind w:left="0" w:leftChars="0" w:right="0" w:rightChars="0" w:firstLine="0" w:firstLineChars="0"/>
               <w:jc w:val="center"/>
               <w:textAlignment w:val="baseline"/>
               <w:rPr>
-                <w:rStyle w:val="Strong"/>
-                <w:rFonts w:ascii="微软雅黑" w:eastAsia="微软雅黑" w:hAnsi="微软雅黑" w:cs="微软雅黑" w:hint="default"/>
+                <w:rStyle w:val="25"/>
+                <w:rFonts w:hint="default" w:ascii="微软雅黑" w:hAnsi="微软雅黑" w:eastAsia="微软雅黑" w:cs="微软雅黑"/>
                 <w:b w:val="0"/>
                 <w:bCs/>
                 <w:i w:val="0"/>
@@ -2380,8 +2418,8 @@
           <w:tcPr>
             <w:tcW w:w="0" w:type="auto"/>
             <w:tcBorders>
-              <w:top w:val="single" w:sz="4" w:space="0" w:color="auto"/>
-              <w:left w:val="single" w:sz="4" w:space="0" w:color="auto"/>
+              <w:top w:val="single" w:color="auto" w:sz="4" w:space="0"/>
+              <w:left w:val="single" w:color="auto" w:sz="4" w:space="0"/>
               <w:bottom w:val="nil"/>
               <w:right w:val="nil"/>
             </w:tcBorders>
@@ -2409,12 +2447,12 @@
               <w:adjustRightInd w:val="0"/>
               <w:snapToGrid w:val="0"/>
               <w:spacing w:line="240" w:lineRule="auto"/>
-              <w:ind w:left="0" w:right="0" w:firstLine="0" w:leftChars="0" w:rightChars="0" w:firstLineChars="0"/>
+              <w:ind w:left="0" w:leftChars="0" w:right="0" w:rightChars="0" w:firstLine="0" w:firstLineChars="0"/>
               <w:jc w:val="center"/>
               <w:textAlignment w:val="baseline"/>
               <w:rPr>
-                <w:rStyle w:val="Strong"/>
-                <w:rFonts w:ascii="微软雅黑" w:eastAsia="微软雅黑" w:hAnsi="微软雅黑" w:cs="微软雅黑" w:hint="default"/>
+                <w:rStyle w:val="25"/>
+                <w:rFonts w:hint="default" w:ascii="微软雅黑" w:hAnsi="微软雅黑" w:eastAsia="微软雅黑" w:cs="微软雅黑"/>
                 <w:b w:val="0"/>
                 <w:bCs/>
                 <w:i w:val="0"/>
@@ -2436,8 +2474,8 @@
           <w:tcPr>
             <w:tcW w:w="0" w:type="auto"/>
             <w:tcBorders>
-              <w:top w:val="single" w:sz="4" w:space="0" w:color="auto"/>
-              <w:left w:val="single" w:sz="4" w:space="0" w:color="auto"/>
+              <w:top w:val="single" w:color="auto" w:sz="4" w:space="0"/>
+              <w:left w:val="single" w:color="auto" w:sz="4" w:space="0"/>
               <w:bottom w:val="nil"/>
               <w:right w:val="nil"/>
             </w:tcBorders>
@@ -2465,12 +2503,12 @@
               <w:adjustRightInd w:val="0"/>
               <w:snapToGrid w:val="0"/>
               <w:spacing w:line="240" w:lineRule="auto"/>
-              <w:ind w:left="0" w:right="0" w:firstLine="0" w:leftChars="0" w:rightChars="0" w:firstLineChars="0"/>
+              <w:ind w:left="0" w:leftChars="0" w:right="0" w:rightChars="0" w:firstLine="0" w:firstLineChars="0"/>
               <w:jc w:val="center"/>
               <w:textAlignment w:val="baseline"/>
               <w:rPr>
-                <w:rStyle w:val="Strong"/>
-                <w:rFonts w:ascii="微软雅黑" w:eastAsia="微软雅黑" w:hAnsi="微软雅黑" w:cs="微软雅黑" w:hint="default"/>
+                <w:rStyle w:val="25"/>
+                <w:rFonts w:hint="default" w:ascii="微软雅黑" w:hAnsi="微软雅黑" w:eastAsia="微软雅黑" w:cs="微软雅黑"/>
                 <w:b w:val="0"/>
                 <w:bCs/>
                 <w:i w:val="0"/>
@@ -2492,8 +2530,8 @@
           <w:tcPr>
             <w:tcW w:w="0" w:type="auto"/>
             <w:tcBorders>
-              <w:top w:val="single" w:sz="4" w:space="0" w:color="auto"/>
-              <w:left w:val="single" w:sz="4" w:space="0" w:color="auto"/>
+              <w:top w:val="single" w:color="auto" w:sz="4" w:space="0"/>
+              <w:left w:val="single" w:color="auto" w:sz="4" w:space="0"/>
               <w:bottom w:val="nil"/>
               <w:right w:val="nil"/>
             </w:tcBorders>
@@ -2521,12 +2559,12 @@
               <w:adjustRightInd w:val="0"/>
               <w:snapToGrid w:val="0"/>
               <w:spacing w:line="240" w:lineRule="auto"/>
-              <w:ind w:left="0" w:right="0" w:firstLine="0" w:leftChars="0" w:rightChars="0" w:firstLineChars="0"/>
+              <w:ind w:left="0" w:leftChars="0" w:right="0" w:rightChars="0" w:firstLine="0" w:firstLineChars="0"/>
               <w:jc w:val="center"/>
               <w:textAlignment w:val="baseline"/>
               <w:rPr>
-                <w:rStyle w:val="Strong"/>
-                <w:rFonts w:ascii="微软雅黑" w:eastAsia="微软雅黑" w:hAnsi="微软雅黑" w:cs="微软雅黑" w:hint="default"/>
+                <w:rStyle w:val="25"/>
+                <w:rFonts w:hint="default" w:ascii="微软雅黑" w:hAnsi="微软雅黑" w:eastAsia="微软雅黑" w:cs="微软雅黑"/>
                 <w:b w:val="0"/>
                 <w:bCs/>
                 <w:i w:val="0"/>
@@ -2548,10 +2586,10 @@
           <w:tcPr>
             <w:tcW w:w="1205" w:type="dxa"/>
             <w:tcBorders>
-              <w:top w:val="single" w:sz="4" w:space="0" w:color="auto"/>
-              <w:left w:val="single" w:sz="4" w:space="0" w:color="auto"/>
+              <w:top w:val="single" w:color="auto" w:sz="4" w:space="0"/>
+              <w:left w:val="single" w:color="auto" w:sz="4" w:space="0"/>
               <w:bottom w:val="nil"/>
-              <w:right w:val="single" w:sz="12" w:space="0" w:color="auto"/>
+              <w:right w:val="single" w:color="auto" w:sz="12" w:space="0"/>
             </w:tcBorders>
             <w:tcMar>
               <w:top w:w="-1" w:type="dxa"/>
@@ -2577,12 +2615,12 @@
               <w:adjustRightInd w:val="0"/>
               <w:snapToGrid w:val="0"/>
               <w:spacing w:line="240" w:lineRule="auto"/>
-              <w:ind w:left="0" w:right="0" w:firstLine="0" w:leftChars="0" w:rightChars="0" w:firstLineChars="0"/>
+              <w:ind w:left="0" w:leftChars="0" w:right="0" w:rightChars="0" w:firstLine="0" w:firstLineChars="0"/>
               <w:jc w:val="center"/>
               <w:textAlignment w:val="baseline"/>
               <w:rPr>
-                <w:rStyle w:val="Strong"/>
-                <w:rFonts w:ascii="微软雅黑" w:eastAsia="微软雅黑" w:hAnsi="微软雅黑" w:cs="微软雅黑" w:hint="default"/>
+                <w:rStyle w:val="25"/>
+                <w:rFonts w:hint="default" w:ascii="微软雅黑" w:hAnsi="微软雅黑" w:eastAsia="微软雅黑" w:cs="微软雅黑"/>
                 <w:b w:val="0"/>
                 <w:bCs/>
                 <w:i w:val="0"/>
@@ -2603,8 +2641,14 @@
       </w:tr>
       <w:tr>
         <w:tblPrEx>
-          <w:tblW w:w="8519" w:type="dxa"/>
-          <w:jc w:val="center"/>
+          <w:tblBorders>
+            <w:top w:val="none" w:color="auto" w:sz="0" w:space="0"/>
+            <w:left w:val="none" w:color="auto" w:sz="0" w:space="0"/>
+            <w:bottom w:val="none" w:color="auto" w:sz="0" w:space="0"/>
+            <w:right w:val="none" w:color="auto" w:sz="0" w:space="0"/>
+            <w:insideH w:val="none" w:color="auto" w:sz="0" w:space="0"/>
+            <w:insideV w:val="none" w:color="auto" w:sz="0" w:space="0"/>
+          </w:tblBorders>
           <w:tblCellMar>
             <w:top w:w="0" w:type="dxa"/>
             <w:left w:w="108" w:type="dxa"/>
@@ -2613,16 +2657,16 @@
           </w:tblCellMar>
         </w:tblPrEx>
         <w:trPr>
-          <w:trHeight w:val="0"/>
+          <w:trHeight w:val="0" w:hRule="atLeast"/>
           <w:jc w:val="center"/>
         </w:trPr>
         <w:tc>
           <w:tcPr>
             <w:tcW w:w="1621" w:type="dxa"/>
             <w:tcBorders>
-              <w:top w:val="single" w:sz="4" w:space="0" w:color="auto"/>
-              <w:left w:val="single" w:sz="12" w:space="0" w:color="auto"/>
-              <w:bottom w:val="single" w:sz="12" w:space="0" w:color="auto"/>
+              <w:top w:val="single" w:color="auto" w:sz="4" w:space="0"/>
+              <w:left w:val="single" w:color="auto" w:sz="12" w:space="0"/>
+              <w:bottom w:val="single" w:color="auto" w:sz="12" w:space="0"/>
               <w:right w:val="nil"/>
             </w:tcBorders>
             <w:tcMar>
@@ -2649,12 +2693,12 @@
               <w:adjustRightInd w:val="0"/>
               <w:snapToGrid w:val="0"/>
               <w:spacing w:line="240" w:lineRule="auto"/>
-              <w:ind w:left="0" w:right="0" w:firstLine="0" w:leftChars="0" w:rightChars="0" w:firstLineChars="0"/>
+              <w:ind w:left="0" w:leftChars="0" w:right="0" w:rightChars="0" w:firstLine="0" w:firstLineChars="0"/>
               <w:jc w:val="center"/>
               <w:textAlignment w:val="baseline"/>
               <w:rPr>
-                <w:rStyle w:val="Strong"/>
-                <w:rFonts w:ascii="微软雅黑" w:eastAsia="微软雅黑" w:hAnsi="微软雅黑" w:cs="微软雅黑" w:hint="default"/>
+                <w:rStyle w:val="25"/>
+                <w:rFonts w:hint="default" w:ascii="微软雅黑" w:hAnsi="微软雅黑" w:eastAsia="微软雅黑" w:cs="微软雅黑"/>
                 <w:b w:val="0"/>
                 <w:bCs/>
                 <w:i w:val="0"/>
@@ -2676,9 +2720,9 @@
           <w:tcPr>
             <w:tcW w:w="2036" w:type="dxa"/>
             <w:tcBorders>
-              <w:top w:val="single" w:sz="4" w:space="0" w:color="auto"/>
-              <w:left w:val="single" w:sz="4" w:space="0" w:color="auto"/>
-              <w:bottom w:val="single" w:sz="12" w:space="0" w:color="auto"/>
+              <w:top w:val="single" w:color="auto" w:sz="4" w:space="0"/>
+              <w:left w:val="single" w:color="auto" w:sz="4" w:space="0"/>
+              <w:bottom w:val="single" w:color="auto" w:sz="12" w:space="0"/>
               <w:right w:val="nil"/>
             </w:tcBorders>
             <w:tcMar>
@@ -2705,12 +2749,12 @@
               <w:adjustRightInd w:val="0"/>
               <w:snapToGrid w:val="0"/>
               <w:spacing w:line="240" w:lineRule="auto"/>
-              <w:ind w:left="0" w:right="0" w:firstLine="0" w:leftChars="0" w:rightChars="0" w:firstLineChars="0"/>
+              <w:ind w:left="0" w:leftChars="0" w:right="0" w:rightChars="0" w:firstLine="0" w:firstLineChars="0"/>
               <w:jc w:val="center"/>
               <w:textAlignment w:val="baseline"/>
               <w:rPr>
-                <w:rStyle w:val="Strong"/>
-                <w:rFonts w:ascii="微软雅黑" w:eastAsia="微软雅黑" w:hAnsi="微软雅黑" w:cs="微软雅黑" w:hint="default"/>
+                <w:rStyle w:val="25"/>
+                <w:rFonts w:hint="default" w:ascii="微软雅黑" w:hAnsi="微软雅黑" w:eastAsia="微软雅黑" w:cs="微软雅黑"/>
                 <w:b w:val="0"/>
                 <w:bCs/>
                 <w:i w:val="0"/>
@@ -2732,9 +2776,9 @@
           <w:tcPr>
             <w:tcW w:w="1621" w:type="dxa"/>
             <w:tcBorders>
-              <w:top w:val="single" w:sz="4" w:space="0" w:color="auto"/>
-              <w:left w:val="single" w:sz="4" w:space="0" w:color="auto"/>
-              <w:bottom w:val="single" w:sz="12" w:space="0" w:color="auto"/>
+              <w:top w:val="single" w:color="auto" w:sz="4" w:space="0"/>
+              <w:left w:val="single" w:color="auto" w:sz="4" w:space="0"/>
+              <w:bottom w:val="single" w:color="auto" w:sz="12" w:space="0"/>
               <w:right w:val="nil"/>
             </w:tcBorders>
             <w:tcMar>
@@ -2761,12 +2805,12 @@
               <w:adjustRightInd w:val="0"/>
               <w:snapToGrid w:val="0"/>
               <w:spacing w:line="240" w:lineRule="auto"/>
-              <w:ind w:left="0" w:right="0" w:firstLine="0" w:leftChars="0" w:rightChars="0" w:firstLineChars="0"/>
+              <w:ind w:left="0" w:leftChars="0" w:right="0" w:rightChars="0" w:firstLine="0" w:firstLineChars="0"/>
               <w:jc w:val="center"/>
               <w:textAlignment w:val="baseline"/>
               <w:rPr>
-                <w:rStyle w:val="Strong"/>
-                <w:rFonts w:ascii="微软雅黑" w:eastAsia="微软雅黑" w:hAnsi="微软雅黑" w:cs="微软雅黑" w:hint="default"/>
+                <w:rStyle w:val="25"/>
+                <w:rFonts w:hint="default" w:ascii="微软雅黑" w:hAnsi="微软雅黑" w:eastAsia="微软雅黑" w:cs="微软雅黑"/>
                 <w:b w:val="0"/>
                 <w:bCs/>
                 <w:i w:val="0"/>
@@ -2788,9 +2832,9 @@
           <w:tcPr>
             <w:tcW w:w="2036" w:type="dxa"/>
             <w:tcBorders>
-              <w:top w:val="single" w:sz="4" w:space="0" w:color="auto"/>
-              <w:left w:val="single" w:sz="4" w:space="0" w:color="auto"/>
-              <w:bottom w:val="single" w:sz="12" w:space="0" w:color="auto"/>
+              <w:top w:val="single" w:color="auto" w:sz="4" w:space="0"/>
+              <w:left w:val="single" w:color="auto" w:sz="4" w:space="0"/>
+              <w:bottom w:val="single" w:color="auto" w:sz="12" w:space="0"/>
               <w:right w:val="nil"/>
             </w:tcBorders>
             <w:tcMar>
@@ -2817,12 +2861,12 @@
               <w:adjustRightInd w:val="0"/>
               <w:snapToGrid w:val="0"/>
               <w:spacing w:line="240" w:lineRule="auto"/>
-              <w:ind w:left="0" w:right="0" w:firstLine="0" w:leftChars="0" w:rightChars="0" w:firstLineChars="0"/>
+              <w:ind w:left="0" w:leftChars="0" w:right="0" w:rightChars="0" w:firstLine="0" w:firstLineChars="0"/>
               <w:jc w:val="center"/>
               <w:textAlignment w:val="baseline"/>
               <w:rPr>
-                <w:rStyle w:val="Strong"/>
-                <w:rFonts w:ascii="微软雅黑" w:eastAsia="微软雅黑" w:hAnsi="微软雅黑" w:cs="微软雅黑" w:hint="default"/>
+                <w:rStyle w:val="25"/>
+                <w:rFonts w:hint="default" w:ascii="微软雅黑" w:hAnsi="微软雅黑" w:eastAsia="微软雅黑" w:cs="微软雅黑"/>
                 <w:b w:val="0"/>
                 <w:bCs/>
                 <w:i w:val="0"/>
@@ -2844,10 +2888,10 @@
           <w:tcPr>
             <w:tcW w:w="1205" w:type="dxa"/>
             <w:tcBorders>
-              <w:top w:val="single" w:sz="4" w:space="0" w:color="auto"/>
-              <w:left w:val="single" w:sz="4" w:space="0" w:color="auto"/>
-              <w:bottom w:val="single" w:sz="12" w:space="0" w:color="auto"/>
-              <w:right w:val="single" w:sz="12" w:space="0" w:color="auto"/>
+              <w:top w:val="single" w:color="auto" w:sz="4" w:space="0"/>
+              <w:left w:val="single" w:color="auto" w:sz="4" w:space="0"/>
+              <w:bottom w:val="single" w:color="auto" w:sz="12" w:space="0"/>
+              <w:right w:val="single" w:color="auto" w:sz="12" w:space="0"/>
             </w:tcBorders>
             <w:tcMar>
               <w:top w:w="-1" w:type="dxa"/>
@@ -2873,12 +2917,12 @@
               <w:adjustRightInd w:val="0"/>
               <w:snapToGrid w:val="0"/>
               <w:spacing w:line="240" w:lineRule="auto"/>
-              <w:ind w:left="0" w:right="0" w:firstLine="0" w:leftChars="0" w:rightChars="0" w:firstLineChars="0"/>
+              <w:ind w:left="0" w:leftChars="0" w:right="0" w:rightChars="0" w:firstLine="0" w:firstLineChars="0"/>
               <w:jc w:val="center"/>
               <w:textAlignment w:val="baseline"/>
               <w:rPr>
-                <w:rStyle w:val="Strong"/>
-                <w:rFonts w:ascii="微软雅黑" w:eastAsia="微软雅黑" w:hAnsi="微软雅黑" w:cs="微软雅黑" w:hint="default"/>
+                <w:rStyle w:val="25"/>
+                <w:rFonts w:hint="default" w:ascii="微软雅黑" w:hAnsi="微软雅黑" w:eastAsia="微软雅黑" w:cs="微软雅黑"/>
                 <w:b w:val="0"/>
                 <w:bCs/>
                 <w:i w:val="0"/>
@@ -2917,8 +2961,8 @@
       </w:pPr>
       <w:r>
         <w:rPr>
-          <w:rStyle w:val="Strong"/>
-          <w:rFonts w:ascii="微软雅黑" w:eastAsia="微软雅黑" w:hAnsi="微软雅黑" w:cs="微软雅黑" w:hint="default"/>
+          <w:rStyle w:val="25"/>
+          <w:rFonts w:hint="default" w:ascii="微软雅黑" w:hAnsi="微软雅黑" w:eastAsia="微软雅黑" w:cs="微软雅黑"/>
           <w:b w:val="0"/>
           <w:bCs/>
           <w:i w:val="0"/>
@@ -2938,7 +2982,7 @@
     <w:sdt>
       <w:sdtPr>
         <w:rPr>
-          <w:rFonts w:ascii="宋体" w:eastAsia="宋体" w:hAnsi="宋体" w:cs="Arial"/>
+          <w:rFonts w:ascii="宋体" w:hAnsi="宋体" w:eastAsia="宋体" w:cs="Arial"/>
           <w:snapToGrid w:val="0"/>
           <w:color w:val="000000"/>
           <w:kern w:val="0"/>
@@ -2954,7 +2998,7 @@
       </w:sdtPr>
       <w:sdtEndPr>
         <w:rPr>
-          <w:rFonts w:ascii="宋体" w:eastAsia="宋体" w:hAnsi="宋体" w:cs="Arial"/>
+          <w:rFonts w:ascii="宋体" w:hAnsi="宋体" w:eastAsia="宋体" w:cs="Arial"/>
           <w:snapToGrid w:val="0"/>
           <w:color w:val="000000"/>
           <w:kern w:val="0"/>
@@ -2980,13 +3024,13 @@
             <w:adjustRightInd w:val="0"/>
             <w:snapToGrid w:val="0"/>
             <w:spacing w:before="0" w:beforeLines="0" w:after="0" w:afterLines="0" w:line="240" w:lineRule="auto"/>
-            <w:ind w:left="0" w:right="0" w:firstLine="0" w:leftChars="0" w:rightChars="0" w:firstLineChars="0"/>
+            <w:ind w:left="0" w:leftChars="0" w:right="0" w:rightChars="0" w:firstLine="0" w:firstLineChars="0"/>
             <w:jc w:val="center"/>
             <w:textAlignment w:val="baseline"/>
           </w:pPr>
           <w:r>
             <w:rPr>
-              <w:rFonts w:ascii="宋体" w:eastAsia="宋体" w:hAnsi="宋体"/>
+              <w:rFonts w:ascii="宋体" w:hAnsi="宋体" w:eastAsia="宋体"/>
               <w:sz w:val="21"/>
             </w:rPr>
             <w:t>目录</w:t>
@@ -2994,7 +3038,7 @@
         </w:p>
         <w:p>
           <w:pPr>
-            <w:pStyle w:val="TOC1"/>
+            <w:pStyle w:val="16"/>
             <w:tabs>
               <w:tab w:val="right" w:leader="dot" w:pos="8306"/>
             </w:tabs>
@@ -3048,7 +3092,7 @@
         </w:p>
         <w:p>
           <w:pPr>
-            <w:pStyle w:val="TOC1"/>
+            <w:pStyle w:val="16"/>
             <w:tabs>
               <w:tab w:val="right" w:leader="dot" w:pos="8306"/>
             </w:tabs>
@@ -3093,7 +3137,7 @@
         </w:p>
         <w:p>
           <w:pPr>
-            <w:pStyle w:val="TOC2"/>
+            <w:pStyle w:val="18"/>
             <w:tabs>
               <w:tab w:val="right" w:leader="dot" w:pos="8306"/>
             </w:tabs>
@@ -3138,7 +3182,7 @@
         </w:p>
         <w:p>
           <w:pPr>
-            <w:pStyle w:val="TOC2"/>
+            <w:pStyle w:val="18"/>
             <w:tabs>
               <w:tab w:val="right" w:leader="dot" w:pos="8306"/>
             </w:tabs>
@@ -3183,7 +3227,7 @@
         </w:p>
         <w:p>
           <w:pPr>
-            <w:pStyle w:val="TOC2"/>
+            <w:pStyle w:val="18"/>
             <w:tabs>
               <w:tab w:val="right" w:leader="dot" w:pos="8306"/>
             </w:tabs>
@@ -3228,7 +3272,7 @@
         </w:p>
         <w:p>
           <w:pPr>
-            <w:pStyle w:val="TOC2"/>
+            <w:pStyle w:val="18"/>
             <w:tabs>
               <w:tab w:val="right" w:leader="dot" w:pos="8306"/>
             </w:tabs>
@@ -3273,7 +3317,7 @@
         </w:p>
         <w:p>
           <w:pPr>
-            <w:pStyle w:val="TOC2"/>
+            <w:pStyle w:val="18"/>
             <w:tabs>
               <w:tab w:val="right" w:leader="dot" w:pos="8306"/>
             </w:tabs>
@@ -3318,7 +3362,7 @@
         </w:p>
         <w:p>
           <w:pPr>
-            <w:pStyle w:val="TOC1"/>
+            <w:pStyle w:val="16"/>
             <w:tabs>
               <w:tab w:val="right" w:leader="dot" w:pos="8306"/>
             </w:tabs>
@@ -3363,7 +3407,7 @@
         </w:p>
         <w:p>
           <w:pPr>
-            <w:pStyle w:val="TOC1"/>
+            <w:pStyle w:val="16"/>
             <w:tabs>
               <w:tab w:val="right" w:leader="dot" w:pos="8306"/>
             </w:tabs>
@@ -3408,7 +3452,7 @@
         </w:p>
         <w:p>
           <w:pPr>
-            <w:pStyle w:val="TOC1"/>
+            <w:pStyle w:val="16"/>
             <w:tabs>
               <w:tab w:val="right" w:leader="dot" w:pos="8306"/>
             </w:tabs>
@@ -3453,7 +3497,7 @@
         </w:p>
         <w:p>
           <w:pPr>
-            <w:pStyle w:val="TOC2"/>
+            <w:pStyle w:val="18"/>
             <w:tabs>
               <w:tab w:val="right" w:leader="dot" w:pos="8306"/>
             </w:tabs>
@@ -3498,7 +3542,7 @@
         </w:p>
         <w:p>
           <w:pPr>
-            <w:pStyle w:val="TOC2"/>
+            <w:pStyle w:val="18"/>
             <w:tabs>
               <w:tab w:val="right" w:leader="dot" w:pos="8306"/>
             </w:tabs>
@@ -3543,7 +3587,7 @@
         </w:p>
         <w:p>
           <w:pPr>
-            <w:pStyle w:val="TOC3"/>
+            <w:pStyle w:val="13"/>
             <w:tabs>
               <w:tab w:val="right" w:leader="dot" w:pos="8306"/>
             </w:tabs>
@@ -3588,7 +3632,7 @@
         </w:p>
         <w:p>
           <w:pPr>
-            <w:pStyle w:val="TOC3"/>
+            <w:pStyle w:val="13"/>
             <w:tabs>
               <w:tab w:val="right" w:leader="dot" w:pos="8306"/>
             </w:tabs>
@@ -3633,7 +3677,7 @@
         </w:p>
         <w:p>
           <w:pPr>
-            <w:pStyle w:val="TOC2"/>
+            <w:pStyle w:val="18"/>
             <w:tabs>
               <w:tab w:val="right" w:leader="dot" w:pos="8306"/>
             </w:tabs>
@@ -3678,7 +3722,7 @@
         </w:p>
         <w:p>
           <w:pPr>
-            <w:pStyle w:val="TOC2"/>
+            <w:pStyle w:val="18"/>
             <w:tabs>
               <w:tab w:val="right" w:leader="dot" w:pos="8306"/>
             </w:tabs>
@@ -3723,7 +3767,7 @@
         </w:p>
         <w:p>
           <w:pPr>
-            <w:pStyle w:val="TOC2"/>
+            <w:pStyle w:val="18"/>
             <w:tabs>
               <w:tab w:val="right" w:leader="dot" w:pos="8306"/>
             </w:tabs>
@@ -3768,7 +3812,7 @@
         </w:p>
         <w:p>
           <w:pPr>
-            <w:pStyle w:val="TOC2"/>
+            <w:pStyle w:val="18"/>
             <w:tabs>
               <w:tab w:val="right" w:leader="dot" w:pos="8306"/>
             </w:tabs>
@@ -3813,7 +3857,7 @@
         </w:p>
         <w:p>
           <w:pPr>
-            <w:pStyle w:val="TOC3"/>
+            <w:pStyle w:val="13"/>
             <w:tabs>
               <w:tab w:val="right" w:leader="dot" w:pos="8306"/>
             </w:tabs>
@@ -3858,7 +3902,7 @@
         </w:p>
         <w:p>
           <w:pPr>
-            <w:pStyle w:val="TOC3"/>
+            <w:pStyle w:val="13"/>
             <w:tabs>
               <w:tab w:val="right" w:leader="dot" w:pos="8306"/>
             </w:tabs>
@@ -3903,7 +3947,7 @@
         </w:p>
         <w:p>
           <w:pPr>
-            <w:pStyle w:val="TOC3"/>
+            <w:pStyle w:val="13"/>
             <w:tabs>
               <w:tab w:val="right" w:leader="dot" w:pos="8306"/>
             </w:tabs>
@@ -3948,7 +3992,7 @@
         </w:p>
         <w:p>
           <w:pPr>
-            <w:pStyle w:val="TOC2"/>
+            <w:pStyle w:val="18"/>
             <w:tabs>
               <w:tab w:val="right" w:leader="dot" w:pos="8306"/>
             </w:tabs>
@@ -3993,7 +4037,7 @@
         </w:p>
         <w:p>
           <w:pPr>
-            <w:pStyle w:val="TOC1"/>
+            <w:pStyle w:val="16"/>
             <w:tabs>
               <w:tab w:val="right" w:leader="dot" w:pos="8306"/>
             </w:tabs>
@@ -4038,7 +4082,7 @@
         </w:p>
         <w:p>
           <w:pPr>
-            <w:pStyle w:val="TOC1"/>
+            <w:pStyle w:val="16"/>
             <w:tabs>
               <w:tab w:val="right" w:leader="dot" w:pos="8306"/>
             </w:tabs>
@@ -4083,7 +4127,7 @@
         </w:p>
         <w:p>
           <w:pPr>
-            <w:pStyle w:val="TOC1"/>
+            <w:pStyle w:val="16"/>
             <w:tabs>
               <w:tab w:val="right" w:leader="dot" w:pos="8306"/>
             </w:tabs>
@@ -4167,7 +4211,7 @@
         <w:jc w:val="center"/>
         <w:textAlignment w:val="baseline"/>
         <w:rPr>
-          <w:rFonts w:eastAsia="宋体" w:hint="eastAsia"/>
+          <w:rFonts w:hint="eastAsia" w:eastAsia="宋体"/>
           <w:lang w:val="en-US" w:eastAsia="zh-CN"/>
         </w:rPr>
       </w:pPr>
@@ -4181,7 +4225,7 @@
     </w:p>
     <w:p>
       <w:pPr>
-        <w:pStyle w:val="TableofFigures"/>
+        <w:pStyle w:val="17"/>
         <w:tabs>
           <w:tab w:val="right" w:leader="dot" w:pos="8306"/>
         </w:tabs>
@@ -4190,7 +4234,7 @@
         <w:fldChar w:fldCharType="begin"/>
       </w:r>
       <w:r>
-        <w:instrText>TOC \h \c "表"</w:instrText>
+        <w:instrText xml:space="preserve">TOC \h \c "表"</w:instrText>
       </w:r>
       <w:r>
         <w:fldChar w:fldCharType="separate"/>
@@ -4259,7 +4303,7 @@
     </w:p>
     <w:p>
       <w:pPr>
-        <w:pStyle w:val="TableofFigures"/>
+        <w:pStyle w:val="17"/>
         <w:tabs>
           <w:tab w:val="right" w:leader="dot" w:pos="8306"/>
         </w:tabs>
@@ -4328,7 +4372,7 @@
     </w:p>
     <w:p>
       <w:pPr>
-        <w:pStyle w:val="TableofFigures"/>
+        <w:pStyle w:val="17"/>
         <w:tabs>
           <w:tab w:val="right" w:leader="dot" w:pos="8306"/>
         </w:tabs>
@@ -4397,7 +4441,7 @@
     </w:p>
     <w:p>
       <w:pPr>
-        <w:pStyle w:val="TableofFigures"/>
+        <w:pStyle w:val="17"/>
         <w:tabs>
           <w:tab w:val="right" w:leader="dot" w:pos="8306"/>
         </w:tabs>
@@ -4466,7 +4510,7 @@
     </w:p>
     <w:p>
       <w:pPr>
-        <w:pStyle w:val="TableofFigures"/>
+        <w:pStyle w:val="17"/>
         <w:tabs>
           <w:tab w:val="right" w:leader="dot" w:pos="8306"/>
         </w:tabs>
@@ -4535,7 +4579,7 @@
     </w:p>
     <w:p>
       <w:pPr>
-        <w:pStyle w:val="TableofFigures"/>
+        <w:pStyle w:val="17"/>
         <w:tabs>
           <w:tab w:val="right" w:leader="dot" w:pos="8306"/>
         </w:tabs>
@@ -4641,7 +4685,7 @@
         <w:jc w:val="center"/>
         <w:textAlignment w:val="baseline"/>
         <w:rPr>
-          <w:rFonts w:eastAsia="宋体" w:hint="eastAsia"/>
+          <w:rFonts w:hint="eastAsia" w:eastAsia="宋体"/>
           <w:lang w:val="en-US" w:eastAsia="zh-CN"/>
         </w:rPr>
       </w:pPr>
@@ -4655,7 +4699,7 @@
     </w:p>
     <w:p>
       <w:pPr>
-        <w:pStyle w:val="TableofFigures"/>
+        <w:pStyle w:val="17"/>
         <w:tabs>
           <w:tab w:val="right" w:leader="dot" w:pos="8306"/>
         </w:tabs>
@@ -4664,7 +4708,7 @@
         <w:fldChar w:fldCharType="begin"/>
       </w:r>
       <w:r>
-        <w:instrText>TOC \h \c "图"</w:instrText>
+        <w:instrText xml:space="preserve">TOC \h \c "图"</w:instrText>
       </w:r>
       <w:r>
         <w:fldChar w:fldCharType="separate"/>
@@ -4783,7 +4827,7 @@
     </w:p>
     <w:p>
       <w:pPr>
-        <w:pStyle w:val="1"/>
+        <w:pStyle w:val="30"/>
         <w:keepNext w:val="0"/>
         <w:keepLines w:val="0"/>
         <w:pageBreakBefore w:val="0"/>
@@ -4803,7 +4847,7 @@
           <w:lang w:val="en-US" w:eastAsia="zh-CN"/>
         </w:rPr>
       </w:pPr>
-      <w:bookmarkStart w:id="2" w:name="_Toc11016"/>
+      <w:bookmarkStart w:id="1" w:name="_Toc11016"/>
       <w:r>
         <w:rPr>
           <w:rFonts w:hint="default"/>
@@ -4811,11 +4855,11 @@
         </w:rPr>
         <w:t>目的</w:t>
       </w:r>
-      <w:bookmarkEnd w:id="2"/>
+      <w:bookmarkEnd w:id="1"/>
     </w:p>
     <w:p>
       <w:pPr>
-        <w:pStyle w:val="a1"/>
+        <w:pStyle w:val="31"/>
         <w:keepNext w:val="0"/>
         <w:keepLines w:val="0"/>
         <w:pageBreakBefore w:val="0"/>
@@ -4845,7 +4889,7 @@
     </w:p>
     <w:p>
       <w:pPr>
-        <w:pStyle w:val="a1"/>
+        <w:pStyle w:val="31"/>
         <w:keepNext w:val="0"/>
         <w:keepLines w:val="0"/>
         <w:pageBreakBefore w:val="0"/>
@@ -4875,7 +4919,7 @@
     </w:p>
     <w:p>
       <w:pPr>
-        <w:pStyle w:val="a1"/>
+        <w:pStyle w:val="31"/>
         <w:bidi w:val="0"/>
         <w:rPr>
           <w:rFonts w:hint="default"/>
@@ -4892,7 +4936,7 @@
     </w:p>
     <w:p>
       <w:pPr>
-        <w:pStyle w:val="a1"/>
+        <w:pStyle w:val="31"/>
         <w:keepNext w:val="0"/>
         <w:keepLines w:val="0"/>
         <w:pageBreakBefore w:val="0"/>
@@ -4910,7 +4954,7 @@
         <w:bidi w:val="0"/>
         <w:adjustRightInd w:val="0"/>
         <w:snapToGrid w:val="0"/>
-        <w:ind w:left="425" w:hanging="425" w:leftChars="0" w:firstLineChars="0"/>
+        <w:ind w:left="425" w:leftChars="0" w:hanging="425" w:firstLineChars="0"/>
         <w:textAlignment w:val="baseline"/>
         <w:rPr>
           <w:rFonts w:hint="default"/>
@@ -4927,7 +4971,7 @@
     </w:p>
     <w:p>
       <w:pPr>
-        <w:pStyle w:val="a1"/>
+        <w:pStyle w:val="31"/>
         <w:keepNext w:val="0"/>
         <w:keepLines w:val="0"/>
         <w:pageBreakBefore w:val="0"/>
@@ -4945,7 +4989,7 @@
         <w:bidi w:val="0"/>
         <w:adjustRightInd w:val="0"/>
         <w:snapToGrid w:val="0"/>
-        <w:ind w:left="425" w:hanging="425" w:leftChars="0" w:firstLineChars="0"/>
+        <w:ind w:left="425" w:leftChars="0" w:hanging="425" w:firstLineChars="0"/>
         <w:textAlignment w:val="baseline"/>
         <w:rPr>
           <w:rFonts w:hint="default"/>
@@ -4962,7 +5006,7 @@
     </w:p>
     <w:p>
       <w:pPr>
-        <w:pStyle w:val="a1"/>
+        <w:pStyle w:val="31"/>
         <w:keepNext w:val="0"/>
         <w:keepLines w:val="0"/>
         <w:pageBreakBefore w:val="0"/>
@@ -4980,7 +5024,7 @@
         <w:bidi w:val="0"/>
         <w:adjustRightInd w:val="0"/>
         <w:snapToGrid w:val="0"/>
-        <w:ind w:left="425" w:hanging="425" w:leftChars="0" w:firstLineChars="0"/>
+        <w:ind w:left="425" w:leftChars="0" w:hanging="425" w:firstLineChars="0"/>
         <w:textAlignment w:val="baseline"/>
         <w:rPr>
           <w:rFonts w:hint="default"/>
@@ -4997,7 +5041,7 @@
     </w:p>
     <w:p>
       <w:pPr>
-        <w:pStyle w:val="a1"/>
+        <w:pStyle w:val="31"/>
         <w:keepNext w:val="0"/>
         <w:keepLines w:val="0"/>
         <w:pageBreakBefore w:val="0"/>
@@ -5015,7 +5059,7 @@
         <w:bidi w:val="0"/>
         <w:adjustRightInd w:val="0"/>
         <w:snapToGrid w:val="0"/>
-        <w:ind w:left="425" w:hanging="425" w:leftChars="0" w:firstLineChars="0"/>
+        <w:ind w:left="425" w:leftChars="0" w:hanging="425" w:firstLineChars="0"/>
         <w:textAlignment w:val="baseline"/>
         <w:rPr>
           <w:rFonts w:hint="default"/>
@@ -5032,7 +5076,7 @@
     </w:p>
     <w:p>
       <w:pPr>
-        <w:pStyle w:val="a1"/>
+        <w:pStyle w:val="31"/>
         <w:keepNext w:val="0"/>
         <w:keepLines w:val="0"/>
         <w:pageBreakBefore w:val="0"/>
@@ -5050,7 +5094,7 @@
         <w:bidi w:val="0"/>
         <w:adjustRightInd w:val="0"/>
         <w:snapToGrid w:val="0"/>
-        <w:ind w:left="425" w:hanging="425" w:leftChars="0" w:firstLineChars="0"/>
+        <w:ind w:left="425" w:leftChars="0" w:hanging="425" w:firstLineChars="0"/>
         <w:textAlignment w:val="baseline"/>
         <w:rPr>
           <w:rFonts w:hint="default"/>
@@ -5067,7 +5111,7 @@
     </w:p>
     <w:p>
       <w:pPr>
-        <w:pStyle w:val="1"/>
+        <w:pStyle w:val="30"/>
         <w:keepNext w:val="0"/>
         <w:keepLines w:val="0"/>
         <w:pageBreakBefore w:val="0"/>
@@ -5087,7 +5131,7 @@
           <w:lang w:val="en-US" w:eastAsia="zh-CN"/>
         </w:rPr>
       </w:pPr>
-      <w:bookmarkStart w:id="3" w:name="_Toc30426"/>
+      <w:bookmarkStart w:id="2" w:name="_Toc30426"/>
       <w:r>
         <w:rPr>
           <w:rFonts w:hint="default"/>
@@ -5095,11 +5139,11 @@
         </w:rPr>
         <w:t>过程定义</w:t>
       </w:r>
-      <w:bookmarkEnd w:id="3"/>
+      <w:bookmarkEnd w:id="2"/>
     </w:p>
     <w:p>
       <w:pPr>
-        <w:pStyle w:val="2"/>
+        <w:pStyle w:val="32"/>
         <w:keepNext w:val="0"/>
         <w:keepLines w:val="0"/>
         <w:pageBreakBefore w:val="0"/>
@@ -5119,7 +5163,7 @@
           <w:lang w:val="en-US" w:eastAsia="zh-CN"/>
         </w:rPr>
       </w:pPr>
-      <w:bookmarkStart w:id="4" w:name="_Toc26102"/>
+      <w:bookmarkStart w:id="3" w:name="_Toc26102"/>
       <w:r>
         <w:rPr>
           <w:rFonts w:hint="default"/>
@@ -5127,11 +5171,11 @@
         </w:rPr>
         <w:t>范围</w:t>
       </w:r>
-      <w:bookmarkEnd w:id="4"/>
+      <w:bookmarkEnd w:id="3"/>
     </w:p>
     <w:p>
       <w:pPr>
-        <w:pStyle w:val="a1"/>
+        <w:pStyle w:val="31"/>
         <w:keepNext w:val="0"/>
         <w:keepLines w:val="0"/>
         <w:pageBreakBefore w:val="0"/>
@@ -5156,12 +5200,12 @@
           <w:rFonts w:hint="default"/>
           <w:lang w:val="en-US" w:eastAsia="zh-CN"/>
         </w:rPr>
-        <w:t>本程序适用于运维服务所覆盖的所有部门，包括运维部、研发部、产品产品质量部、综合部、采购部等。</w:t>
+        <w:t>本程序适用于运维服务所覆盖的所有部门，包括运维部、研发部、产品质量部、综合部、采购部等。</w:t>
       </w:r>
     </w:p>
     <w:p>
       <w:pPr>
-        <w:pStyle w:val="a1"/>
+        <w:pStyle w:val="31"/>
         <w:keepNext w:val="0"/>
         <w:keepLines w:val="0"/>
         <w:pageBreakBefore w:val="0"/>
@@ -5191,7 +5235,7 @@
     </w:p>
     <w:p>
       <w:pPr>
-        <w:pStyle w:val="a1"/>
+        <w:pStyle w:val="31"/>
         <w:keepNext w:val="0"/>
         <w:keepLines w:val="0"/>
         <w:pageBreakBefore w:val="0"/>
@@ -5209,7 +5253,7 @@
         <w:bidi w:val="0"/>
         <w:adjustRightInd w:val="0"/>
         <w:snapToGrid w:val="0"/>
-        <w:ind w:left="425" w:hanging="425" w:leftChars="0" w:firstLineChars="0"/>
+        <w:ind w:left="425" w:leftChars="0" w:hanging="425" w:firstLineChars="0"/>
         <w:textAlignment w:val="baseline"/>
         <w:rPr>
           <w:rFonts w:hint="default"/>
@@ -5226,7 +5270,7 @@
     </w:p>
     <w:p>
       <w:pPr>
-        <w:pStyle w:val="a1"/>
+        <w:pStyle w:val="31"/>
         <w:keepNext w:val="0"/>
         <w:keepLines w:val="0"/>
         <w:pageBreakBefore w:val="0"/>
@@ -5244,7 +5288,7 @@
         <w:bidi w:val="0"/>
         <w:adjustRightInd w:val="0"/>
         <w:snapToGrid w:val="0"/>
-        <w:ind w:left="425" w:hanging="425" w:leftChars="0" w:firstLineChars="0"/>
+        <w:ind w:left="425" w:leftChars="0" w:hanging="425" w:firstLineChars="0"/>
         <w:textAlignment w:val="baseline"/>
         <w:rPr>
           <w:rFonts w:hint="default"/>
@@ -5261,7 +5305,7 @@
     </w:p>
     <w:p>
       <w:pPr>
-        <w:pStyle w:val="2"/>
+        <w:pStyle w:val="32"/>
         <w:keepNext w:val="0"/>
         <w:keepLines w:val="0"/>
         <w:pageBreakBefore w:val="0"/>
@@ -5281,7 +5325,7 @@
           <w:lang w:val="en-US" w:eastAsia="zh-CN"/>
         </w:rPr>
       </w:pPr>
-      <w:bookmarkStart w:id="5" w:name="_Toc32218"/>
+      <w:bookmarkStart w:id="4" w:name="_Toc32218"/>
       <w:r>
         <w:rPr>
           <w:rFonts w:hint="default"/>
@@ -5289,11 +5333,11 @@
         </w:rPr>
         <w:t>过程负责人</w:t>
       </w:r>
-      <w:bookmarkEnd w:id="5"/>
+      <w:bookmarkEnd w:id="4"/>
     </w:p>
     <w:p>
       <w:pPr>
-        <w:pStyle w:val="a1"/>
+        <w:pStyle w:val="31"/>
         <w:keepNext w:val="0"/>
         <w:keepLines w:val="0"/>
         <w:pageBreakBefore w:val="0"/>
@@ -5323,7 +5367,7 @@
     </w:p>
     <w:p>
       <w:pPr>
-        <w:pStyle w:val="2"/>
+        <w:pStyle w:val="32"/>
         <w:keepNext w:val="0"/>
         <w:keepLines w:val="0"/>
         <w:pageBreakBefore w:val="0"/>
@@ -5343,7 +5387,7 @@
           <w:lang w:val="en-US" w:eastAsia="zh-CN"/>
         </w:rPr>
       </w:pPr>
-      <w:bookmarkStart w:id="6" w:name="_Toc12211"/>
+      <w:bookmarkStart w:id="5" w:name="_Toc12211"/>
       <w:r>
         <w:rPr>
           <w:rFonts w:hint="default"/>
@@ -5351,11 +5395,11 @@
         </w:rPr>
         <w:t>主要输入</w:t>
       </w:r>
-      <w:bookmarkEnd w:id="6"/>
+      <w:bookmarkEnd w:id="5"/>
     </w:p>
     <w:p>
       <w:pPr>
-        <w:pStyle w:val="a1"/>
+        <w:pStyle w:val="31"/>
         <w:keepNext w:val="0"/>
         <w:keepLines w:val="0"/>
         <w:pageBreakBefore w:val="0"/>
@@ -5405,7 +5449,7 @@
           <w:rFonts w:hint="eastAsia"/>
           <w:lang w:val="en-US" w:eastAsia="zh-CN"/>
         </w:rPr>
-        <w:instrText>"柴_标题1"\n</w:instrText>
+        <w:instrText xml:space="preserve">"柴_标题1"\n</w:instrText>
       </w:r>
       <w:r>
         <w:instrText xml:space="preserve"> \s</w:instrText>
@@ -5422,7 +5466,7 @@
           <w:rFonts w:hint="eastAsia"/>
           <w:lang w:val="en-US" w:eastAsia="zh-CN"/>
         </w:rPr>
-        <w:instrText>* Charformat</w:instrText>
+        <w:instrText xml:space="preserve">* Charformat</w:instrText>
       </w:r>
       <w:r>
         <w:rPr>
@@ -5487,7 +5531,7 @@
         </w:rPr>
         <w:fldChar w:fldCharType="end"/>
       </w:r>
-      <w:bookmarkStart w:id="7" w:name="_Toc2599"/>
+      <w:bookmarkStart w:id="6" w:name="_Toc2599"/>
       <w:r>
         <w:rPr>
           <w:rFonts w:hint="default"/>
@@ -5495,22 +5539,23 @@
         </w:rPr>
         <w:t xml:space="preserve"> 主要输入表</w:t>
       </w:r>
-      <w:bookmarkEnd w:id="7"/>
+      <w:bookmarkEnd w:id="6"/>
     </w:p>
     <w:tbl>
       <w:tblPr>
-        <w:tblStyle w:val="TableNormal"/>
+        <w:tblStyle w:val="22"/>
         <w:tblW w:w="8495" w:type="dxa"/>
         <w:tblInd w:w="0" w:type="dxa"/>
         <w:tblBorders>
-          <w:top w:val="nil"/>
-          <w:left w:val="nil"/>
-          <w:bottom w:val="nil"/>
-          <w:right w:val="nil"/>
-          <w:insideH w:val="nil"/>
-          <w:insideV w:val="nil"/>
+          <w:top w:val="none" w:color="auto" w:sz="0" w:space="0"/>
+          <w:left w:val="none" w:color="auto" w:sz="0" w:space="0"/>
+          <w:bottom w:val="none" w:color="auto" w:sz="0" w:space="0"/>
+          <w:right w:val="none" w:color="auto" w:sz="0" w:space="0"/>
+          <w:insideH w:val="none" w:color="auto" w:sz="0" w:space="0"/>
+          <w:insideV w:val="none" w:color="auto" w:sz="0" w:space="0"/>
         </w:tblBorders>
         <w:shd w:val="clear" w:color="auto" w:fill="auto"/>
+        <w:tblLayout w:type="autofit"/>
         <w:tblCellMar>
           <w:top w:w="15" w:type="dxa"/>
           <w:left w:w="15" w:type="dxa"/>
@@ -5524,17 +5569,14 @@
       </w:tblGrid>
       <w:tr>
         <w:tblPrEx>
-          <w:tblW w:w="8495" w:type="dxa"/>
-          <w:tblInd w:w="0" w:type="dxa"/>
           <w:tblBorders>
-            <w:top w:val="nil"/>
-            <w:left w:val="nil"/>
-            <w:bottom w:val="nil"/>
-            <w:right w:val="nil"/>
-            <w:insideH w:val="nil"/>
-            <w:insideV w:val="nil"/>
+            <w:top w:val="none" w:color="auto" w:sz="0" w:space="0"/>
+            <w:left w:val="none" w:color="auto" w:sz="0" w:space="0"/>
+            <w:bottom w:val="none" w:color="auto" w:sz="0" w:space="0"/>
+            <w:right w:val="none" w:color="auto" w:sz="0" w:space="0"/>
+            <w:insideH w:val="none" w:color="auto" w:sz="0" w:space="0"/>
+            <w:insideV w:val="none" w:color="auto" w:sz="0" w:space="0"/>
           </w:tblBorders>
-          <w:shd w:val="clear" w:color="auto" w:fill="auto"/>
           <w:tblCellMar>
             <w:top w:w="15" w:type="dxa"/>
             <w:left w:w="15" w:type="dxa"/>
@@ -5543,15 +5585,15 @@
           </w:tblCellMar>
         </w:tblPrEx>
         <w:trPr>
-          <w:trHeight w:val="0"/>
+          <w:trHeight w:val="0" w:hRule="atLeast"/>
           <w:tblHeader/>
         </w:trPr>
         <w:tc>
           <w:tcPr>
             <w:tcW w:w="0" w:type="auto"/>
             <w:tcBorders>
-              <w:top w:val="single" w:sz="12" w:space="0" w:color="auto"/>
-              <w:left w:val="single" w:sz="12" w:space="0" w:color="auto"/>
+              <w:top w:val="single" w:color="auto" w:sz="12" w:space="0"/>
+              <w:left w:val="single" w:color="auto" w:sz="12" w:space="0"/>
               <w:bottom w:val="nil"/>
               <w:right w:val="nil"/>
             </w:tcBorders>
@@ -5581,11 +5623,11 @@
               <w:adjustRightInd w:val="0"/>
               <w:snapToGrid w:val="0"/>
               <w:spacing w:line="240" w:lineRule="auto"/>
-              <w:ind w:left="0" w:right="0" w:firstLine="0" w:leftChars="0" w:rightChars="0" w:firstLineChars="0"/>
+              <w:ind w:left="0" w:leftChars="0" w:right="0" w:rightChars="0" w:firstLine="0" w:firstLineChars="0"/>
               <w:jc w:val="center"/>
               <w:textAlignment w:val="baseline"/>
               <w:rPr>
-                <w:rFonts w:ascii="Segoe UI" w:eastAsia="Segoe UI" w:hAnsi="Segoe UI" w:cs="Segoe UI"/>
+                <w:rFonts w:ascii="Segoe UI" w:hAnsi="Segoe UI" w:eastAsia="Segoe UI" w:cs="Segoe UI"/>
                 <w:b/>
                 <w:i w:val="0"/>
                 <w:iCs w:val="0"/>
@@ -5598,7 +5640,7 @@
             </w:pPr>
             <w:r>
               <w:rPr>
-                <w:rFonts w:ascii="Segoe UI" w:eastAsia="Segoe UI" w:hAnsi="Segoe UI" w:cs="Segoe UI" w:hint="default"/>
+                <w:rFonts w:hint="default" w:ascii="Segoe UI" w:hAnsi="Segoe UI" w:eastAsia="Segoe UI" w:cs="Segoe UI"/>
                 <w:b/>
                 <w:i w:val="0"/>
                 <w:iCs w:val="0"/>
@@ -5619,10 +5661,10 @@
           <w:tcPr>
             <w:tcW w:w="4449" w:type="dxa"/>
             <w:tcBorders>
-              <w:top w:val="single" w:sz="12" w:space="0" w:color="auto"/>
-              <w:left w:val="single" w:sz="4" w:space="0" w:color="auto"/>
+              <w:top w:val="single" w:color="auto" w:sz="12" w:space="0"/>
+              <w:left w:val="single" w:color="auto" w:sz="4" w:space="0"/>
               <w:bottom w:val="nil"/>
-              <w:right w:val="single" w:sz="12" w:space="0" w:color="auto"/>
+              <w:right w:val="single" w:color="auto" w:sz="12" w:space="0"/>
             </w:tcBorders>
             <w:shd w:val="clear" w:color="auto" w:fill="auto"/>
             <w:tcMar>
@@ -5650,11 +5692,11 @@
               <w:adjustRightInd w:val="0"/>
               <w:snapToGrid w:val="0"/>
               <w:spacing w:line="240" w:lineRule="auto"/>
-              <w:ind w:left="0" w:right="0" w:firstLine="0" w:leftChars="0" w:rightChars="0" w:firstLineChars="0"/>
+              <w:ind w:left="0" w:leftChars="0" w:right="0" w:rightChars="0" w:firstLine="0" w:firstLineChars="0"/>
               <w:jc w:val="center"/>
               <w:textAlignment w:val="baseline"/>
               <w:rPr>
-                <w:rFonts w:ascii="Segoe UI" w:eastAsia="Segoe UI" w:hAnsi="Segoe UI" w:cs="Segoe UI" w:hint="default"/>
+                <w:rFonts w:hint="default" w:ascii="Segoe UI" w:hAnsi="Segoe UI" w:eastAsia="Segoe UI" w:cs="Segoe UI"/>
                 <w:b/>
                 <w:i w:val="0"/>
                 <w:iCs w:val="0"/>
@@ -5667,7 +5709,7 @@
             </w:pPr>
             <w:r>
               <w:rPr>
-                <w:rFonts w:ascii="Segoe UI" w:eastAsia="Segoe UI" w:hAnsi="Segoe UI" w:cs="Segoe UI" w:hint="default"/>
+                <w:rFonts w:hint="default" w:ascii="Segoe UI" w:hAnsi="Segoe UI" w:eastAsia="Segoe UI" w:cs="Segoe UI"/>
                 <w:b/>
                 <w:i w:val="0"/>
                 <w:iCs w:val="0"/>
@@ -5687,8 +5729,14 @@
       </w:tr>
       <w:tr>
         <w:tblPrEx>
-          <w:tblW w:w="8495" w:type="dxa"/>
-          <w:tblInd w:w="0" w:type="dxa"/>
+          <w:tblBorders>
+            <w:top w:val="none" w:color="auto" w:sz="0" w:space="0"/>
+            <w:left w:val="none" w:color="auto" w:sz="0" w:space="0"/>
+            <w:bottom w:val="none" w:color="auto" w:sz="0" w:space="0"/>
+            <w:right w:val="none" w:color="auto" w:sz="0" w:space="0"/>
+            <w:insideH w:val="none" w:color="auto" w:sz="0" w:space="0"/>
+            <w:insideV w:val="none" w:color="auto" w:sz="0" w:space="0"/>
+          </w:tblBorders>
           <w:shd w:val="clear" w:color="auto" w:fill="auto"/>
           <w:tblCellMar>
             <w:top w:w="15" w:type="dxa"/>
@@ -5698,14 +5746,14 @@
           </w:tblCellMar>
         </w:tblPrEx>
         <w:trPr>
-          <w:trHeight w:val="0"/>
+          <w:trHeight w:val="0" w:hRule="atLeast"/>
         </w:trPr>
         <w:tc>
           <w:tcPr>
             <w:tcW w:w="0" w:type="auto"/>
             <w:tcBorders>
-              <w:top w:val="single" w:sz="4" w:space="0" w:color="auto"/>
-              <w:left w:val="single" w:sz="12" w:space="0" w:color="auto"/>
+              <w:top w:val="single" w:color="auto" w:sz="4" w:space="0"/>
+              <w:left w:val="single" w:color="auto" w:sz="12" w:space="0"/>
               <w:bottom w:val="nil"/>
               <w:right w:val="nil"/>
             </w:tcBorders>
@@ -5735,11 +5783,11 @@
               <w:adjustRightInd w:val="0"/>
               <w:snapToGrid w:val="0"/>
               <w:spacing w:line="240" w:lineRule="auto"/>
-              <w:ind w:left="0" w:right="0" w:firstLine="0" w:leftChars="0" w:rightChars="0" w:firstLineChars="0"/>
+              <w:ind w:left="0" w:leftChars="0" w:right="0" w:rightChars="0" w:firstLine="0" w:firstLineChars="0"/>
               <w:jc w:val="center"/>
               <w:textAlignment w:val="baseline"/>
               <w:rPr>
-                <w:rFonts w:ascii="Segoe UI" w:eastAsia="Segoe UI" w:hAnsi="Segoe UI" w:cs="Segoe UI" w:hint="default"/>
+                <w:rFonts w:hint="default" w:ascii="Segoe UI" w:hAnsi="Segoe UI" w:eastAsia="Segoe UI" w:cs="Segoe UI"/>
                 <w:i w:val="0"/>
                 <w:iCs w:val="0"/>
                 <w:caps w:val="0"/>
@@ -5751,7 +5799,7 @@
             </w:pPr>
             <w:r>
               <w:rPr>
-                <w:rFonts w:ascii="Segoe UI" w:eastAsia="Segoe UI" w:hAnsi="Segoe UI" w:cs="Segoe UI" w:hint="default"/>
+                <w:rFonts w:hint="default" w:ascii="Segoe UI" w:hAnsi="Segoe UI" w:eastAsia="Segoe UI" w:cs="Segoe UI"/>
                 <w:i w:val="0"/>
                 <w:iCs w:val="0"/>
                 <w:caps w:val="0"/>
@@ -5771,10 +5819,10 @@
           <w:tcPr>
             <w:tcW w:w="4449" w:type="dxa"/>
             <w:tcBorders>
-              <w:top w:val="single" w:sz="4" w:space="0" w:color="auto"/>
-              <w:left w:val="single" w:sz="4" w:space="0" w:color="auto"/>
+              <w:top w:val="single" w:color="auto" w:sz="4" w:space="0"/>
+              <w:left w:val="single" w:color="auto" w:sz="4" w:space="0"/>
               <w:bottom w:val="nil"/>
-              <w:right w:val="single" w:sz="12" w:space="0" w:color="auto"/>
+              <w:right w:val="single" w:color="auto" w:sz="12" w:space="0"/>
             </w:tcBorders>
             <w:shd w:val="clear" w:color="auto" w:fill="auto"/>
             <w:tcMar>
@@ -5802,11 +5850,11 @@
               <w:adjustRightInd w:val="0"/>
               <w:snapToGrid w:val="0"/>
               <w:spacing w:line="240" w:lineRule="auto"/>
-              <w:ind w:left="0" w:right="0" w:firstLine="0" w:leftChars="0" w:rightChars="0" w:firstLineChars="0"/>
+              <w:ind w:left="0" w:leftChars="0" w:right="0" w:rightChars="0" w:firstLine="0" w:firstLineChars="0"/>
               <w:jc w:val="left"/>
               <w:textAlignment w:val="baseline"/>
               <w:rPr>
-                <w:rFonts w:ascii="Segoe UI" w:eastAsia="Segoe UI" w:hAnsi="Segoe UI" w:cs="Segoe UI" w:hint="default"/>
+                <w:rFonts w:hint="default" w:ascii="Segoe UI" w:hAnsi="Segoe UI" w:eastAsia="Segoe UI" w:cs="Segoe UI"/>
                 <w:i w:val="0"/>
                 <w:iCs w:val="0"/>
                 <w:caps w:val="0"/>
@@ -5818,7 +5866,7 @@
             </w:pPr>
             <w:r>
               <w:rPr>
-                <w:rFonts w:ascii="Segoe UI" w:eastAsia="Segoe UI" w:hAnsi="Segoe UI" w:cs="Segoe UI" w:hint="default"/>
+                <w:rFonts w:hint="default" w:ascii="Segoe UI" w:hAnsi="Segoe UI" w:eastAsia="Segoe UI" w:cs="Segoe UI"/>
                 <w:i w:val="0"/>
                 <w:iCs w:val="0"/>
                 <w:caps w:val="0"/>
@@ -5837,8 +5885,14 @@
       </w:tr>
       <w:tr>
         <w:tblPrEx>
-          <w:tblW w:w="8495" w:type="dxa"/>
-          <w:tblInd w:w="0" w:type="dxa"/>
+          <w:tblBorders>
+            <w:top w:val="none" w:color="auto" w:sz="0" w:space="0"/>
+            <w:left w:val="none" w:color="auto" w:sz="0" w:space="0"/>
+            <w:bottom w:val="none" w:color="auto" w:sz="0" w:space="0"/>
+            <w:right w:val="none" w:color="auto" w:sz="0" w:space="0"/>
+            <w:insideH w:val="none" w:color="auto" w:sz="0" w:space="0"/>
+            <w:insideV w:val="none" w:color="auto" w:sz="0" w:space="0"/>
+          </w:tblBorders>
           <w:shd w:val="clear" w:color="auto" w:fill="auto"/>
           <w:tblCellMar>
             <w:top w:w="15" w:type="dxa"/>
@@ -5848,14 +5902,14 @@
           </w:tblCellMar>
         </w:tblPrEx>
         <w:trPr>
-          <w:trHeight w:val="0"/>
+          <w:trHeight w:val="0" w:hRule="atLeast"/>
         </w:trPr>
         <w:tc>
           <w:tcPr>
             <w:tcW w:w="0" w:type="auto"/>
             <w:tcBorders>
-              <w:top w:val="single" w:sz="4" w:space="0" w:color="auto"/>
-              <w:left w:val="single" w:sz="12" w:space="0" w:color="auto"/>
+              <w:top w:val="single" w:color="auto" w:sz="4" w:space="0"/>
+              <w:left w:val="single" w:color="auto" w:sz="12" w:space="0"/>
               <w:bottom w:val="nil"/>
               <w:right w:val="nil"/>
             </w:tcBorders>
@@ -5885,11 +5939,11 @@
               <w:adjustRightInd w:val="0"/>
               <w:snapToGrid w:val="0"/>
               <w:spacing w:line="240" w:lineRule="auto"/>
-              <w:ind w:left="0" w:right="0" w:firstLine="0" w:leftChars="0" w:rightChars="0" w:firstLineChars="0"/>
+              <w:ind w:left="0" w:leftChars="0" w:right="0" w:rightChars="0" w:firstLine="0" w:firstLineChars="0"/>
               <w:jc w:val="center"/>
               <w:textAlignment w:val="baseline"/>
               <w:rPr>
-                <w:rFonts w:ascii="Segoe UI" w:eastAsia="Segoe UI" w:hAnsi="Segoe UI" w:cs="Segoe UI" w:hint="default"/>
+                <w:rFonts w:hint="default" w:ascii="Segoe UI" w:hAnsi="Segoe UI" w:eastAsia="Segoe UI" w:cs="Segoe UI"/>
                 <w:i w:val="0"/>
                 <w:iCs w:val="0"/>
                 <w:caps w:val="0"/>
@@ -5901,7 +5955,7 @@
             </w:pPr>
             <w:r>
               <w:rPr>
-                <w:rFonts w:ascii="Segoe UI" w:eastAsia="Segoe UI" w:hAnsi="Segoe UI" w:cs="Segoe UI" w:hint="default"/>
+                <w:rFonts w:hint="default" w:ascii="Segoe UI" w:hAnsi="Segoe UI" w:eastAsia="Segoe UI" w:cs="Segoe UI"/>
                 <w:i w:val="0"/>
                 <w:iCs w:val="0"/>
                 <w:caps w:val="0"/>
@@ -5921,10 +5975,10 @@
           <w:tcPr>
             <w:tcW w:w="4449" w:type="dxa"/>
             <w:tcBorders>
-              <w:top w:val="single" w:sz="4" w:space="0" w:color="auto"/>
-              <w:left w:val="single" w:sz="4" w:space="0" w:color="auto"/>
+              <w:top w:val="single" w:color="auto" w:sz="4" w:space="0"/>
+              <w:left w:val="single" w:color="auto" w:sz="4" w:space="0"/>
               <w:bottom w:val="nil"/>
-              <w:right w:val="single" w:sz="12" w:space="0" w:color="auto"/>
+              <w:right w:val="single" w:color="auto" w:sz="12" w:space="0"/>
             </w:tcBorders>
             <w:shd w:val="clear" w:color="auto" w:fill="auto"/>
             <w:tcMar>
@@ -5952,11 +6006,11 @@
               <w:adjustRightInd w:val="0"/>
               <w:snapToGrid w:val="0"/>
               <w:spacing w:line="240" w:lineRule="auto"/>
-              <w:ind w:left="0" w:right="0" w:firstLine="0" w:leftChars="0" w:rightChars="0" w:firstLineChars="0"/>
+              <w:ind w:left="0" w:leftChars="0" w:right="0" w:rightChars="0" w:firstLine="0" w:firstLineChars="0"/>
               <w:jc w:val="left"/>
               <w:textAlignment w:val="baseline"/>
               <w:rPr>
-                <w:rFonts w:ascii="Segoe UI" w:eastAsia="Segoe UI" w:hAnsi="Segoe UI" w:cs="Segoe UI" w:hint="default"/>
+                <w:rFonts w:hint="default" w:ascii="Segoe UI" w:hAnsi="Segoe UI" w:eastAsia="Segoe UI" w:cs="Segoe UI"/>
                 <w:i w:val="0"/>
                 <w:iCs w:val="0"/>
                 <w:caps w:val="0"/>
@@ -5968,7 +6022,7 @@
             </w:pPr>
             <w:r>
               <w:rPr>
-                <w:rFonts w:ascii="Segoe UI" w:eastAsia="Segoe UI" w:hAnsi="Segoe UI" w:cs="Segoe UI" w:hint="default"/>
+                <w:rFonts w:hint="default" w:ascii="Segoe UI" w:hAnsi="Segoe UI" w:eastAsia="Segoe UI" w:cs="Segoe UI"/>
                 <w:i w:val="0"/>
                 <w:iCs w:val="0"/>
                 <w:caps w:val="0"/>
@@ -5987,8 +6041,14 @@
       </w:tr>
       <w:tr>
         <w:tblPrEx>
-          <w:tblW w:w="8495" w:type="dxa"/>
-          <w:tblInd w:w="0" w:type="dxa"/>
+          <w:tblBorders>
+            <w:top w:val="none" w:color="auto" w:sz="0" w:space="0"/>
+            <w:left w:val="none" w:color="auto" w:sz="0" w:space="0"/>
+            <w:bottom w:val="none" w:color="auto" w:sz="0" w:space="0"/>
+            <w:right w:val="none" w:color="auto" w:sz="0" w:space="0"/>
+            <w:insideH w:val="none" w:color="auto" w:sz="0" w:space="0"/>
+            <w:insideV w:val="none" w:color="auto" w:sz="0" w:space="0"/>
+          </w:tblBorders>
           <w:shd w:val="clear" w:color="auto" w:fill="auto"/>
           <w:tblCellMar>
             <w:top w:w="15" w:type="dxa"/>
@@ -5998,14 +6058,14 @@
           </w:tblCellMar>
         </w:tblPrEx>
         <w:trPr>
-          <w:trHeight w:val="0"/>
+          <w:trHeight w:val="0" w:hRule="atLeast"/>
         </w:trPr>
         <w:tc>
           <w:tcPr>
             <w:tcW w:w="0" w:type="auto"/>
             <w:tcBorders>
-              <w:top w:val="single" w:sz="4" w:space="0" w:color="auto"/>
-              <w:left w:val="single" w:sz="12" w:space="0" w:color="auto"/>
+              <w:top w:val="single" w:color="auto" w:sz="4" w:space="0"/>
+              <w:left w:val="single" w:color="auto" w:sz="12" w:space="0"/>
               <w:bottom w:val="nil"/>
               <w:right w:val="nil"/>
             </w:tcBorders>
@@ -6035,11 +6095,11 @@
               <w:adjustRightInd w:val="0"/>
               <w:snapToGrid w:val="0"/>
               <w:spacing w:line="240" w:lineRule="auto"/>
-              <w:ind w:left="0" w:right="0" w:firstLine="0" w:leftChars="0" w:rightChars="0" w:firstLineChars="0"/>
+              <w:ind w:left="0" w:leftChars="0" w:right="0" w:rightChars="0" w:firstLine="0" w:firstLineChars="0"/>
               <w:jc w:val="center"/>
               <w:textAlignment w:val="baseline"/>
               <w:rPr>
-                <w:rFonts w:ascii="Segoe UI" w:eastAsia="Segoe UI" w:hAnsi="Segoe UI" w:cs="Segoe UI" w:hint="default"/>
+                <w:rFonts w:hint="default" w:ascii="Segoe UI" w:hAnsi="Segoe UI" w:eastAsia="Segoe UI" w:cs="Segoe UI"/>
                 <w:i w:val="0"/>
                 <w:iCs w:val="0"/>
                 <w:caps w:val="0"/>
@@ -6051,7 +6111,7 @@
             </w:pPr>
             <w:r>
               <w:rPr>
-                <w:rFonts w:ascii="Segoe UI" w:eastAsia="Segoe UI" w:hAnsi="Segoe UI" w:cs="Segoe UI" w:hint="default"/>
+                <w:rFonts w:hint="default" w:ascii="Segoe UI" w:hAnsi="Segoe UI" w:eastAsia="Segoe UI" w:cs="Segoe UI"/>
                 <w:i w:val="0"/>
                 <w:iCs w:val="0"/>
                 <w:caps w:val="0"/>
@@ -6071,10 +6131,10 @@
           <w:tcPr>
             <w:tcW w:w="4449" w:type="dxa"/>
             <w:tcBorders>
-              <w:top w:val="single" w:sz="4" w:space="0" w:color="auto"/>
-              <w:left w:val="single" w:sz="4" w:space="0" w:color="auto"/>
+              <w:top w:val="single" w:color="auto" w:sz="4" w:space="0"/>
+              <w:left w:val="single" w:color="auto" w:sz="4" w:space="0"/>
               <w:bottom w:val="nil"/>
-              <w:right w:val="single" w:sz="12" w:space="0" w:color="auto"/>
+              <w:right w:val="single" w:color="auto" w:sz="12" w:space="0"/>
             </w:tcBorders>
             <w:shd w:val="clear" w:color="auto" w:fill="auto"/>
             <w:tcMar>
@@ -6102,11 +6162,11 @@
               <w:adjustRightInd w:val="0"/>
               <w:snapToGrid w:val="0"/>
               <w:spacing w:line="240" w:lineRule="auto"/>
-              <w:ind w:left="0" w:right="0" w:firstLine="0" w:leftChars="0" w:rightChars="0" w:firstLineChars="0"/>
+              <w:ind w:left="0" w:leftChars="0" w:right="0" w:rightChars="0" w:firstLine="0" w:firstLineChars="0"/>
               <w:jc w:val="left"/>
               <w:textAlignment w:val="baseline"/>
               <w:rPr>
-                <w:rFonts w:ascii="Segoe UI" w:eastAsia="Segoe UI" w:hAnsi="Segoe UI" w:cs="Segoe UI" w:hint="default"/>
+                <w:rFonts w:hint="default" w:ascii="Segoe UI" w:hAnsi="Segoe UI" w:eastAsia="Segoe UI" w:cs="Segoe UI"/>
                 <w:i w:val="0"/>
                 <w:iCs w:val="0"/>
                 <w:caps w:val="0"/>
@@ -6118,7 +6178,7 @@
             </w:pPr>
             <w:r>
               <w:rPr>
-                <w:rFonts w:ascii="Segoe UI" w:eastAsia="Segoe UI" w:hAnsi="Segoe UI" w:cs="Segoe UI" w:hint="default"/>
+                <w:rFonts w:hint="default" w:ascii="Segoe UI" w:hAnsi="Segoe UI" w:eastAsia="Segoe UI" w:cs="Segoe UI"/>
                 <w:i w:val="0"/>
                 <w:iCs w:val="0"/>
                 <w:caps w:val="0"/>
@@ -6137,8 +6197,14 @@
       </w:tr>
       <w:tr>
         <w:tblPrEx>
-          <w:tblW w:w="8495" w:type="dxa"/>
-          <w:tblInd w:w="0" w:type="dxa"/>
+          <w:tblBorders>
+            <w:top w:val="none" w:color="auto" w:sz="0" w:space="0"/>
+            <w:left w:val="none" w:color="auto" w:sz="0" w:space="0"/>
+            <w:bottom w:val="none" w:color="auto" w:sz="0" w:space="0"/>
+            <w:right w:val="none" w:color="auto" w:sz="0" w:space="0"/>
+            <w:insideH w:val="none" w:color="auto" w:sz="0" w:space="0"/>
+            <w:insideV w:val="none" w:color="auto" w:sz="0" w:space="0"/>
+          </w:tblBorders>
           <w:shd w:val="clear" w:color="auto" w:fill="auto"/>
           <w:tblCellMar>
             <w:top w:w="15" w:type="dxa"/>
@@ -6148,15 +6214,15 @@
           </w:tblCellMar>
         </w:tblPrEx>
         <w:trPr>
-          <w:trHeight w:val="0"/>
+          <w:trHeight w:val="0" w:hRule="atLeast"/>
         </w:trPr>
         <w:tc>
           <w:tcPr>
             <w:tcW w:w="4046" w:type="dxa"/>
             <w:tcBorders>
-              <w:top w:val="single" w:sz="4" w:space="0" w:color="auto"/>
-              <w:left w:val="single" w:sz="12" w:space="0" w:color="auto"/>
-              <w:bottom w:val="single" w:sz="12" w:space="0" w:color="auto"/>
+              <w:top w:val="single" w:color="auto" w:sz="4" w:space="0"/>
+              <w:left w:val="single" w:color="auto" w:sz="12" w:space="0"/>
+              <w:bottom w:val="single" w:color="auto" w:sz="12" w:space="0"/>
               <w:right w:val="nil"/>
             </w:tcBorders>
             <w:shd w:val="clear" w:color="auto" w:fill="auto"/>
@@ -6185,11 +6251,11 @@
               <w:adjustRightInd w:val="0"/>
               <w:snapToGrid w:val="0"/>
               <w:spacing w:line="240" w:lineRule="auto"/>
-              <w:ind w:left="0" w:right="0" w:firstLine="0" w:leftChars="0" w:rightChars="0" w:firstLineChars="0"/>
+              <w:ind w:left="0" w:leftChars="0" w:right="0" w:rightChars="0" w:firstLine="0" w:firstLineChars="0"/>
               <w:jc w:val="center"/>
               <w:textAlignment w:val="baseline"/>
               <w:rPr>
-                <w:rFonts w:ascii="Segoe UI" w:eastAsia="Segoe UI" w:hAnsi="Segoe UI" w:cs="Segoe UI" w:hint="default"/>
+                <w:rFonts w:hint="default" w:ascii="Segoe UI" w:hAnsi="Segoe UI" w:eastAsia="Segoe UI" w:cs="Segoe UI"/>
                 <w:i w:val="0"/>
                 <w:iCs w:val="0"/>
                 <w:caps w:val="0"/>
@@ -6201,7 +6267,7 @@
             </w:pPr>
             <w:r>
               <w:rPr>
-                <w:rFonts w:ascii="Segoe UI" w:eastAsia="Segoe UI" w:hAnsi="Segoe UI" w:cs="Segoe UI" w:hint="default"/>
+                <w:rFonts w:hint="default" w:ascii="Segoe UI" w:hAnsi="Segoe UI" w:eastAsia="Segoe UI" w:cs="Segoe UI"/>
                 <w:i w:val="0"/>
                 <w:iCs w:val="0"/>
                 <w:caps w:val="0"/>
@@ -6221,10 +6287,10 @@
           <w:tcPr>
             <w:tcW w:w="4449" w:type="dxa"/>
             <w:tcBorders>
-              <w:top w:val="single" w:sz="4" w:space="0" w:color="auto"/>
-              <w:left w:val="single" w:sz="4" w:space="0" w:color="auto"/>
-              <w:bottom w:val="single" w:sz="12" w:space="0" w:color="auto"/>
-              <w:right w:val="single" w:sz="12" w:space="0" w:color="auto"/>
+              <w:top w:val="single" w:color="auto" w:sz="4" w:space="0"/>
+              <w:left w:val="single" w:color="auto" w:sz="4" w:space="0"/>
+              <w:bottom w:val="single" w:color="auto" w:sz="12" w:space="0"/>
+              <w:right w:val="single" w:color="auto" w:sz="12" w:space="0"/>
             </w:tcBorders>
             <w:shd w:val="clear" w:color="auto" w:fill="auto"/>
             <w:tcMar>
@@ -6252,11 +6318,11 @@
               <w:adjustRightInd w:val="0"/>
               <w:snapToGrid w:val="0"/>
               <w:spacing w:line="240" w:lineRule="auto"/>
-              <w:ind w:left="0" w:right="0" w:firstLine="0" w:leftChars="0" w:rightChars="0" w:firstLineChars="0"/>
+              <w:ind w:left="0" w:leftChars="0" w:right="0" w:rightChars="0" w:firstLine="0" w:firstLineChars="0"/>
               <w:jc w:val="left"/>
               <w:textAlignment w:val="baseline"/>
               <w:rPr>
-                <w:rFonts w:ascii="Segoe UI" w:eastAsia="Segoe UI" w:hAnsi="Segoe UI" w:cs="Segoe UI" w:hint="default"/>
+                <w:rFonts w:hint="default" w:ascii="Segoe UI" w:hAnsi="Segoe UI" w:eastAsia="Segoe UI" w:cs="Segoe UI"/>
                 <w:i w:val="0"/>
                 <w:iCs w:val="0"/>
                 <w:caps w:val="0"/>
@@ -6268,7 +6334,7 @@
             </w:pPr>
             <w:r>
               <w:rPr>
-                <w:rFonts w:ascii="Segoe UI" w:eastAsia="Segoe UI" w:hAnsi="Segoe UI" w:cs="Segoe UI" w:hint="default"/>
+                <w:rFonts w:hint="default" w:ascii="Segoe UI" w:hAnsi="Segoe UI" w:eastAsia="Segoe UI" w:cs="Segoe UI"/>
                 <w:i w:val="0"/>
                 <w:iCs w:val="0"/>
                 <w:caps w:val="0"/>
@@ -6288,7 +6354,7 @@
     </w:tbl>
     <w:p>
       <w:pPr>
-        <w:pStyle w:val="2"/>
+        <w:pStyle w:val="32"/>
         <w:keepNext w:val="0"/>
         <w:keepLines w:val="0"/>
         <w:pageBreakBefore w:val="0"/>
@@ -6308,7 +6374,7 @@
           <w:lang w:val="en-US" w:eastAsia="zh-CN"/>
         </w:rPr>
       </w:pPr>
-      <w:bookmarkStart w:id="8" w:name="_Toc29190"/>
+      <w:bookmarkStart w:id="7" w:name="_Toc29190"/>
       <w:r>
         <w:rPr>
           <w:rFonts w:hint="default"/>
@@ -6316,11 +6382,11 @@
         </w:rPr>
         <w:t>主要输出</w:t>
       </w:r>
-      <w:bookmarkEnd w:id="8"/>
+      <w:bookmarkEnd w:id="7"/>
     </w:p>
     <w:p>
       <w:pPr>
-        <w:pStyle w:val="a1"/>
+        <w:pStyle w:val="31"/>
         <w:keepNext w:val="0"/>
         <w:keepLines w:val="0"/>
         <w:pageBreakBefore w:val="0"/>
@@ -6370,7 +6436,7 @@
           <w:rFonts w:hint="eastAsia"/>
           <w:lang w:val="en-US" w:eastAsia="zh-CN"/>
         </w:rPr>
-        <w:instrText>"柴_标题1"\n</w:instrText>
+        <w:instrText xml:space="preserve">"柴_标题1"\n</w:instrText>
       </w:r>
       <w:r>
         <w:instrText xml:space="preserve"> \s</w:instrText>
@@ -6387,7 +6453,7 @@
           <w:rFonts w:hint="eastAsia"/>
           <w:lang w:val="en-US" w:eastAsia="zh-CN"/>
         </w:rPr>
-        <w:instrText>* Charformat</w:instrText>
+        <w:instrText xml:space="preserve">* Charformat</w:instrText>
       </w:r>
       <w:r>
         <w:rPr>
@@ -6452,7 +6518,7 @@
         </w:rPr>
         <w:fldChar w:fldCharType="end"/>
       </w:r>
-      <w:bookmarkStart w:id="9" w:name="_Toc10232"/>
+      <w:bookmarkStart w:id="8" w:name="_Toc10232"/>
       <w:r>
         <w:rPr>
           <w:rFonts w:hint="default"/>
@@ -6460,22 +6526,23 @@
         </w:rPr>
         <w:t xml:space="preserve"> 主要输出表</w:t>
       </w:r>
-      <w:bookmarkEnd w:id="9"/>
+      <w:bookmarkEnd w:id="8"/>
     </w:p>
     <w:tbl>
       <w:tblPr>
-        <w:tblStyle w:val="TableNormal"/>
+        <w:tblStyle w:val="22"/>
         <w:tblW w:w="8498" w:type="dxa"/>
         <w:jc w:val="center"/>
         <w:tblBorders>
-          <w:top w:val="nil"/>
-          <w:left w:val="nil"/>
-          <w:bottom w:val="nil"/>
-          <w:right w:val="nil"/>
-          <w:insideH w:val="nil"/>
-          <w:insideV w:val="nil"/>
+          <w:top w:val="none" w:color="auto" w:sz="0" w:space="0"/>
+          <w:left w:val="none" w:color="auto" w:sz="0" w:space="0"/>
+          <w:bottom w:val="none" w:color="auto" w:sz="0" w:space="0"/>
+          <w:right w:val="none" w:color="auto" w:sz="0" w:space="0"/>
+          <w:insideH w:val="none" w:color="auto" w:sz="0" w:space="0"/>
+          <w:insideV w:val="none" w:color="auto" w:sz="0" w:space="0"/>
         </w:tblBorders>
         <w:shd w:val="clear" w:color="auto" w:fill="auto"/>
+        <w:tblLayout w:type="autofit"/>
         <w:tblCellMar>
           <w:top w:w="15" w:type="dxa"/>
           <w:left w:w="15" w:type="dxa"/>
@@ -6489,15 +6556,13 @@
       </w:tblGrid>
       <w:tr>
         <w:tblPrEx>
-          <w:tblW w:w="8498" w:type="dxa"/>
-          <w:jc w:val="center"/>
           <w:tblBorders>
-            <w:top w:val="nil"/>
-            <w:left w:val="nil"/>
-            <w:bottom w:val="nil"/>
-            <w:right w:val="nil"/>
-            <w:insideH w:val="nil"/>
-            <w:insideV w:val="nil"/>
+            <w:top w:val="none" w:color="auto" w:sz="0" w:space="0"/>
+            <w:left w:val="none" w:color="auto" w:sz="0" w:space="0"/>
+            <w:bottom w:val="none" w:color="auto" w:sz="0" w:space="0"/>
+            <w:right w:val="none" w:color="auto" w:sz="0" w:space="0"/>
+            <w:insideH w:val="none" w:color="auto" w:sz="0" w:space="0"/>
+            <w:insideV w:val="none" w:color="auto" w:sz="0" w:space="0"/>
           </w:tblBorders>
           <w:shd w:val="clear" w:color="auto" w:fill="auto"/>
           <w:tblCellMar>
@@ -6508,7 +6573,7 @@
           </w:tblCellMar>
         </w:tblPrEx>
         <w:trPr>
-          <w:trHeight w:val="0"/>
+          <w:trHeight w:val="0" w:hRule="atLeast"/>
           <w:tblHeader/>
           <w:jc w:val="center"/>
         </w:trPr>
@@ -6516,8 +6581,8 @@
           <w:tcPr>
             <w:tcW w:w="2875" w:type="dxa"/>
             <w:tcBorders>
-              <w:top w:val="single" w:sz="12" w:space="0" w:color="auto"/>
-              <w:left w:val="single" w:sz="12" w:space="0" w:color="auto"/>
+              <w:top w:val="single" w:color="auto" w:sz="12" w:space="0"/>
+              <w:left w:val="single" w:color="auto" w:sz="12" w:space="0"/>
               <w:bottom w:val="nil"/>
               <w:right w:val="nil"/>
             </w:tcBorders>
@@ -6547,11 +6612,11 @@
               <w:adjustRightInd w:val="0"/>
               <w:snapToGrid w:val="0"/>
               <w:spacing w:line="240" w:lineRule="auto"/>
-              <w:ind w:left="0" w:right="0" w:firstLine="0" w:leftChars="0" w:rightChars="0" w:firstLineChars="0"/>
+              <w:ind w:left="0" w:leftChars="0" w:right="0" w:rightChars="0" w:firstLine="0" w:firstLineChars="0"/>
               <w:jc w:val="center"/>
               <w:textAlignment w:val="baseline"/>
               <w:rPr>
-                <w:rFonts w:ascii="Segoe UI" w:eastAsia="Segoe UI" w:hAnsi="Segoe UI" w:cs="Segoe UI"/>
+                <w:rFonts w:ascii="Segoe UI" w:hAnsi="Segoe UI" w:eastAsia="Segoe UI" w:cs="Segoe UI"/>
                 <w:b/>
                 <w:i w:val="0"/>
                 <w:iCs w:val="0"/>
@@ -6564,7 +6629,7 @@
             </w:pPr>
             <w:r>
               <w:rPr>
-                <w:rFonts w:ascii="Segoe UI" w:eastAsia="Segoe UI" w:hAnsi="Segoe UI" w:cs="Segoe UI" w:hint="default"/>
+                <w:rFonts w:hint="default" w:ascii="Segoe UI" w:hAnsi="Segoe UI" w:eastAsia="Segoe UI" w:cs="Segoe UI"/>
                 <w:b/>
                 <w:i w:val="0"/>
                 <w:iCs w:val="0"/>
@@ -6585,10 +6650,10 @@
           <w:tcPr>
             <w:tcW w:w="5623" w:type="dxa"/>
             <w:tcBorders>
-              <w:top w:val="single" w:sz="12" w:space="0" w:color="auto"/>
-              <w:left w:val="single" w:sz="4" w:space="0" w:color="auto"/>
+              <w:top w:val="single" w:color="auto" w:sz="12" w:space="0"/>
+              <w:left w:val="single" w:color="auto" w:sz="4" w:space="0"/>
               <w:bottom w:val="nil"/>
-              <w:right w:val="single" w:sz="12" w:space="0" w:color="auto"/>
+              <w:right w:val="single" w:color="auto" w:sz="12" w:space="0"/>
             </w:tcBorders>
             <w:shd w:val="clear" w:color="auto" w:fill="auto"/>
             <w:tcMar>
@@ -6616,11 +6681,11 @@
               <w:adjustRightInd w:val="0"/>
               <w:snapToGrid w:val="0"/>
               <w:spacing w:line="240" w:lineRule="auto"/>
-              <w:ind w:left="0" w:right="0" w:firstLine="0" w:leftChars="0" w:rightChars="0" w:firstLineChars="0"/>
+              <w:ind w:left="0" w:leftChars="0" w:right="0" w:rightChars="0" w:firstLine="0" w:firstLineChars="0"/>
               <w:jc w:val="center"/>
               <w:textAlignment w:val="baseline"/>
               <w:rPr>
-                <w:rFonts w:ascii="Segoe UI" w:eastAsia="Segoe UI" w:hAnsi="Segoe UI" w:cs="Segoe UI" w:hint="default"/>
+                <w:rFonts w:hint="default" w:ascii="Segoe UI" w:hAnsi="Segoe UI" w:eastAsia="Segoe UI" w:cs="Segoe UI"/>
                 <w:b/>
                 <w:i w:val="0"/>
                 <w:iCs w:val="0"/>
@@ -6633,7 +6698,7 @@
             </w:pPr>
             <w:r>
               <w:rPr>
-                <w:rFonts w:ascii="Segoe UI" w:eastAsia="Segoe UI" w:hAnsi="Segoe UI" w:cs="Segoe UI" w:hint="default"/>
+                <w:rFonts w:hint="default" w:ascii="Segoe UI" w:hAnsi="Segoe UI" w:eastAsia="Segoe UI" w:cs="Segoe UI"/>
                 <w:b/>
                 <w:i w:val="0"/>
                 <w:iCs w:val="0"/>
@@ -6653,8 +6718,14 @@
       </w:tr>
       <w:tr>
         <w:tblPrEx>
-          <w:tblW w:w="8498" w:type="dxa"/>
-          <w:jc w:val="center"/>
+          <w:tblBorders>
+            <w:top w:val="none" w:color="auto" w:sz="0" w:space="0"/>
+            <w:left w:val="none" w:color="auto" w:sz="0" w:space="0"/>
+            <w:bottom w:val="none" w:color="auto" w:sz="0" w:space="0"/>
+            <w:right w:val="none" w:color="auto" w:sz="0" w:space="0"/>
+            <w:insideH w:val="none" w:color="auto" w:sz="0" w:space="0"/>
+            <w:insideV w:val="none" w:color="auto" w:sz="0" w:space="0"/>
+          </w:tblBorders>
           <w:shd w:val="clear" w:color="auto" w:fill="auto"/>
           <w:tblCellMar>
             <w:top w:w="15" w:type="dxa"/>
@@ -6664,15 +6735,15 @@
           </w:tblCellMar>
         </w:tblPrEx>
         <w:trPr>
-          <w:trHeight w:val="0"/>
+          <w:trHeight w:val="0" w:hRule="atLeast"/>
           <w:jc w:val="center"/>
         </w:trPr>
         <w:tc>
           <w:tcPr>
             <w:tcW w:w="2875" w:type="dxa"/>
             <w:tcBorders>
-              <w:top w:val="single" w:sz="4" w:space="0" w:color="auto"/>
-              <w:left w:val="single" w:sz="12" w:space="0" w:color="auto"/>
+              <w:top w:val="single" w:color="auto" w:sz="4" w:space="0"/>
+              <w:left w:val="single" w:color="auto" w:sz="12" w:space="0"/>
               <w:bottom w:val="nil"/>
               <w:right w:val="nil"/>
             </w:tcBorders>
@@ -6702,11 +6773,11 @@
               <w:adjustRightInd w:val="0"/>
               <w:snapToGrid w:val="0"/>
               <w:spacing w:line="240" w:lineRule="auto"/>
-              <w:ind w:left="0" w:right="0" w:firstLine="0" w:leftChars="0" w:rightChars="0" w:firstLineChars="0"/>
+              <w:ind w:left="0" w:leftChars="0" w:right="0" w:rightChars="0" w:firstLine="0" w:firstLineChars="0"/>
               <w:jc w:val="center"/>
               <w:textAlignment w:val="baseline"/>
               <w:rPr>
-                <w:rFonts w:ascii="Segoe UI" w:eastAsia="Segoe UI" w:hAnsi="Segoe UI" w:cs="Segoe UI" w:hint="default"/>
+                <w:rFonts w:hint="default" w:ascii="Segoe UI" w:hAnsi="Segoe UI" w:eastAsia="Segoe UI" w:cs="Segoe UI"/>
                 <w:i w:val="0"/>
                 <w:iCs w:val="0"/>
                 <w:caps w:val="0"/>
@@ -6718,7 +6789,7 @@
             </w:pPr>
             <w:r>
               <w:rPr>
-                <w:rFonts w:ascii="Segoe UI" w:eastAsia="Segoe UI" w:hAnsi="Segoe UI" w:cs="Segoe UI" w:hint="default"/>
+                <w:rFonts w:hint="default" w:ascii="Segoe UI" w:hAnsi="Segoe UI" w:eastAsia="Segoe UI" w:cs="Segoe UI"/>
                 <w:i w:val="0"/>
                 <w:iCs w:val="0"/>
                 <w:caps w:val="0"/>
@@ -6738,10 +6809,10 @@
           <w:tcPr>
             <w:tcW w:w="5623" w:type="dxa"/>
             <w:tcBorders>
-              <w:top w:val="single" w:sz="4" w:space="0" w:color="auto"/>
-              <w:left w:val="single" w:sz="4" w:space="0" w:color="auto"/>
+              <w:top w:val="single" w:color="auto" w:sz="4" w:space="0"/>
+              <w:left w:val="single" w:color="auto" w:sz="4" w:space="0"/>
               <w:bottom w:val="nil"/>
-              <w:right w:val="single" w:sz="12" w:space="0" w:color="auto"/>
+              <w:right w:val="single" w:color="auto" w:sz="12" w:space="0"/>
             </w:tcBorders>
             <w:shd w:val="clear" w:color="auto" w:fill="auto"/>
             <w:tcMar>
@@ -6769,11 +6840,11 @@
               <w:adjustRightInd w:val="0"/>
               <w:snapToGrid w:val="0"/>
               <w:spacing w:line="240" w:lineRule="auto"/>
-              <w:ind w:left="0" w:right="0" w:firstLine="0" w:leftChars="0" w:rightChars="0" w:firstLineChars="0"/>
+              <w:ind w:left="0" w:leftChars="0" w:right="0" w:rightChars="0" w:firstLine="0" w:firstLineChars="0"/>
               <w:jc w:val="left"/>
               <w:textAlignment w:val="baseline"/>
               <w:rPr>
-                <w:rFonts w:ascii="Segoe UI" w:eastAsia="Segoe UI" w:hAnsi="Segoe UI" w:cs="Segoe UI" w:hint="default"/>
+                <w:rFonts w:hint="default" w:ascii="Segoe UI" w:hAnsi="Segoe UI" w:eastAsia="Segoe UI" w:cs="Segoe UI"/>
                 <w:i w:val="0"/>
                 <w:iCs w:val="0"/>
                 <w:caps w:val="0"/>
@@ -6785,7 +6856,7 @@
             </w:pPr>
             <w:r>
               <w:rPr>
-                <w:rFonts w:ascii="Segoe UI" w:eastAsia="Segoe UI" w:hAnsi="Segoe UI" w:cs="Segoe UI" w:hint="default"/>
+                <w:rFonts w:hint="default" w:ascii="Segoe UI" w:hAnsi="Segoe UI" w:eastAsia="Segoe UI" w:cs="Segoe UI"/>
                 <w:i w:val="0"/>
                 <w:iCs w:val="0"/>
                 <w:caps w:val="0"/>
@@ -6804,9 +6875,14 @@
       </w:tr>
       <w:tr>
         <w:tblPrEx>
-          <w:tblW w:w="8498" w:type="dxa"/>
-          <w:jc w:val="center"/>
-          <w:shd w:val="clear" w:color="auto" w:fill="auto"/>
+          <w:tblBorders>
+            <w:top w:val="none" w:color="auto" w:sz="0" w:space="0"/>
+            <w:left w:val="none" w:color="auto" w:sz="0" w:space="0"/>
+            <w:bottom w:val="none" w:color="auto" w:sz="0" w:space="0"/>
+            <w:right w:val="none" w:color="auto" w:sz="0" w:space="0"/>
+            <w:insideH w:val="none" w:color="auto" w:sz="0" w:space="0"/>
+            <w:insideV w:val="none" w:color="auto" w:sz="0" w:space="0"/>
+          </w:tblBorders>
           <w:tblCellMar>
             <w:top w:w="15" w:type="dxa"/>
             <w:left w:w="15" w:type="dxa"/>
@@ -6815,15 +6891,15 @@
           </w:tblCellMar>
         </w:tblPrEx>
         <w:trPr>
-          <w:trHeight w:val="0"/>
+          <w:trHeight w:val="0" w:hRule="atLeast"/>
           <w:jc w:val="center"/>
         </w:trPr>
         <w:tc>
           <w:tcPr>
             <w:tcW w:w="2875" w:type="dxa"/>
             <w:tcBorders>
-              <w:top w:val="single" w:sz="4" w:space="0" w:color="auto"/>
-              <w:left w:val="single" w:sz="12" w:space="0" w:color="auto"/>
+              <w:top w:val="single" w:color="auto" w:sz="4" w:space="0"/>
+              <w:left w:val="single" w:color="auto" w:sz="12" w:space="0"/>
               <w:bottom w:val="nil"/>
               <w:right w:val="nil"/>
             </w:tcBorders>
@@ -6853,11 +6929,11 @@
               <w:adjustRightInd w:val="0"/>
               <w:snapToGrid w:val="0"/>
               <w:spacing w:line="240" w:lineRule="auto"/>
-              <w:ind w:left="0" w:right="0" w:firstLine="0" w:leftChars="0" w:rightChars="0" w:firstLineChars="0"/>
+              <w:ind w:left="0" w:leftChars="0" w:right="0" w:rightChars="0" w:firstLine="0" w:firstLineChars="0"/>
               <w:jc w:val="center"/>
               <w:textAlignment w:val="baseline"/>
               <w:rPr>
-                <w:rFonts w:ascii="Segoe UI" w:eastAsia="Segoe UI" w:hAnsi="Segoe UI" w:cs="Segoe UI" w:hint="default"/>
+                <w:rFonts w:hint="default" w:ascii="Segoe UI" w:hAnsi="Segoe UI" w:eastAsia="Segoe UI" w:cs="Segoe UI"/>
                 <w:i w:val="0"/>
                 <w:iCs w:val="0"/>
                 <w:caps w:val="0"/>
@@ -6869,7 +6945,7 @@
             </w:pPr>
             <w:r>
               <w:rPr>
-                <w:rFonts w:ascii="Segoe UI" w:eastAsia="Segoe UI" w:hAnsi="Segoe UI" w:cs="Segoe UI" w:hint="default"/>
+                <w:rFonts w:hint="default" w:ascii="Segoe UI" w:hAnsi="Segoe UI" w:eastAsia="Segoe UI" w:cs="Segoe UI"/>
                 <w:i w:val="0"/>
                 <w:iCs w:val="0"/>
                 <w:caps w:val="0"/>
@@ -6889,10 +6965,10 @@
           <w:tcPr>
             <w:tcW w:w="5623" w:type="dxa"/>
             <w:tcBorders>
-              <w:top w:val="single" w:sz="4" w:space="0" w:color="auto"/>
-              <w:left w:val="single" w:sz="4" w:space="0" w:color="auto"/>
+              <w:top w:val="single" w:color="auto" w:sz="4" w:space="0"/>
+              <w:left w:val="single" w:color="auto" w:sz="4" w:space="0"/>
               <w:bottom w:val="nil"/>
-              <w:right w:val="single" w:sz="12" w:space="0" w:color="auto"/>
+              <w:right w:val="single" w:color="auto" w:sz="12" w:space="0"/>
             </w:tcBorders>
             <w:shd w:val="clear" w:color="auto" w:fill="auto"/>
             <w:tcMar>
@@ -6920,11 +6996,11 @@
               <w:adjustRightInd w:val="0"/>
               <w:snapToGrid w:val="0"/>
               <w:spacing w:line="240" w:lineRule="auto"/>
-              <w:ind w:left="0" w:right="0" w:firstLine="0" w:leftChars="0" w:rightChars="0" w:firstLineChars="0"/>
+              <w:ind w:left="0" w:leftChars="0" w:right="0" w:rightChars="0" w:firstLine="0" w:firstLineChars="0"/>
               <w:jc w:val="left"/>
               <w:textAlignment w:val="baseline"/>
               <w:rPr>
-                <w:rFonts w:ascii="Segoe UI" w:eastAsia="Segoe UI" w:hAnsi="Segoe UI" w:cs="Segoe UI" w:hint="default"/>
+                <w:rFonts w:hint="default" w:ascii="Segoe UI" w:hAnsi="Segoe UI" w:eastAsia="Segoe UI" w:cs="Segoe UI"/>
                 <w:i w:val="0"/>
                 <w:iCs w:val="0"/>
                 <w:caps w:val="0"/>
@@ -6936,7 +7012,7 @@
             </w:pPr>
             <w:r>
               <w:rPr>
-                <w:rFonts w:ascii="Segoe UI" w:eastAsia="Segoe UI" w:hAnsi="Segoe UI" w:cs="Segoe UI" w:hint="default"/>
+                <w:rFonts w:hint="default" w:ascii="Segoe UI" w:hAnsi="Segoe UI" w:eastAsia="Segoe UI" w:cs="Segoe UI"/>
                 <w:i w:val="0"/>
                 <w:iCs w:val="0"/>
                 <w:caps w:val="0"/>
@@ -6955,8 +7031,14 @@
       </w:tr>
       <w:tr>
         <w:tblPrEx>
-          <w:tblW w:w="8498" w:type="dxa"/>
-          <w:jc w:val="center"/>
+          <w:tblBorders>
+            <w:top w:val="none" w:color="auto" w:sz="0" w:space="0"/>
+            <w:left w:val="none" w:color="auto" w:sz="0" w:space="0"/>
+            <w:bottom w:val="none" w:color="auto" w:sz="0" w:space="0"/>
+            <w:right w:val="none" w:color="auto" w:sz="0" w:space="0"/>
+            <w:insideH w:val="none" w:color="auto" w:sz="0" w:space="0"/>
+            <w:insideV w:val="none" w:color="auto" w:sz="0" w:space="0"/>
+          </w:tblBorders>
           <w:shd w:val="clear" w:color="auto" w:fill="auto"/>
           <w:tblCellMar>
             <w:top w:w="15" w:type="dxa"/>
@@ -6966,15 +7048,15 @@
           </w:tblCellMar>
         </w:tblPrEx>
         <w:trPr>
-          <w:trHeight w:val="0"/>
+          <w:trHeight w:val="0" w:hRule="atLeast"/>
           <w:jc w:val="center"/>
         </w:trPr>
         <w:tc>
           <w:tcPr>
             <w:tcW w:w="2875" w:type="dxa"/>
             <w:tcBorders>
-              <w:top w:val="single" w:sz="4" w:space="0" w:color="auto"/>
-              <w:left w:val="single" w:sz="12" w:space="0" w:color="auto"/>
+              <w:top w:val="single" w:color="auto" w:sz="4" w:space="0"/>
+              <w:left w:val="single" w:color="auto" w:sz="12" w:space="0"/>
               <w:bottom w:val="nil"/>
               <w:right w:val="nil"/>
             </w:tcBorders>
@@ -7004,11 +7086,11 @@
               <w:adjustRightInd w:val="0"/>
               <w:snapToGrid w:val="0"/>
               <w:spacing w:line="240" w:lineRule="auto"/>
-              <w:ind w:left="0" w:right="0" w:firstLine="0" w:leftChars="0" w:rightChars="0" w:firstLineChars="0"/>
+              <w:ind w:left="0" w:leftChars="0" w:right="0" w:rightChars="0" w:firstLine="0" w:firstLineChars="0"/>
               <w:jc w:val="center"/>
               <w:textAlignment w:val="baseline"/>
               <w:rPr>
-                <w:rFonts w:ascii="Segoe UI" w:eastAsia="Segoe UI" w:hAnsi="Segoe UI" w:cs="Segoe UI" w:hint="default"/>
+                <w:rFonts w:hint="default" w:ascii="Segoe UI" w:hAnsi="Segoe UI" w:eastAsia="Segoe UI" w:cs="Segoe UI"/>
                 <w:i w:val="0"/>
                 <w:iCs w:val="0"/>
                 <w:caps w:val="0"/>
@@ -7020,7 +7102,7 @@
             </w:pPr>
             <w:r>
               <w:rPr>
-                <w:rFonts w:ascii="Segoe UI" w:eastAsia="Segoe UI" w:hAnsi="Segoe UI" w:cs="Segoe UI" w:hint="default"/>
+                <w:rFonts w:hint="default" w:ascii="Segoe UI" w:hAnsi="Segoe UI" w:eastAsia="Segoe UI" w:cs="Segoe UI"/>
                 <w:i w:val="0"/>
                 <w:iCs w:val="0"/>
                 <w:caps w:val="0"/>
@@ -7040,10 +7122,10 @@
           <w:tcPr>
             <w:tcW w:w="5623" w:type="dxa"/>
             <w:tcBorders>
-              <w:top w:val="single" w:sz="4" w:space="0" w:color="auto"/>
-              <w:left w:val="single" w:sz="4" w:space="0" w:color="auto"/>
+              <w:top w:val="single" w:color="auto" w:sz="4" w:space="0"/>
+              <w:left w:val="single" w:color="auto" w:sz="4" w:space="0"/>
               <w:bottom w:val="nil"/>
-              <w:right w:val="single" w:sz="12" w:space="0" w:color="auto"/>
+              <w:right w:val="single" w:color="auto" w:sz="12" w:space="0"/>
             </w:tcBorders>
             <w:shd w:val="clear" w:color="auto" w:fill="auto"/>
             <w:tcMar>
@@ -7071,11 +7153,11 @@
               <w:adjustRightInd w:val="0"/>
               <w:snapToGrid w:val="0"/>
               <w:spacing w:line="240" w:lineRule="auto"/>
-              <w:ind w:left="0" w:right="0" w:firstLine="0" w:leftChars="0" w:rightChars="0" w:firstLineChars="0"/>
+              <w:ind w:left="0" w:leftChars="0" w:right="0" w:rightChars="0" w:firstLine="0" w:firstLineChars="0"/>
               <w:jc w:val="left"/>
               <w:textAlignment w:val="baseline"/>
               <w:rPr>
-                <w:rFonts w:ascii="Segoe UI" w:eastAsia="Segoe UI" w:hAnsi="Segoe UI" w:cs="Segoe UI" w:hint="default"/>
+                <w:rFonts w:hint="default" w:ascii="Segoe UI" w:hAnsi="Segoe UI" w:eastAsia="Segoe UI" w:cs="Segoe UI"/>
                 <w:i w:val="0"/>
                 <w:iCs w:val="0"/>
                 <w:caps w:val="0"/>
@@ -7087,7 +7169,7 @@
             </w:pPr>
             <w:r>
               <w:rPr>
-                <w:rFonts w:ascii="Segoe UI" w:eastAsia="Segoe UI" w:hAnsi="Segoe UI" w:cs="Segoe UI" w:hint="default"/>
+                <w:rFonts w:hint="default" w:ascii="Segoe UI" w:hAnsi="Segoe UI" w:eastAsia="Segoe UI" w:cs="Segoe UI"/>
                 <w:i w:val="0"/>
                 <w:iCs w:val="0"/>
                 <w:caps w:val="0"/>
@@ -7106,9 +7188,14 @@
       </w:tr>
       <w:tr>
         <w:tblPrEx>
-          <w:tblW w:w="8498" w:type="dxa"/>
-          <w:jc w:val="center"/>
-          <w:shd w:val="clear" w:color="auto" w:fill="auto"/>
+          <w:tblBorders>
+            <w:top w:val="none" w:color="auto" w:sz="0" w:space="0"/>
+            <w:left w:val="none" w:color="auto" w:sz="0" w:space="0"/>
+            <w:bottom w:val="none" w:color="auto" w:sz="0" w:space="0"/>
+            <w:right w:val="none" w:color="auto" w:sz="0" w:space="0"/>
+            <w:insideH w:val="none" w:color="auto" w:sz="0" w:space="0"/>
+            <w:insideV w:val="none" w:color="auto" w:sz="0" w:space="0"/>
+          </w:tblBorders>
           <w:tblCellMar>
             <w:top w:w="15" w:type="dxa"/>
             <w:left w:w="15" w:type="dxa"/>
@@ -7117,15 +7204,15 @@
           </w:tblCellMar>
         </w:tblPrEx>
         <w:trPr>
-          <w:trHeight w:val="0"/>
+          <w:trHeight w:val="0" w:hRule="atLeast"/>
           <w:jc w:val="center"/>
         </w:trPr>
         <w:tc>
           <w:tcPr>
             <w:tcW w:w="2875" w:type="dxa"/>
             <w:tcBorders>
-              <w:top w:val="single" w:sz="4" w:space="0" w:color="auto"/>
-              <w:left w:val="single" w:sz="12" w:space="0" w:color="auto"/>
+              <w:top w:val="single" w:color="auto" w:sz="4" w:space="0"/>
+              <w:left w:val="single" w:color="auto" w:sz="12" w:space="0"/>
               <w:bottom w:val="nil"/>
               <w:right w:val="nil"/>
             </w:tcBorders>
@@ -7155,11 +7242,11 @@
               <w:adjustRightInd w:val="0"/>
               <w:snapToGrid w:val="0"/>
               <w:spacing w:line="240" w:lineRule="auto"/>
-              <w:ind w:left="0" w:right="0" w:firstLine="0" w:leftChars="0" w:rightChars="0" w:firstLineChars="0"/>
+              <w:ind w:left="0" w:leftChars="0" w:right="0" w:rightChars="0" w:firstLine="0" w:firstLineChars="0"/>
               <w:jc w:val="center"/>
               <w:textAlignment w:val="baseline"/>
               <w:rPr>
-                <w:rFonts w:ascii="Segoe UI" w:eastAsia="Segoe UI" w:hAnsi="Segoe UI" w:cs="Segoe UI" w:hint="default"/>
+                <w:rFonts w:hint="default" w:ascii="Segoe UI" w:hAnsi="Segoe UI" w:eastAsia="Segoe UI" w:cs="Segoe UI"/>
                 <w:i w:val="0"/>
                 <w:iCs w:val="0"/>
                 <w:caps w:val="0"/>
@@ -7171,7 +7258,7 @@
             </w:pPr>
             <w:r>
               <w:rPr>
-                <w:rFonts w:ascii="Segoe UI" w:eastAsia="Segoe UI" w:hAnsi="Segoe UI" w:cs="Segoe UI" w:hint="default"/>
+                <w:rFonts w:hint="default" w:ascii="Segoe UI" w:hAnsi="Segoe UI" w:eastAsia="Segoe UI" w:cs="Segoe UI"/>
                 <w:i w:val="0"/>
                 <w:iCs w:val="0"/>
                 <w:caps w:val="0"/>
@@ -7191,10 +7278,10 @@
           <w:tcPr>
             <w:tcW w:w="5623" w:type="dxa"/>
             <w:tcBorders>
-              <w:top w:val="single" w:sz="4" w:space="0" w:color="auto"/>
-              <w:left w:val="single" w:sz="4" w:space="0" w:color="auto"/>
+              <w:top w:val="single" w:color="auto" w:sz="4" w:space="0"/>
+              <w:left w:val="single" w:color="auto" w:sz="4" w:space="0"/>
               <w:bottom w:val="nil"/>
-              <w:right w:val="single" w:sz="12" w:space="0" w:color="auto"/>
+              <w:right w:val="single" w:color="auto" w:sz="12" w:space="0"/>
             </w:tcBorders>
             <w:shd w:val="clear" w:color="auto" w:fill="auto"/>
             <w:tcMar>
@@ -7222,11 +7309,11 @@
               <w:adjustRightInd w:val="0"/>
               <w:snapToGrid w:val="0"/>
               <w:spacing w:line="240" w:lineRule="auto"/>
-              <w:ind w:left="0" w:right="0" w:firstLine="0" w:leftChars="0" w:rightChars="0" w:firstLineChars="0"/>
+              <w:ind w:left="0" w:leftChars="0" w:right="0" w:rightChars="0" w:firstLine="0" w:firstLineChars="0"/>
               <w:jc w:val="left"/>
               <w:textAlignment w:val="baseline"/>
               <w:rPr>
-                <w:rFonts w:ascii="Segoe UI" w:eastAsia="Segoe UI" w:hAnsi="Segoe UI" w:cs="Segoe UI" w:hint="default"/>
+                <w:rFonts w:hint="default" w:ascii="Segoe UI" w:hAnsi="Segoe UI" w:eastAsia="Segoe UI" w:cs="Segoe UI"/>
                 <w:i w:val="0"/>
                 <w:iCs w:val="0"/>
                 <w:caps w:val="0"/>
@@ -7238,7 +7325,7 @@
             </w:pPr>
             <w:r>
               <w:rPr>
-                <w:rFonts w:ascii="Segoe UI" w:eastAsia="Segoe UI" w:hAnsi="Segoe UI" w:cs="Segoe UI" w:hint="default"/>
+                <w:rFonts w:hint="default" w:ascii="Segoe UI" w:hAnsi="Segoe UI" w:eastAsia="Segoe UI" w:cs="Segoe UI"/>
                 <w:i w:val="0"/>
                 <w:iCs w:val="0"/>
                 <w:caps w:val="0"/>
@@ -7257,9 +7344,14 @@
       </w:tr>
       <w:tr>
         <w:tblPrEx>
-          <w:tblW w:w="8498" w:type="dxa"/>
-          <w:jc w:val="center"/>
-          <w:shd w:val="clear" w:color="auto" w:fill="auto"/>
+          <w:tblBorders>
+            <w:top w:val="none" w:color="auto" w:sz="0" w:space="0"/>
+            <w:left w:val="none" w:color="auto" w:sz="0" w:space="0"/>
+            <w:bottom w:val="none" w:color="auto" w:sz="0" w:space="0"/>
+            <w:right w:val="none" w:color="auto" w:sz="0" w:space="0"/>
+            <w:insideH w:val="none" w:color="auto" w:sz="0" w:space="0"/>
+            <w:insideV w:val="none" w:color="auto" w:sz="0" w:space="0"/>
+          </w:tblBorders>
           <w:tblCellMar>
             <w:top w:w="15" w:type="dxa"/>
             <w:left w:w="15" w:type="dxa"/>
@@ -7268,15 +7360,15 @@
           </w:tblCellMar>
         </w:tblPrEx>
         <w:trPr>
-          <w:trHeight w:val="0"/>
+          <w:trHeight w:val="0" w:hRule="atLeast"/>
           <w:jc w:val="center"/>
         </w:trPr>
         <w:tc>
           <w:tcPr>
             <w:tcW w:w="2875" w:type="dxa"/>
             <w:tcBorders>
-              <w:top w:val="single" w:sz="4" w:space="0" w:color="auto"/>
-              <w:left w:val="single" w:sz="12" w:space="0" w:color="auto"/>
+              <w:top w:val="single" w:color="auto" w:sz="4" w:space="0"/>
+              <w:left w:val="single" w:color="auto" w:sz="12" w:space="0"/>
               <w:bottom w:val="nil"/>
               <w:right w:val="nil"/>
             </w:tcBorders>
@@ -7306,11 +7398,11 @@
               <w:adjustRightInd w:val="0"/>
               <w:snapToGrid w:val="0"/>
               <w:spacing w:line="240" w:lineRule="auto"/>
-              <w:ind w:left="0" w:right="0" w:firstLine="0" w:leftChars="0" w:rightChars="0" w:firstLineChars="0"/>
+              <w:ind w:left="0" w:leftChars="0" w:right="0" w:rightChars="0" w:firstLine="0" w:firstLineChars="0"/>
               <w:jc w:val="center"/>
               <w:textAlignment w:val="baseline"/>
               <w:rPr>
-                <w:rFonts w:ascii="Segoe UI" w:eastAsia="Segoe UI" w:hAnsi="Segoe UI" w:cs="Segoe UI" w:hint="default"/>
+                <w:rFonts w:hint="default" w:ascii="Segoe UI" w:hAnsi="Segoe UI" w:eastAsia="Segoe UI" w:cs="Segoe UI"/>
                 <w:i w:val="0"/>
                 <w:iCs w:val="0"/>
                 <w:caps w:val="0"/>
@@ -7322,7 +7414,7 @@
             </w:pPr>
             <w:r>
               <w:rPr>
-                <w:rFonts w:ascii="Segoe UI" w:eastAsia="Segoe UI" w:hAnsi="Segoe UI" w:cs="Segoe UI" w:hint="default"/>
+                <w:rFonts w:hint="default" w:ascii="Segoe UI" w:hAnsi="Segoe UI" w:eastAsia="Segoe UI" w:cs="Segoe UI"/>
                 <w:i w:val="0"/>
                 <w:iCs w:val="0"/>
                 <w:caps w:val="0"/>
@@ -7342,10 +7434,10 @@
           <w:tcPr>
             <w:tcW w:w="5623" w:type="dxa"/>
             <w:tcBorders>
-              <w:top w:val="single" w:sz="4" w:space="0" w:color="auto"/>
-              <w:left w:val="single" w:sz="4" w:space="0" w:color="auto"/>
+              <w:top w:val="single" w:color="auto" w:sz="4" w:space="0"/>
+              <w:left w:val="single" w:color="auto" w:sz="4" w:space="0"/>
               <w:bottom w:val="nil"/>
-              <w:right w:val="single" w:sz="12" w:space="0" w:color="auto"/>
+              <w:right w:val="single" w:color="auto" w:sz="12" w:space="0"/>
             </w:tcBorders>
             <w:shd w:val="clear" w:color="auto" w:fill="auto"/>
             <w:tcMar>
@@ -7373,11 +7465,11 @@
               <w:adjustRightInd w:val="0"/>
               <w:snapToGrid w:val="0"/>
               <w:spacing w:line="240" w:lineRule="auto"/>
-              <w:ind w:left="0" w:right="0" w:firstLine="0" w:leftChars="0" w:rightChars="0" w:firstLineChars="0"/>
+              <w:ind w:left="0" w:leftChars="0" w:right="0" w:rightChars="0" w:firstLine="0" w:firstLineChars="0"/>
               <w:jc w:val="left"/>
               <w:textAlignment w:val="baseline"/>
               <w:rPr>
-                <w:rFonts w:ascii="Segoe UI" w:eastAsia="Segoe UI" w:hAnsi="Segoe UI" w:cs="Segoe UI" w:hint="default"/>
+                <w:rFonts w:hint="default" w:ascii="Segoe UI" w:hAnsi="Segoe UI" w:eastAsia="Segoe UI" w:cs="Segoe UI"/>
                 <w:i w:val="0"/>
                 <w:iCs w:val="0"/>
                 <w:caps w:val="0"/>
@@ -7389,7 +7481,7 @@
             </w:pPr>
             <w:r>
               <w:rPr>
-                <w:rFonts w:ascii="Segoe UI" w:eastAsia="Segoe UI" w:hAnsi="Segoe UI" w:cs="Segoe UI" w:hint="default"/>
+                <w:rFonts w:hint="default" w:ascii="Segoe UI" w:hAnsi="Segoe UI" w:eastAsia="Segoe UI" w:cs="Segoe UI"/>
                 <w:i w:val="0"/>
                 <w:iCs w:val="0"/>
                 <w:caps w:val="0"/>
@@ -7408,8 +7500,14 @@
       </w:tr>
       <w:tr>
         <w:tblPrEx>
-          <w:tblW w:w="8498" w:type="dxa"/>
-          <w:jc w:val="center"/>
+          <w:tblBorders>
+            <w:top w:val="none" w:color="auto" w:sz="0" w:space="0"/>
+            <w:left w:val="none" w:color="auto" w:sz="0" w:space="0"/>
+            <w:bottom w:val="none" w:color="auto" w:sz="0" w:space="0"/>
+            <w:right w:val="none" w:color="auto" w:sz="0" w:space="0"/>
+            <w:insideH w:val="none" w:color="auto" w:sz="0" w:space="0"/>
+            <w:insideV w:val="none" w:color="auto" w:sz="0" w:space="0"/>
+          </w:tblBorders>
           <w:shd w:val="clear" w:color="auto" w:fill="auto"/>
           <w:tblCellMar>
             <w:top w:w="15" w:type="dxa"/>
@@ -7419,15 +7517,15 @@
           </w:tblCellMar>
         </w:tblPrEx>
         <w:trPr>
-          <w:trHeight w:val="0"/>
+          <w:trHeight w:val="0" w:hRule="atLeast"/>
           <w:jc w:val="center"/>
         </w:trPr>
         <w:tc>
           <w:tcPr>
             <w:tcW w:w="2875" w:type="dxa"/>
             <w:tcBorders>
-              <w:top w:val="single" w:sz="4" w:space="0" w:color="auto"/>
-              <w:left w:val="single" w:sz="12" w:space="0" w:color="auto"/>
+              <w:top w:val="single" w:color="auto" w:sz="4" w:space="0"/>
+              <w:left w:val="single" w:color="auto" w:sz="12" w:space="0"/>
               <w:bottom w:val="nil"/>
               <w:right w:val="nil"/>
             </w:tcBorders>
@@ -7457,11 +7555,11 @@
               <w:adjustRightInd w:val="0"/>
               <w:snapToGrid w:val="0"/>
               <w:spacing w:line="240" w:lineRule="auto"/>
-              <w:ind w:left="0" w:right="0" w:firstLine="0" w:leftChars="0" w:rightChars="0" w:firstLineChars="0"/>
+              <w:ind w:left="0" w:leftChars="0" w:right="0" w:rightChars="0" w:firstLine="0" w:firstLineChars="0"/>
               <w:jc w:val="center"/>
               <w:textAlignment w:val="baseline"/>
               <w:rPr>
-                <w:rFonts w:ascii="Segoe UI" w:eastAsia="Segoe UI" w:hAnsi="Segoe UI" w:cs="Segoe UI" w:hint="default"/>
+                <w:rFonts w:hint="default" w:ascii="Segoe UI" w:hAnsi="Segoe UI" w:eastAsia="Segoe UI" w:cs="Segoe UI"/>
                 <w:i w:val="0"/>
                 <w:iCs w:val="0"/>
                 <w:caps w:val="0"/>
@@ -7473,7 +7571,7 @@
             </w:pPr>
             <w:r>
               <w:rPr>
-                <w:rFonts w:ascii="Segoe UI" w:eastAsia="Segoe UI" w:hAnsi="Segoe UI" w:cs="Segoe UI" w:hint="default"/>
+                <w:rFonts w:hint="default" w:ascii="Segoe UI" w:hAnsi="Segoe UI" w:eastAsia="Segoe UI" w:cs="Segoe UI"/>
                 <w:i w:val="0"/>
                 <w:iCs w:val="0"/>
                 <w:caps w:val="0"/>
@@ -7493,10 +7591,10 @@
           <w:tcPr>
             <w:tcW w:w="5623" w:type="dxa"/>
             <w:tcBorders>
-              <w:top w:val="single" w:sz="4" w:space="0" w:color="auto"/>
-              <w:left w:val="single" w:sz="4" w:space="0" w:color="auto"/>
+              <w:top w:val="single" w:color="auto" w:sz="4" w:space="0"/>
+              <w:left w:val="single" w:color="auto" w:sz="4" w:space="0"/>
               <w:bottom w:val="nil"/>
-              <w:right w:val="single" w:sz="12" w:space="0" w:color="auto"/>
+              <w:right w:val="single" w:color="auto" w:sz="12" w:space="0"/>
             </w:tcBorders>
             <w:shd w:val="clear" w:color="auto" w:fill="auto"/>
             <w:tcMar>
@@ -7524,11 +7622,11 @@
               <w:adjustRightInd w:val="0"/>
               <w:snapToGrid w:val="0"/>
               <w:spacing w:line="240" w:lineRule="auto"/>
-              <w:ind w:left="0" w:right="0" w:firstLine="0" w:leftChars="0" w:rightChars="0" w:firstLineChars="0"/>
+              <w:ind w:left="0" w:leftChars="0" w:right="0" w:rightChars="0" w:firstLine="0" w:firstLineChars="0"/>
               <w:jc w:val="left"/>
               <w:textAlignment w:val="baseline"/>
               <w:rPr>
-                <w:rFonts w:ascii="Segoe UI" w:eastAsia="Segoe UI" w:hAnsi="Segoe UI" w:cs="Segoe UI" w:hint="default"/>
+                <w:rFonts w:hint="default" w:ascii="Segoe UI" w:hAnsi="Segoe UI" w:eastAsia="Segoe UI" w:cs="Segoe UI"/>
                 <w:i w:val="0"/>
                 <w:iCs w:val="0"/>
                 <w:caps w:val="0"/>
@@ -7540,7 +7638,7 @@
             </w:pPr>
             <w:r>
               <w:rPr>
-                <w:rFonts w:ascii="Segoe UI" w:eastAsia="Segoe UI" w:hAnsi="Segoe UI" w:cs="Segoe UI" w:hint="default"/>
+                <w:rFonts w:hint="default" w:ascii="Segoe UI" w:hAnsi="Segoe UI" w:eastAsia="Segoe UI" w:cs="Segoe UI"/>
                 <w:i w:val="0"/>
                 <w:iCs w:val="0"/>
                 <w:caps w:val="0"/>
@@ -7559,8 +7657,14 @@
       </w:tr>
       <w:tr>
         <w:tblPrEx>
-          <w:tblW w:w="8498" w:type="dxa"/>
-          <w:jc w:val="center"/>
+          <w:tblBorders>
+            <w:top w:val="none" w:color="auto" w:sz="0" w:space="0"/>
+            <w:left w:val="none" w:color="auto" w:sz="0" w:space="0"/>
+            <w:bottom w:val="none" w:color="auto" w:sz="0" w:space="0"/>
+            <w:right w:val="none" w:color="auto" w:sz="0" w:space="0"/>
+            <w:insideH w:val="none" w:color="auto" w:sz="0" w:space="0"/>
+            <w:insideV w:val="none" w:color="auto" w:sz="0" w:space="0"/>
+          </w:tblBorders>
           <w:shd w:val="clear" w:color="auto" w:fill="auto"/>
           <w:tblCellMar>
             <w:top w:w="15" w:type="dxa"/>
@@ -7570,16 +7674,16 @@
           </w:tblCellMar>
         </w:tblPrEx>
         <w:trPr>
-          <w:trHeight w:val="0"/>
+          <w:trHeight w:val="0" w:hRule="atLeast"/>
           <w:jc w:val="center"/>
         </w:trPr>
         <w:tc>
           <w:tcPr>
             <w:tcW w:w="2875" w:type="dxa"/>
             <w:tcBorders>
-              <w:top w:val="single" w:sz="4" w:space="0" w:color="auto"/>
-              <w:left w:val="single" w:sz="12" w:space="0" w:color="auto"/>
-              <w:bottom w:val="single" w:sz="12" w:space="0" w:color="auto"/>
+              <w:top w:val="single" w:color="auto" w:sz="4" w:space="0"/>
+              <w:left w:val="single" w:color="auto" w:sz="12" w:space="0"/>
+              <w:bottom w:val="single" w:color="auto" w:sz="12" w:space="0"/>
               <w:right w:val="nil"/>
             </w:tcBorders>
             <w:shd w:val="clear" w:color="auto" w:fill="auto"/>
@@ -7608,11 +7712,11 @@
               <w:adjustRightInd w:val="0"/>
               <w:snapToGrid w:val="0"/>
               <w:spacing w:line="240" w:lineRule="auto"/>
-              <w:ind w:left="0" w:right="0" w:firstLine="0" w:leftChars="0" w:rightChars="0" w:firstLineChars="0"/>
+              <w:ind w:left="0" w:leftChars="0" w:right="0" w:rightChars="0" w:firstLine="0" w:firstLineChars="0"/>
               <w:jc w:val="center"/>
               <w:textAlignment w:val="baseline"/>
               <w:rPr>
-                <w:rFonts w:ascii="Segoe UI" w:eastAsia="Segoe UI" w:hAnsi="Segoe UI" w:cs="Segoe UI" w:hint="default"/>
+                <w:rFonts w:hint="default" w:ascii="Segoe UI" w:hAnsi="Segoe UI" w:eastAsia="Segoe UI" w:cs="Segoe UI"/>
                 <w:i w:val="0"/>
                 <w:iCs w:val="0"/>
                 <w:caps w:val="0"/>
@@ -7624,7 +7728,7 @@
             </w:pPr>
             <w:r>
               <w:rPr>
-                <w:rFonts w:ascii="Segoe UI" w:eastAsia="Segoe UI" w:hAnsi="Segoe UI" w:cs="Segoe UI" w:hint="default"/>
+                <w:rFonts w:hint="default" w:ascii="Segoe UI" w:hAnsi="Segoe UI" w:eastAsia="Segoe UI" w:cs="Segoe UI"/>
                 <w:i w:val="0"/>
                 <w:iCs w:val="0"/>
                 <w:caps w:val="0"/>
@@ -7644,10 +7748,10 @@
           <w:tcPr>
             <w:tcW w:w="5623" w:type="dxa"/>
             <w:tcBorders>
-              <w:top w:val="single" w:sz="4" w:space="0" w:color="auto"/>
-              <w:left w:val="single" w:sz="4" w:space="0" w:color="auto"/>
-              <w:bottom w:val="single" w:sz="12" w:space="0" w:color="auto"/>
-              <w:right w:val="single" w:sz="12" w:space="0" w:color="auto"/>
+              <w:top w:val="single" w:color="auto" w:sz="4" w:space="0"/>
+              <w:left w:val="single" w:color="auto" w:sz="4" w:space="0"/>
+              <w:bottom w:val="single" w:color="auto" w:sz="12" w:space="0"/>
+              <w:right w:val="single" w:color="auto" w:sz="12" w:space="0"/>
             </w:tcBorders>
             <w:shd w:val="clear" w:color="auto" w:fill="auto"/>
             <w:tcMar>
@@ -7675,11 +7779,11 @@
               <w:adjustRightInd w:val="0"/>
               <w:snapToGrid w:val="0"/>
               <w:spacing w:line="240" w:lineRule="auto"/>
-              <w:ind w:left="0" w:right="0" w:firstLine="0" w:leftChars="0" w:rightChars="0" w:firstLineChars="0"/>
+              <w:ind w:left="0" w:leftChars="0" w:right="0" w:rightChars="0" w:firstLine="0" w:firstLineChars="0"/>
               <w:jc w:val="left"/>
               <w:textAlignment w:val="baseline"/>
               <w:rPr>
-                <w:rFonts w:ascii="Segoe UI" w:eastAsia="Segoe UI" w:hAnsi="Segoe UI" w:cs="Segoe UI" w:hint="default"/>
+                <w:rFonts w:hint="default" w:ascii="Segoe UI" w:hAnsi="Segoe UI" w:eastAsia="Segoe UI" w:cs="Segoe UI"/>
                 <w:i w:val="0"/>
                 <w:iCs w:val="0"/>
                 <w:caps w:val="0"/>
@@ -7691,7 +7795,7 @@
             </w:pPr>
             <w:r>
               <w:rPr>
-                <w:rFonts w:ascii="Segoe UI" w:eastAsia="Segoe UI" w:hAnsi="Segoe UI" w:cs="Segoe UI" w:hint="default"/>
+                <w:rFonts w:hint="default" w:ascii="Segoe UI" w:hAnsi="Segoe UI" w:eastAsia="Segoe UI" w:cs="Segoe UI"/>
                 <w:i w:val="0"/>
                 <w:iCs w:val="0"/>
                 <w:caps w:val="0"/>
@@ -7711,7 +7815,7 @@
     </w:tbl>
     <w:p>
       <w:pPr>
-        <w:pStyle w:val="2"/>
+        <w:pStyle w:val="32"/>
         <w:keepNext w:val="0"/>
         <w:keepLines w:val="0"/>
         <w:pageBreakBefore w:val="0"/>
@@ -7731,7 +7835,7 @@
           <w:lang w:val="en-US" w:eastAsia="zh-CN"/>
         </w:rPr>
       </w:pPr>
-      <w:bookmarkStart w:id="10" w:name="_Toc5670"/>
+      <w:bookmarkStart w:id="9" w:name="_Toc5670"/>
       <w:r>
         <w:rPr>
           <w:rFonts w:hint="default"/>
@@ -7739,11 +7843,11 @@
         </w:rPr>
         <w:t>职责权限</w:t>
       </w:r>
-      <w:bookmarkEnd w:id="10"/>
+      <w:bookmarkEnd w:id="9"/>
     </w:p>
     <w:p>
       <w:pPr>
-        <w:pStyle w:val="a1"/>
+        <w:pStyle w:val="31"/>
         <w:keepNext w:val="0"/>
         <w:keepLines w:val="0"/>
         <w:pageBreakBefore w:val="0"/>
@@ -7793,7 +7897,7 @@
           <w:rFonts w:hint="eastAsia"/>
           <w:lang w:val="en-US" w:eastAsia="zh-CN"/>
         </w:rPr>
-        <w:instrText>"柴_标题1"\n</w:instrText>
+        <w:instrText xml:space="preserve">"柴_标题1"\n</w:instrText>
       </w:r>
       <w:r>
         <w:instrText xml:space="preserve"> \s</w:instrText>
@@ -7810,7 +7914,7 @@
           <w:rFonts w:hint="eastAsia"/>
           <w:lang w:val="en-US" w:eastAsia="zh-CN"/>
         </w:rPr>
-        <w:instrText>* Charformat</w:instrText>
+        <w:instrText xml:space="preserve">* Charformat</w:instrText>
       </w:r>
       <w:r>
         <w:rPr>
@@ -7875,7 +7979,7 @@
         </w:rPr>
         <w:fldChar w:fldCharType="end"/>
       </w:r>
-      <w:bookmarkStart w:id="11" w:name="_Toc9572"/>
+      <w:bookmarkStart w:id="10" w:name="_Toc9572"/>
       <w:r>
         <w:rPr>
           <w:rFonts w:hint="default"/>
@@ -7883,22 +7987,23 @@
         </w:rPr>
         <w:t xml:space="preserve"> 职责权限表</w:t>
       </w:r>
-      <w:bookmarkEnd w:id="11"/>
+      <w:bookmarkEnd w:id="10"/>
     </w:p>
     <w:tbl>
       <w:tblPr>
-        <w:tblStyle w:val="TableNormal"/>
+        <w:tblStyle w:val="22"/>
         <w:tblW w:w="8498" w:type="dxa"/>
         <w:jc w:val="center"/>
         <w:tblBorders>
-          <w:top w:val="nil"/>
-          <w:left w:val="nil"/>
-          <w:bottom w:val="nil"/>
-          <w:right w:val="nil"/>
-          <w:insideH w:val="nil"/>
-          <w:insideV w:val="nil"/>
+          <w:top w:val="none" w:color="auto" w:sz="0" w:space="0"/>
+          <w:left w:val="none" w:color="auto" w:sz="0" w:space="0"/>
+          <w:bottom w:val="none" w:color="auto" w:sz="0" w:space="0"/>
+          <w:right w:val="none" w:color="auto" w:sz="0" w:space="0"/>
+          <w:insideH w:val="none" w:color="auto" w:sz="0" w:space="0"/>
+          <w:insideV w:val="none" w:color="auto" w:sz="0" w:space="0"/>
         </w:tblBorders>
         <w:shd w:val="clear" w:color="auto" w:fill="auto"/>
+        <w:tblLayout w:type="autofit"/>
         <w:tblCellMar>
           <w:top w:w="15" w:type="dxa"/>
           <w:left w:w="15" w:type="dxa"/>
@@ -7912,17 +8017,14 @@
       </w:tblGrid>
       <w:tr>
         <w:tblPrEx>
-          <w:tblW w:w="8498" w:type="dxa"/>
-          <w:jc w:val="center"/>
           <w:tblBorders>
-            <w:top w:val="nil"/>
-            <w:left w:val="nil"/>
-            <w:bottom w:val="nil"/>
-            <w:right w:val="nil"/>
-            <w:insideH w:val="nil"/>
-            <w:insideV w:val="nil"/>
+            <w:top w:val="none" w:color="auto" w:sz="0" w:space="0"/>
+            <w:left w:val="none" w:color="auto" w:sz="0" w:space="0"/>
+            <w:bottom w:val="none" w:color="auto" w:sz="0" w:space="0"/>
+            <w:right w:val="none" w:color="auto" w:sz="0" w:space="0"/>
+            <w:insideH w:val="none" w:color="auto" w:sz="0" w:space="0"/>
+            <w:insideV w:val="none" w:color="auto" w:sz="0" w:space="0"/>
           </w:tblBorders>
-          <w:shd w:val="clear" w:color="auto" w:fill="auto"/>
           <w:tblCellMar>
             <w:top w:w="15" w:type="dxa"/>
             <w:left w:w="15" w:type="dxa"/>
@@ -7931,7 +8033,7 @@
           </w:tblCellMar>
         </w:tblPrEx>
         <w:trPr>
-          <w:trHeight w:val="0"/>
+          <w:trHeight w:val="0" w:hRule="atLeast"/>
           <w:tblHeader/>
           <w:jc w:val="center"/>
         </w:trPr>
@@ -7939,8 +8041,8 @@
           <w:tcPr>
             <w:tcW w:w="0" w:type="auto"/>
             <w:tcBorders>
-              <w:top w:val="single" w:sz="12" w:space="0" w:color="auto"/>
-              <w:left w:val="single" w:sz="12" w:space="0" w:color="auto"/>
+              <w:top w:val="single" w:color="auto" w:sz="12" w:space="0"/>
+              <w:left w:val="single" w:color="auto" w:sz="12" w:space="0"/>
               <w:bottom w:val="nil"/>
               <w:right w:val="nil"/>
             </w:tcBorders>
@@ -7970,11 +8072,11 @@
               <w:adjustRightInd w:val="0"/>
               <w:snapToGrid w:val="0"/>
               <w:spacing w:line="240" w:lineRule="auto"/>
-              <w:ind w:left="0" w:right="0" w:firstLine="0" w:leftChars="0" w:rightChars="0" w:firstLineChars="0"/>
+              <w:ind w:left="0" w:leftChars="0" w:right="0" w:rightChars="0" w:firstLine="0" w:firstLineChars="0"/>
               <w:jc w:val="center"/>
               <w:textAlignment w:val="baseline"/>
               <w:rPr>
-                <w:rFonts w:ascii="Segoe UI" w:eastAsia="Segoe UI" w:hAnsi="Segoe UI" w:cs="Segoe UI"/>
+                <w:rFonts w:ascii="Segoe UI" w:hAnsi="Segoe UI" w:eastAsia="Segoe UI" w:cs="Segoe UI"/>
                 <w:b/>
                 <w:i w:val="0"/>
                 <w:iCs w:val="0"/>
@@ -7987,7 +8089,7 @@
             </w:pPr>
             <w:r>
               <w:rPr>
-                <w:rFonts w:ascii="Segoe UI" w:eastAsia="Segoe UI" w:hAnsi="Segoe UI" w:cs="Segoe UI" w:hint="default"/>
+                <w:rFonts w:hint="default" w:ascii="Segoe UI" w:hAnsi="Segoe UI" w:eastAsia="Segoe UI" w:cs="Segoe UI"/>
                 <w:b/>
                 <w:i w:val="0"/>
                 <w:iCs w:val="0"/>
@@ -8008,10 +8110,10 @@
           <w:tcPr>
             <w:tcW w:w="5105" w:type="dxa"/>
             <w:tcBorders>
-              <w:top w:val="single" w:sz="12" w:space="0" w:color="auto"/>
-              <w:left w:val="single" w:sz="4" w:space="0" w:color="auto"/>
+              <w:top w:val="single" w:color="auto" w:sz="12" w:space="0"/>
+              <w:left w:val="single" w:color="auto" w:sz="4" w:space="0"/>
               <w:bottom w:val="nil"/>
-              <w:right w:val="single" w:sz="12" w:space="0" w:color="auto"/>
+              <w:right w:val="single" w:color="auto" w:sz="12" w:space="0"/>
             </w:tcBorders>
             <w:shd w:val="clear" w:color="auto" w:fill="auto"/>
             <w:tcMar>
@@ -8039,11 +8141,11 @@
               <w:adjustRightInd w:val="0"/>
               <w:snapToGrid w:val="0"/>
               <w:spacing w:line="240" w:lineRule="auto"/>
-              <w:ind w:left="0" w:right="0" w:firstLine="0" w:leftChars="0" w:rightChars="0" w:firstLineChars="0"/>
+              <w:ind w:left="0" w:leftChars="0" w:right="0" w:rightChars="0" w:firstLine="0" w:firstLineChars="0"/>
               <w:jc w:val="center"/>
               <w:textAlignment w:val="baseline"/>
               <w:rPr>
-                <w:rFonts w:ascii="Segoe UI" w:eastAsia="Segoe UI" w:hAnsi="Segoe UI" w:cs="Segoe UI" w:hint="default"/>
+                <w:rFonts w:hint="default" w:ascii="Segoe UI" w:hAnsi="Segoe UI" w:eastAsia="Segoe UI" w:cs="Segoe UI"/>
                 <w:b/>
                 <w:i w:val="0"/>
                 <w:iCs w:val="0"/>
@@ -8056,7 +8158,7 @@
             </w:pPr>
             <w:r>
               <w:rPr>
-                <w:rFonts w:ascii="Segoe UI" w:eastAsia="Segoe UI" w:hAnsi="Segoe UI" w:cs="Segoe UI" w:hint="default"/>
+                <w:rFonts w:hint="default" w:ascii="Segoe UI" w:hAnsi="Segoe UI" w:eastAsia="Segoe UI" w:cs="Segoe UI"/>
                 <w:b/>
                 <w:i w:val="0"/>
                 <w:iCs w:val="0"/>
@@ -8076,8 +8178,14 @@
       </w:tr>
       <w:tr>
         <w:tblPrEx>
-          <w:tblW w:w="8498" w:type="dxa"/>
-          <w:jc w:val="center"/>
+          <w:tblBorders>
+            <w:top w:val="none" w:color="auto" w:sz="0" w:space="0"/>
+            <w:left w:val="none" w:color="auto" w:sz="0" w:space="0"/>
+            <w:bottom w:val="none" w:color="auto" w:sz="0" w:space="0"/>
+            <w:right w:val="none" w:color="auto" w:sz="0" w:space="0"/>
+            <w:insideH w:val="none" w:color="auto" w:sz="0" w:space="0"/>
+            <w:insideV w:val="none" w:color="auto" w:sz="0" w:space="0"/>
+          </w:tblBorders>
           <w:shd w:val="clear" w:color="auto" w:fill="auto"/>
           <w:tblCellMar>
             <w:top w:w="15" w:type="dxa"/>
@@ -8087,15 +8195,15 @@
           </w:tblCellMar>
         </w:tblPrEx>
         <w:trPr>
-          <w:trHeight w:val="0"/>
+          <w:trHeight w:val="0" w:hRule="atLeast"/>
           <w:jc w:val="center"/>
         </w:trPr>
         <w:tc>
           <w:tcPr>
             <w:tcW w:w="0" w:type="auto"/>
             <w:tcBorders>
-              <w:top w:val="single" w:sz="4" w:space="0" w:color="auto"/>
-              <w:left w:val="single" w:sz="12" w:space="0" w:color="auto"/>
+              <w:top w:val="single" w:color="auto" w:sz="4" w:space="0"/>
+              <w:left w:val="single" w:color="auto" w:sz="12" w:space="0"/>
               <w:bottom w:val="nil"/>
               <w:right w:val="nil"/>
             </w:tcBorders>
@@ -8125,11 +8233,11 @@
               <w:adjustRightInd w:val="0"/>
               <w:snapToGrid w:val="0"/>
               <w:spacing w:line="240" w:lineRule="auto"/>
-              <w:ind w:left="0" w:right="0" w:firstLine="0" w:leftChars="0" w:rightChars="0" w:firstLineChars="0"/>
+              <w:ind w:left="0" w:leftChars="0" w:right="0" w:rightChars="0" w:firstLine="0" w:firstLineChars="0"/>
               <w:jc w:val="center"/>
               <w:textAlignment w:val="baseline"/>
               <w:rPr>
-                <w:rFonts w:ascii="Segoe UI" w:eastAsia="Segoe UI" w:hAnsi="Segoe UI" w:cs="Segoe UI" w:hint="default"/>
+                <w:rFonts w:hint="default" w:ascii="Segoe UI" w:hAnsi="Segoe UI" w:eastAsia="Segoe UI" w:cs="Segoe UI"/>
                 <w:i w:val="0"/>
                 <w:iCs w:val="0"/>
                 <w:caps w:val="0"/>
@@ -8141,8 +8249,8 @@
             </w:pPr>
             <w:r>
               <w:rPr>
-                <w:rStyle w:val="Strong"/>
-                <w:rFonts w:ascii="Segoe UI" w:eastAsia="Segoe UI" w:hAnsi="Segoe UI" w:cs="Segoe UI" w:hint="default"/>
+                <w:rStyle w:val="25"/>
+                <w:rFonts w:hint="default" w:ascii="Segoe UI" w:hAnsi="Segoe UI" w:eastAsia="Segoe UI" w:cs="Segoe UI"/>
                 <w:b/>
                 <w:bCs/>
                 <w:i w:val="0"/>
@@ -8160,7 +8268,7 @@
             </w:r>
             <w:r>
               <w:rPr>
-                <w:rFonts w:ascii="Segoe UI" w:eastAsia="Segoe UI" w:hAnsi="Segoe UI" w:cs="Segoe UI" w:hint="default"/>
+                <w:rFonts w:hint="default" w:ascii="Segoe UI" w:hAnsi="Segoe UI" w:eastAsia="Segoe UI" w:cs="Segoe UI"/>
                 <w:i w:val="0"/>
                 <w:iCs w:val="0"/>
                 <w:caps w:val="0"/>
@@ -8180,10 +8288,10 @@
           <w:tcPr>
             <w:tcW w:w="5105" w:type="dxa"/>
             <w:tcBorders>
-              <w:top w:val="single" w:sz="4" w:space="0" w:color="auto"/>
-              <w:left w:val="single" w:sz="4" w:space="0" w:color="auto"/>
+              <w:top w:val="single" w:color="auto" w:sz="4" w:space="0"/>
+              <w:left w:val="single" w:color="auto" w:sz="4" w:space="0"/>
               <w:bottom w:val="nil"/>
-              <w:right w:val="single" w:sz="12" w:space="0" w:color="auto"/>
+              <w:right w:val="single" w:color="auto" w:sz="12" w:space="0"/>
             </w:tcBorders>
             <w:shd w:val="clear" w:color="auto" w:fill="auto"/>
             <w:tcMar>
@@ -8211,11 +8319,11 @@
               <w:adjustRightInd w:val="0"/>
               <w:snapToGrid w:val="0"/>
               <w:spacing w:line="240" w:lineRule="auto"/>
-              <w:ind w:left="0" w:right="0" w:firstLine="0" w:leftChars="0" w:rightChars="0" w:firstLineChars="0"/>
+              <w:ind w:left="0" w:leftChars="0" w:right="0" w:rightChars="0" w:firstLine="0" w:firstLineChars="0"/>
               <w:jc w:val="left"/>
               <w:textAlignment w:val="baseline"/>
               <w:rPr>
-                <w:rFonts w:ascii="Segoe UI" w:eastAsia="Segoe UI" w:hAnsi="Segoe UI" w:cs="Segoe UI" w:hint="default"/>
+                <w:rFonts w:hint="default" w:ascii="Segoe UI" w:hAnsi="Segoe UI" w:eastAsia="Segoe UI" w:cs="Segoe UI"/>
                 <w:i w:val="0"/>
                 <w:iCs w:val="0"/>
                 <w:caps w:val="0"/>
@@ -8227,7 +8335,7 @@
             </w:pPr>
             <w:r>
               <w:rPr>
-                <w:rFonts w:ascii="Segoe UI" w:eastAsia="Segoe UI" w:hAnsi="Segoe UI" w:cs="Segoe UI" w:hint="default"/>
+                <w:rFonts w:hint="default" w:ascii="Segoe UI" w:hAnsi="Segoe UI" w:eastAsia="Segoe UI" w:cs="Segoe UI"/>
                 <w:i w:val="0"/>
                 <w:iCs w:val="0"/>
                 <w:caps w:val="0"/>
@@ -8243,7 +8351,7 @@
             </w:r>
             <w:r>
               <w:rPr>
-                <w:rFonts w:ascii="Segoe UI" w:eastAsia="Segoe UI" w:hAnsi="Segoe UI" w:cs="Segoe UI" w:hint="default"/>
+                <w:rFonts w:hint="default" w:ascii="Segoe UI" w:hAnsi="Segoe UI" w:eastAsia="Segoe UI" w:cs="Segoe UI"/>
                 <w:i w:val="0"/>
                 <w:iCs w:val="0"/>
                 <w:caps w:val="0"/>
@@ -8255,11 +8363,11 @@
                 <w:szCs w:val="18"/>
                 <w:lang w:val="en-US" w:eastAsia="zh-CN"/>
               </w:rPr>
-              <w:br/>
+              <w:br w:type="textWrapping"/>
             </w:r>
             <w:r>
               <w:rPr>
-                <w:rFonts w:ascii="Segoe UI" w:eastAsia="Segoe UI" w:hAnsi="Segoe UI" w:cs="Segoe UI" w:hint="default"/>
+                <w:rFonts w:hint="default" w:ascii="Segoe UI" w:hAnsi="Segoe UI" w:eastAsia="Segoe UI" w:cs="Segoe UI"/>
                 <w:i w:val="0"/>
                 <w:iCs w:val="0"/>
                 <w:caps w:val="0"/>
@@ -8275,7 +8383,7 @@
             </w:r>
             <w:r>
               <w:rPr>
-                <w:rFonts w:ascii="Segoe UI" w:eastAsia="Segoe UI" w:hAnsi="Segoe UI" w:cs="Segoe UI" w:hint="default"/>
+                <w:rFonts w:hint="default" w:ascii="Segoe UI" w:hAnsi="Segoe UI" w:eastAsia="Segoe UI" w:cs="Segoe UI"/>
                 <w:i w:val="0"/>
                 <w:iCs w:val="0"/>
                 <w:caps w:val="0"/>
@@ -8287,11 +8395,11 @@
                 <w:szCs w:val="18"/>
                 <w:lang w:val="en-US" w:eastAsia="zh-CN"/>
               </w:rPr>
-              <w:br/>
+              <w:br w:type="textWrapping"/>
             </w:r>
             <w:r>
               <w:rPr>
-                <w:rFonts w:ascii="Segoe UI" w:eastAsia="Segoe UI" w:hAnsi="Segoe UI" w:cs="Segoe UI" w:hint="default"/>
+                <w:rFonts w:hint="default" w:ascii="Segoe UI" w:hAnsi="Segoe UI" w:eastAsia="Segoe UI" w:cs="Segoe UI"/>
                 <w:i w:val="0"/>
                 <w:iCs w:val="0"/>
                 <w:caps w:val="0"/>
@@ -8307,7 +8415,7 @@
             </w:r>
             <w:r>
               <w:rPr>
-                <w:rFonts w:ascii="Segoe UI" w:eastAsia="Segoe UI" w:hAnsi="Segoe UI" w:cs="Segoe UI" w:hint="default"/>
+                <w:rFonts w:hint="default" w:ascii="Segoe UI" w:hAnsi="Segoe UI" w:eastAsia="Segoe UI" w:cs="Segoe UI"/>
                 <w:i w:val="0"/>
                 <w:iCs w:val="0"/>
                 <w:caps w:val="0"/>
@@ -8319,11 +8427,11 @@
                 <w:szCs w:val="18"/>
                 <w:lang w:val="en-US" w:eastAsia="zh-CN"/>
               </w:rPr>
-              <w:br/>
+              <w:br w:type="textWrapping"/>
             </w:r>
             <w:r>
               <w:rPr>
-                <w:rFonts w:ascii="Segoe UI" w:eastAsia="Segoe UI" w:hAnsi="Segoe UI" w:cs="Segoe UI" w:hint="default"/>
+                <w:rFonts w:hint="default" w:ascii="Segoe UI" w:hAnsi="Segoe UI" w:eastAsia="Segoe UI" w:cs="Segoe UI"/>
                 <w:i w:val="0"/>
                 <w:iCs w:val="0"/>
                 <w:caps w:val="0"/>
@@ -8339,7 +8447,7 @@
             </w:r>
             <w:r>
               <w:rPr>
-                <w:rFonts w:ascii="Segoe UI" w:eastAsia="Segoe UI" w:hAnsi="Segoe UI" w:cs="Segoe UI" w:hint="default"/>
+                <w:rFonts w:hint="default" w:ascii="Segoe UI" w:hAnsi="Segoe UI" w:eastAsia="Segoe UI" w:cs="Segoe UI"/>
                 <w:i w:val="0"/>
                 <w:iCs w:val="0"/>
                 <w:caps w:val="0"/>
@@ -8351,11 +8459,11 @@
                 <w:szCs w:val="18"/>
                 <w:lang w:val="en-US" w:eastAsia="zh-CN"/>
               </w:rPr>
-              <w:br/>
+              <w:br w:type="textWrapping"/>
             </w:r>
             <w:r>
               <w:rPr>
-                <w:rFonts w:ascii="Segoe UI" w:eastAsia="Segoe UI" w:hAnsi="Segoe UI" w:cs="Segoe UI" w:hint="default"/>
+                <w:rFonts w:hint="default" w:ascii="Segoe UI" w:hAnsi="Segoe UI" w:eastAsia="Segoe UI" w:cs="Segoe UI"/>
                 <w:i w:val="0"/>
                 <w:iCs w:val="0"/>
                 <w:caps w:val="0"/>
@@ -8371,7 +8479,7 @@
             </w:r>
             <w:r>
               <w:rPr>
-                <w:rFonts w:ascii="Segoe UI" w:eastAsia="Segoe UI" w:hAnsi="Segoe UI" w:cs="Segoe UI" w:hint="default"/>
+                <w:rFonts w:hint="default" w:ascii="Segoe UI" w:hAnsi="Segoe UI" w:eastAsia="Segoe UI" w:cs="Segoe UI"/>
                 <w:i w:val="0"/>
                 <w:iCs w:val="0"/>
                 <w:caps w:val="0"/>
@@ -8383,11 +8491,11 @@
                 <w:szCs w:val="18"/>
                 <w:lang w:val="en-US" w:eastAsia="zh-CN"/>
               </w:rPr>
-              <w:br/>
+              <w:br w:type="textWrapping"/>
             </w:r>
             <w:r>
               <w:rPr>
-                <w:rFonts w:ascii="Segoe UI" w:eastAsia="Segoe UI" w:hAnsi="Segoe UI" w:cs="Segoe UI" w:hint="default"/>
+                <w:rFonts w:hint="default" w:ascii="Segoe UI" w:hAnsi="Segoe UI" w:eastAsia="Segoe UI" w:cs="Segoe UI"/>
                 <w:i w:val="0"/>
                 <w:iCs w:val="0"/>
                 <w:caps w:val="0"/>
@@ -8403,7 +8511,7 @@
             </w:r>
             <w:r>
               <w:rPr>
-                <w:rFonts w:ascii="Segoe UI" w:eastAsia="Segoe UI" w:hAnsi="Segoe UI" w:cs="Segoe UI" w:hint="default"/>
+                <w:rFonts w:hint="default" w:ascii="Segoe UI" w:hAnsi="Segoe UI" w:eastAsia="Segoe UI" w:cs="Segoe UI"/>
                 <w:i w:val="0"/>
                 <w:iCs w:val="0"/>
                 <w:caps w:val="0"/>
@@ -8415,11 +8523,11 @@
                 <w:szCs w:val="18"/>
                 <w:lang w:val="en-US" w:eastAsia="zh-CN"/>
               </w:rPr>
-              <w:br/>
+              <w:br w:type="textWrapping"/>
             </w:r>
             <w:r>
               <w:rPr>
-                <w:rFonts w:ascii="Segoe UI" w:eastAsia="Segoe UI" w:hAnsi="Segoe UI" w:cs="Segoe UI" w:hint="default"/>
+                <w:rFonts w:hint="default" w:ascii="Segoe UI" w:hAnsi="Segoe UI" w:eastAsia="Segoe UI" w:cs="Segoe UI"/>
                 <w:i w:val="0"/>
                 <w:iCs w:val="0"/>
                 <w:caps w:val="0"/>
@@ -8438,8 +8546,14 @@
       </w:tr>
       <w:tr>
         <w:tblPrEx>
-          <w:tblW w:w="8498" w:type="dxa"/>
-          <w:jc w:val="center"/>
+          <w:tblBorders>
+            <w:top w:val="none" w:color="auto" w:sz="0" w:space="0"/>
+            <w:left w:val="none" w:color="auto" w:sz="0" w:space="0"/>
+            <w:bottom w:val="none" w:color="auto" w:sz="0" w:space="0"/>
+            <w:right w:val="none" w:color="auto" w:sz="0" w:space="0"/>
+            <w:insideH w:val="none" w:color="auto" w:sz="0" w:space="0"/>
+            <w:insideV w:val="none" w:color="auto" w:sz="0" w:space="0"/>
+          </w:tblBorders>
           <w:shd w:val="clear" w:color="auto" w:fill="auto"/>
           <w:tblCellMar>
             <w:top w:w="15" w:type="dxa"/>
@@ -8449,15 +8563,15 @@
           </w:tblCellMar>
         </w:tblPrEx>
         <w:trPr>
-          <w:trHeight w:val="0"/>
+          <w:trHeight w:val="0" w:hRule="atLeast"/>
           <w:jc w:val="center"/>
         </w:trPr>
         <w:tc>
           <w:tcPr>
             <w:tcW w:w="0" w:type="auto"/>
             <w:tcBorders>
-              <w:top w:val="single" w:sz="4" w:space="0" w:color="auto"/>
-              <w:left w:val="single" w:sz="12" w:space="0" w:color="auto"/>
+              <w:top w:val="single" w:color="auto" w:sz="4" w:space="0"/>
+              <w:left w:val="single" w:color="auto" w:sz="12" w:space="0"/>
               <w:bottom w:val="nil"/>
               <w:right w:val="nil"/>
             </w:tcBorders>
@@ -8487,11 +8601,11 @@
               <w:adjustRightInd w:val="0"/>
               <w:snapToGrid w:val="0"/>
               <w:spacing w:line="240" w:lineRule="auto"/>
-              <w:ind w:left="0" w:right="0" w:firstLine="0" w:leftChars="0" w:rightChars="0" w:firstLineChars="0"/>
+              <w:ind w:left="0" w:leftChars="0" w:right="0" w:rightChars="0" w:firstLine="0" w:firstLineChars="0"/>
               <w:jc w:val="center"/>
               <w:textAlignment w:val="baseline"/>
               <w:rPr>
-                <w:rFonts w:ascii="Segoe UI" w:eastAsia="Segoe UI" w:hAnsi="Segoe UI" w:cs="Segoe UI" w:hint="default"/>
+                <w:rFonts w:hint="default" w:ascii="Segoe UI" w:hAnsi="Segoe UI" w:eastAsia="Segoe UI" w:cs="Segoe UI"/>
                 <w:i w:val="0"/>
                 <w:iCs w:val="0"/>
                 <w:caps w:val="0"/>
@@ -8503,8 +8617,8 @@
             </w:pPr>
             <w:r>
               <w:rPr>
-                <w:rStyle w:val="Strong"/>
-                <w:rFonts w:ascii="Segoe UI" w:eastAsia="Segoe UI" w:hAnsi="Segoe UI" w:cs="Segoe UI" w:hint="eastAsia"/>
+                <w:rStyle w:val="25"/>
+                <w:rFonts w:hint="eastAsia" w:ascii="Segoe UI" w:hAnsi="Segoe UI" w:eastAsia="Segoe UI" w:cs="Segoe UI"/>
                 <w:b/>
                 <w:bCs/>
                 <w:i w:val="0"/>
@@ -8522,7 +8636,7 @@
             </w:r>
             <w:r>
               <w:rPr>
-                <w:rFonts w:ascii="Segoe UI" w:eastAsia="Segoe UI" w:hAnsi="Segoe UI" w:cs="Segoe UI" w:hint="default"/>
+                <w:rFonts w:hint="default" w:ascii="Segoe UI" w:hAnsi="Segoe UI" w:eastAsia="Segoe UI" w:cs="Segoe UI"/>
                 <w:i w:val="0"/>
                 <w:iCs w:val="0"/>
                 <w:caps w:val="0"/>
@@ -8542,10 +8656,10 @@
           <w:tcPr>
             <w:tcW w:w="5105" w:type="dxa"/>
             <w:tcBorders>
-              <w:top w:val="single" w:sz="4" w:space="0" w:color="auto"/>
-              <w:left w:val="single" w:sz="4" w:space="0" w:color="auto"/>
+              <w:top w:val="single" w:color="auto" w:sz="4" w:space="0"/>
+              <w:left w:val="single" w:color="auto" w:sz="4" w:space="0"/>
               <w:bottom w:val="nil"/>
-              <w:right w:val="single" w:sz="12" w:space="0" w:color="auto"/>
+              <w:right w:val="single" w:color="auto" w:sz="12" w:space="0"/>
             </w:tcBorders>
             <w:shd w:val="clear" w:color="auto" w:fill="auto"/>
             <w:tcMar>
@@ -8573,11 +8687,11 @@
               <w:adjustRightInd w:val="0"/>
               <w:snapToGrid w:val="0"/>
               <w:spacing w:line="240" w:lineRule="auto"/>
-              <w:ind w:left="0" w:right="0" w:firstLine="0" w:leftChars="0" w:rightChars="0" w:firstLineChars="0"/>
+              <w:ind w:left="0" w:leftChars="0" w:right="0" w:rightChars="0" w:firstLine="0" w:firstLineChars="0"/>
               <w:jc w:val="left"/>
               <w:textAlignment w:val="baseline"/>
               <w:rPr>
-                <w:rFonts w:ascii="Segoe UI" w:eastAsia="Segoe UI" w:hAnsi="Segoe UI" w:cs="Segoe UI" w:hint="default"/>
+                <w:rFonts w:hint="default" w:ascii="Segoe UI" w:hAnsi="Segoe UI" w:eastAsia="Segoe UI" w:cs="Segoe UI"/>
                 <w:i w:val="0"/>
                 <w:iCs w:val="0"/>
                 <w:caps w:val="0"/>
@@ -8589,7 +8703,7 @@
             </w:pPr>
             <w:r>
               <w:rPr>
-                <w:rFonts w:ascii="Segoe UI" w:eastAsia="Segoe UI" w:hAnsi="Segoe UI" w:cs="Segoe UI" w:hint="default"/>
+                <w:rFonts w:hint="default" w:ascii="Segoe UI" w:hAnsi="Segoe UI" w:eastAsia="Segoe UI" w:cs="Segoe UI"/>
                 <w:i w:val="0"/>
                 <w:iCs w:val="0"/>
                 <w:caps w:val="0"/>
@@ -8608,8 +8722,14 @@
       </w:tr>
       <w:tr>
         <w:tblPrEx>
-          <w:tblW w:w="8498" w:type="dxa"/>
-          <w:jc w:val="center"/>
+          <w:tblBorders>
+            <w:top w:val="none" w:color="auto" w:sz="0" w:space="0"/>
+            <w:left w:val="none" w:color="auto" w:sz="0" w:space="0"/>
+            <w:bottom w:val="none" w:color="auto" w:sz="0" w:space="0"/>
+            <w:right w:val="none" w:color="auto" w:sz="0" w:space="0"/>
+            <w:insideH w:val="none" w:color="auto" w:sz="0" w:space="0"/>
+            <w:insideV w:val="none" w:color="auto" w:sz="0" w:space="0"/>
+          </w:tblBorders>
           <w:shd w:val="clear" w:color="auto" w:fill="auto"/>
           <w:tblCellMar>
             <w:top w:w="15" w:type="dxa"/>
@@ -8619,15 +8739,15 @@
           </w:tblCellMar>
         </w:tblPrEx>
         <w:trPr>
-          <w:trHeight w:val="0"/>
+          <w:trHeight w:val="0" w:hRule="atLeast"/>
           <w:jc w:val="center"/>
         </w:trPr>
         <w:tc>
           <w:tcPr>
             <w:tcW w:w="0" w:type="auto"/>
             <w:tcBorders>
-              <w:top w:val="single" w:sz="4" w:space="0" w:color="auto"/>
-              <w:left w:val="single" w:sz="12" w:space="0" w:color="auto"/>
+              <w:top w:val="single" w:color="auto" w:sz="4" w:space="0"/>
+              <w:left w:val="single" w:color="auto" w:sz="12" w:space="0"/>
               <w:bottom w:val="nil"/>
               <w:right w:val="nil"/>
             </w:tcBorders>
@@ -8657,11 +8777,11 @@
               <w:adjustRightInd w:val="0"/>
               <w:snapToGrid w:val="0"/>
               <w:spacing w:line="240" w:lineRule="auto"/>
-              <w:ind w:left="0" w:right="0" w:firstLine="0" w:leftChars="0" w:rightChars="0" w:firstLineChars="0"/>
+              <w:ind w:left="0" w:leftChars="0" w:right="0" w:rightChars="0" w:firstLine="0" w:firstLineChars="0"/>
               <w:jc w:val="center"/>
               <w:textAlignment w:val="baseline"/>
               <w:rPr>
-                <w:rFonts w:ascii="Segoe UI" w:eastAsia="Segoe UI" w:hAnsi="Segoe UI" w:cs="Segoe UI" w:hint="default"/>
+                <w:rFonts w:hint="default" w:ascii="Segoe UI" w:hAnsi="Segoe UI" w:eastAsia="Segoe UI" w:cs="Segoe UI"/>
                 <w:i w:val="0"/>
                 <w:iCs w:val="0"/>
                 <w:caps w:val="0"/>
@@ -8673,8 +8793,8 @@
             </w:pPr>
             <w:r>
               <w:rPr>
-                <w:rStyle w:val="Strong"/>
-                <w:rFonts w:ascii="Segoe UI" w:eastAsia="Segoe UI" w:hAnsi="Segoe UI" w:cs="Segoe UI" w:hint="default"/>
+                <w:rStyle w:val="25"/>
+                <w:rFonts w:hint="default" w:ascii="Segoe UI" w:hAnsi="Segoe UI" w:eastAsia="Segoe UI" w:cs="Segoe UI"/>
                 <w:b/>
                 <w:bCs/>
                 <w:i w:val="0"/>
@@ -8696,10 +8816,10 @@
           <w:tcPr>
             <w:tcW w:w="5105" w:type="dxa"/>
             <w:tcBorders>
-              <w:top w:val="single" w:sz="4" w:space="0" w:color="auto"/>
-              <w:left w:val="single" w:sz="4" w:space="0" w:color="auto"/>
+              <w:top w:val="single" w:color="auto" w:sz="4" w:space="0"/>
+              <w:left w:val="single" w:color="auto" w:sz="4" w:space="0"/>
               <w:bottom w:val="nil"/>
-              <w:right w:val="single" w:sz="12" w:space="0" w:color="auto"/>
+              <w:right w:val="single" w:color="auto" w:sz="12" w:space="0"/>
             </w:tcBorders>
             <w:shd w:val="clear" w:color="auto" w:fill="auto"/>
             <w:tcMar>
@@ -8727,11 +8847,11 @@
               <w:adjustRightInd w:val="0"/>
               <w:snapToGrid w:val="0"/>
               <w:spacing w:line="240" w:lineRule="auto"/>
-              <w:ind w:left="0" w:right="0" w:firstLine="0" w:leftChars="0" w:rightChars="0" w:firstLineChars="0"/>
+              <w:ind w:left="0" w:leftChars="0" w:right="0" w:rightChars="0" w:firstLine="0" w:firstLineChars="0"/>
               <w:jc w:val="left"/>
               <w:textAlignment w:val="baseline"/>
               <w:rPr>
-                <w:rFonts w:ascii="Segoe UI" w:eastAsia="Segoe UI" w:hAnsi="Segoe UI" w:cs="Segoe UI" w:hint="default"/>
+                <w:rFonts w:hint="default" w:ascii="Segoe UI" w:hAnsi="Segoe UI" w:eastAsia="Segoe UI" w:cs="Segoe UI"/>
                 <w:i w:val="0"/>
                 <w:iCs w:val="0"/>
                 <w:caps w:val="0"/>
@@ -8743,7 +8863,7 @@
             </w:pPr>
             <w:r>
               <w:rPr>
-                <w:rFonts w:ascii="Segoe UI" w:eastAsia="Segoe UI" w:hAnsi="Segoe UI" w:cs="Segoe UI" w:hint="default"/>
+                <w:rFonts w:hint="default" w:ascii="Segoe UI" w:hAnsi="Segoe UI" w:eastAsia="Segoe UI" w:cs="Segoe UI"/>
                 <w:i w:val="0"/>
                 <w:iCs w:val="0"/>
                 <w:caps w:val="0"/>
@@ -8762,8 +8882,14 @@
       </w:tr>
       <w:tr>
         <w:tblPrEx>
-          <w:tblW w:w="8498" w:type="dxa"/>
-          <w:jc w:val="center"/>
+          <w:tblBorders>
+            <w:top w:val="none" w:color="auto" w:sz="0" w:space="0"/>
+            <w:left w:val="none" w:color="auto" w:sz="0" w:space="0"/>
+            <w:bottom w:val="none" w:color="auto" w:sz="0" w:space="0"/>
+            <w:right w:val="none" w:color="auto" w:sz="0" w:space="0"/>
+            <w:insideH w:val="none" w:color="auto" w:sz="0" w:space="0"/>
+            <w:insideV w:val="none" w:color="auto" w:sz="0" w:space="0"/>
+          </w:tblBorders>
           <w:shd w:val="clear" w:color="auto" w:fill="auto"/>
           <w:tblCellMar>
             <w:top w:w="15" w:type="dxa"/>
@@ -8773,15 +8899,15 @@
           </w:tblCellMar>
         </w:tblPrEx>
         <w:trPr>
-          <w:trHeight w:val="0"/>
+          <w:trHeight w:val="0" w:hRule="atLeast"/>
           <w:jc w:val="center"/>
         </w:trPr>
         <w:tc>
           <w:tcPr>
             <w:tcW w:w="0" w:type="auto"/>
             <w:tcBorders>
-              <w:top w:val="single" w:sz="4" w:space="0" w:color="auto"/>
-              <w:left w:val="single" w:sz="12" w:space="0" w:color="auto"/>
+              <w:top w:val="single" w:color="auto" w:sz="4" w:space="0"/>
+              <w:left w:val="single" w:color="auto" w:sz="12" w:space="0"/>
               <w:bottom w:val="nil"/>
               <w:right w:val="nil"/>
             </w:tcBorders>
@@ -8811,11 +8937,11 @@
               <w:adjustRightInd w:val="0"/>
               <w:snapToGrid w:val="0"/>
               <w:spacing w:line="240" w:lineRule="auto"/>
-              <w:ind w:left="0" w:right="0" w:firstLine="0" w:leftChars="0" w:rightChars="0" w:firstLineChars="0"/>
+              <w:ind w:left="0" w:leftChars="0" w:right="0" w:rightChars="0" w:firstLine="0" w:firstLineChars="0"/>
               <w:jc w:val="center"/>
               <w:textAlignment w:val="baseline"/>
               <w:rPr>
-                <w:rFonts w:ascii="Segoe UI" w:eastAsia="Segoe UI" w:hAnsi="Segoe UI" w:cs="Segoe UI" w:hint="default"/>
+                <w:rFonts w:hint="default" w:ascii="Segoe UI" w:hAnsi="Segoe UI" w:eastAsia="Segoe UI" w:cs="Segoe UI"/>
                 <w:i w:val="0"/>
                 <w:iCs w:val="0"/>
                 <w:caps w:val="0"/>
@@ -8827,8 +8953,8 @@
             </w:pPr>
             <w:r>
               <w:rPr>
-                <w:rStyle w:val="Strong"/>
-                <w:rFonts w:ascii="Segoe UI" w:eastAsia="Segoe UI" w:hAnsi="Segoe UI" w:cs="Segoe UI" w:hint="default"/>
+                <w:rStyle w:val="25"/>
+                <w:rFonts w:hint="default" w:ascii="Segoe UI" w:hAnsi="Segoe UI" w:eastAsia="Segoe UI" w:cs="Segoe UI"/>
                 <w:b/>
                 <w:bCs/>
                 <w:i w:val="0"/>
@@ -8850,10 +8976,10 @@
           <w:tcPr>
             <w:tcW w:w="5105" w:type="dxa"/>
             <w:tcBorders>
-              <w:top w:val="single" w:sz="4" w:space="0" w:color="auto"/>
-              <w:left w:val="single" w:sz="4" w:space="0" w:color="auto"/>
+              <w:top w:val="single" w:color="auto" w:sz="4" w:space="0"/>
+              <w:left w:val="single" w:color="auto" w:sz="4" w:space="0"/>
               <w:bottom w:val="nil"/>
-              <w:right w:val="single" w:sz="12" w:space="0" w:color="auto"/>
+              <w:right w:val="single" w:color="auto" w:sz="12" w:space="0"/>
             </w:tcBorders>
             <w:shd w:val="clear" w:color="auto" w:fill="auto"/>
             <w:tcMar>
@@ -8881,11 +9007,11 @@
               <w:adjustRightInd w:val="0"/>
               <w:snapToGrid w:val="0"/>
               <w:spacing w:line="240" w:lineRule="auto"/>
-              <w:ind w:left="0" w:right="0" w:firstLine="0" w:leftChars="0" w:rightChars="0" w:firstLineChars="0"/>
+              <w:ind w:left="0" w:leftChars="0" w:right="0" w:rightChars="0" w:firstLine="0" w:firstLineChars="0"/>
               <w:jc w:val="left"/>
               <w:textAlignment w:val="baseline"/>
               <w:rPr>
-                <w:rFonts w:ascii="Segoe UI" w:eastAsia="Segoe UI" w:hAnsi="Segoe UI" w:cs="Segoe UI" w:hint="default"/>
+                <w:rFonts w:hint="default" w:ascii="Segoe UI" w:hAnsi="Segoe UI" w:eastAsia="Segoe UI" w:cs="Segoe UI"/>
                 <w:i w:val="0"/>
                 <w:iCs w:val="0"/>
                 <w:caps w:val="0"/>
@@ -8897,7 +9023,7 @@
             </w:pPr>
             <w:r>
               <w:rPr>
-                <w:rFonts w:ascii="Segoe UI" w:eastAsia="Segoe UI" w:hAnsi="Segoe UI" w:cs="Segoe UI" w:hint="default"/>
+                <w:rFonts w:hint="default" w:ascii="Segoe UI" w:hAnsi="Segoe UI" w:eastAsia="Segoe UI" w:cs="Segoe UI"/>
                 <w:i w:val="0"/>
                 <w:iCs w:val="0"/>
                 <w:caps w:val="0"/>
@@ -8913,7 +9039,7 @@
             </w:r>
             <w:r>
               <w:rPr>
-                <w:rFonts w:ascii="Segoe UI" w:eastAsia="Segoe UI" w:hAnsi="Segoe UI" w:cs="Segoe UI" w:hint="default"/>
+                <w:rFonts w:hint="default" w:ascii="Segoe UI" w:hAnsi="Segoe UI" w:eastAsia="Segoe UI" w:cs="Segoe UI"/>
                 <w:i w:val="0"/>
                 <w:iCs w:val="0"/>
                 <w:caps w:val="0"/>
@@ -8925,11 +9051,11 @@
                 <w:szCs w:val="18"/>
                 <w:lang w:val="en-US" w:eastAsia="zh-CN"/>
               </w:rPr>
-              <w:br/>
+              <w:br w:type="textWrapping"/>
             </w:r>
             <w:r>
               <w:rPr>
-                <w:rFonts w:ascii="Segoe UI" w:eastAsia="Segoe UI" w:hAnsi="Segoe UI" w:cs="Segoe UI" w:hint="default"/>
+                <w:rFonts w:hint="default" w:ascii="Segoe UI" w:hAnsi="Segoe UI" w:eastAsia="Segoe UI" w:cs="Segoe UI"/>
                 <w:i w:val="0"/>
                 <w:iCs w:val="0"/>
                 <w:caps w:val="0"/>
@@ -8945,7 +9071,7 @@
             </w:r>
             <w:r>
               <w:rPr>
-                <w:rFonts w:ascii="Segoe UI" w:eastAsia="Segoe UI" w:hAnsi="Segoe UI" w:cs="Segoe UI" w:hint="default"/>
+                <w:rFonts w:hint="default" w:ascii="Segoe UI" w:hAnsi="Segoe UI" w:eastAsia="Segoe UI" w:cs="Segoe UI"/>
                 <w:i w:val="0"/>
                 <w:iCs w:val="0"/>
                 <w:caps w:val="0"/>
@@ -8957,11 +9083,11 @@
                 <w:szCs w:val="18"/>
                 <w:lang w:val="en-US" w:eastAsia="zh-CN"/>
               </w:rPr>
-              <w:br/>
+              <w:br w:type="textWrapping"/>
             </w:r>
             <w:r>
               <w:rPr>
-                <w:rFonts w:ascii="Segoe UI" w:eastAsia="Segoe UI" w:hAnsi="Segoe UI" w:cs="Segoe UI" w:hint="default"/>
+                <w:rFonts w:hint="default" w:ascii="Segoe UI" w:hAnsi="Segoe UI" w:eastAsia="Segoe UI" w:cs="Segoe UI"/>
                 <w:i w:val="0"/>
                 <w:iCs w:val="0"/>
                 <w:caps w:val="0"/>
@@ -8977,7 +9103,7 @@
             </w:r>
             <w:r>
               <w:rPr>
-                <w:rFonts w:ascii="Segoe UI" w:eastAsia="Segoe UI" w:hAnsi="Segoe UI" w:cs="Segoe UI" w:hint="default"/>
+                <w:rFonts w:hint="default" w:ascii="Segoe UI" w:hAnsi="Segoe UI" w:eastAsia="Segoe UI" w:cs="Segoe UI"/>
                 <w:i w:val="0"/>
                 <w:iCs w:val="0"/>
                 <w:caps w:val="0"/>
@@ -8989,11 +9115,11 @@
                 <w:szCs w:val="18"/>
                 <w:lang w:val="en-US" w:eastAsia="zh-CN"/>
               </w:rPr>
-              <w:br/>
+              <w:br w:type="textWrapping"/>
             </w:r>
             <w:r>
               <w:rPr>
-                <w:rFonts w:ascii="Segoe UI" w:eastAsia="Segoe UI" w:hAnsi="Segoe UI" w:cs="Segoe UI" w:hint="default"/>
+                <w:rFonts w:hint="default" w:ascii="Segoe UI" w:hAnsi="Segoe UI" w:eastAsia="Segoe UI" w:cs="Segoe UI"/>
                 <w:i w:val="0"/>
                 <w:iCs w:val="0"/>
                 <w:caps w:val="0"/>
@@ -9012,8 +9138,14 @@
       </w:tr>
       <w:tr>
         <w:tblPrEx>
-          <w:tblW w:w="8498" w:type="dxa"/>
-          <w:jc w:val="center"/>
+          <w:tblBorders>
+            <w:top w:val="none" w:color="auto" w:sz="0" w:space="0"/>
+            <w:left w:val="none" w:color="auto" w:sz="0" w:space="0"/>
+            <w:bottom w:val="none" w:color="auto" w:sz="0" w:space="0"/>
+            <w:right w:val="none" w:color="auto" w:sz="0" w:space="0"/>
+            <w:insideH w:val="none" w:color="auto" w:sz="0" w:space="0"/>
+            <w:insideV w:val="none" w:color="auto" w:sz="0" w:space="0"/>
+          </w:tblBorders>
           <w:shd w:val="clear" w:color="auto" w:fill="auto"/>
           <w:tblCellMar>
             <w:top w:w="15" w:type="dxa"/>
@@ -9023,15 +9155,15 @@
           </w:tblCellMar>
         </w:tblPrEx>
         <w:trPr>
-          <w:trHeight w:val="0"/>
+          <w:trHeight w:val="0" w:hRule="atLeast"/>
           <w:jc w:val="center"/>
         </w:trPr>
         <w:tc>
           <w:tcPr>
             <w:tcW w:w="0" w:type="auto"/>
             <w:tcBorders>
-              <w:top w:val="single" w:sz="4" w:space="0" w:color="auto"/>
-              <w:left w:val="single" w:sz="12" w:space="0" w:color="auto"/>
+              <w:top w:val="single" w:color="auto" w:sz="4" w:space="0"/>
+              <w:left w:val="single" w:color="auto" w:sz="12" w:space="0"/>
               <w:bottom w:val="nil"/>
               <w:right w:val="nil"/>
             </w:tcBorders>
@@ -9061,11 +9193,11 @@
               <w:adjustRightInd w:val="0"/>
               <w:snapToGrid w:val="0"/>
               <w:spacing w:line="240" w:lineRule="auto"/>
-              <w:ind w:left="0" w:right="0" w:firstLine="0" w:leftChars="0" w:rightChars="0" w:firstLineChars="0"/>
+              <w:ind w:left="0" w:leftChars="0" w:right="0" w:rightChars="0" w:firstLine="0" w:firstLineChars="0"/>
               <w:jc w:val="center"/>
               <w:textAlignment w:val="baseline"/>
               <w:rPr>
-                <w:rFonts w:ascii="Segoe UI" w:eastAsia="Segoe UI" w:hAnsi="Segoe UI" w:cs="Segoe UI" w:hint="default"/>
+                <w:rFonts w:hint="default" w:ascii="Segoe UI" w:hAnsi="Segoe UI" w:eastAsia="Segoe UI" w:cs="Segoe UI"/>
                 <w:i w:val="0"/>
                 <w:iCs w:val="0"/>
                 <w:caps w:val="0"/>
@@ -9077,8 +9209,8 @@
             </w:pPr>
             <w:r>
               <w:rPr>
-                <w:rStyle w:val="Strong"/>
-                <w:rFonts w:ascii="Segoe UI" w:eastAsia="Segoe UI" w:hAnsi="Segoe UI" w:cs="Segoe UI" w:hint="default"/>
+                <w:rStyle w:val="25"/>
+                <w:rFonts w:hint="default" w:ascii="Segoe UI" w:hAnsi="Segoe UI" w:eastAsia="Segoe UI" w:cs="Segoe UI"/>
                 <w:b/>
                 <w:bCs/>
                 <w:i w:val="0"/>
@@ -9100,10 +9232,10 @@
           <w:tcPr>
             <w:tcW w:w="5105" w:type="dxa"/>
             <w:tcBorders>
-              <w:top w:val="single" w:sz="4" w:space="0" w:color="auto"/>
-              <w:left w:val="single" w:sz="4" w:space="0" w:color="auto"/>
+              <w:top w:val="single" w:color="auto" w:sz="4" w:space="0"/>
+              <w:left w:val="single" w:color="auto" w:sz="4" w:space="0"/>
               <w:bottom w:val="nil"/>
-              <w:right w:val="single" w:sz="12" w:space="0" w:color="auto"/>
+              <w:right w:val="single" w:color="auto" w:sz="12" w:space="0"/>
             </w:tcBorders>
             <w:shd w:val="clear" w:color="auto" w:fill="auto"/>
             <w:tcMar>
@@ -9131,11 +9263,11 @@
               <w:adjustRightInd w:val="0"/>
               <w:snapToGrid w:val="0"/>
               <w:spacing w:line="240" w:lineRule="auto"/>
-              <w:ind w:left="0" w:right="0" w:firstLine="0" w:leftChars="0" w:rightChars="0" w:firstLineChars="0"/>
+              <w:ind w:left="0" w:leftChars="0" w:right="0" w:rightChars="0" w:firstLine="0" w:firstLineChars="0"/>
               <w:jc w:val="left"/>
               <w:textAlignment w:val="baseline"/>
               <w:rPr>
-                <w:rFonts w:ascii="Segoe UI" w:eastAsia="Segoe UI" w:hAnsi="Segoe UI" w:cs="Segoe UI" w:hint="default"/>
+                <w:rFonts w:hint="default" w:ascii="Segoe UI" w:hAnsi="Segoe UI" w:eastAsia="Segoe UI" w:cs="Segoe UI"/>
                 <w:i w:val="0"/>
                 <w:iCs w:val="0"/>
                 <w:caps w:val="0"/>
@@ -9147,7 +9279,7 @@
             </w:pPr>
             <w:r>
               <w:rPr>
-                <w:rFonts w:ascii="Segoe UI" w:eastAsia="Segoe UI" w:hAnsi="Segoe UI" w:cs="Segoe UI" w:hint="default"/>
+                <w:rFonts w:hint="default" w:ascii="Segoe UI" w:hAnsi="Segoe UI" w:eastAsia="Segoe UI" w:cs="Segoe UI"/>
                 <w:i w:val="0"/>
                 <w:iCs w:val="0"/>
                 <w:caps w:val="0"/>
@@ -9163,7 +9295,7 @@
             </w:r>
             <w:r>
               <w:rPr>
-                <w:rFonts w:ascii="Segoe UI" w:eastAsia="Segoe UI" w:hAnsi="Segoe UI" w:cs="Segoe UI" w:hint="default"/>
+                <w:rFonts w:hint="default" w:ascii="Segoe UI" w:hAnsi="Segoe UI" w:eastAsia="Segoe UI" w:cs="Segoe UI"/>
                 <w:i w:val="0"/>
                 <w:iCs w:val="0"/>
                 <w:caps w:val="0"/>
@@ -9175,11 +9307,11 @@
                 <w:szCs w:val="18"/>
                 <w:lang w:val="en-US" w:eastAsia="zh-CN"/>
               </w:rPr>
-              <w:br/>
+              <w:br w:type="textWrapping"/>
             </w:r>
             <w:r>
               <w:rPr>
-                <w:rFonts w:ascii="Segoe UI" w:eastAsia="Segoe UI" w:hAnsi="Segoe UI" w:cs="Segoe UI" w:hint="default"/>
+                <w:rFonts w:hint="default" w:ascii="Segoe UI" w:hAnsi="Segoe UI" w:eastAsia="Segoe UI" w:cs="Segoe UI"/>
                 <w:i w:val="0"/>
                 <w:iCs w:val="0"/>
                 <w:caps w:val="0"/>
@@ -9195,7 +9327,7 @@
             </w:r>
             <w:r>
               <w:rPr>
-                <w:rFonts w:ascii="Segoe UI" w:eastAsia="Segoe UI" w:hAnsi="Segoe UI" w:cs="Segoe UI" w:hint="default"/>
+                <w:rFonts w:hint="default" w:ascii="Segoe UI" w:hAnsi="Segoe UI" w:eastAsia="Segoe UI" w:cs="Segoe UI"/>
                 <w:i w:val="0"/>
                 <w:iCs w:val="0"/>
                 <w:caps w:val="0"/>
@@ -9207,11 +9339,11 @@
                 <w:szCs w:val="18"/>
                 <w:lang w:val="en-US" w:eastAsia="zh-CN"/>
               </w:rPr>
-              <w:br/>
+              <w:br w:type="textWrapping"/>
             </w:r>
             <w:r>
               <w:rPr>
-                <w:rFonts w:ascii="Segoe UI" w:eastAsia="Segoe UI" w:hAnsi="Segoe UI" w:cs="Segoe UI" w:hint="default"/>
+                <w:rFonts w:hint="default" w:ascii="Segoe UI" w:hAnsi="Segoe UI" w:eastAsia="Segoe UI" w:cs="Segoe UI"/>
                 <w:i w:val="0"/>
                 <w:iCs w:val="0"/>
                 <w:caps w:val="0"/>
@@ -9227,7 +9359,7 @@
             </w:r>
             <w:r>
               <w:rPr>
-                <w:rFonts w:ascii="Segoe UI" w:eastAsia="Segoe UI" w:hAnsi="Segoe UI" w:cs="Segoe UI" w:hint="default"/>
+                <w:rFonts w:hint="default" w:ascii="Segoe UI" w:hAnsi="Segoe UI" w:eastAsia="Segoe UI" w:cs="Segoe UI"/>
                 <w:i w:val="0"/>
                 <w:iCs w:val="0"/>
                 <w:caps w:val="0"/>
@@ -9239,11 +9371,11 @@
                 <w:szCs w:val="18"/>
                 <w:lang w:val="en-US" w:eastAsia="zh-CN"/>
               </w:rPr>
-              <w:br/>
+              <w:br w:type="textWrapping"/>
             </w:r>
             <w:r>
               <w:rPr>
-                <w:rFonts w:ascii="Segoe UI" w:eastAsia="Segoe UI" w:hAnsi="Segoe UI" w:cs="Segoe UI" w:hint="default"/>
+                <w:rFonts w:hint="default" w:ascii="Segoe UI" w:hAnsi="Segoe UI" w:eastAsia="Segoe UI" w:cs="Segoe UI"/>
                 <w:i w:val="0"/>
                 <w:iCs w:val="0"/>
                 <w:caps w:val="0"/>
@@ -9259,7 +9391,7 @@
             </w:r>
             <w:r>
               <w:rPr>
-                <w:rFonts w:ascii="Segoe UI" w:eastAsia="Segoe UI" w:hAnsi="Segoe UI" w:cs="Segoe UI" w:hint="default"/>
+                <w:rFonts w:hint="default" w:ascii="Segoe UI" w:hAnsi="Segoe UI" w:eastAsia="Segoe UI" w:cs="Segoe UI"/>
                 <w:i w:val="0"/>
                 <w:iCs w:val="0"/>
                 <w:caps w:val="0"/>
@@ -9271,11 +9403,11 @@
                 <w:szCs w:val="18"/>
                 <w:lang w:val="en-US" w:eastAsia="zh-CN"/>
               </w:rPr>
-              <w:br/>
+              <w:br w:type="textWrapping"/>
             </w:r>
             <w:r>
               <w:rPr>
-                <w:rFonts w:ascii="Segoe UI" w:eastAsia="Segoe UI" w:hAnsi="Segoe UI" w:cs="Segoe UI" w:hint="default"/>
+                <w:rFonts w:hint="default" w:ascii="Segoe UI" w:hAnsi="Segoe UI" w:eastAsia="Segoe UI" w:cs="Segoe UI"/>
                 <w:i w:val="0"/>
                 <w:iCs w:val="0"/>
                 <w:caps w:val="0"/>
@@ -9294,8 +9426,14 @@
       </w:tr>
       <w:tr>
         <w:tblPrEx>
-          <w:tblW w:w="8498" w:type="dxa"/>
-          <w:jc w:val="center"/>
+          <w:tblBorders>
+            <w:top w:val="none" w:color="auto" w:sz="0" w:space="0"/>
+            <w:left w:val="none" w:color="auto" w:sz="0" w:space="0"/>
+            <w:bottom w:val="none" w:color="auto" w:sz="0" w:space="0"/>
+            <w:right w:val="none" w:color="auto" w:sz="0" w:space="0"/>
+            <w:insideH w:val="none" w:color="auto" w:sz="0" w:space="0"/>
+            <w:insideV w:val="none" w:color="auto" w:sz="0" w:space="0"/>
+          </w:tblBorders>
           <w:shd w:val="clear" w:color="auto" w:fill="auto"/>
           <w:tblCellMar>
             <w:top w:w="15" w:type="dxa"/>
@@ -9305,16 +9443,16 @@
           </w:tblCellMar>
         </w:tblPrEx>
         <w:trPr>
-          <w:trHeight w:val="0"/>
+          <w:trHeight w:val="0" w:hRule="atLeast"/>
           <w:jc w:val="center"/>
         </w:trPr>
         <w:tc>
           <w:tcPr>
             <w:tcW w:w="3393" w:type="dxa"/>
             <w:tcBorders>
-              <w:top w:val="single" w:sz="4" w:space="0" w:color="auto"/>
-              <w:left w:val="single" w:sz="12" w:space="0" w:color="auto"/>
-              <w:bottom w:val="single" w:sz="12" w:space="0" w:color="auto"/>
+              <w:top w:val="single" w:color="auto" w:sz="4" w:space="0"/>
+              <w:left w:val="single" w:color="auto" w:sz="12" w:space="0"/>
+              <w:bottom w:val="single" w:color="auto" w:sz="12" w:space="0"/>
               <w:right w:val="nil"/>
             </w:tcBorders>
             <w:shd w:val="clear" w:color="auto" w:fill="auto"/>
@@ -9343,11 +9481,11 @@
               <w:adjustRightInd w:val="0"/>
               <w:snapToGrid w:val="0"/>
               <w:spacing w:line="240" w:lineRule="auto"/>
-              <w:ind w:left="0" w:right="0" w:firstLine="0" w:leftChars="0" w:rightChars="0" w:firstLineChars="0"/>
+              <w:ind w:left="0" w:leftChars="0" w:right="0" w:rightChars="0" w:firstLine="0" w:firstLineChars="0"/>
               <w:jc w:val="center"/>
               <w:textAlignment w:val="baseline"/>
               <w:rPr>
-                <w:rFonts w:ascii="Segoe UI" w:eastAsia="Segoe UI" w:hAnsi="Segoe UI" w:cs="Segoe UI" w:hint="default"/>
+                <w:rFonts w:hint="default" w:ascii="Segoe UI" w:hAnsi="Segoe UI" w:eastAsia="Segoe UI" w:cs="Segoe UI"/>
                 <w:i w:val="0"/>
                 <w:iCs w:val="0"/>
                 <w:caps w:val="0"/>
@@ -9359,8 +9497,8 @@
             </w:pPr>
             <w:r>
               <w:rPr>
-                <w:rStyle w:val="Strong"/>
-                <w:rFonts w:ascii="Segoe UI" w:eastAsia="Segoe UI" w:hAnsi="Segoe UI" w:cs="Segoe UI" w:hint="default"/>
+                <w:rStyle w:val="25"/>
+                <w:rFonts w:hint="default" w:ascii="Segoe UI" w:hAnsi="Segoe UI" w:eastAsia="Segoe UI" w:cs="Segoe UI"/>
                 <w:b/>
                 <w:bCs/>
                 <w:i w:val="0"/>
@@ -9374,7 +9512,7 @@
                 <w:szCs w:val="18"/>
                 <w:lang w:val="en-US" w:eastAsia="zh-CN"/>
               </w:rPr>
-              <w:t>产品产品质量部</w:t>
+              <w:t>产品质量部</w:t>
             </w:r>
           </w:p>
         </w:tc>
@@ -9382,10 +9520,10 @@
           <w:tcPr>
             <w:tcW w:w="5105" w:type="dxa"/>
             <w:tcBorders>
-              <w:top w:val="single" w:sz="4" w:space="0" w:color="auto"/>
-              <w:left w:val="single" w:sz="4" w:space="0" w:color="auto"/>
-              <w:bottom w:val="single" w:sz="12" w:space="0" w:color="auto"/>
-              <w:right w:val="single" w:sz="12" w:space="0" w:color="auto"/>
+              <w:top w:val="single" w:color="auto" w:sz="4" w:space="0"/>
+              <w:left w:val="single" w:color="auto" w:sz="4" w:space="0"/>
+              <w:bottom w:val="single" w:color="auto" w:sz="12" w:space="0"/>
+              <w:right w:val="single" w:color="auto" w:sz="12" w:space="0"/>
             </w:tcBorders>
             <w:shd w:val="clear" w:color="auto" w:fill="auto"/>
             <w:tcMar>
@@ -9413,11 +9551,11 @@
               <w:adjustRightInd w:val="0"/>
               <w:snapToGrid w:val="0"/>
               <w:spacing w:line="240" w:lineRule="auto"/>
-              <w:ind w:left="0" w:right="0" w:firstLine="0" w:leftChars="0" w:rightChars="0" w:firstLineChars="0"/>
+              <w:ind w:left="0" w:leftChars="0" w:right="0" w:rightChars="0" w:firstLine="0" w:firstLineChars="0"/>
               <w:jc w:val="left"/>
               <w:textAlignment w:val="baseline"/>
               <w:rPr>
-                <w:rFonts w:ascii="Segoe UI" w:eastAsia="Segoe UI" w:hAnsi="Segoe UI" w:cs="Segoe UI" w:hint="default"/>
+                <w:rFonts w:hint="default" w:ascii="Segoe UI" w:hAnsi="Segoe UI" w:eastAsia="Segoe UI" w:cs="Segoe UI"/>
                 <w:i w:val="0"/>
                 <w:iCs w:val="0"/>
                 <w:caps w:val="0"/>
@@ -9429,7 +9567,7 @@
             </w:pPr>
             <w:r>
               <w:rPr>
-                <w:rFonts w:ascii="Segoe UI" w:eastAsia="Segoe UI" w:hAnsi="Segoe UI" w:cs="Segoe UI" w:hint="default"/>
+                <w:rFonts w:hint="default" w:ascii="Segoe UI" w:hAnsi="Segoe UI" w:eastAsia="Segoe UI" w:cs="Segoe UI"/>
                 <w:i w:val="0"/>
                 <w:iCs w:val="0"/>
                 <w:caps w:val="0"/>
@@ -9449,7 +9587,7 @@
     </w:tbl>
     <w:p>
       <w:pPr>
-        <w:pStyle w:val="a1"/>
+        <w:pStyle w:val="31"/>
         <w:keepNext w:val="0"/>
         <w:keepLines w:val="0"/>
         <w:pageBreakBefore w:val="0"/>
@@ -9473,7 +9611,7 @@
     </w:p>
     <w:p>
       <w:pPr>
-        <w:pStyle w:val="1"/>
+        <w:pStyle w:val="30"/>
         <w:keepNext w:val="0"/>
         <w:keepLines w:val="0"/>
         <w:pageBreakBefore w:val="0"/>
@@ -9493,7 +9631,7 @@
           <w:lang w:val="en-US" w:eastAsia="zh-CN"/>
         </w:rPr>
       </w:pPr>
-      <w:bookmarkStart w:id="12" w:name="_Toc20587"/>
+      <w:bookmarkStart w:id="11" w:name="_Toc20587"/>
       <w:r>
         <w:rPr>
           <w:rFonts w:hint="default"/>
@@ -9501,11 +9639,11 @@
         </w:rPr>
         <w:t>术语</w:t>
       </w:r>
-      <w:bookmarkEnd w:id="12"/>
+      <w:bookmarkEnd w:id="11"/>
     </w:p>
     <w:p>
       <w:pPr>
-        <w:pStyle w:val="a1"/>
+        <w:pStyle w:val="31"/>
         <w:keepNext w:val="0"/>
         <w:keepLines w:val="0"/>
         <w:pageBreakBefore w:val="0"/>
@@ -9555,7 +9693,7 @@
           <w:rFonts w:hint="eastAsia"/>
           <w:lang w:val="en-US" w:eastAsia="zh-CN"/>
         </w:rPr>
-        <w:instrText>"柴_标题1"\n</w:instrText>
+        <w:instrText xml:space="preserve">"柴_标题1"\n</w:instrText>
       </w:r>
       <w:r>
         <w:instrText xml:space="preserve"> \s</w:instrText>
@@ -9572,7 +9710,7 @@
           <w:rFonts w:hint="eastAsia"/>
           <w:lang w:val="en-US" w:eastAsia="zh-CN"/>
         </w:rPr>
-        <w:instrText>* Charformat</w:instrText>
+        <w:instrText xml:space="preserve">* Charformat</w:instrText>
       </w:r>
       <w:r>
         <w:rPr>
@@ -9637,7 +9775,7 @@
         </w:rPr>
         <w:fldChar w:fldCharType="end"/>
       </w:r>
-      <w:bookmarkStart w:id="13" w:name="_Toc14418"/>
+      <w:bookmarkStart w:id="12" w:name="_Toc14418"/>
       <w:r>
         <w:rPr>
           <w:rFonts w:hint="default"/>
@@ -9645,22 +9783,23 @@
         </w:rPr>
         <w:t xml:space="preserve"> 术语定义表</w:t>
       </w:r>
-      <w:bookmarkEnd w:id="13"/>
+      <w:bookmarkEnd w:id="12"/>
     </w:p>
     <w:tbl>
       <w:tblPr>
-        <w:tblStyle w:val="TableNormal"/>
+        <w:tblStyle w:val="22"/>
         <w:tblW w:w="8498" w:type="dxa"/>
         <w:jc w:val="center"/>
         <w:tblBorders>
-          <w:top w:val="nil"/>
-          <w:left w:val="nil"/>
-          <w:bottom w:val="nil"/>
-          <w:right w:val="nil"/>
-          <w:insideH w:val="nil"/>
-          <w:insideV w:val="nil"/>
+          <w:top w:val="none" w:color="auto" w:sz="0" w:space="0"/>
+          <w:left w:val="none" w:color="auto" w:sz="0" w:space="0"/>
+          <w:bottom w:val="none" w:color="auto" w:sz="0" w:space="0"/>
+          <w:right w:val="none" w:color="auto" w:sz="0" w:space="0"/>
+          <w:insideH w:val="none" w:color="auto" w:sz="0" w:space="0"/>
+          <w:insideV w:val="none" w:color="auto" w:sz="0" w:space="0"/>
         </w:tblBorders>
         <w:shd w:val="clear" w:color="auto" w:fill="auto"/>
+        <w:tblLayout w:type="autofit"/>
         <w:tblCellMar>
           <w:top w:w="15" w:type="dxa"/>
           <w:left w:w="15" w:type="dxa"/>
@@ -9674,15 +9813,13 @@
       </w:tblGrid>
       <w:tr>
         <w:tblPrEx>
-          <w:tblW w:w="8498" w:type="dxa"/>
-          <w:jc w:val="center"/>
           <w:tblBorders>
-            <w:top w:val="nil"/>
-            <w:left w:val="nil"/>
-            <w:bottom w:val="nil"/>
-            <w:right w:val="nil"/>
-            <w:insideH w:val="nil"/>
-            <w:insideV w:val="nil"/>
+            <w:top w:val="none" w:color="auto" w:sz="0" w:space="0"/>
+            <w:left w:val="none" w:color="auto" w:sz="0" w:space="0"/>
+            <w:bottom w:val="none" w:color="auto" w:sz="0" w:space="0"/>
+            <w:right w:val="none" w:color="auto" w:sz="0" w:space="0"/>
+            <w:insideH w:val="none" w:color="auto" w:sz="0" w:space="0"/>
+            <w:insideV w:val="none" w:color="auto" w:sz="0" w:space="0"/>
           </w:tblBorders>
           <w:shd w:val="clear" w:color="auto" w:fill="auto"/>
           <w:tblCellMar>
@@ -9693,7 +9830,7 @@
           </w:tblCellMar>
         </w:tblPrEx>
         <w:trPr>
-          <w:trHeight w:val="0"/>
+          <w:trHeight w:val="0" w:hRule="atLeast"/>
           <w:tblHeader/>
           <w:jc w:val="center"/>
         </w:trPr>
@@ -9701,8 +9838,8 @@
           <w:tcPr>
             <w:tcW w:w="0" w:type="auto"/>
             <w:tcBorders>
-              <w:top w:val="single" w:sz="12" w:space="0" w:color="auto"/>
-              <w:left w:val="single" w:sz="12" w:space="0" w:color="auto"/>
+              <w:top w:val="single" w:color="auto" w:sz="12" w:space="0"/>
+              <w:left w:val="single" w:color="auto" w:sz="12" w:space="0"/>
               <w:bottom w:val="nil"/>
               <w:right w:val="nil"/>
             </w:tcBorders>
@@ -9732,11 +9869,11 @@
               <w:adjustRightInd w:val="0"/>
               <w:snapToGrid w:val="0"/>
               <w:spacing w:line="240" w:lineRule="auto"/>
-              <w:ind w:left="0" w:right="0" w:firstLine="0" w:leftChars="0" w:rightChars="0" w:firstLineChars="0"/>
+              <w:ind w:left="0" w:leftChars="0" w:right="0" w:rightChars="0" w:firstLine="0" w:firstLineChars="0"/>
               <w:jc w:val="center"/>
               <w:textAlignment w:val="baseline"/>
               <w:rPr>
-                <w:rFonts w:ascii="Segoe UI" w:eastAsia="Segoe UI" w:hAnsi="Segoe UI" w:cs="Segoe UI"/>
+                <w:rFonts w:ascii="Segoe UI" w:hAnsi="Segoe UI" w:eastAsia="Segoe UI" w:cs="Segoe UI"/>
                 <w:b/>
                 <w:i w:val="0"/>
                 <w:iCs w:val="0"/>
@@ -9749,7 +9886,7 @@
             </w:pPr>
             <w:r>
               <w:rPr>
-                <w:rFonts w:ascii="Segoe UI" w:eastAsia="Segoe UI" w:hAnsi="Segoe UI" w:cs="Segoe UI" w:hint="default"/>
+                <w:rFonts w:hint="default" w:ascii="Segoe UI" w:hAnsi="Segoe UI" w:eastAsia="Segoe UI" w:cs="Segoe UI"/>
                 <w:b/>
                 <w:i w:val="0"/>
                 <w:iCs w:val="0"/>
@@ -9770,10 +9907,10 @@
           <w:tcPr>
             <w:tcW w:w="7018" w:type="dxa"/>
             <w:tcBorders>
-              <w:top w:val="single" w:sz="12" w:space="0" w:color="auto"/>
-              <w:left w:val="single" w:sz="4" w:space="0" w:color="auto"/>
+              <w:top w:val="single" w:color="auto" w:sz="12" w:space="0"/>
+              <w:left w:val="single" w:color="auto" w:sz="4" w:space="0"/>
               <w:bottom w:val="nil"/>
-              <w:right w:val="single" w:sz="12" w:space="0" w:color="auto"/>
+              <w:right w:val="single" w:color="auto" w:sz="12" w:space="0"/>
             </w:tcBorders>
             <w:shd w:val="clear" w:color="auto" w:fill="auto"/>
             <w:tcMar>
@@ -9801,11 +9938,11 @@
               <w:adjustRightInd w:val="0"/>
               <w:snapToGrid w:val="0"/>
               <w:spacing w:line="240" w:lineRule="auto"/>
-              <w:ind w:left="0" w:right="0" w:firstLine="0" w:leftChars="0" w:rightChars="0" w:firstLineChars="0"/>
+              <w:ind w:left="0" w:leftChars="0" w:right="0" w:rightChars="0" w:firstLine="0" w:firstLineChars="0"/>
               <w:jc w:val="center"/>
               <w:textAlignment w:val="baseline"/>
               <w:rPr>
-                <w:rFonts w:ascii="Segoe UI" w:eastAsia="Segoe UI" w:hAnsi="Segoe UI" w:cs="Segoe UI" w:hint="default"/>
+                <w:rFonts w:hint="default" w:ascii="Segoe UI" w:hAnsi="Segoe UI" w:eastAsia="Segoe UI" w:cs="Segoe UI"/>
                 <w:b/>
                 <w:i w:val="0"/>
                 <w:iCs w:val="0"/>
@@ -9818,7 +9955,7 @@
             </w:pPr>
             <w:r>
               <w:rPr>
-                <w:rFonts w:ascii="Segoe UI" w:eastAsia="Segoe UI" w:hAnsi="Segoe UI" w:cs="Segoe UI" w:hint="default"/>
+                <w:rFonts w:hint="default" w:ascii="Segoe UI" w:hAnsi="Segoe UI" w:eastAsia="Segoe UI" w:cs="Segoe UI"/>
                 <w:b/>
                 <w:i w:val="0"/>
                 <w:iCs w:val="0"/>
@@ -9838,8 +9975,14 @@
       </w:tr>
       <w:tr>
         <w:tblPrEx>
-          <w:tblW w:w="8498" w:type="dxa"/>
-          <w:jc w:val="center"/>
+          <w:tblBorders>
+            <w:top w:val="none" w:color="auto" w:sz="0" w:space="0"/>
+            <w:left w:val="none" w:color="auto" w:sz="0" w:space="0"/>
+            <w:bottom w:val="none" w:color="auto" w:sz="0" w:space="0"/>
+            <w:right w:val="none" w:color="auto" w:sz="0" w:space="0"/>
+            <w:insideH w:val="none" w:color="auto" w:sz="0" w:space="0"/>
+            <w:insideV w:val="none" w:color="auto" w:sz="0" w:space="0"/>
+          </w:tblBorders>
           <w:shd w:val="clear" w:color="auto" w:fill="auto"/>
           <w:tblCellMar>
             <w:top w:w="15" w:type="dxa"/>
@@ -9849,15 +9992,15 @@
           </w:tblCellMar>
         </w:tblPrEx>
         <w:trPr>
-          <w:trHeight w:val="0"/>
+          <w:trHeight w:val="0" w:hRule="atLeast"/>
           <w:jc w:val="center"/>
         </w:trPr>
         <w:tc>
           <w:tcPr>
             <w:tcW w:w="0" w:type="auto"/>
             <w:tcBorders>
-              <w:top w:val="single" w:sz="4" w:space="0" w:color="auto"/>
-              <w:left w:val="single" w:sz="12" w:space="0" w:color="auto"/>
+              <w:top w:val="single" w:color="auto" w:sz="4" w:space="0"/>
+              <w:left w:val="single" w:color="auto" w:sz="12" w:space="0"/>
               <w:bottom w:val="nil"/>
               <w:right w:val="nil"/>
             </w:tcBorders>
@@ -9887,11 +10030,11 @@
               <w:adjustRightInd w:val="0"/>
               <w:snapToGrid w:val="0"/>
               <w:spacing w:line="240" w:lineRule="auto"/>
-              <w:ind w:left="0" w:right="0" w:firstLine="0" w:leftChars="0" w:rightChars="0" w:firstLineChars="0"/>
+              <w:ind w:left="0" w:leftChars="0" w:right="0" w:rightChars="0" w:firstLine="0" w:firstLineChars="0"/>
               <w:jc w:val="center"/>
               <w:textAlignment w:val="baseline"/>
               <w:rPr>
-                <w:rFonts w:ascii="Segoe UI" w:eastAsia="Segoe UI" w:hAnsi="Segoe UI" w:cs="Segoe UI" w:hint="default"/>
+                <w:rFonts w:hint="default" w:ascii="Segoe UI" w:hAnsi="Segoe UI" w:eastAsia="Segoe UI" w:cs="Segoe UI"/>
                 <w:i w:val="0"/>
                 <w:iCs w:val="0"/>
                 <w:caps w:val="0"/>
@@ -9903,8 +10046,8 @@
             </w:pPr>
             <w:r>
               <w:rPr>
-                <w:rStyle w:val="Strong"/>
-                <w:rFonts w:ascii="Segoe UI" w:eastAsia="Segoe UI" w:hAnsi="Segoe UI" w:cs="Segoe UI" w:hint="default"/>
+                <w:rStyle w:val="25"/>
+                <w:rFonts w:hint="default" w:ascii="Segoe UI" w:hAnsi="Segoe UI" w:eastAsia="Segoe UI" w:cs="Segoe UI"/>
                 <w:b/>
                 <w:bCs/>
                 <w:i w:val="0"/>
@@ -9926,10 +10069,10 @@
           <w:tcPr>
             <w:tcW w:w="7018" w:type="dxa"/>
             <w:tcBorders>
-              <w:top w:val="single" w:sz="4" w:space="0" w:color="auto"/>
-              <w:left w:val="single" w:sz="4" w:space="0" w:color="auto"/>
+              <w:top w:val="single" w:color="auto" w:sz="4" w:space="0"/>
+              <w:left w:val="single" w:color="auto" w:sz="4" w:space="0"/>
               <w:bottom w:val="nil"/>
-              <w:right w:val="single" w:sz="12" w:space="0" w:color="auto"/>
+              <w:right w:val="single" w:color="auto" w:sz="12" w:space="0"/>
             </w:tcBorders>
             <w:shd w:val="clear" w:color="auto" w:fill="auto"/>
             <w:tcMar>
@@ -9957,11 +10100,11 @@
               <w:adjustRightInd w:val="0"/>
               <w:snapToGrid w:val="0"/>
               <w:spacing w:line="240" w:lineRule="auto"/>
-              <w:ind w:left="0" w:right="0" w:firstLine="0" w:leftChars="0" w:rightChars="0" w:firstLineChars="0"/>
+              <w:ind w:left="0" w:leftChars="0" w:right="0" w:rightChars="0" w:firstLine="0" w:firstLineChars="0"/>
               <w:jc w:val="left"/>
               <w:textAlignment w:val="baseline"/>
               <w:rPr>
-                <w:rFonts w:ascii="Segoe UI" w:eastAsia="Segoe UI" w:hAnsi="Segoe UI" w:cs="Segoe UI" w:hint="default"/>
+                <w:rFonts w:hint="default" w:ascii="Segoe UI" w:hAnsi="Segoe UI" w:eastAsia="Segoe UI" w:cs="Segoe UI"/>
                 <w:i w:val="0"/>
                 <w:iCs w:val="0"/>
                 <w:caps w:val="0"/>
@@ -9973,7 +10116,7 @@
             </w:pPr>
             <w:r>
               <w:rPr>
-                <w:rFonts w:ascii="Segoe UI" w:eastAsia="Segoe UI" w:hAnsi="Segoe UI" w:cs="Segoe UI" w:hint="default"/>
+                <w:rFonts w:hint="default" w:ascii="Segoe UI" w:hAnsi="Segoe UI" w:eastAsia="Segoe UI" w:cs="Segoe UI"/>
                 <w:i w:val="0"/>
                 <w:iCs w:val="0"/>
                 <w:caps w:val="0"/>
@@ -9992,8 +10135,14 @@
       </w:tr>
       <w:tr>
         <w:tblPrEx>
-          <w:tblW w:w="8498" w:type="dxa"/>
-          <w:jc w:val="center"/>
+          <w:tblBorders>
+            <w:top w:val="none" w:color="auto" w:sz="0" w:space="0"/>
+            <w:left w:val="none" w:color="auto" w:sz="0" w:space="0"/>
+            <w:bottom w:val="none" w:color="auto" w:sz="0" w:space="0"/>
+            <w:right w:val="none" w:color="auto" w:sz="0" w:space="0"/>
+            <w:insideH w:val="none" w:color="auto" w:sz="0" w:space="0"/>
+            <w:insideV w:val="none" w:color="auto" w:sz="0" w:space="0"/>
+          </w:tblBorders>
           <w:shd w:val="clear" w:color="auto" w:fill="auto"/>
           <w:tblCellMar>
             <w:top w:w="15" w:type="dxa"/>
@@ -10003,15 +10152,15 @@
           </w:tblCellMar>
         </w:tblPrEx>
         <w:trPr>
-          <w:trHeight w:val="0"/>
+          <w:trHeight w:val="0" w:hRule="atLeast"/>
           <w:jc w:val="center"/>
         </w:trPr>
         <w:tc>
           <w:tcPr>
             <w:tcW w:w="0" w:type="auto"/>
             <w:tcBorders>
-              <w:top w:val="single" w:sz="4" w:space="0" w:color="auto"/>
-              <w:left w:val="single" w:sz="12" w:space="0" w:color="auto"/>
+              <w:top w:val="single" w:color="auto" w:sz="4" w:space="0"/>
+              <w:left w:val="single" w:color="auto" w:sz="12" w:space="0"/>
               <w:bottom w:val="nil"/>
               <w:right w:val="nil"/>
             </w:tcBorders>
@@ -10041,11 +10190,11 @@
               <w:adjustRightInd w:val="0"/>
               <w:snapToGrid w:val="0"/>
               <w:spacing w:line="240" w:lineRule="auto"/>
-              <w:ind w:left="0" w:right="0" w:firstLine="0" w:leftChars="0" w:rightChars="0" w:firstLineChars="0"/>
+              <w:ind w:left="0" w:leftChars="0" w:right="0" w:rightChars="0" w:firstLine="0" w:firstLineChars="0"/>
               <w:jc w:val="center"/>
               <w:textAlignment w:val="baseline"/>
               <w:rPr>
-                <w:rFonts w:ascii="Segoe UI" w:eastAsia="Segoe UI" w:hAnsi="Segoe UI" w:cs="Segoe UI" w:hint="default"/>
+                <w:rFonts w:hint="default" w:ascii="Segoe UI" w:hAnsi="Segoe UI" w:eastAsia="Segoe UI" w:cs="Segoe UI"/>
                 <w:i w:val="0"/>
                 <w:iCs w:val="0"/>
                 <w:caps w:val="0"/>
@@ -10057,8 +10206,8 @@
             </w:pPr>
             <w:r>
               <w:rPr>
-                <w:rStyle w:val="Strong"/>
-                <w:rFonts w:ascii="Segoe UI" w:eastAsia="Segoe UI" w:hAnsi="Segoe UI" w:cs="Segoe UI" w:hint="default"/>
+                <w:rStyle w:val="25"/>
+                <w:rFonts w:hint="default" w:ascii="Segoe UI" w:hAnsi="Segoe UI" w:eastAsia="Segoe UI" w:cs="Segoe UI"/>
                 <w:b/>
                 <w:bCs/>
                 <w:i w:val="0"/>
@@ -10080,10 +10229,10 @@
           <w:tcPr>
             <w:tcW w:w="7018" w:type="dxa"/>
             <w:tcBorders>
-              <w:top w:val="single" w:sz="4" w:space="0" w:color="auto"/>
-              <w:left w:val="single" w:sz="4" w:space="0" w:color="auto"/>
+              <w:top w:val="single" w:color="auto" w:sz="4" w:space="0"/>
+              <w:left w:val="single" w:color="auto" w:sz="4" w:space="0"/>
               <w:bottom w:val="nil"/>
-              <w:right w:val="single" w:sz="12" w:space="0" w:color="auto"/>
+              <w:right w:val="single" w:color="auto" w:sz="12" w:space="0"/>
             </w:tcBorders>
             <w:shd w:val="clear" w:color="auto" w:fill="auto"/>
             <w:tcMar>
@@ -10111,11 +10260,11 @@
               <w:adjustRightInd w:val="0"/>
               <w:snapToGrid w:val="0"/>
               <w:spacing w:line="240" w:lineRule="auto"/>
-              <w:ind w:left="0" w:right="0" w:firstLine="0" w:leftChars="0" w:rightChars="0" w:firstLineChars="0"/>
+              <w:ind w:left="0" w:leftChars="0" w:right="0" w:rightChars="0" w:firstLine="0" w:firstLineChars="0"/>
               <w:jc w:val="left"/>
               <w:textAlignment w:val="baseline"/>
               <w:rPr>
-                <w:rFonts w:ascii="Segoe UI" w:eastAsia="Segoe UI" w:hAnsi="Segoe UI" w:cs="Segoe UI" w:hint="default"/>
+                <w:rFonts w:hint="default" w:ascii="Segoe UI" w:hAnsi="Segoe UI" w:eastAsia="Segoe UI" w:cs="Segoe UI"/>
                 <w:i w:val="0"/>
                 <w:iCs w:val="0"/>
                 <w:caps w:val="0"/>
@@ -10127,7 +10276,7 @@
             </w:pPr>
             <w:r>
               <w:rPr>
-                <w:rFonts w:ascii="Segoe UI" w:eastAsia="Segoe UI" w:hAnsi="Segoe UI" w:cs="Segoe UI" w:hint="default"/>
+                <w:rFonts w:hint="default" w:ascii="Segoe UI" w:hAnsi="Segoe UI" w:eastAsia="Segoe UI" w:cs="Segoe UI"/>
                 <w:i w:val="0"/>
                 <w:iCs w:val="0"/>
                 <w:caps w:val="0"/>
@@ -10146,8 +10295,14 @@
       </w:tr>
       <w:tr>
         <w:tblPrEx>
-          <w:tblW w:w="8498" w:type="dxa"/>
-          <w:jc w:val="center"/>
+          <w:tblBorders>
+            <w:top w:val="none" w:color="auto" w:sz="0" w:space="0"/>
+            <w:left w:val="none" w:color="auto" w:sz="0" w:space="0"/>
+            <w:bottom w:val="none" w:color="auto" w:sz="0" w:space="0"/>
+            <w:right w:val="none" w:color="auto" w:sz="0" w:space="0"/>
+            <w:insideH w:val="none" w:color="auto" w:sz="0" w:space="0"/>
+            <w:insideV w:val="none" w:color="auto" w:sz="0" w:space="0"/>
+          </w:tblBorders>
           <w:shd w:val="clear" w:color="auto" w:fill="auto"/>
           <w:tblCellMar>
             <w:top w:w="15" w:type="dxa"/>
@@ -10157,15 +10312,15 @@
           </w:tblCellMar>
         </w:tblPrEx>
         <w:trPr>
-          <w:trHeight w:val="0"/>
+          <w:trHeight w:val="0" w:hRule="atLeast"/>
           <w:jc w:val="center"/>
         </w:trPr>
         <w:tc>
           <w:tcPr>
             <w:tcW w:w="0" w:type="auto"/>
             <w:tcBorders>
-              <w:top w:val="single" w:sz="4" w:space="0" w:color="auto"/>
-              <w:left w:val="single" w:sz="12" w:space="0" w:color="auto"/>
+              <w:top w:val="single" w:color="auto" w:sz="4" w:space="0"/>
+              <w:left w:val="single" w:color="auto" w:sz="12" w:space="0"/>
               <w:bottom w:val="nil"/>
               <w:right w:val="nil"/>
             </w:tcBorders>
@@ -10195,11 +10350,11 @@
               <w:adjustRightInd w:val="0"/>
               <w:snapToGrid w:val="0"/>
               <w:spacing w:line="240" w:lineRule="auto"/>
-              <w:ind w:left="0" w:right="0" w:firstLine="0" w:leftChars="0" w:rightChars="0" w:firstLineChars="0"/>
+              <w:ind w:left="0" w:leftChars="0" w:right="0" w:rightChars="0" w:firstLine="0" w:firstLineChars="0"/>
               <w:jc w:val="center"/>
               <w:textAlignment w:val="baseline"/>
               <w:rPr>
-                <w:rFonts w:ascii="Segoe UI" w:eastAsia="Segoe UI" w:hAnsi="Segoe UI" w:cs="Segoe UI" w:hint="default"/>
+                <w:rFonts w:hint="default" w:ascii="Segoe UI" w:hAnsi="Segoe UI" w:eastAsia="Segoe UI" w:cs="Segoe UI"/>
                 <w:i w:val="0"/>
                 <w:iCs w:val="0"/>
                 <w:caps w:val="0"/>
@@ -10211,8 +10366,8 @@
             </w:pPr>
             <w:r>
               <w:rPr>
-                <w:rStyle w:val="Strong"/>
-                <w:rFonts w:ascii="Segoe UI" w:eastAsia="Segoe UI" w:hAnsi="Segoe UI" w:cs="Segoe UI" w:hint="default"/>
+                <w:rStyle w:val="25"/>
+                <w:rFonts w:hint="default" w:ascii="Segoe UI" w:hAnsi="Segoe UI" w:eastAsia="Segoe UI" w:cs="Segoe UI"/>
                 <w:b/>
                 <w:bCs/>
                 <w:i w:val="0"/>
@@ -10234,10 +10389,10 @@
           <w:tcPr>
             <w:tcW w:w="7018" w:type="dxa"/>
             <w:tcBorders>
-              <w:top w:val="single" w:sz="4" w:space="0" w:color="auto"/>
-              <w:left w:val="single" w:sz="4" w:space="0" w:color="auto"/>
+              <w:top w:val="single" w:color="auto" w:sz="4" w:space="0"/>
+              <w:left w:val="single" w:color="auto" w:sz="4" w:space="0"/>
               <w:bottom w:val="nil"/>
-              <w:right w:val="single" w:sz="12" w:space="0" w:color="auto"/>
+              <w:right w:val="single" w:color="auto" w:sz="12" w:space="0"/>
             </w:tcBorders>
             <w:shd w:val="clear" w:color="auto" w:fill="auto"/>
             <w:tcMar>
@@ -10265,11 +10420,11 @@
               <w:adjustRightInd w:val="0"/>
               <w:snapToGrid w:val="0"/>
               <w:spacing w:line="240" w:lineRule="auto"/>
-              <w:ind w:left="0" w:right="0" w:firstLine="0" w:leftChars="0" w:rightChars="0" w:firstLineChars="0"/>
+              <w:ind w:left="0" w:leftChars="0" w:right="0" w:rightChars="0" w:firstLine="0" w:firstLineChars="0"/>
               <w:jc w:val="left"/>
               <w:textAlignment w:val="baseline"/>
               <w:rPr>
-                <w:rFonts w:ascii="Segoe UI" w:eastAsia="Segoe UI" w:hAnsi="Segoe UI" w:cs="Segoe UI" w:hint="default"/>
+                <w:rFonts w:hint="default" w:ascii="Segoe UI" w:hAnsi="Segoe UI" w:eastAsia="Segoe UI" w:cs="Segoe UI"/>
                 <w:i w:val="0"/>
                 <w:iCs w:val="0"/>
                 <w:caps w:val="0"/>
@@ -10281,7 +10436,7 @@
             </w:pPr>
             <w:r>
               <w:rPr>
-                <w:rFonts w:ascii="Segoe UI" w:eastAsia="Segoe UI" w:hAnsi="Segoe UI" w:cs="Segoe UI" w:hint="default"/>
+                <w:rFonts w:hint="default" w:ascii="Segoe UI" w:hAnsi="Segoe UI" w:eastAsia="Segoe UI" w:cs="Segoe UI"/>
                 <w:i w:val="0"/>
                 <w:iCs w:val="0"/>
                 <w:caps w:val="0"/>
@@ -10300,8 +10455,14 @@
       </w:tr>
       <w:tr>
         <w:tblPrEx>
-          <w:tblW w:w="8498" w:type="dxa"/>
-          <w:jc w:val="center"/>
+          <w:tblBorders>
+            <w:top w:val="none" w:color="auto" w:sz="0" w:space="0"/>
+            <w:left w:val="none" w:color="auto" w:sz="0" w:space="0"/>
+            <w:bottom w:val="none" w:color="auto" w:sz="0" w:space="0"/>
+            <w:right w:val="none" w:color="auto" w:sz="0" w:space="0"/>
+            <w:insideH w:val="none" w:color="auto" w:sz="0" w:space="0"/>
+            <w:insideV w:val="none" w:color="auto" w:sz="0" w:space="0"/>
+          </w:tblBorders>
           <w:shd w:val="clear" w:color="auto" w:fill="auto"/>
           <w:tblCellMar>
             <w:top w:w="15" w:type="dxa"/>
@@ -10311,15 +10472,15 @@
           </w:tblCellMar>
         </w:tblPrEx>
         <w:trPr>
-          <w:trHeight w:val="0"/>
+          <w:trHeight w:val="0" w:hRule="atLeast"/>
           <w:jc w:val="center"/>
         </w:trPr>
         <w:tc>
           <w:tcPr>
             <w:tcW w:w="0" w:type="auto"/>
             <w:tcBorders>
-              <w:top w:val="single" w:sz="4" w:space="0" w:color="auto"/>
-              <w:left w:val="single" w:sz="12" w:space="0" w:color="auto"/>
+              <w:top w:val="single" w:color="auto" w:sz="4" w:space="0"/>
+              <w:left w:val="single" w:color="auto" w:sz="12" w:space="0"/>
               <w:bottom w:val="nil"/>
               <w:right w:val="nil"/>
             </w:tcBorders>
@@ -10349,11 +10510,11 @@
               <w:adjustRightInd w:val="0"/>
               <w:snapToGrid w:val="0"/>
               <w:spacing w:line="240" w:lineRule="auto"/>
-              <w:ind w:left="0" w:right="0" w:firstLine="0" w:leftChars="0" w:rightChars="0" w:firstLineChars="0"/>
+              <w:ind w:left="0" w:leftChars="0" w:right="0" w:rightChars="0" w:firstLine="0" w:firstLineChars="0"/>
               <w:jc w:val="center"/>
               <w:textAlignment w:val="baseline"/>
               <w:rPr>
-                <w:rFonts w:ascii="Segoe UI" w:eastAsia="Segoe UI" w:hAnsi="Segoe UI" w:cs="Segoe UI" w:hint="default"/>
+                <w:rFonts w:hint="default" w:ascii="Segoe UI" w:hAnsi="Segoe UI" w:eastAsia="Segoe UI" w:cs="Segoe UI"/>
                 <w:i w:val="0"/>
                 <w:iCs w:val="0"/>
                 <w:caps w:val="0"/>
@@ -10365,8 +10526,8 @@
             </w:pPr>
             <w:r>
               <w:rPr>
-                <w:rStyle w:val="Strong"/>
-                <w:rFonts w:ascii="Segoe UI" w:eastAsia="Segoe UI" w:hAnsi="Segoe UI" w:cs="Segoe UI" w:hint="default"/>
+                <w:rStyle w:val="25"/>
+                <w:rFonts w:hint="default" w:ascii="Segoe UI" w:hAnsi="Segoe UI" w:eastAsia="Segoe UI" w:cs="Segoe UI"/>
                 <w:b/>
                 <w:bCs/>
                 <w:i w:val="0"/>
@@ -10388,10 +10549,10 @@
           <w:tcPr>
             <w:tcW w:w="7018" w:type="dxa"/>
             <w:tcBorders>
-              <w:top w:val="single" w:sz="4" w:space="0" w:color="auto"/>
-              <w:left w:val="single" w:sz="4" w:space="0" w:color="auto"/>
+              <w:top w:val="single" w:color="auto" w:sz="4" w:space="0"/>
+              <w:left w:val="single" w:color="auto" w:sz="4" w:space="0"/>
               <w:bottom w:val="nil"/>
-              <w:right w:val="single" w:sz="12" w:space="0" w:color="auto"/>
+              <w:right w:val="single" w:color="auto" w:sz="12" w:space="0"/>
             </w:tcBorders>
             <w:shd w:val="clear" w:color="auto" w:fill="auto"/>
             <w:tcMar>
@@ -10419,11 +10580,11 @@
               <w:adjustRightInd w:val="0"/>
               <w:snapToGrid w:val="0"/>
               <w:spacing w:line="240" w:lineRule="auto"/>
-              <w:ind w:left="0" w:right="0" w:firstLine="0" w:leftChars="0" w:rightChars="0" w:firstLineChars="0"/>
+              <w:ind w:left="0" w:leftChars="0" w:right="0" w:rightChars="0" w:firstLine="0" w:firstLineChars="0"/>
               <w:jc w:val="left"/>
               <w:textAlignment w:val="baseline"/>
               <w:rPr>
-                <w:rFonts w:ascii="Segoe UI" w:eastAsia="Segoe UI" w:hAnsi="Segoe UI" w:cs="Segoe UI" w:hint="default"/>
+                <w:rFonts w:hint="default" w:ascii="Segoe UI" w:hAnsi="Segoe UI" w:eastAsia="Segoe UI" w:cs="Segoe UI"/>
                 <w:i w:val="0"/>
                 <w:iCs w:val="0"/>
                 <w:caps w:val="0"/>
@@ -10435,7 +10596,7 @@
             </w:pPr>
             <w:r>
               <w:rPr>
-                <w:rFonts w:ascii="Segoe UI" w:eastAsia="Segoe UI" w:hAnsi="Segoe UI" w:cs="Segoe UI" w:hint="default"/>
+                <w:rFonts w:hint="default" w:ascii="Segoe UI" w:hAnsi="Segoe UI" w:eastAsia="Segoe UI" w:cs="Segoe UI"/>
                 <w:i w:val="0"/>
                 <w:iCs w:val="0"/>
                 <w:caps w:val="0"/>
@@ -10454,8 +10615,14 @@
       </w:tr>
       <w:tr>
         <w:tblPrEx>
-          <w:tblW w:w="8498" w:type="dxa"/>
-          <w:jc w:val="center"/>
+          <w:tblBorders>
+            <w:top w:val="none" w:color="auto" w:sz="0" w:space="0"/>
+            <w:left w:val="none" w:color="auto" w:sz="0" w:space="0"/>
+            <w:bottom w:val="none" w:color="auto" w:sz="0" w:space="0"/>
+            <w:right w:val="none" w:color="auto" w:sz="0" w:space="0"/>
+            <w:insideH w:val="none" w:color="auto" w:sz="0" w:space="0"/>
+            <w:insideV w:val="none" w:color="auto" w:sz="0" w:space="0"/>
+          </w:tblBorders>
           <w:shd w:val="clear" w:color="auto" w:fill="auto"/>
           <w:tblCellMar>
             <w:top w:w="15" w:type="dxa"/>
@@ -10465,16 +10632,16 @@
           </w:tblCellMar>
         </w:tblPrEx>
         <w:trPr>
-          <w:trHeight w:val="0"/>
+          <w:trHeight w:val="0" w:hRule="atLeast"/>
           <w:jc w:val="center"/>
         </w:trPr>
         <w:tc>
           <w:tcPr>
             <w:tcW w:w="1480" w:type="dxa"/>
             <w:tcBorders>
-              <w:top w:val="single" w:sz="4" w:space="0" w:color="auto"/>
-              <w:left w:val="single" w:sz="12" w:space="0" w:color="auto"/>
-              <w:bottom w:val="single" w:sz="12" w:space="0" w:color="auto"/>
+              <w:top w:val="single" w:color="auto" w:sz="4" w:space="0"/>
+              <w:left w:val="single" w:color="auto" w:sz="12" w:space="0"/>
+              <w:bottom w:val="single" w:color="auto" w:sz="12" w:space="0"/>
               <w:right w:val="nil"/>
             </w:tcBorders>
             <w:shd w:val="clear" w:color="auto" w:fill="auto"/>
@@ -10503,11 +10670,11 @@
               <w:adjustRightInd w:val="0"/>
               <w:snapToGrid w:val="0"/>
               <w:spacing w:line="240" w:lineRule="auto"/>
-              <w:ind w:left="0" w:right="0" w:firstLine="0" w:leftChars="0" w:rightChars="0" w:firstLineChars="0"/>
+              <w:ind w:left="0" w:leftChars="0" w:right="0" w:rightChars="0" w:firstLine="0" w:firstLineChars="0"/>
               <w:jc w:val="center"/>
               <w:textAlignment w:val="baseline"/>
               <w:rPr>
-                <w:rFonts w:ascii="Segoe UI" w:eastAsia="Segoe UI" w:hAnsi="Segoe UI" w:cs="Segoe UI" w:hint="default"/>
+                <w:rFonts w:hint="default" w:ascii="Segoe UI" w:hAnsi="Segoe UI" w:eastAsia="Segoe UI" w:cs="Segoe UI"/>
                 <w:i w:val="0"/>
                 <w:iCs w:val="0"/>
                 <w:caps w:val="0"/>
@@ -10519,8 +10686,8 @@
             </w:pPr>
             <w:r>
               <w:rPr>
-                <w:rStyle w:val="Strong"/>
-                <w:rFonts w:ascii="Segoe UI" w:eastAsia="Segoe UI" w:hAnsi="Segoe UI" w:cs="Segoe UI" w:hint="default"/>
+                <w:rStyle w:val="25"/>
+                <w:rFonts w:hint="default" w:ascii="Segoe UI" w:hAnsi="Segoe UI" w:eastAsia="Segoe UI" w:cs="Segoe UI"/>
                 <w:b/>
                 <w:bCs/>
                 <w:i w:val="0"/>
@@ -10542,10 +10709,10 @@
           <w:tcPr>
             <w:tcW w:w="7018" w:type="dxa"/>
             <w:tcBorders>
-              <w:top w:val="single" w:sz="4" w:space="0" w:color="auto"/>
-              <w:left w:val="single" w:sz="4" w:space="0" w:color="auto"/>
-              <w:bottom w:val="single" w:sz="12" w:space="0" w:color="auto"/>
-              <w:right w:val="single" w:sz="12" w:space="0" w:color="auto"/>
+              <w:top w:val="single" w:color="auto" w:sz="4" w:space="0"/>
+              <w:left w:val="single" w:color="auto" w:sz="4" w:space="0"/>
+              <w:bottom w:val="single" w:color="auto" w:sz="12" w:space="0"/>
+              <w:right w:val="single" w:color="auto" w:sz="12" w:space="0"/>
             </w:tcBorders>
             <w:shd w:val="clear" w:color="auto" w:fill="auto"/>
             <w:tcMar>
@@ -10573,11 +10740,11 @@
               <w:adjustRightInd w:val="0"/>
               <w:snapToGrid w:val="0"/>
               <w:spacing w:line="240" w:lineRule="auto"/>
-              <w:ind w:left="0" w:right="0" w:firstLine="0" w:leftChars="0" w:rightChars="0" w:firstLineChars="0"/>
+              <w:ind w:left="0" w:leftChars="0" w:right="0" w:rightChars="0" w:firstLine="0" w:firstLineChars="0"/>
               <w:jc w:val="left"/>
               <w:textAlignment w:val="baseline"/>
               <w:rPr>
-                <w:rFonts w:ascii="Segoe UI" w:eastAsia="Segoe UI" w:hAnsi="Segoe UI" w:cs="Segoe UI" w:hint="default"/>
+                <w:rFonts w:hint="default" w:ascii="Segoe UI" w:hAnsi="Segoe UI" w:eastAsia="Segoe UI" w:cs="Segoe UI"/>
                 <w:i w:val="0"/>
                 <w:iCs w:val="0"/>
                 <w:caps w:val="0"/>
@@ -10589,7 +10756,7 @@
             </w:pPr>
             <w:r>
               <w:rPr>
-                <w:rFonts w:ascii="Segoe UI" w:eastAsia="Segoe UI" w:hAnsi="Segoe UI" w:cs="Segoe UI" w:hint="default"/>
+                <w:rFonts w:hint="default" w:ascii="Segoe UI" w:hAnsi="Segoe UI" w:eastAsia="Segoe UI" w:cs="Segoe UI"/>
                 <w:i w:val="0"/>
                 <w:iCs w:val="0"/>
                 <w:caps w:val="0"/>
@@ -10609,7 +10776,7 @@
     </w:tbl>
     <w:p>
       <w:pPr>
-        <w:pStyle w:val="1"/>
+        <w:pStyle w:val="30"/>
         <w:keepNext w:val="0"/>
         <w:keepLines w:val="0"/>
         <w:pageBreakBefore w:val="0"/>
@@ -10629,7 +10796,7 @@
           <w:lang w:val="en-US" w:eastAsia="zh-CN"/>
         </w:rPr>
       </w:pPr>
-      <w:bookmarkStart w:id="14" w:name="_Toc13792"/>
+      <w:bookmarkStart w:id="13" w:name="_Toc13792"/>
       <w:r>
         <w:rPr>
           <w:rFonts w:hint="default"/>
@@ -10637,11 +10804,11 @@
         </w:rPr>
         <w:t>流程</w:t>
       </w:r>
-      <w:bookmarkEnd w:id="14"/>
+      <w:bookmarkEnd w:id="13"/>
     </w:p>
     <w:p>
       <w:pPr>
-        <w:pStyle w:val="a1"/>
+        <w:pStyle w:val="31"/>
         <w:keepNext w:val="0"/>
         <w:keepLines w:val="0"/>
         <w:pageBreakBefore w:val="0"/>
@@ -10691,7 +10858,7 @@
           <w:rFonts w:hint="eastAsia"/>
           <w:lang w:val="en-US" w:eastAsia="zh-CN"/>
         </w:rPr>
-        <w:instrText>"柴_标题1"\n</w:instrText>
+        <w:instrText xml:space="preserve">"柴_标题1"\n</w:instrText>
       </w:r>
       <w:r>
         <w:instrText xml:space="preserve"> \s</w:instrText>
@@ -10708,7 +10875,7 @@
           <w:rFonts w:hint="eastAsia"/>
           <w:lang w:val="en-US" w:eastAsia="zh-CN"/>
         </w:rPr>
-        <w:instrText>* Charformat</w:instrText>
+        <w:instrText xml:space="preserve">* Charformat</w:instrText>
       </w:r>
       <w:r>
         <w:rPr>
@@ -10773,7 +10940,7 @@
         </w:rPr>
         <w:fldChar w:fldCharType="end"/>
       </w:r>
-      <w:bookmarkStart w:id="15" w:name="_Toc21949"/>
+      <w:bookmarkStart w:id="14" w:name="_Toc21949"/>
       <w:r>
         <w:rPr>
           <w:rFonts w:hint="default"/>
@@ -10781,11 +10948,11 @@
         </w:rPr>
         <w:t xml:space="preserve"> 服务级别管理流程图</w:t>
       </w:r>
-      <w:bookmarkEnd w:id="15"/>
+      <w:bookmarkEnd w:id="14"/>
     </w:p>
     <w:p>
       <w:pPr>
-        <w:pStyle w:val="a1"/>
+        <w:pStyle w:val="31"/>
         <w:keepNext w:val="0"/>
         <w:keepLines w:val="0"/>
         <w:pageBreakBefore w:val="0"/>
@@ -10812,37 +10979,24 @@
           <w:lang w:val="en-US" w:eastAsia="zh-CN"/>
         </w:rPr>
         <w:object>
-          <v:shapetype id="_x0000_t75" coordsize="21600,21600" o:spt="75" o:preferrelative="t" path="m@4@5l@4@11@9@11@9@5xe" filled="f" stroked="f">
-            <v:stroke joinstyle="miter"/>
-            <v:formulas>
-              <v:f eqn="if lineDrawn pixelLineWidth 0"/>
-              <v:f eqn="sum @0 1 0"/>
-              <v:f eqn="sum 0 0 @1"/>
-              <v:f eqn="prod @2 1 2"/>
-              <v:f eqn="prod @3 21600 pixelWidth"/>
-              <v:f eqn="prod @3 21600 pixelHeight"/>
-              <v:f eqn="sum @0 0 1"/>
-              <v:f eqn="prod @6 1 2"/>
-              <v:f eqn="prod @7 21600 pixelWidth"/>
-              <v:f eqn="sum @8 21600 0"/>
-              <v:f eqn="prod @7 21600 pixelHeight"/>
-              <v:f eqn="sum @10 21600 0"/>
-            </v:formulas>
-            <v:path o:extrusionok="f" gradientshapeok="t" o:connecttype="rect"/>
+          <v:shape id="_x0000_i1025" o:spt="75" type="#_x0000_t75" style="height:461.1pt;width:348.9pt;" o:ole="t" filled="f" o:preferrelative="t" stroked="f" coordsize="21600,21600">
+            <v:path/>
+            <v:fill on="f" focussize="0,0"/>
+            <v:stroke on="f" joinstyle="miter"/>
+            <v:imagedata r:id="rId7" o:title=""/>
             <o:lock v:ext="edit" aspectratio="t"/>
-          </v:shapetype>
-          <v:shape id="_x0000_i1025" type="#_x0000_t75" style="height:461.1pt;width:348.9pt" o:oleicon="f" o:ole="" coordsize="21600,21600" o:preferrelative="t" filled="f" stroked="f">
-            <v:imagedata r:id="rId4" o:title=""/>
-            <o:lock v:ext="edit" aspectratio="t"/>
+            <w10:wrap type="none"/>
             <w10:anchorlock/>
           </v:shape>
-          <o:OLEObject Type="Embed" ProgID="Visio.Drawing.15" ShapeID="_x0000_i1025" DrawAspect="Content" ObjectID="_1468075725" r:id="rId5"/>
+          <o:OLEObject Type="Embed" ProgID="Visio.Drawing.15" ShapeID="_x0000_i1025" DrawAspect="Content" ObjectID="_1468075725" r:id="rId6">
+            <o:LockedField>false</o:LockedField>
+          </o:OLEObject>
         </w:object>
       </w:r>
     </w:p>
     <w:p>
       <w:pPr>
-        <w:pStyle w:val="1"/>
+        <w:pStyle w:val="30"/>
         <w:keepNext w:val="0"/>
         <w:keepLines w:val="0"/>
         <w:pageBreakBefore w:val="0"/>
@@ -10862,7 +11016,7 @@
           <w:lang w:val="en-US" w:eastAsia="zh-CN"/>
         </w:rPr>
       </w:pPr>
-      <w:bookmarkStart w:id="16" w:name="_Toc28711"/>
+      <w:bookmarkStart w:id="15" w:name="_Toc28711"/>
       <w:r>
         <w:rPr>
           <w:rFonts w:hint="default"/>
@@ -10870,11 +11024,11 @@
         </w:rPr>
         <w:t>过程描述</w:t>
       </w:r>
-      <w:bookmarkEnd w:id="16"/>
+      <w:bookmarkEnd w:id="15"/>
     </w:p>
     <w:p>
       <w:pPr>
-        <w:pStyle w:val="2"/>
+        <w:pStyle w:val="32"/>
         <w:keepNext w:val="0"/>
         <w:keepLines w:val="0"/>
         <w:pageBreakBefore w:val="0"/>
@@ -10894,7 +11048,7 @@
           <w:lang w:val="en-US" w:eastAsia="zh-CN"/>
         </w:rPr>
       </w:pPr>
-      <w:bookmarkStart w:id="17" w:name="_Toc19214"/>
+      <w:bookmarkStart w:id="16" w:name="_Toc19214"/>
       <w:r>
         <w:rPr>
           <w:rFonts w:hint="default"/>
@@ -10902,11 +11056,11 @@
         </w:rPr>
         <w:t>识别分析、定义服务需求</w:t>
       </w:r>
-      <w:bookmarkEnd w:id="17"/>
+      <w:bookmarkEnd w:id="16"/>
     </w:p>
     <w:p>
       <w:pPr>
-        <w:pStyle w:val="a1"/>
+        <w:pStyle w:val="31"/>
         <w:keepNext w:val="0"/>
         <w:keepLines w:val="0"/>
         <w:pageBreakBefore w:val="0"/>
@@ -10943,7 +11097,7 @@
     </w:p>
     <w:p>
       <w:pPr>
-        <w:pStyle w:val="a1"/>
+        <w:pStyle w:val="31"/>
         <w:keepNext w:val="0"/>
         <w:keepLines w:val="0"/>
         <w:pageBreakBefore w:val="0"/>
@@ -10973,7 +11127,7 @@
     </w:p>
     <w:p>
       <w:pPr>
-        <w:pStyle w:val="a1"/>
+        <w:pStyle w:val="31"/>
         <w:keepNext w:val="0"/>
         <w:keepLines w:val="0"/>
         <w:pageBreakBefore w:val="0"/>
@@ -10991,7 +11145,7 @@
         <w:bidi w:val="0"/>
         <w:adjustRightInd w:val="0"/>
         <w:snapToGrid w:val="0"/>
-        <w:ind w:left="425" w:hanging="425" w:leftChars="0" w:firstLineChars="0"/>
+        <w:ind w:left="425" w:leftChars="0" w:hanging="425" w:firstLineChars="0"/>
         <w:textAlignment w:val="baseline"/>
         <w:rPr>
           <w:rFonts w:hint="default"/>
@@ -11008,7 +11162,7 @@
     </w:p>
     <w:p>
       <w:pPr>
-        <w:pStyle w:val="a1"/>
+        <w:pStyle w:val="31"/>
         <w:keepNext w:val="0"/>
         <w:keepLines w:val="0"/>
         <w:pageBreakBefore w:val="0"/>
@@ -11026,7 +11180,7 @@
         <w:bidi w:val="0"/>
         <w:adjustRightInd w:val="0"/>
         <w:snapToGrid w:val="0"/>
-        <w:ind w:left="425" w:hanging="425" w:leftChars="0" w:firstLineChars="0"/>
+        <w:ind w:left="425" w:leftChars="0" w:hanging="425" w:firstLineChars="0"/>
         <w:textAlignment w:val="baseline"/>
         <w:rPr>
           <w:rFonts w:hint="default"/>
@@ -11043,7 +11197,7 @@
     </w:p>
     <w:p>
       <w:pPr>
-        <w:pStyle w:val="a1"/>
+        <w:pStyle w:val="31"/>
         <w:keepNext w:val="0"/>
         <w:keepLines w:val="0"/>
         <w:pageBreakBefore w:val="0"/>
@@ -11061,7 +11215,7 @@
         <w:bidi w:val="0"/>
         <w:adjustRightInd w:val="0"/>
         <w:snapToGrid w:val="0"/>
-        <w:ind w:left="425" w:hanging="425" w:leftChars="0" w:firstLineChars="0"/>
+        <w:ind w:left="425" w:leftChars="0" w:hanging="425" w:firstLineChars="0"/>
         <w:textAlignment w:val="baseline"/>
         <w:rPr>
           <w:rFonts w:hint="default"/>
@@ -11078,7 +11232,7 @@
     </w:p>
     <w:p>
       <w:pPr>
-        <w:pStyle w:val="a1"/>
+        <w:pStyle w:val="31"/>
         <w:keepNext w:val="0"/>
         <w:keepLines w:val="0"/>
         <w:pageBreakBefore w:val="0"/>
@@ -11096,7 +11250,7 @@
         <w:bidi w:val="0"/>
         <w:adjustRightInd w:val="0"/>
         <w:snapToGrid w:val="0"/>
-        <w:ind w:left="425" w:hanging="425" w:leftChars="0" w:firstLineChars="0"/>
+        <w:ind w:left="425" w:leftChars="0" w:hanging="425" w:firstLineChars="0"/>
         <w:textAlignment w:val="baseline"/>
         <w:rPr>
           <w:rFonts w:hint="default"/>
@@ -11113,7 +11267,7 @@
     </w:p>
     <w:p>
       <w:pPr>
-        <w:pStyle w:val="a1"/>
+        <w:pStyle w:val="31"/>
         <w:keepNext w:val="0"/>
         <w:keepLines w:val="0"/>
         <w:pageBreakBefore w:val="0"/>
@@ -11131,7 +11285,7 @@
         <w:bidi w:val="0"/>
         <w:adjustRightInd w:val="0"/>
         <w:snapToGrid w:val="0"/>
-        <w:ind w:left="425" w:hanging="425" w:leftChars="0" w:firstLineChars="0"/>
+        <w:ind w:left="425" w:leftChars="0" w:hanging="425" w:firstLineChars="0"/>
         <w:textAlignment w:val="baseline"/>
         <w:rPr>
           <w:rFonts w:hint="default"/>
@@ -11148,7 +11302,7 @@
     </w:p>
     <w:p>
       <w:pPr>
-        <w:pStyle w:val="a1"/>
+        <w:pStyle w:val="31"/>
         <w:keepNext w:val="0"/>
         <w:keepLines w:val="0"/>
         <w:pageBreakBefore w:val="0"/>
@@ -11166,7 +11320,7 @@
         <w:bidi w:val="0"/>
         <w:adjustRightInd w:val="0"/>
         <w:snapToGrid w:val="0"/>
-        <w:ind w:left="425" w:hanging="425" w:leftChars="0" w:firstLineChars="0"/>
+        <w:ind w:left="425" w:leftChars="0" w:hanging="425" w:firstLineChars="0"/>
         <w:textAlignment w:val="baseline"/>
         <w:rPr>
           <w:rFonts w:hint="default"/>
@@ -11183,7 +11337,7 @@
     </w:p>
     <w:p>
       <w:pPr>
-        <w:pStyle w:val="a1"/>
+        <w:pStyle w:val="31"/>
         <w:keepNext w:val="0"/>
         <w:keepLines w:val="0"/>
         <w:pageBreakBefore w:val="0"/>
@@ -11201,7 +11355,7 @@
         <w:bidi w:val="0"/>
         <w:adjustRightInd w:val="0"/>
         <w:snapToGrid w:val="0"/>
-        <w:ind w:left="425" w:hanging="425" w:leftChars="0" w:firstLineChars="0"/>
+        <w:ind w:left="425" w:leftChars="0" w:hanging="425" w:firstLineChars="0"/>
         <w:textAlignment w:val="baseline"/>
         <w:rPr>
           <w:rFonts w:hint="default"/>
@@ -11218,7 +11372,7 @@
     </w:p>
     <w:p>
       <w:pPr>
-        <w:pStyle w:val="a1"/>
+        <w:pStyle w:val="31"/>
         <w:keepNext w:val="0"/>
         <w:keepLines w:val="0"/>
         <w:pageBreakBefore w:val="0"/>
@@ -11236,7 +11390,7 @@
         <w:bidi w:val="0"/>
         <w:adjustRightInd w:val="0"/>
         <w:snapToGrid w:val="0"/>
-        <w:ind w:left="425" w:hanging="425" w:leftChars="0" w:firstLineChars="0"/>
+        <w:ind w:left="425" w:leftChars="0" w:hanging="425" w:firstLineChars="0"/>
         <w:textAlignment w:val="baseline"/>
         <w:rPr>
           <w:rFonts w:hint="default"/>
@@ -11253,7 +11407,7 @@
     </w:p>
     <w:p>
       <w:pPr>
-        <w:pStyle w:val="a1"/>
+        <w:pStyle w:val="31"/>
         <w:keepNext w:val="0"/>
         <w:keepLines w:val="0"/>
         <w:pageBreakBefore w:val="0"/>
@@ -11271,7 +11425,7 @@
         <w:bidi w:val="0"/>
         <w:adjustRightInd w:val="0"/>
         <w:snapToGrid w:val="0"/>
-        <w:ind w:left="425" w:hanging="425" w:leftChars="0" w:firstLineChars="0"/>
+        <w:ind w:left="425" w:leftChars="0" w:hanging="425" w:firstLineChars="0"/>
         <w:textAlignment w:val="baseline"/>
         <w:rPr>
           <w:rFonts w:hint="default"/>
@@ -11288,7 +11442,7 @@
     </w:p>
     <w:p>
       <w:pPr>
-        <w:pStyle w:val="a1"/>
+        <w:pStyle w:val="31"/>
         <w:keepNext w:val="0"/>
         <w:keepLines w:val="0"/>
         <w:pageBreakBefore w:val="0"/>
@@ -11318,7 +11472,7 @@
     </w:p>
     <w:p>
       <w:pPr>
-        <w:pStyle w:val="a1"/>
+        <w:pStyle w:val="31"/>
         <w:keepNext w:val="0"/>
         <w:keepLines w:val="0"/>
         <w:pageBreakBefore w:val="0"/>
@@ -11348,7 +11502,7 @@
     </w:p>
     <w:p>
       <w:pPr>
-        <w:pStyle w:val="2"/>
+        <w:pStyle w:val="32"/>
         <w:keepNext w:val="0"/>
         <w:keepLines w:val="0"/>
         <w:pageBreakBefore w:val="0"/>
@@ -11368,7 +11522,7 @@
           <w:lang w:val="en-US" w:eastAsia="zh-CN"/>
         </w:rPr>
       </w:pPr>
-      <w:bookmarkStart w:id="18" w:name="_Toc20"/>
+      <w:bookmarkStart w:id="17" w:name="_Toc20"/>
       <w:r>
         <w:rPr>
           <w:rFonts w:hint="default"/>
@@ -11376,11 +11530,11 @@
         </w:rPr>
         <w:t>签订服务级别协议和支持合同</w:t>
       </w:r>
-      <w:bookmarkEnd w:id="18"/>
+      <w:bookmarkEnd w:id="17"/>
     </w:p>
     <w:p>
       <w:pPr>
-        <w:pStyle w:val="3"/>
+        <w:pStyle w:val="33"/>
         <w:keepNext w:val="0"/>
         <w:keepLines w:val="0"/>
         <w:pageBreakBefore w:val="0"/>
@@ -11400,7 +11554,7 @@
           <w:lang w:val="en-US" w:eastAsia="zh-CN"/>
         </w:rPr>
       </w:pPr>
-      <w:bookmarkStart w:id="19" w:name="_Toc9982"/>
+      <w:bookmarkStart w:id="18" w:name="_Toc9982"/>
       <w:r>
         <w:rPr>
           <w:rFonts w:hint="default"/>
@@ -11408,11 +11562,11 @@
         </w:rPr>
         <w:t>制定和修订SLA</w:t>
       </w:r>
-      <w:bookmarkEnd w:id="19"/>
+      <w:bookmarkEnd w:id="18"/>
     </w:p>
     <w:p>
       <w:pPr>
-        <w:pStyle w:val="a1"/>
+        <w:pStyle w:val="31"/>
         <w:keepNext w:val="0"/>
         <w:keepLines w:val="0"/>
         <w:pageBreakBefore w:val="0"/>
@@ -11449,7 +11603,7 @@
     </w:p>
     <w:p>
       <w:pPr>
-        <w:pStyle w:val="a1"/>
+        <w:pStyle w:val="31"/>
         <w:keepNext w:val="0"/>
         <w:keepLines w:val="0"/>
         <w:pageBreakBefore w:val="0"/>
@@ -11479,7 +11633,7 @@
     </w:p>
     <w:p>
       <w:pPr>
-        <w:pStyle w:val="a1"/>
+        <w:pStyle w:val="31"/>
         <w:keepNext w:val="0"/>
         <w:keepLines w:val="0"/>
         <w:pageBreakBefore w:val="0"/>
@@ -11509,7 +11663,7 @@
     </w:p>
     <w:p>
       <w:pPr>
-        <w:pStyle w:val="a1"/>
+        <w:pStyle w:val="31"/>
         <w:keepNext w:val="0"/>
         <w:keepLines w:val="0"/>
         <w:pageBreakBefore w:val="0"/>
@@ -11539,7 +11693,7 @@
     </w:p>
     <w:p>
       <w:pPr>
-        <w:pStyle w:val="a1"/>
+        <w:pStyle w:val="31"/>
         <w:keepNext w:val="0"/>
         <w:keepLines w:val="0"/>
         <w:pageBreakBefore w:val="0"/>
@@ -11569,7 +11723,7 @@
     </w:p>
     <w:p>
       <w:pPr>
-        <w:pStyle w:val="a1"/>
+        <w:pStyle w:val="31"/>
         <w:keepNext w:val="0"/>
         <w:keepLines w:val="0"/>
         <w:pageBreakBefore w:val="0"/>
@@ -11599,7 +11753,7 @@
     </w:p>
     <w:p>
       <w:pPr>
-        <w:pStyle w:val="a1"/>
+        <w:pStyle w:val="31"/>
         <w:keepNext w:val="0"/>
         <w:keepLines w:val="0"/>
         <w:pageBreakBefore w:val="0"/>
@@ -11629,7 +11783,7 @@
     </w:p>
     <w:p>
       <w:pPr>
-        <w:pStyle w:val="3"/>
+        <w:pStyle w:val="33"/>
         <w:keepNext w:val="0"/>
         <w:keepLines w:val="0"/>
         <w:pageBreakBefore w:val="0"/>
@@ -11649,7 +11803,7 @@
           <w:lang w:val="en-US" w:eastAsia="zh-CN"/>
         </w:rPr>
       </w:pPr>
-      <w:bookmarkStart w:id="20" w:name="_Toc23230"/>
+      <w:bookmarkStart w:id="19" w:name="_Toc23230"/>
       <w:r>
         <w:rPr>
           <w:rFonts w:hint="default"/>
@@ -11657,11 +11811,11 @@
         </w:rPr>
         <w:t>制定和修订UC</w:t>
       </w:r>
-      <w:bookmarkEnd w:id="20"/>
+      <w:bookmarkEnd w:id="19"/>
     </w:p>
     <w:p>
       <w:pPr>
-        <w:pStyle w:val="a1"/>
+        <w:pStyle w:val="31"/>
         <w:keepNext w:val="0"/>
         <w:keepLines w:val="0"/>
         <w:pageBreakBefore w:val="0"/>
@@ -11691,7 +11845,7 @@
     </w:p>
     <w:p>
       <w:pPr>
-        <w:pStyle w:val="a1"/>
+        <w:pStyle w:val="31"/>
         <w:keepNext w:val="0"/>
         <w:keepLines w:val="0"/>
         <w:pageBreakBefore w:val="0"/>
@@ -11721,7 +11875,7 @@
     </w:p>
     <w:p>
       <w:pPr>
-        <w:pStyle w:val="a1"/>
+        <w:pStyle w:val="31"/>
         <w:keepNext w:val="0"/>
         <w:keepLines w:val="0"/>
         <w:pageBreakBefore w:val="0"/>
@@ -11751,7 +11905,7 @@
     </w:p>
     <w:p>
       <w:pPr>
-        <w:pStyle w:val="a1"/>
+        <w:pStyle w:val="31"/>
         <w:keepNext w:val="0"/>
         <w:keepLines w:val="0"/>
         <w:pageBreakBefore w:val="0"/>
@@ -11781,7 +11935,7 @@
     </w:p>
     <w:p>
       <w:pPr>
-        <w:pStyle w:val="a1"/>
+        <w:pStyle w:val="31"/>
         <w:keepNext w:val="0"/>
         <w:keepLines w:val="0"/>
         <w:pageBreakBefore w:val="0"/>
@@ -11811,7 +11965,7 @@
     </w:p>
     <w:p>
       <w:pPr>
-        <w:pStyle w:val="a1"/>
+        <w:pStyle w:val="31"/>
         <w:keepNext w:val="0"/>
         <w:keepLines w:val="0"/>
         <w:pageBreakBefore w:val="0"/>
@@ -11841,7 +11995,7 @@
     </w:p>
     <w:p>
       <w:pPr>
-        <w:pStyle w:val="2"/>
+        <w:pStyle w:val="32"/>
         <w:keepNext w:val="0"/>
         <w:keepLines w:val="0"/>
         <w:pageBreakBefore w:val="0"/>
@@ -11861,7 +12015,7 @@
           <w:lang w:val="en-US" w:eastAsia="zh-CN"/>
         </w:rPr>
       </w:pPr>
-      <w:bookmarkStart w:id="21" w:name="_Toc5815"/>
+      <w:bookmarkStart w:id="20" w:name="_Toc5815"/>
       <w:r>
         <w:rPr>
           <w:rFonts w:hint="default"/>
@@ -11869,11 +12023,11 @@
         </w:rPr>
         <w:t>采购管理</w:t>
       </w:r>
-      <w:bookmarkEnd w:id="21"/>
+      <w:bookmarkEnd w:id="20"/>
     </w:p>
     <w:p>
       <w:pPr>
-        <w:pStyle w:val="a1"/>
+        <w:pStyle w:val="31"/>
         <w:keepNext w:val="0"/>
         <w:keepLines w:val="0"/>
         <w:pageBreakBefore w:val="0"/>
@@ -11903,7 +12057,7 @@
     </w:p>
     <w:p>
       <w:pPr>
-        <w:pStyle w:val="2"/>
+        <w:pStyle w:val="32"/>
         <w:keepNext w:val="0"/>
         <w:keepLines w:val="0"/>
         <w:pageBreakBefore w:val="0"/>
@@ -11923,7 +12077,7 @@
           <w:lang w:val="en-US" w:eastAsia="zh-CN"/>
         </w:rPr>
       </w:pPr>
-      <w:bookmarkStart w:id="22" w:name="_Toc11021"/>
+      <w:bookmarkStart w:id="21" w:name="_Toc11021"/>
       <w:r>
         <w:rPr>
           <w:rFonts w:hint="default"/>
@@ -11931,11 +12085,11 @@
         </w:rPr>
         <w:t>制定或完善服务目录</w:t>
       </w:r>
-      <w:bookmarkEnd w:id="22"/>
+      <w:bookmarkEnd w:id="21"/>
     </w:p>
     <w:p>
       <w:pPr>
-        <w:pStyle w:val="a1"/>
+        <w:pStyle w:val="31"/>
         <w:keepNext w:val="0"/>
         <w:keepLines w:val="0"/>
         <w:pageBreakBefore w:val="0"/>
@@ -11965,7 +12119,7 @@
     </w:p>
     <w:p>
       <w:pPr>
-        <w:pStyle w:val="a1"/>
+        <w:pStyle w:val="31"/>
         <w:keepNext w:val="0"/>
         <w:keepLines w:val="0"/>
         <w:pageBreakBefore w:val="0"/>
@@ -11995,7 +12149,7 @@
     </w:p>
     <w:p>
       <w:pPr>
-        <w:pStyle w:val="a1"/>
+        <w:pStyle w:val="31"/>
         <w:keepNext w:val="0"/>
         <w:keepLines w:val="0"/>
         <w:pageBreakBefore w:val="0"/>
@@ -12025,7 +12179,7 @@
     </w:p>
     <w:p>
       <w:pPr>
-        <w:pStyle w:val="a1"/>
+        <w:pStyle w:val="31"/>
         <w:keepNext w:val="0"/>
         <w:keepLines w:val="0"/>
         <w:pageBreakBefore w:val="0"/>
@@ -12055,7 +12209,7 @@
     </w:p>
     <w:p>
       <w:pPr>
-        <w:pStyle w:val="2"/>
+        <w:pStyle w:val="32"/>
         <w:keepNext w:val="0"/>
         <w:keepLines w:val="0"/>
         <w:pageBreakBefore w:val="0"/>
@@ -12075,7 +12229,7 @@
           <w:lang w:val="en-US" w:eastAsia="zh-CN"/>
         </w:rPr>
       </w:pPr>
-      <w:bookmarkStart w:id="23" w:name="_Toc27515"/>
+      <w:bookmarkStart w:id="22" w:name="_Toc27515"/>
       <w:r>
         <w:rPr>
           <w:rFonts w:hint="default"/>
@@ -12083,11 +12237,11 @@
         </w:rPr>
         <w:t>监控服务级别执行情况</w:t>
       </w:r>
-      <w:bookmarkEnd w:id="23"/>
+      <w:bookmarkEnd w:id="22"/>
     </w:p>
     <w:p>
       <w:pPr>
-        <w:pStyle w:val="a1"/>
+        <w:pStyle w:val="31"/>
         <w:keepNext w:val="0"/>
         <w:keepLines w:val="0"/>
         <w:pageBreakBefore w:val="0"/>
@@ -12117,7 +12271,7 @@
     </w:p>
     <w:p>
       <w:pPr>
-        <w:pStyle w:val="a1"/>
+        <w:pStyle w:val="31"/>
         <w:keepNext w:val="0"/>
         <w:keepLines w:val="0"/>
         <w:pageBreakBefore w:val="0"/>
@@ -12147,7 +12301,7 @@
     </w:p>
     <w:p>
       <w:pPr>
-        <w:pStyle w:val="a1"/>
+        <w:pStyle w:val="31"/>
         <w:keepNext w:val="0"/>
         <w:keepLines w:val="0"/>
         <w:pageBreakBefore w:val="0"/>
@@ -12177,7 +12331,7 @@
     </w:p>
     <w:p>
       <w:pPr>
-        <w:pStyle w:val="a1"/>
+        <w:pStyle w:val="31"/>
         <w:keepNext w:val="0"/>
         <w:keepLines w:val="0"/>
         <w:pageBreakBefore w:val="0"/>
@@ -12207,7 +12361,7 @@
     </w:p>
     <w:p>
       <w:pPr>
-        <w:pStyle w:val="a1"/>
+        <w:pStyle w:val="31"/>
         <w:keepNext w:val="0"/>
         <w:keepLines w:val="0"/>
         <w:pageBreakBefore w:val="0"/>
@@ -12237,7 +12391,7 @@
     </w:p>
     <w:p>
       <w:pPr>
-        <w:pStyle w:val="a1"/>
+        <w:pStyle w:val="31"/>
         <w:keepNext w:val="0"/>
         <w:keepLines w:val="0"/>
         <w:pageBreakBefore w:val="0"/>
@@ -12267,7 +12421,7 @@
     </w:p>
     <w:p>
       <w:pPr>
-        <w:pStyle w:val="2"/>
+        <w:pStyle w:val="32"/>
         <w:keepNext w:val="0"/>
         <w:keepLines w:val="0"/>
         <w:pageBreakBefore w:val="0"/>
@@ -12287,7 +12441,7 @@
           <w:lang w:val="en-US" w:eastAsia="zh-CN"/>
         </w:rPr>
       </w:pPr>
-      <w:bookmarkStart w:id="24" w:name="_Toc28494"/>
+      <w:bookmarkStart w:id="23" w:name="_Toc28494"/>
       <w:r>
         <w:rPr>
           <w:rFonts w:hint="default"/>
@@ -12295,11 +12449,11 @@
         </w:rPr>
         <w:t>执行情况汇报和评审</w:t>
       </w:r>
-      <w:bookmarkEnd w:id="24"/>
+      <w:bookmarkEnd w:id="23"/>
     </w:p>
     <w:p>
       <w:pPr>
-        <w:pStyle w:val="3"/>
+        <w:pStyle w:val="33"/>
         <w:keepNext w:val="0"/>
         <w:keepLines w:val="0"/>
         <w:pageBreakBefore w:val="0"/>
@@ -12319,7 +12473,7 @@
           <w:lang w:val="en-US" w:eastAsia="zh-CN"/>
         </w:rPr>
       </w:pPr>
-      <w:bookmarkStart w:id="25" w:name="_Toc7211"/>
+      <w:bookmarkStart w:id="24" w:name="_Toc7211"/>
       <w:r>
         <w:rPr>
           <w:rFonts w:hint="default"/>
@@ -12327,11 +12481,11 @@
         </w:rPr>
         <w:t>执行情况汇报</w:t>
       </w:r>
-      <w:bookmarkEnd w:id="25"/>
+      <w:bookmarkEnd w:id="24"/>
     </w:p>
     <w:p>
       <w:pPr>
-        <w:pStyle w:val="a1"/>
+        <w:pStyle w:val="31"/>
         <w:keepNext w:val="0"/>
         <w:keepLines w:val="0"/>
         <w:pageBreakBefore w:val="0"/>
@@ -12361,7 +12515,7 @@
     </w:p>
     <w:p>
       <w:pPr>
-        <w:pStyle w:val="3"/>
+        <w:pStyle w:val="33"/>
         <w:keepNext w:val="0"/>
         <w:keepLines w:val="0"/>
         <w:pageBreakBefore w:val="0"/>
@@ -12381,7 +12535,7 @@
           <w:lang w:val="en-US" w:eastAsia="zh-CN"/>
         </w:rPr>
       </w:pPr>
-      <w:bookmarkStart w:id="26" w:name="_Toc5507"/>
+      <w:bookmarkStart w:id="25" w:name="_Toc5507"/>
       <w:r>
         <w:rPr>
           <w:rFonts w:hint="default"/>
@@ -12389,11 +12543,11 @@
         </w:rPr>
         <w:t>管理评审</w:t>
       </w:r>
-      <w:bookmarkEnd w:id="26"/>
+      <w:bookmarkEnd w:id="25"/>
     </w:p>
     <w:p>
       <w:pPr>
-        <w:pStyle w:val="a1"/>
+        <w:pStyle w:val="31"/>
         <w:keepNext w:val="0"/>
         <w:keepLines w:val="0"/>
         <w:pageBreakBefore w:val="0"/>
@@ -12423,7 +12577,7 @@
     </w:p>
     <w:p>
       <w:pPr>
-        <w:pStyle w:val="a1"/>
+        <w:pStyle w:val="31"/>
         <w:keepNext w:val="0"/>
         <w:keepLines w:val="0"/>
         <w:pageBreakBefore w:val="0"/>
@@ -12453,7 +12607,7 @@
     </w:p>
     <w:p>
       <w:pPr>
-        <w:pStyle w:val="3"/>
+        <w:pStyle w:val="33"/>
         <w:keepNext w:val="0"/>
         <w:keepLines w:val="0"/>
         <w:pageBreakBefore w:val="0"/>
@@ -12473,7 +12627,7 @@
           <w:lang w:val="en-US" w:eastAsia="zh-CN"/>
         </w:rPr>
       </w:pPr>
-      <w:bookmarkStart w:id="27" w:name="_Toc28381"/>
+      <w:bookmarkStart w:id="26" w:name="_Toc28381"/>
       <w:r>
         <w:rPr>
           <w:rFonts w:hint="default"/>
@@ -12481,11 +12635,11 @@
         </w:rPr>
         <w:t>管理评审内容</w:t>
       </w:r>
-      <w:bookmarkEnd w:id="27"/>
+      <w:bookmarkEnd w:id="26"/>
     </w:p>
     <w:p>
       <w:pPr>
-        <w:pStyle w:val="a1"/>
+        <w:pStyle w:val="31"/>
         <w:keepNext w:val="0"/>
         <w:keepLines w:val="0"/>
         <w:pageBreakBefore w:val="0"/>
@@ -12515,7 +12669,7 @@
     </w:p>
     <w:p>
       <w:pPr>
-        <w:pStyle w:val="a1"/>
+        <w:pStyle w:val="31"/>
         <w:keepNext w:val="0"/>
         <w:keepLines w:val="0"/>
         <w:pageBreakBefore w:val="0"/>
@@ -12545,7 +12699,7 @@
     </w:p>
     <w:p>
       <w:pPr>
-        <w:pStyle w:val="a1"/>
+        <w:pStyle w:val="31"/>
         <w:keepNext w:val="0"/>
         <w:keepLines w:val="0"/>
         <w:pageBreakBefore w:val="0"/>
@@ -12575,7 +12729,7 @@
     </w:p>
     <w:p>
       <w:pPr>
-        <w:pStyle w:val="a1"/>
+        <w:pStyle w:val="31"/>
         <w:keepNext w:val="0"/>
         <w:keepLines w:val="0"/>
         <w:pageBreakBefore w:val="0"/>
@@ -12605,7 +12759,7 @@
     </w:p>
     <w:p>
       <w:pPr>
-        <w:pStyle w:val="a1"/>
+        <w:pStyle w:val="31"/>
         <w:keepNext w:val="0"/>
         <w:keepLines w:val="0"/>
         <w:pageBreakBefore w:val="0"/>
@@ -12635,7 +12789,7 @@
     </w:p>
     <w:p>
       <w:pPr>
-        <w:pStyle w:val="2"/>
+        <w:pStyle w:val="32"/>
         <w:keepNext w:val="0"/>
         <w:keepLines w:val="0"/>
         <w:pageBreakBefore w:val="0"/>
@@ -12655,7 +12809,7 @@
           <w:lang w:val="en-US" w:eastAsia="zh-CN"/>
         </w:rPr>
       </w:pPr>
-      <w:bookmarkStart w:id="28" w:name="_Toc795"/>
+      <w:bookmarkStart w:id="27" w:name="_Toc795"/>
       <w:r>
         <w:rPr>
           <w:rFonts w:hint="default"/>
@@ -12663,11 +12817,11 @@
         </w:rPr>
         <w:t>持续改进</w:t>
       </w:r>
-      <w:bookmarkEnd w:id="28"/>
+      <w:bookmarkEnd w:id="27"/>
     </w:p>
     <w:p>
       <w:pPr>
-        <w:pStyle w:val="a1"/>
+        <w:pStyle w:val="31"/>
         <w:keepNext w:val="0"/>
         <w:keepLines w:val="0"/>
         <w:pageBreakBefore w:val="0"/>
@@ -12697,7 +12851,7 @@
     </w:p>
     <w:p>
       <w:pPr>
-        <w:pStyle w:val="a1"/>
+        <w:pStyle w:val="31"/>
         <w:keepNext w:val="0"/>
         <w:keepLines w:val="0"/>
         <w:pageBreakBefore w:val="0"/>
@@ -12727,7 +12881,7 @@
     </w:p>
     <w:p>
       <w:pPr>
-        <w:pStyle w:val="a1"/>
+        <w:pStyle w:val="31"/>
         <w:keepNext w:val="0"/>
         <w:keepLines w:val="0"/>
         <w:pageBreakBefore w:val="0"/>
@@ -12757,7 +12911,7 @@
     </w:p>
     <w:p>
       <w:pPr>
-        <w:pStyle w:val="a1"/>
+        <w:pStyle w:val="31"/>
         <w:keepNext w:val="0"/>
         <w:keepLines w:val="0"/>
         <w:pageBreakBefore w:val="0"/>
@@ -12787,7 +12941,7 @@
     </w:p>
     <w:p>
       <w:pPr>
-        <w:pStyle w:val="a1"/>
+        <w:pStyle w:val="31"/>
         <w:keepNext w:val="0"/>
         <w:keepLines w:val="0"/>
         <w:pageBreakBefore w:val="0"/>
@@ -12817,7 +12971,7 @@
     </w:p>
     <w:p>
       <w:pPr>
-        <w:pStyle w:val="a1"/>
+        <w:pStyle w:val="31"/>
         <w:keepNext w:val="0"/>
         <w:keepLines w:val="0"/>
         <w:pageBreakBefore w:val="0"/>
@@ -12847,7 +13001,7 @@
     </w:p>
     <w:p>
       <w:pPr>
-        <w:pStyle w:val="1"/>
+        <w:pStyle w:val="30"/>
         <w:keepNext w:val="0"/>
         <w:keepLines w:val="0"/>
         <w:pageBreakBefore w:val="0"/>
@@ -12867,7 +13021,7 @@
           <w:lang w:val="en-US" w:eastAsia="zh-CN"/>
         </w:rPr>
       </w:pPr>
-      <w:bookmarkStart w:id="29" w:name="_Toc21549"/>
+      <w:bookmarkStart w:id="28" w:name="_Toc21549"/>
       <w:r>
         <w:rPr>
           <w:rFonts w:hint="default"/>
@@ -12875,11 +13029,11 @@
         </w:rPr>
         <w:t>KPI指标</w:t>
       </w:r>
-      <w:bookmarkEnd w:id="29"/>
+      <w:bookmarkEnd w:id="28"/>
     </w:p>
     <w:p>
       <w:pPr>
-        <w:pStyle w:val="a1"/>
+        <w:pStyle w:val="31"/>
         <w:keepNext/>
         <w:keepLines w:val="0"/>
         <w:pageBreakBefore w:val="0"/>
@@ -12929,7 +13083,7 @@
           <w:rFonts w:hint="eastAsia"/>
           <w:lang w:val="en-US" w:eastAsia="zh-CN"/>
         </w:rPr>
-        <w:instrText>"柴_标题1"\n</w:instrText>
+        <w:instrText xml:space="preserve">"柴_标题1"\n</w:instrText>
       </w:r>
       <w:r>
         <w:instrText xml:space="preserve"> \s</w:instrText>
@@ -12946,7 +13100,7 @@
           <w:rFonts w:hint="eastAsia"/>
           <w:lang w:val="en-US" w:eastAsia="zh-CN"/>
         </w:rPr>
-        <w:instrText>* Charformat</w:instrText>
+        <w:instrText xml:space="preserve">* Charformat</w:instrText>
       </w:r>
       <w:r>
         <w:rPr>
@@ -13011,7 +13165,7 @@
         </w:rPr>
         <w:fldChar w:fldCharType="end"/>
       </w:r>
-      <w:bookmarkStart w:id="30" w:name="_Toc4735"/>
+      <w:bookmarkStart w:id="29" w:name="_Toc4735"/>
       <w:r>
         <w:rPr>
           <w:rFonts w:hint="default"/>
@@ -13019,22 +13173,23 @@
         </w:rPr>
         <w:t xml:space="preserve"> KPI指标表</w:t>
       </w:r>
-      <w:bookmarkEnd w:id="30"/>
+      <w:bookmarkEnd w:id="29"/>
     </w:p>
     <w:tbl>
       <w:tblPr>
-        <w:tblStyle w:val="TableNormal"/>
+        <w:tblStyle w:val="22"/>
         <w:tblW w:w="8522" w:type="dxa"/>
         <w:jc w:val="center"/>
         <w:tblBorders>
-          <w:top w:val="nil"/>
-          <w:left w:val="nil"/>
-          <w:bottom w:val="nil"/>
-          <w:right w:val="nil"/>
-          <w:insideH w:val="nil"/>
-          <w:insideV w:val="nil"/>
+          <w:top w:val="none" w:color="auto" w:sz="0" w:space="0"/>
+          <w:left w:val="none" w:color="auto" w:sz="0" w:space="0"/>
+          <w:bottom w:val="none" w:color="auto" w:sz="0" w:space="0"/>
+          <w:right w:val="none" w:color="auto" w:sz="0" w:space="0"/>
+          <w:insideH w:val="none" w:color="auto" w:sz="0" w:space="0"/>
+          <w:insideV w:val="none" w:color="auto" w:sz="0" w:space="0"/>
         </w:tblBorders>
         <w:shd w:val="clear" w:color="auto" w:fill="auto"/>
+        <w:tblLayout w:type="autofit"/>
         <w:tblCellMar>
           <w:top w:w="15" w:type="dxa"/>
           <w:left w:w="15" w:type="dxa"/>
@@ -13050,15 +13205,13 @@
       </w:tblGrid>
       <w:tr>
         <w:tblPrEx>
-          <w:tblW w:w="8522" w:type="dxa"/>
-          <w:jc w:val="center"/>
           <w:tblBorders>
-            <w:top w:val="nil"/>
-            <w:left w:val="nil"/>
-            <w:bottom w:val="nil"/>
-            <w:right w:val="nil"/>
-            <w:insideH w:val="nil"/>
-            <w:insideV w:val="nil"/>
+            <w:top w:val="none" w:color="auto" w:sz="0" w:space="0"/>
+            <w:left w:val="none" w:color="auto" w:sz="0" w:space="0"/>
+            <w:bottom w:val="none" w:color="auto" w:sz="0" w:space="0"/>
+            <w:right w:val="none" w:color="auto" w:sz="0" w:space="0"/>
+            <w:insideH w:val="none" w:color="auto" w:sz="0" w:space="0"/>
+            <w:insideV w:val="none" w:color="auto" w:sz="0" w:space="0"/>
           </w:tblBorders>
           <w:shd w:val="clear" w:color="auto" w:fill="auto"/>
           <w:tblCellMar>
@@ -13069,7 +13222,7 @@
           </w:tblCellMar>
         </w:tblPrEx>
         <w:trPr>
-          <w:trHeight w:val="0"/>
+          <w:trHeight w:val="0" w:hRule="atLeast"/>
           <w:tblHeader/>
           <w:jc w:val="center"/>
         </w:trPr>
@@ -13077,8 +13230,8 @@
           <w:tcPr>
             <w:tcW w:w="1446" w:type="dxa"/>
             <w:tcBorders>
-              <w:top w:val="single" w:sz="12" w:space="0" w:color="auto"/>
-              <w:left w:val="single" w:sz="12" w:space="0" w:color="auto"/>
+              <w:top w:val="single" w:color="auto" w:sz="12" w:space="0"/>
+              <w:left w:val="single" w:color="auto" w:sz="12" w:space="0"/>
               <w:bottom w:val="nil"/>
               <w:right w:val="nil"/>
             </w:tcBorders>
@@ -13099,10 +13252,10 @@
               <w:suppressLineNumbers w:val="0"/>
               <w:snapToGrid w:val="0"/>
               <w:spacing w:line="240" w:lineRule="auto"/>
-              <w:ind w:left="0" w:right="0" w:firstLine="0" w:leftChars="0" w:rightChars="0" w:firstLineChars="0"/>
+              <w:ind w:left="0" w:leftChars="0" w:right="0" w:rightChars="0" w:firstLine="0" w:firstLineChars="0"/>
               <w:jc w:val="center"/>
               <w:rPr>
-                <w:rFonts w:ascii="Segoe UI" w:eastAsia="Segoe UI" w:hAnsi="Segoe UI" w:cs="Segoe UI"/>
+                <w:rFonts w:ascii="Segoe UI" w:hAnsi="Segoe UI" w:eastAsia="Segoe UI" w:cs="Segoe UI"/>
                 <w:b/>
                 <w:i w:val="0"/>
                 <w:iCs w:val="0"/>
@@ -13115,7 +13268,7 @@
             </w:pPr>
             <w:r>
               <w:rPr>
-                <w:rFonts w:ascii="Segoe UI" w:eastAsia="Segoe UI" w:hAnsi="Segoe UI" w:cs="Segoe UI" w:hint="default"/>
+                <w:rFonts w:hint="default" w:ascii="Segoe UI" w:hAnsi="Segoe UI" w:eastAsia="Segoe UI" w:cs="Segoe UI"/>
                 <w:b/>
                 <w:i w:val="0"/>
                 <w:iCs w:val="0"/>
@@ -13132,7 +13285,7 @@
             </w:r>
             <w:r>
               <w:rPr>
-                <w:rFonts w:ascii="Segoe UI" w:eastAsia="Segoe UI" w:hAnsi="Segoe UI" w:cs="Segoe UI" w:hint="eastAsia"/>
+                <w:rFonts w:hint="eastAsia" w:ascii="Segoe UI" w:hAnsi="Segoe UI" w:eastAsia="Segoe UI" w:cs="Segoe UI"/>
                 <w:b/>
                 <w:i w:val="0"/>
                 <w:iCs w:val="0"/>
@@ -13153,8 +13306,8 @@
           <w:tcPr>
             <w:tcW w:w="5198" w:type="dxa"/>
             <w:tcBorders>
-              <w:top w:val="single" w:sz="12" w:space="0" w:color="auto"/>
-              <w:left w:val="single" w:sz="4" w:space="0" w:color="auto"/>
+              <w:top w:val="single" w:color="auto" w:sz="12" w:space="0"/>
+              <w:left w:val="single" w:color="auto" w:sz="4" w:space="0"/>
               <w:bottom w:val="nil"/>
               <w:right w:val="nil"/>
             </w:tcBorders>
@@ -13175,10 +13328,10 @@
               <w:suppressLineNumbers w:val="0"/>
               <w:snapToGrid w:val="0"/>
               <w:spacing w:line="240" w:lineRule="auto"/>
-              <w:ind w:left="0" w:right="0" w:firstLine="0" w:leftChars="0" w:rightChars="0" w:firstLineChars="0"/>
+              <w:ind w:left="0" w:leftChars="0" w:right="0" w:rightChars="0" w:firstLine="0" w:firstLineChars="0"/>
               <w:jc w:val="center"/>
               <w:rPr>
-                <w:rFonts w:ascii="Segoe UI" w:eastAsia="Segoe UI" w:hAnsi="Segoe UI" w:cs="Segoe UI" w:hint="default"/>
+                <w:rFonts w:hint="default" w:ascii="Segoe UI" w:hAnsi="Segoe UI" w:eastAsia="Segoe UI" w:cs="Segoe UI"/>
                 <w:b/>
                 <w:i w:val="0"/>
                 <w:iCs w:val="0"/>
@@ -13191,7 +13344,7 @@
             </w:pPr>
             <w:r>
               <w:rPr>
-                <w:rFonts w:ascii="Segoe UI" w:eastAsia="Segoe UI" w:hAnsi="Segoe UI" w:cs="Segoe UI" w:hint="eastAsia"/>
+                <w:rFonts w:hint="eastAsia" w:ascii="Segoe UI" w:hAnsi="Segoe UI" w:eastAsia="Segoe UI" w:cs="Segoe UI"/>
                 <w:b/>
                 <w:i w:val="0"/>
                 <w:iCs w:val="0"/>
@@ -13208,7 +13361,7 @@
             </w:r>
             <w:r>
               <w:rPr>
-                <w:rFonts w:ascii="Segoe UI" w:eastAsia="Segoe UI" w:hAnsi="Segoe UI" w:cs="Segoe UI" w:hint="default"/>
+                <w:rFonts w:hint="default" w:ascii="Segoe UI" w:hAnsi="Segoe UI" w:eastAsia="Segoe UI" w:cs="Segoe UI"/>
                 <w:b/>
                 <w:i w:val="0"/>
                 <w:iCs w:val="0"/>
@@ -13229,8 +13382,8 @@
           <w:tcPr>
             <w:tcW w:w="872" w:type="dxa"/>
             <w:tcBorders>
-              <w:top w:val="single" w:sz="12" w:space="0" w:color="auto"/>
-              <w:left w:val="single" w:sz="4" w:space="0" w:color="auto"/>
+              <w:top w:val="single" w:color="auto" w:sz="12" w:space="0"/>
+              <w:left w:val="single" w:color="auto" w:sz="4" w:space="0"/>
               <w:bottom w:val="nil"/>
               <w:right w:val="nil"/>
             </w:tcBorders>
@@ -13251,10 +13404,10 @@
               <w:suppressLineNumbers w:val="0"/>
               <w:snapToGrid w:val="0"/>
               <w:spacing w:line="240" w:lineRule="auto"/>
-              <w:ind w:left="0" w:right="0" w:firstLine="0" w:leftChars="0" w:rightChars="0" w:firstLineChars="0"/>
+              <w:ind w:left="0" w:leftChars="0" w:right="0" w:rightChars="0" w:firstLine="0" w:firstLineChars="0"/>
               <w:jc w:val="center"/>
               <w:rPr>
-                <w:rFonts w:ascii="Segoe UI" w:eastAsia="Segoe UI" w:hAnsi="Segoe UI" w:cs="Segoe UI" w:hint="eastAsia"/>
+                <w:rFonts w:hint="eastAsia" w:ascii="Segoe UI" w:hAnsi="Segoe UI" w:eastAsia="Segoe UI" w:cs="Segoe UI"/>
                 <w:b/>
                 <w:i w:val="0"/>
                 <w:iCs w:val="0"/>
@@ -13268,7 +13421,7 @@
             </w:pPr>
             <w:r>
               <w:rPr>
-                <w:rFonts w:ascii="Segoe UI" w:eastAsia="Segoe UI" w:hAnsi="Segoe UI" w:cs="Segoe UI" w:hint="eastAsia"/>
+                <w:rFonts w:hint="eastAsia" w:ascii="Segoe UI" w:hAnsi="Segoe UI" w:eastAsia="Segoe UI" w:cs="Segoe UI"/>
                 <w:b/>
                 <w:i w:val="0"/>
                 <w:iCs w:val="0"/>
@@ -13287,10 +13440,10 @@
           <w:tcPr>
             <w:tcW w:w="1007" w:type="dxa"/>
             <w:tcBorders>
-              <w:top w:val="single" w:sz="12" w:space="0" w:color="auto"/>
-              <w:left w:val="single" w:sz="4" w:space="0" w:color="auto"/>
+              <w:top w:val="single" w:color="auto" w:sz="12" w:space="0"/>
+              <w:left w:val="single" w:color="auto" w:sz="4" w:space="0"/>
               <w:bottom w:val="nil"/>
-              <w:right w:val="single" w:sz="12" w:space="0" w:color="auto"/>
+              <w:right w:val="single" w:color="auto" w:sz="12" w:space="0"/>
             </w:tcBorders>
             <w:shd w:val="clear" w:color="auto" w:fill="auto"/>
             <w:tcMar>
@@ -13309,10 +13462,10 @@
               <w:suppressLineNumbers w:val="0"/>
               <w:snapToGrid w:val="0"/>
               <w:spacing w:line="240" w:lineRule="auto"/>
-              <w:ind w:left="0" w:right="0" w:firstLine="0" w:leftChars="0" w:rightChars="0" w:firstLineChars="0"/>
+              <w:ind w:left="0" w:leftChars="0" w:right="0" w:rightChars="0" w:firstLine="0" w:firstLineChars="0"/>
               <w:jc w:val="center"/>
               <w:rPr>
-                <w:rFonts w:ascii="Segoe UI" w:eastAsia="Segoe UI" w:hAnsi="Segoe UI" w:cs="Segoe UI" w:hint="default"/>
+                <w:rFonts w:hint="default" w:ascii="Segoe UI" w:hAnsi="Segoe UI" w:eastAsia="Segoe UI" w:cs="Segoe UI"/>
                 <w:b/>
                 <w:i w:val="0"/>
                 <w:iCs w:val="0"/>
@@ -13326,7 +13479,7 @@
             </w:pPr>
             <w:r>
               <w:rPr>
-                <w:rFonts w:ascii="Segoe UI" w:eastAsia="Segoe UI" w:hAnsi="Segoe UI" w:cs="Segoe UI" w:hint="eastAsia"/>
+                <w:rFonts w:hint="eastAsia" w:ascii="Segoe UI" w:hAnsi="Segoe UI" w:eastAsia="Segoe UI" w:cs="Segoe UI"/>
                 <w:b/>
                 <w:i w:val="0"/>
                 <w:iCs w:val="0"/>
@@ -13346,8 +13499,14 @@
       </w:tr>
       <w:tr>
         <w:tblPrEx>
-          <w:tblW w:w="8522" w:type="dxa"/>
-          <w:jc w:val="center"/>
+          <w:tblBorders>
+            <w:top w:val="none" w:color="auto" w:sz="0" w:space="0"/>
+            <w:left w:val="none" w:color="auto" w:sz="0" w:space="0"/>
+            <w:bottom w:val="none" w:color="auto" w:sz="0" w:space="0"/>
+            <w:right w:val="none" w:color="auto" w:sz="0" w:space="0"/>
+            <w:insideH w:val="none" w:color="auto" w:sz="0" w:space="0"/>
+            <w:insideV w:val="none" w:color="auto" w:sz="0" w:space="0"/>
+          </w:tblBorders>
           <w:shd w:val="clear" w:color="auto" w:fill="auto"/>
           <w:tblCellMar>
             <w:top w:w="15" w:type="dxa"/>
@@ -13357,15 +13516,15 @@
           </w:tblCellMar>
         </w:tblPrEx>
         <w:trPr>
-          <w:trHeight w:val="0"/>
+          <w:trHeight w:val="0" w:hRule="atLeast"/>
           <w:jc w:val="center"/>
         </w:trPr>
         <w:tc>
           <w:tcPr>
             <w:tcW w:w="1446" w:type="dxa"/>
             <w:tcBorders>
-              <w:top w:val="single" w:sz="4" w:space="0" w:color="auto"/>
-              <w:left w:val="single" w:sz="12" w:space="0" w:color="auto"/>
+              <w:top w:val="single" w:color="auto" w:sz="4" w:space="0"/>
+              <w:left w:val="single" w:color="auto" w:sz="12" w:space="0"/>
               <w:bottom w:val="nil"/>
               <w:right w:val="nil"/>
             </w:tcBorders>
@@ -13386,10 +13545,10 @@
               <w:suppressLineNumbers w:val="0"/>
               <w:snapToGrid w:val="0"/>
               <w:spacing w:line="240" w:lineRule="auto"/>
-              <w:ind w:left="0" w:right="0" w:firstLine="0" w:leftChars="0" w:rightChars="0" w:firstLineChars="0"/>
+              <w:ind w:left="0" w:leftChars="0" w:right="0" w:rightChars="0" w:firstLine="0" w:firstLineChars="0"/>
               <w:jc w:val="center"/>
               <w:rPr>
-                <w:rFonts w:ascii="Arial" w:eastAsia="宋体" w:hAnsi="Arial" w:cs="Arial" w:hint="default"/>
+                <w:rFonts w:hint="default" w:ascii="Arial" w:hAnsi="Arial" w:eastAsia="宋体" w:cs="Arial"/>
                 <w:snapToGrid w:val="0"/>
                 <w:color w:val="000000"/>
                 <w:kern w:val="0"/>
@@ -13401,7 +13560,7 @@
             </w:pPr>
             <w:r>
               <w:rPr>
-                <w:rFonts w:ascii="Arial" w:eastAsia="宋体" w:hAnsi="Arial" w:cs="Arial" w:hint="default"/>
+                <w:rFonts w:hint="default" w:ascii="Arial" w:hAnsi="Arial" w:eastAsia="宋体" w:cs="Arial"/>
                 <w:snapToGrid w:val="0"/>
                 <w:color w:val="000000"/>
                 <w:kern w:val="0"/>
@@ -13412,14 +13571,16 @@
               </w:rPr>
               <w:t>SLA达成率</w:t>
             </w:r>
+            <w:bookmarkStart w:id="33" w:name="_GoBack"/>
+            <w:bookmarkEnd w:id="33"/>
           </w:p>
         </w:tc>
         <w:tc>
           <w:tcPr>
             <w:tcW w:w="5198" w:type="dxa"/>
             <w:tcBorders>
-              <w:top w:val="single" w:sz="4" w:space="0" w:color="auto"/>
-              <w:left w:val="single" w:sz="4" w:space="0" w:color="auto"/>
+              <w:top w:val="single" w:color="auto" w:sz="4" w:space="0"/>
+              <w:left w:val="single" w:color="auto" w:sz="4" w:space="0"/>
               <w:bottom w:val="nil"/>
               <w:right w:val="nil"/>
             </w:tcBorders>
@@ -13440,10 +13601,10 @@
               <w:suppressLineNumbers w:val="0"/>
               <w:snapToGrid w:val="0"/>
               <w:spacing w:line="240" w:lineRule="auto"/>
-              <w:ind w:left="0" w:right="0" w:firstLine="0" w:leftChars="0" w:rightChars="0" w:firstLineChars="0"/>
+              <w:ind w:left="0" w:leftChars="0" w:right="0" w:rightChars="0" w:firstLine="0" w:firstLineChars="0"/>
               <w:jc w:val="center"/>
               <w:rPr>
-                <w:rFonts w:ascii="Arial" w:eastAsia="宋体" w:hAnsi="Arial" w:cs="Arial" w:hint="default"/>
+                <w:rFonts w:hint="default" w:ascii="Arial" w:hAnsi="Arial" w:eastAsia="宋体" w:cs="Arial"/>
                 <w:snapToGrid w:val="0"/>
                 <w:color w:val="000000"/>
                 <w:kern w:val="0"/>
@@ -13455,7 +13616,7 @@
             </w:pPr>
             <w:r>
               <w:rPr>
-                <w:rFonts w:ascii="Arial" w:eastAsia="宋体" w:hAnsi="Arial" w:cs="Arial" w:hint="default"/>
+                <w:rFonts w:hint="default" w:ascii="Arial" w:hAnsi="Arial" w:eastAsia="宋体" w:cs="Arial"/>
                 <w:snapToGrid w:val="0"/>
                 <w:color w:val="000000"/>
                 <w:kern w:val="0"/>
@@ -13468,7 +13629,7 @@
             </w:r>
             <w:r>
               <w:rPr>
-                <w:rFonts w:cs="Arial" w:hint="eastAsia"/>
+                <w:rFonts w:hint="eastAsia" w:cs="Arial"/>
                 <w:snapToGrid w:val="0"/>
                 <w:color w:val="000000"/>
                 <w:kern w:val="0"/>
@@ -13481,7 +13642,7 @@
             </w:r>
             <w:r>
               <w:rPr>
-                <w:rFonts w:ascii="Arial" w:eastAsia="宋体" w:hAnsi="Arial" w:cs="Arial" w:hint="default"/>
+                <w:rFonts w:hint="default" w:ascii="Arial" w:hAnsi="Arial" w:eastAsia="宋体" w:cs="Arial"/>
                 <w:snapToGrid w:val="0"/>
                 <w:color w:val="000000"/>
                 <w:kern w:val="0"/>
@@ -13494,7 +13655,7 @@
             </w:r>
             <w:r>
               <w:rPr>
-                <w:rFonts w:cs="Arial" w:hint="eastAsia"/>
+                <w:rFonts w:hint="eastAsia" w:cs="Arial"/>
                 <w:snapToGrid w:val="0"/>
                 <w:color w:val="000000"/>
                 <w:kern w:val="0"/>
@@ -13507,7 +13668,7 @@
             </w:r>
             <w:r>
               <w:rPr>
-                <w:rFonts w:ascii="Arial" w:eastAsia="宋体" w:hAnsi="Arial" w:cs="Arial" w:hint="default"/>
+                <w:rFonts w:hint="default" w:ascii="Arial" w:hAnsi="Arial" w:eastAsia="宋体" w:cs="Arial"/>
                 <w:snapToGrid w:val="0"/>
                 <w:color w:val="000000"/>
                 <w:kern w:val="0"/>
@@ -13524,8 +13685,8 @@
           <w:tcPr>
             <w:tcW w:w="872" w:type="dxa"/>
             <w:tcBorders>
-              <w:top w:val="single" w:sz="4" w:space="0" w:color="auto"/>
-              <w:left w:val="single" w:sz="4" w:space="0" w:color="auto"/>
+              <w:top w:val="single" w:color="auto" w:sz="4" w:space="0"/>
+              <w:left w:val="single" w:color="auto" w:sz="4" w:space="0"/>
               <w:bottom w:val="nil"/>
               <w:right w:val="nil"/>
             </w:tcBorders>
@@ -13546,10 +13707,10 @@
               <w:suppressLineNumbers w:val="0"/>
               <w:snapToGrid w:val="0"/>
               <w:spacing w:line="240" w:lineRule="auto"/>
-              <w:ind w:left="0" w:right="0" w:firstLine="0" w:leftChars="0" w:rightChars="0" w:firstLineChars="0"/>
+              <w:ind w:left="0" w:leftChars="0" w:right="0" w:rightChars="0" w:firstLine="0" w:firstLineChars="0"/>
               <w:jc w:val="center"/>
               <w:rPr>
-                <w:rFonts w:ascii="Arial" w:eastAsia="宋体" w:hAnsi="Arial" w:cs="Arial" w:hint="default"/>
+                <w:rFonts w:hint="default" w:ascii="Arial" w:hAnsi="Arial" w:eastAsia="宋体" w:cs="Arial"/>
                 <w:snapToGrid w:val="0"/>
                 <w:color w:val="000000"/>
                 <w:kern w:val="0"/>
@@ -13561,7 +13722,7 @@
             </w:pPr>
             <w:r>
               <w:rPr>
-                <w:rFonts w:ascii="Segoe UI" w:eastAsia="Segoe UI" w:hAnsi="Segoe UI" w:cs="Segoe UI" w:hint="default"/>
+                <w:rFonts w:hint="default" w:ascii="Segoe UI" w:hAnsi="Segoe UI" w:eastAsia="Segoe UI" w:cs="Segoe UI"/>
                 <w:i w:val="0"/>
                 <w:iCs w:val="0"/>
                 <w:caps w:val="0"/>
@@ -13581,10 +13742,10 @@
           <w:tcPr>
             <w:tcW w:w="1007" w:type="dxa"/>
             <w:tcBorders>
-              <w:top w:val="single" w:sz="4" w:space="0" w:color="auto"/>
-              <w:left w:val="single" w:sz="4" w:space="0" w:color="auto"/>
+              <w:top w:val="single" w:color="auto" w:sz="4" w:space="0"/>
+              <w:left w:val="single" w:color="auto" w:sz="4" w:space="0"/>
               <w:bottom w:val="nil"/>
-              <w:right w:val="single" w:sz="12" w:space="0" w:color="auto"/>
+              <w:right w:val="single" w:color="auto" w:sz="12" w:space="0"/>
             </w:tcBorders>
             <w:shd w:val="clear" w:color="auto" w:fill="auto"/>
             <w:tcMar>
@@ -13603,10 +13764,10 @@
               <w:suppressLineNumbers w:val="0"/>
               <w:snapToGrid w:val="0"/>
               <w:spacing w:line="240" w:lineRule="auto"/>
-              <w:ind w:left="0" w:right="0" w:firstLine="0" w:leftChars="0" w:rightChars="0" w:firstLineChars="0"/>
+              <w:ind w:left="0" w:leftChars="0" w:right="0" w:rightChars="0" w:firstLine="0" w:firstLineChars="0"/>
               <w:jc w:val="center"/>
               <w:rPr>
-                <w:rFonts w:ascii="Arial" w:eastAsia="宋体" w:hAnsi="Arial" w:cs="Arial" w:hint="default"/>
+                <w:rFonts w:hint="default" w:ascii="Arial" w:hAnsi="Arial" w:eastAsia="宋体" w:cs="Arial"/>
                 <w:snapToGrid w:val="0"/>
                 <w:color w:val="000000"/>
                 <w:kern w:val="0"/>
@@ -13618,7 +13779,7 @@
             </w:pPr>
             <w:r>
               <w:rPr>
-                <w:rFonts w:cs="Arial" w:hint="eastAsia"/>
+                <w:rFonts w:hint="eastAsia" w:cs="Arial"/>
                 <w:snapToGrid w:val="0"/>
                 <w:color w:val="000000"/>
                 <w:kern w:val="0"/>
@@ -13634,8 +13795,14 @@
       </w:tr>
       <w:tr>
         <w:tblPrEx>
-          <w:tblW w:w="8522" w:type="dxa"/>
-          <w:jc w:val="center"/>
+          <w:tblBorders>
+            <w:top w:val="none" w:color="auto" w:sz="0" w:space="0"/>
+            <w:left w:val="none" w:color="auto" w:sz="0" w:space="0"/>
+            <w:bottom w:val="none" w:color="auto" w:sz="0" w:space="0"/>
+            <w:right w:val="none" w:color="auto" w:sz="0" w:space="0"/>
+            <w:insideH w:val="none" w:color="auto" w:sz="0" w:space="0"/>
+            <w:insideV w:val="none" w:color="auto" w:sz="0" w:space="0"/>
+          </w:tblBorders>
           <w:shd w:val="clear" w:color="auto" w:fill="auto"/>
           <w:tblCellMar>
             <w:top w:w="15" w:type="dxa"/>
@@ -13645,16 +13812,16 @@
           </w:tblCellMar>
         </w:tblPrEx>
         <w:trPr>
-          <w:trHeight w:val="0"/>
+          <w:trHeight w:val="0" w:hRule="atLeast"/>
           <w:jc w:val="center"/>
         </w:trPr>
         <w:tc>
           <w:tcPr>
             <w:tcW w:w="1446" w:type="dxa"/>
             <w:tcBorders>
-              <w:top w:val="single" w:sz="4" w:space="0" w:color="auto"/>
-              <w:left w:val="single" w:sz="12" w:space="0" w:color="auto"/>
-              <w:bottom w:val="single" w:sz="12" w:space="0" w:color="auto"/>
+              <w:top w:val="single" w:color="auto" w:sz="4" w:space="0"/>
+              <w:left w:val="single" w:color="auto" w:sz="12" w:space="0"/>
+              <w:bottom w:val="single" w:color="auto" w:sz="12" w:space="0"/>
               <w:right w:val="nil"/>
             </w:tcBorders>
             <w:shd w:val="clear" w:color="auto" w:fill="auto"/>
@@ -13674,10 +13841,10 @@
               <w:suppressLineNumbers w:val="0"/>
               <w:snapToGrid w:val="0"/>
               <w:spacing w:line="240" w:lineRule="auto"/>
-              <w:ind w:left="0" w:right="0" w:firstLine="0" w:leftChars="0" w:rightChars="0" w:firstLineChars="0"/>
+              <w:ind w:left="0" w:leftChars="0" w:right="0" w:rightChars="0" w:firstLine="0" w:firstLineChars="0"/>
               <w:jc w:val="center"/>
               <w:rPr>
-                <w:rFonts w:ascii="Arial" w:eastAsia="宋体" w:hAnsi="Arial" w:cs="Arial" w:hint="default"/>
+                <w:rFonts w:hint="default" w:ascii="Arial" w:hAnsi="Arial" w:eastAsia="宋体" w:cs="Arial"/>
                 <w:snapToGrid w:val="0"/>
                 <w:color w:val="000000"/>
                 <w:kern w:val="0"/>
@@ -13689,7 +13856,7 @@
             </w:pPr>
             <w:r>
               <w:rPr>
-                <w:rFonts w:ascii="Arial" w:eastAsia="宋体" w:hAnsi="Arial" w:cs="Arial" w:hint="default"/>
+                <w:rFonts w:hint="default" w:ascii="Arial" w:hAnsi="Arial" w:eastAsia="宋体" w:cs="Arial"/>
                 <w:snapToGrid w:val="0"/>
                 <w:color w:val="000000"/>
                 <w:kern w:val="0"/>
@@ -13706,9 +13873,9 @@
           <w:tcPr>
             <w:tcW w:w="5198" w:type="dxa"/>
             <w:tcBorders>
-              <w:top w:val="single" w:sz="4" w:space="0" w:color="auto"/>
-              <w:left w:val="single" w:sz="4" w:space="0" w:color="auto"/>
-              <w:bottom w:val="single" w:sz="12" w:space="0" w:color="auto"/>
+              <w:top w:val="single" w:color="auto" w:sz="4" w:space="0"/>
+              <w:left w:val="single" w:color="auto" w:sz="4" w:space="0"/>
+              <w:bottom w:val="single" w:color="auto" w:sz="12" w:space="0"/>
               <w:right w:val="nil"/>
             </w:tcBorders>
             <w:shd w:val="clear" w:color="auto" w:fill="auto"/>
@@ -13728,10 +13895,10 @@
               <w:suppressLineNumbers w:val="0"/>
               <w:snapToGrid w:val="0"/>
               <w:spacing w:line="240" w:lineRule="auto"/>
-              <w:ind w:left="0" w:right="0" w:firstLine="0" w:leftChars="0" w:rightChars="0" w:firstLineChars="0"/>
+              <w:ind w:left="0" w:leftChars="0" w:right="0" w:rightChars="0" w:firstLine="0" w:firstLineChars="0"/>
               <w:jc w:val="center"/>
               <w:rPr>
-                <w:rFonts w:ascii="Arial" w:eastAsia="宋体" w:hAnsi="Arial" w:cs="Arial" w:hint="default"/>
+                <w:rFonts w:hint="default" w:ascii="Arial" w:hAnsi="Arial" w:eastAsia="宋体" w:cs="Arial"/>
                 <w:snapToGrid w:val="0"/>
                 <w:color w:val="000000"/>
                 <w:kern w:val="0"/>
@@ -13743,7 +13910,7 @@
             </w:pPr>
             <w:r>
               <w:rPr>
-                <w:rFonts w:ascii="Arial" w:eastAsia="宋体" w:hAnsi="Arial" w:cs="Arial" w:hint="default"/>
+                <w:rFonts w:hint="default" w:ascii="Arial" w:hAnsi="Arial" w:eastAsia="宋体" w:cs="Arial"/>
                 <w:snapToGrid w:val="0"/>
                 <w:color w:val="000000"/>
                 <w:kern w:val="0"/>
@@ -13760,9 +13927,9 @@
           <w:tcPr>
             <w:tcW w:w="872" w:type="dxa"/>
             <w:tcBorders>
-              <w:top w:val="single" w:sz="4" w:space="0" w:color="auto"/>
-              <w:left w:val="single" w:sz="4" w:space="0" w:color="auto"/>
-              <w:bottom w:val="single" w:sz="12" w:space="0" w:color="auto"/>
+              <w:top w:val="single" w:color="auto" w:sz="4" w:space="0"/>
+              <w:left w:val="single" w:color="auto" w:sz="4" w:space="0"/>
+              <w:bottom w:val="single" w:color="auto" w:sz="12" w:space="0"/>
               <w:right w:val="nil"/>
             </w:tcBorders>
             <w:shd w:val="clear" w:color="auto" w:fill="auto"/>
@@ -13782,10 +13949,10 @@
               <w:suppressLineNumbers w:val="0"/>
               <w:snapToGrid w:val="0"/>
               <w:spacing w:line="240" w:lineRule="auto"/>
-              <w:ind w:left="0" w:right="0" w:firstLine="0" w:leftChars="0" w:rightChars="0" w:firstLineChars="0"/>
+              <w:ind w:left="0" w:leftChars="0" w:right="0" w:rightChars="0" w:firstLine="0" w:firstLineChars="0"/>
               <w:jc w:val="center"/>
               <w:rPr>
-                <w:rFonts w:ascii="Arial" w:eastAsia="宋体" w:hAnsi="Arial" w:cs="Arial" w:hint="default"/>
+                <w:rFonts w:hint="default" w:ascii="Arial" w:hAnsi="Arial" w:eastAsia="宋体" w:cs="Arial"/>
                 <w:snapToGrid w:val="0"/>
                 <w:color w:val="000000"/>
                 <w:kern w:val="0"/>
@@ -13797,7 +13964,7 @@
             </w:pPr>
             <w:r>
               <w:rPr>
-                <w:rFonts w:ascii="Segoe UI" w:eastAsia="Segoe UI" w:hAnsi="Segoe UI" w:cs="Segoe UI" w:hint="default"/>
+                <w:rFonts w:hint="default" w:ascii="Segoe UI" w:hAnsi="Segoe UI" w:eastAsia="Segoe UI" w:cs="Segoe UI"/>
                 <w:i w:val="0"/>
                 <w:iCs w:val="0"/>
                 <w:caps w:val="0"/>
@@ -13813,7 +13980,7 @@
             </w:r>
             <w:r>
               <w:rPr>
-                <w:rFonts w:ascii="Segoe UI" w:eastAsia="Segoe UI" w:hAnsi="Segoe UI" w:cs="Segoe UI" w:hint="eastAsia"/>
+                <w:rFonts w:hint="eastAsia" w:ascii="Segoe UI" w:hAnsi="Segoe UI" w:eastAsia="Segoe UI" w:cs="Segoe UI"/>
                 <w:i w:val="0"/>
                 <w:iCs w:val="0"/>
                 <w:caps w:val="0"/>
@@ -13833,10 +14000,10 @@
           <w:tcPr>
             <w:tcW w:w="1007" w:type="dxa"/>
             <w:tcBorders>
-              <w:top w:val="single" w:sz="4" w:space="0" w:color="auto"/>
-              <w:left w:val="single" w:sz="4" w:space="0" w:color="auto"/>
-              <w:bottom w:val="single" w:sz="12" w:space="0" w:color="auto"/>
-              <w:right w:val="single" w:sz="12" w:space="0" w:color="auto"/>
+              <w:top w:val="single" w:color="auto" w:sz="4" w:space="0"/>
+              <w:left w:val="single" w:color="auto" w:sz="4" w:space="0"/>
+              <w:bottom w:val="single" w:color="auto" w:sz="12" w:space="0"/>
+              <w:right w:val="single" w:color="auto" w:sz="12" w:space="0"/>
             </w:tcBorders>
             <w:shd w:val="clear" w:color="auto" w:fill="auto"/>
             <w:tcMar>
@@ -13855,10 +14022,10 @@
               <w:suppressLineNumbers w:val="0"/>
               <w:snapToGrid w:val="0"/>
               <w:spacing w:line="240" w:lineRule="auto"/>
-              <w:ind w:left="0" w:right="0" w:firstLine="0" w:leftChars="0" w:rightChars="0" w:firstLineChars="0"/>
+              <w:ind w:left="0" w:leftChars="0" w:right="0" w:rightChars="0" w:firstLine="0" w:firstLineChars="0"/>
               <w:jc w:val="center"/>
               <w:rPr>
-                <w:rFonts w:ascii="Arial" w:eastAsia="宋体" w:hAnsi="Arial" w:cs="Arial" w:hint="default"/>
+                <w:rFonts w:hint="default" w:ascii="Arial" w:hAnsi="Arial" w:eastAsia="宋体" w:cs="Arial"/>
                 <w:snapToGrid w:val="0"/>
                 <w:color w:val="000000"/>
                 <w:kern w:val="0"/>
@@ -13870,7 +14037,7 @@
             </w:pPr>
             <w:r>
               <w:rPr>
-                <w:rFonts w:ascii="Arial" w:eastAsia="宋体" w:hAnsi="Arial" w:cs="Arial" w:hint="default"/>
+                <w:rFonts w:hint="default" w:ascii="Arial" w:hAnsi="Arial" w:eastAsia="宋体" w:cs="Arial"/>
                 <w:snapToGrid w:val="0"/>
                 <w:color w:val="000000"/>
                 <w:kern w:val="0"/>
@@ -13887,7 +14054,7 @@
     </w:tbl>
     <w:p>
       <w:pPr>
-        <w:pStyle w:val="1"/>
+        <w:pStyle w:val="30"/>
         <w:keepNext w:val="0"/>
         <w:keepLines w:val="0"/>
         <w:pageBreakBefore w:val="0"/>
@@ -13907,7 +14074,7 @@
           <w:lang w:val="en-US" w:eastAsia="zh-CN"/>
         </w:rPr>
       </w:pPr>
-      <w:bookmarkStart w:id="31" w:name="_Toc11139"/>
+      <w:bookmarkStart w:id="30" w:name="_Toc11139"/>
       <w:r>
         <w:rPr>
           <w:rFonts w:hint="default"/>
@@ -13915,11 +14082,11 @@
         </w:rPr>
         <w:t>相关文件</w:t>
       </w:r>
-      <w:bookmarkEnd w:id="31"/>
+      <w:bookmarkEnd w:id="30"/>
     </w:p>
     <w:p>
       <w:pPr>
-        <w:pStyle w:val="a1"/>
+        <w:pStyle w:val="31"/>
         <w:keepNext w:val="0"/>
         <w:keepLines w:val="0"/>
         <w:pageBreakBefore w:val="0"/>
@@ -13937,7 +14104,7 @@
         <w:bidi w:val="0"/>
         <w:adjustRightInd w:val="0"/>
         <w:snapToGrid w:val="0"/>
-        <w:ind w:left="425" w:hanging="425" w:leftChars="0" w:firstLineChars="0"/>
+        <w:ind w:left="425" w:leftChars="0" w:hanging="425" w:firstLineChars="0"/>
         <w:textAlignment w:val="baseline"/>
         <w:rPr>
           <w:rFonts w:hint="default"/>
@@ -13975,7 +14142,7 @@
     </w:p>
     <w:p>
       <w:pPr>
-        <w:pStyle w:val="a1"/>
+        <w:pStyle w:val="31"/>
         <w:keepNext w:val="0"/>
         <w:keepLines w:val="0"/>
         <w:pageBreakBefore w:val="0"/>
@@ -13993,7 +14160,7 @@
         <w:bidi w:val="0"/>
         <w:adjustRightInd w:val="0"/>
         <w:snapToGrid w:val="0"/>
-        <w:ind w:left="425" w:hanging="425" w:leftChars="0" w:firstLineChars="0"/>
+        <w:ind w:left="425" w:leftChars="0" w:hanging="425" w:firstLineChars="0"/>
         <w:textAlignment w:val="baseline"/>
         <w:rPr>
           <w:rFonts w:hint="default"/>
@@ -14024,7 +14191,7 @@
     </w:p>
     <w:p>
       <w:pPr>
-        <w:pStyle w:val="a1"/>
+        <w:pStyle w:val="31"/>
         <w:keepNext w:val="0"/>
         <w:keepLines w:val="0"/>
         <w:pageBreakBefore w:val="0"/>
@@ -14042,7 +14209,7 @@
         <w:bidi w:val="0"/>
         <w:adjustRightInd w:val="0"/>
         <w:snapToGrid w:val="0"/>
-        <w:ind w:left="425" w:hanging="425" w:leftChars="0" w:firstLineChars="0"/>
+        <w:ind w:left="425" w:leftChars="0" w:hanging="425" w:firstLineChars="0"/>
         <w:textAlignment w:val="baseline"/>
         <w:rPr>
           <w:rFonts w:hint="default"/>
@@ -14073,7 +14240,7 @@
     </w:p>
     <w:p>
       <w:pPr>
-        <w:pStyle w:val="1"/>
+        <w:pStyle w:val="30"/>
         <w:keepNext w:val="0"/>
         <w:keepLines w:val="0"/>
         <w:pageBreakBefore w:val="0"/>
@@ -14093,7 +14260,7 @@
           <w:lang w:val="en-US" w:eastAsia="zh-CN"/>
         </w:rPr>
       </w:pPr>
-      <w:bookmarkStart w:id="32" w:name="_Toc10767"/>
+      <w:bookmarkStart w:id="31" w:name="_Toc10767"/>
       <w:r>
         <w:rPr>
           <w:rFonts w:hint="default"/>
@@ -14101,11 +14268,11 @@
         </w:rPr>
         <w:t>相关记录</w:t>
       </w:r>
-      <w:bookmarkEnd w:id="32"/>
+      <w:bookmarkEnd w:id="31"/>
     </w:p>
     <w:p>
       <w:pPr>
-        <w:pStyle w:val="a1"/>
+        <w:pStyle w:val="31"/>
         <w:keepNext w:val="0"/>
         <w:keepLines w:val="0"/>
         <w:pageBreakBefore w:val="0"/>
@@ -14155,7 +14322,7 @@
           <w:rFonts w:hint="eastAsia"/>
           <w:lang w:val="en-US" w:eastAsia="zh-CN"/>
         </w:rPr>
-        <w:instrText>"柴_标题1"\n</w:instrText>
+        <w:instrText xml:space="preserve">"柴_标题1"\n</w:instrText>
       </w:r>
       <w:r>
         <w:instrText xml:space="preserve"> \s</w:instrText>
@@ -14172,7 +14339,7 @@
           <w:rFonts w:hint="eastAsia"/>
           <w:lang w:val="en-US" w:eastAsia="zh-CN"/>
         </w:rPr>
-        <w:instrText>* Charformat</w:instrText>
+        <w:instrText xml:space="preserve">* Charformat</w:instrText>
       </w:r>
       <w:r>
         <w:rPr>
@@ -14237,7 +14404,7 @@
         </w:rPr>
         <w:fldChar w:fldCharType="end"/>
       </w:r>
-      <w:bookmarkStart w:id="33" w:name="_Toc17594"/>
+      <w:bookmarkStart w:id="32" w:name="_Toc17594"/>
       <w:r>
         <w:rPr>
           <w:rFonts w:hint="default"/>
@@ -14245,22 +14412,23 @@
         </w:rPr>
         <w:t xml:space="preserve"> 相关记录表</w:t>
       </w:r>
-      <w:bookmarkEnd w:id="33"/>
+      <w:bookmarkEnd w:id="32"/>
     </w:p>
     <w:tbl>
       <w:tblPr>
-        <w:tblStyle w:val="TableNormal"/>
+        <w:tblStyle w:val="22"/>
         <w:tblW w:w="8495" w:type="dxa"/>
         <w:jc w:val="center"/>
         <w:tblBorders>
-          <w:top w:val="nil"/>
-          <w:left w:val="nil"/>
-          <w:bottom w:val="nil"/>
-          <w:right w:val="nil"/>
-          <w:insideH w:val="nil"/>
-          <w:insideV w:val="nil"/>
+          <w:top w:val="none" w:color="auto" w:sz="0" w:space="0"/>
+          <w:left w:val="none" w:color="auto" w:sz="0" w:space="0"/>
+          <w:bottom w:val="none" w:color="auto" w:sz="0" w:space="0"/>
+          <w:right w:val="none" w:color="auto" w:sz="0" w:space="0"/>
+          <w:insideH w:val="none" w:color="auto" w:sz="0" w:space="0"/>
+          <w:insideV w:val="none" w:color="auto" w:sz="0" w:space="0"/>
         </w:tblBorders>
         <w:shd w:val="clear" w:color="auto" w:fill="auto"/>
+        <w:tblLayout w:type="autofit"/>
         <w:tblCellMar>
           <w:top w:w="15" w:type="dxa"/>
           <w:left w:w="15" w:type="dxa"/>
@@ -14275,15 +14443,13 @@
       </w:tblGrid>
       <w:tr>
         <w:tblPrEx>
-          <w:tblW w:w="8495" w:type="dxa"/>
-          <w:jc w:val="center"/>
           <w:tblBorders>
-            <w:top w:val="nil"/>
-            <w:left w:val="nil"/>
-            <w:bottom w:val="nil"/>
-            <w:right w:val="nil"/>
-            <w:insideH w:val="nil"/>
-            <w:insideV w:val="nil"/>
+            <w:top w:val="none" w:color="auto" w:sz="0" w:space="0"/>
+            <w:left w:val="none" w:color="auto" w:sz="0" w:space="0"/>
+            <w:bottom w:val="none" w:color="auto" w:sz="0" w:space="0"/>
+            <w:right w:val="none" w:color="auto" w:sz="0" w:space="0"/>
+            <w:insideH w:val="none" w:color="auto" w:sz="0" w:space="0"/>
+            <w:insideV w:val="none" w:color="auto" w:sz="0" w:space="0"/>
           </w:tblBorders>
           <w:shd w:val="clear" w:color="auto" w:fill="auto"/>
           <w:tblCellMar>
@@ -14294,7 +14460,7 @@
           </w:tblCellMar>
         </w:tblPrEx>
         <w:trPr>
-          <w:trHeight w:val="0"/>
+          <w:trHeight w:val="0" w:hRule="atLeast"/>
           <w:tblHeader/>
           <w:jc w:val="center"/>
         </w:trPr>
@@ -14302,8 +14468,8 @@
           <w:tcPr>
             <w:tcW w:w="0" w:type="auto"/>
             <w:tcBorders>
-              <w:top w:val="single" w:sz="12" w:space="0" w:color="auto"/>
-              <w:left w:val="single" w:sz="12" w:space="0" w:color="auto"/>
+              <w:top w:val="single" w:color="auto" w:sz="12" w:space="0"/>
+              <w:left w:val="single" w:color="auto" w:sz="12" w:space="0"/>
               <w:bottom w:val="nil"/>
               <w:right w:val="nil"/>
             </w:tcBorders>
@@ -14324,10 +14490,10 @@
               <w:suppressLineNumbers w:val="0"/>
               <w:snapToGrid w:val="0"/>
               <w:spacing w:line="240" w:lineRule="auto"/>
-              <w:ind w:left="0" w:right="0" w:firstLine="0" w:leftChars="0" w:rightChars="0" w:firstLineChars="0"/>
+              <w:ind w:left="0" w:leftChars="0" w:right="0" w:rightChars="0" w:firstLine="0" w:firstLineChars="0"/>
               <w:jc w:val="center"/>
               <w:rPr>
-                <w:rFonts w:ascii="Segoe UI" w:eastAsia="Segoe UI" w:hAnsi="Segoe UI" w:cs="Segoe UI"/>
+                <w:rFonts w:ascii="Segoe UI" w:hAnsi="Segoe UI" w:eastAsia="Segoe UI" w:cs="Segoe UI"/>
                 <w:b/>
                 <w:i w:val="0"/>
                 <w:iCs w:val="0"/>
@@ -14340,7 +14506,7 @@
             </w:pPr>
             <w:r>
               <w:rPr>
-                <w:rFonts w:ascii="Segoe UI" w:eastAsia="Segoe UI" w:hAnsi="Segoe UI" w:cs="Segoe UI" w:hint="default"/>
+                <w:rFonts w:hint="default" w:ascii="Segoe UI" w:hAnsi="Segoe UI" w:eastAsia="Segoe UI" w:cs="Segoe UI"/>
                 <w:b/>
                 <w:i w:val="0"/>
                 <w:iCs w:val="0"/>
@@ -14361,8 +14527,8 @@
           <w:tcPr>
             <w:tcW w:w="0" w:type="auto"/>
             <w:tcBorders>
-              <w:top w:val="single" w:sz="12" w:space="0" w:color="auto"/>
-              <w:left w:val="single" w:sz="4" w:space="0" w:color="auto"/>
+              <w:top w:val="single" w:color="auto" w:sz="12" w:space="0"/>
+              <w:left w:val="single" w:color="auto" w:sz="4" w:space="0"/>
               <w:bottom w:val="nil"/>
               <w:right w:val="nil"/>
             </w:tcBorders>
@@ -14383,10 +14549,10 @@
               <w:suppressLineNumbers w:val="0"/>
               <w:snapToGrid w:val="0"/>
               <w:spacing w:line="240" w:lineRule="auto"/>
-              <w:ind w:left="0" w:right="0" w:firstLine="0" w:leftChars="0" w:rightChars="0" w:firstLineChars="0"/>
+              <w:ind w:left="0" w:leftChars="0" w:right="0" w:rightChars="0" w:firstLine="0" w:firstLineChars="0"/>
               <w:jc w:val="center"/>
               <w:rPr>
-                <w:rFonts w:ascii="Segoe UI" w:eastAsia="Segoe UI" w:hAnsi="Segoe UI" w:cs="Segoe UI" w:hint="default"/>
+                <w:rFonts w:hint="default" w:ascii="Segoe UI" w:hAnsi="Segoe UI" w:eastAsia="Segoe UI" w:cs="Segoe UI"/>
                 <w:b/>
                 <w:i w:val="0"/>
                 <w:iCs w:val="0"/>
@@ -14399,7 +14565,7 @@
             </w:pPr>
             <w:r>
               <w:rPr>
-                <w:rFonts w:ascii="Segoe UI" w:eastAsia="Segoe UI" w:hAnsi="Segoe UI" w:cs="Segoe UI" w:hint="default"/>
+                <w:rFonts w:hint="default" w:ascii="Segoe UI" w:hAnsi="Segoe UI" w:eastAsia="Segoe UI" w:cs="Segoe UI"/>
                 <w:b/>
                 <w:i w:val="0"/>
                 <w:iCs w:val="0"/>
@@ -14420,10 +14586,10 @@
           <w:tcPr>
             <w:tcW w:w="1839" w:type="dxa"/>
             <w:tcBorders>
-              <w:top w:val="single" w:sz="12" w:space="0" w:color="auto"/>
-              <w:left w:val="single" w:sz="4" w:space="0" w:color="auto"/>
+              <w:top w:val="single" w:color="auto" w:sz="12" w:space="0"/>
+              <w:left w:val="single" w:color="auto" w:sz="4" w:space="0"/>
               <w:bottom w:val="nil"/>
-              <w:right w:val="single" w:sz="12" w:space="0" w:color="auto"/>
+              <w:right w:val="single" w:color="auto" w:sz="12" w:space="0"/>
             </w:tcBorders>
             <w:shd w:val="clear" w:color="auto" w:fill="auto"/>
             <w:tcMar>
@@ -14442,10 +14608,10 @@
               <w:suppressLineNumbers w:val="0"/>
               <w:snapToGrid w:val="0"/>
               <w:spacing w:line="240" w:lineRule="auto"/>
-              <w:ind w:left="0" w:right="0" w:firstLine="0" w:leftChars="0" w:rightChars="0" w:firstLineChars="0"/>
+              <w:ind w:left="0" w:leftChars="0" w:right="0" w:rightChars="0" w:firstLine="0" w:firstLineChars="0"/>
               <w:jc w:val="center"/>
               <w:rPr>
-                <w:rFonts w:ascii="Segoe UI" w:eastAsia="Segoe UI" w:hAnsi="Segoe UI" w:cs="Segoe UI" w:hint="default"/>
+                <w:rFonts w:hint="default" w:ascii="Segoe UI" w:hAnsi="Segoe UI" w:eastAsia="Segoe UI" w:cs="Segoe UI"/>
                 <w:b/>
                 <w:i w:val="0"/>
                 <w:iCs w:val="0"/>
@@ -14458,7 +14624,7 @@
             </w:pPr>
             <w:r>
               <w:rPr>
-                <w:rFonts w:ascii="Segoe UI" w:eastAsia="Segoe UI" w:hAnsi="Segoe UI" w:cs="Segoe UI" w:hint="default"/>
+                <w:rFonts w:hint="default" w:ascii="Segoe UI" w:hAnsi="Segoe UI" w:eastAsia="Segoe UI" w:cs="Segoe UI"/>
                 <w:b/>
                 <w:i w:val="0"/>
                 <w:iCs w:val="0"/>
@@ -14478,8 +14644,14 @@
       </w:tr>
       <w:tr>
         <w:tblPrEx>
-          <w:tblW w:w="8495" w:type="dxa"/>
-          <w:jc w:val="center"/>
+          <w:tblBorders>
+            <w:top w:val="none" w:color="auto" w:sz="0" w:space="0"/>
+            <w:left w:val="none" w:color="auto" w:sz="0" w:space="0"/>
+            <w:bottom w:val="none" w:color="auto" w:sz="0" w:space="0"/>
+            <w:right w:val="none" w:color="auto" w:sz="0" w:space="0"/>
+            <w:insideH w:val="none" w:color="auto" w:sz="0" w:space="0"/>
+            <w:insideV w:val="none" w:color="auto" w:sz="0" w:space="0"/>
+          </w:tblBorders>
           <w:shd w:val="clear" w:color="auto" w:fill="auto"/>
           <w:tblCellMar>
             <w:top w:w="15" w:type="dxa"/>
@@ -14489,15 +14661,15 @@
           </w:tblCellMar>
         </w:tblPrEx>
         <w:trPr>
-          <w:trHeight w:val="0"/>
+          <w:trHeight w:val="0" w:hRule="atLeast"/>
           <w:jc w:val="center"/>
         </w:trPr>
         <w:tc>
           <w:tcPr>
             <w:tcW w:w="0" w:type="auto"/>
             <w:tcBorders>
-              <w:top w:val="single" w:sz="4" w:space="0" w:color="auto"/>
-              <w:left w:val="single" w:sz="12" w:space="0" w:color="auto"/>
+              <w:top w:val="single" w:color="auto" w:sz="4" w:space="0"/>
+              <w:left w:val="single" w:color="auto" w:sz="12" w:space="0"/>
               <w:bottom w:val="nil"/>
               <w:right w:val="nil"/>
             </w:tcBorders>
@@ -14518,10 +14690,10 @@
               <w:suppressLineNumbers w:val="0"/>
               <w:snapToGrid w:val="0"/>
               <w:spacing w:line="240" w:lineRule="auto"/>
-              <w:ind w:left="0" w:right="0" w:firstLine="0" w:leftChars="0" w:rightChars="0" w:firstLineChars="0"/>
+              <w:ind w:left="0" w:leftChars="0" w:right="0" w:rightChars="0" w:firstLine="0" w:firstLineChars="0"/>
               <w:jc w:val="center"/>
               <w:rPr>
-                <w:rFonts w:ascii="Segoe UI" w:eastAsia="Segoe UI" w:hAnsi="Segoe UI" w:cs="Segoe UI" w:hint="default"/>
+                <w:rFonts w:hint="default" w:ascii="Segoe UI" w:hAnsi="Segoe UI" w:eastAsia="Segoe UI" w:cs="Segoe UI"/>
                 <w:i w:val="0"/>
                 <w:iCs w:val="0"/>
                 <w:caps w:val="0"/>
@@ -14533,7 +14705,7 @@
             </w:pPr>
             <w:r>
               <w:rPr>
-                <w:rFonts w:ascii="Segoe UI" w:eastAsia="Segoe UI" w:hAnsi="Segoe UI" w:cs="Segoe UI" w:hint="default"/>
+                <w:rFonts w:hint="default" w:ascii="Segoe UI" w:hAnsi="Segoe UI" w:eastAsia="Segoe UI" w:cs="Segoe UI"/>
                 <w:i w:val="0"/>
                 <w:iCs w:val="0"/>
                 <w:caps w:val="0"/>
@@ -14553,8 +14725,8 @@
           <w:tcPr>
             <w:tcW w:w="0" w:type="auto"/>
             <w:tcBorders>
-              <w:top w:val="single" w:sz="4" w:space="0" w:color="auto"/>
-              <w:left w:val="single" w:sz="4" w:space="0" w:color="auto"/>
+              <w:top w:val="single" w:color="auto" w:sz="4" w:space="0"/>
+              <w:left w:val="single" w:color="auto" w:sz="4" w:space="0"/>
               <w:bottom w:val="nil"/>
               <w:right w:val="nil"/>
             </w:tcBorders>
@@ -14575,10 +14747,10 @@
               <w:suppressLineNumbers w:val="0"/>
               <w:snapToGrid w:val="0"/>
               <w:spacing w:line="240" w:lineRule="auto"/>
-              <w:ind w:left="0" w:right="0" w:firstLine="0" w:leftChars="0" w:rightChars="0" w:firstLineChars="0"/>
+              <w:ind w:left="0" w:leftChars="0" w:right="0" w:rightChars="0" w:firstLine="0" w:firstLineChars="0"/>
               <w:jc w:val="left"/>
               <w:rPr>
-                <w:rFonts w:ascii="Segoe UI" w:eastAsia="Segoe UI" w:hAnsi="Segoe UI" w:cs="Segoe UI" w:hint="default"/>
+                <w:rFonts w:hint="default" w:ascii="Segoe UI" w:hAnsi="Segoe UI" w:eastAsia="Segoe UI" w:cs="Segoe UI"/>
                 <w:i w:val="0"/>
                 <w:iCs w:val="0"/>
                 <w:caps w:val="0"/>
@@ -14590,7 +14762,7 @@
             </w:pPr>
             <w:r>
               <w:rPr>
-                <w:rFonts w:ascii="Segoe UI" w:eastAsia="Segoe UI" w:hAnsi="Segoe UI" w:cs="Segoe UI" w:hint="default"/>
+                <w:rFonts w:hint="default" w:ascii="Segoe UI" w:hAnsi="Segoe UI" w:eastAsia="Segoe UI" w:cs="Segoe UI"/>
                 <w:i w:val="0"/>
                 <w:iCs w:val="0"/>
                 <w:caps w:val="0"/>
@@ -14610,10 +14782,10 @@
           <w:tcPr>
             <w:tcW w:w="1839" w:type="dxa"/>
             <w:tcBorders>
-              <w:top w:val="single" w:sz="4" w:space="0" w:color="auto"/>
-              <w:left w:val="single" w:sz="4" w:space="0" w:color="auto"/>
+              <w:top w:val="single" w:color="auto" w:sz="4" w:space="0"/>
+              <w:left w:val="single" w:color="auto" w:sz="4" w:space="0"/>
               <w:bottom w:val="nil"/>
-              <w:right w:val="single" w:sz="12" w:space="0" w:color="auto"/>
+              <w:right w:val="single" w:color="auto" w:sz="12" w:space="0"/>
             </w:tcBorders>
             <w:shd w:val="clear" w:color="auto" w:fill="auto"/>
             <w:tcMar>
@@ -14632,10 +14804,10 @@
               <w:suppressLineNumbers w:val="0"/>
               <w:snapToGrid w:val="0"/>
               <w:spacing w:line="240" w:lineRule="auto"/>
-              <w:ind w:left="0" w:right="0" w:firstLine="0" w:leftChars="0" w:rightChars="0" w:firstLineChars="0"/>
+              <w:ind w:left="0" w:leftChars="0" w:right="0" w:rightChars="0" w:firstLine="0" w:firstLineChars="0"/>
               <w:jc w:val="center"/>
               <w:rPr>
-                <w:rFonts w:ascii="Segoe UI" w:eastAsia="Segoe UI" w:hAnsi="Segoe UI" w:cs="Segoe UI" w:hint="default"/>
+                <w:rFonts w:hint="default" w:ascii="Segoe UI" w:hAnsi="Segoe UI" w:eastAsia="Segoe UI" w:cs="Segoe UI"/>
                 <w:i w:val="0"/>
                 <w:iCs w:val="0"/>
                 <w:caps w:val="0"/>
@@ -14647,7 +14819,7 @@
             </w:pPr>
             <w:r>
               <w:rPr>
-                <w:rFonts w:ascii="Segoe UI" w:eastAsia="Segoe UI" w:hAnsi="Segoe UI" w:cs="Segoe UI" w:hint="default"/>
+                <w:rFonts w:hint="default" w:ascii="Segoe UI" w:hAnsi="Segoe UI" w:eastAsia="Segoe UI" w:cs="Segoe UI"/>
                 <w:i w:val="0"/>
                 <w:iCs w:val="0"/>
                 <w:caps w:val="0"/>
@@ -14666,8 +14838,14 @@
       </w:tr>
       <w:tr>
         <w:tblPrEx>
-          <w:tblW w:w="8495" w:type="dxa"/>
-          <w:jc w:val="center"/>
+          <w:tblBorders>
+            <w:top w:val="none" w:color="auto" w:sz="0" w:space="0"/>
+            <w:left w:val="none" w:color="auto" w:sz="0" w:space="0"/>
+            <w:bottom w:val="none" w:color="auto" w:sz="0" w:space="0"/>
+            <w:right w:val="none" w:color="auto" w:sz="0" w:space="0"/>
+            <w:insideH w:val="none" w:color="auto" w:sz="0" w:space="0"/>
+            <w:insideV w:val="none" w:color="auto" w:sz="0" w:space="0"/>
+          </w:tblBorders>
           <w:shd w:val="clear" w:color="auto" w:fill="auto"/>
           <w:tblCellMar>
             <w:top w:w="15" w:type="dxa"/>
@@ -14677,15 +14855,15 @@
           </w:tblCellMar>
         </w:tblPrEx>
         <w:trPr>
-          <w:trHeight w:val="0"/>
+          <w:trHeight w:val="0" w:hRule="atLeast"/>
           <w:jc w:val="center"/>
         </w:trPr>
         <w:tc>
           <w:tcPr>
             <w:tcW w:w="0" w:type="auto"/>
             <w:tcBorders>
-              <w:top w:val="single" w:sz="4" w:space="0" w:color="auto"/>
-              <w:left w:val="single" w:sz="12" w:space="0" w:color="auto"/>
+              <w:top w:val="single" w:color="auto" w:sz="4" w:space="0"/>
+              <w:left w:val="single" w:color="auto" w:sz="12" w:space="0"/>
               <w:bottom w:val="nil"/>
               <w:right w:val="nil"/>
             </w:tcBorders>
@@ -14706,10 +14884,10 @@
               <w:suppressLineNumbers w:val="0"/>
               <w:snapToGrid w:val="0"/>
               <w:spacing w:line="240" w:lineRule="auto"/>
-              <w:ind w:left="0" w:right="0" w:firstLine="0" w:leftChars="0" w:rightChars="0" w:firstLineChars="0"/>
+              <w:ind w:left="0" w:leftChars="0" w:right="0" w:rightChars="0" w:firstLine="0" w:firstLineChars="0"/>
               <w:jc w:val="center"/>
               <w:rPr>
-                <w:rFonts w:ascii="Segoe UI" w:eastAsia="Segoe UI" w:hAnsi="Segoe UI" w:cs="Segoe UI" w:hint="default"/>
+                <w:rFonts w:hint="default" w:ascii="Segoe UI" w:hAnsi="Segoe UI" w:eastAsia="Segoe UI" w:cs="Segoe UI"/>
                 <w:i w:val="0"/>
                 <w:iCs w:val="0"/>
                 <w:caps w:val="0"/>
@@ -14721,7 +14899,7 @@
             </w:pPr>
             <w:r>
               <w:rPr>
-                <w:rFonts w:ascii="Segoe UI" w:eastAsia="Segoe UI" w:hAnsi="Segoe UI" w:cs="Segoe UI" w:hint="default"/>
+                <w:rFonts w:hint="default" w:ascii="Segoe UI" w:hAnsi="Segoe UI" w:eastAsia="Segoe UI" w:cs="Segoe UI"/>
                 <w:i w:val="0"/>
                 <w:iCs w:val="0"/>
                 <w:caps w:val="0"/>
@@ -14741,8 +14919,8 @@
           <w:tcPr>
             <w:tcW w:w="0" w:type="auto"/>
             <w:tcBorders>
-              <w:top w:val="single" w:sz="4" w:space="0" w:color="auto"/>
-              <w:left w:val="single" w:sz="4" w:space="0" w:color="auto"/>
+              <w:top w:val="single" w:color="auto" w:sz="4" w:space="0"/>
+              <w:left w:val="single" w:color="auto" w:sz="4" w:space="0"/>
               <w:bottom w:val="nil"/>
               <w:right w:val="nil"/>
             </w:tcBorders>
@@ -14763,10 +14941,10 @@
               <w:suppressLineNumbers w:val="0"/>
               <w:snapToGrid w:val="0"/>
               <w:spacing w:line="240" w:lineRule="auto"/>
-              <w:ind w:left="0" w:right="0" w:firstLine="0" w:leftChars="0" w:rightChars="0" w:firstLineChars="0"/>
+              <w:ind w:left="0" w:leftChars="0" w:right="0" w:rightChars="0" w:firstLine="0" w:firstLineChars="0"/>
               <w:jc w:val="left"/>
               <w:rPr>
-                <w:rFonts w:ascii="Segoe UI" w:eastAsia="Segoe UI" w:hAnsi="Segoe UI" w:cs="Segoe UI" w:hint="default"/>
+                <w:rFonts w:hint="default" w:ascii="Segoe UI" w:hAnsi="Segoe UI" w:eastAsia="Segoe UI" w:cs="Segoe UI"/>
                 <w:i w:val="0"/>
                 <w:iCs w:val="0"/>
                 <w:caps w:val="0"/>
@@ -14778,7 +14956,7 @@
             </w:pPr>
             <w:r>
               <w:rPr>
-                <w:rFonts w:ascii="Segoe UI" w:eastAsia="Segoe UI" w:hAnsi="Segoe UI" w:cs="Segoe UI" w:hint="default"/>
+                <w:rFonts w:hint="default" w:ascii="Segoe UI" w:hAnsi="Segoe UI" w:eastAsia="Segoe UI" w:cs="Segoe UI"/>
                 <w:i w:val="0"/>
                 <w:iCs w:val="0"/>
                 <w:caps w:val="0"/>
@@ -14798,10 +14976,10 @@
           <w:tcPr>
             <w:tcW w:w="1839" w:type="dxa"/>
             <w:tcBorders>
-              <w:top w:val="single" w:sz="4" w:space="0" w:color="auto"/>
-              <w:left w:val="single" w:sz="4" w:space="0" w:color="auto"/>
+              <w:top w:val="single" w:color="auto" w:sz="4" w:space="0"/>
+              <w:left w:val="single" w:color="auto" w:sz="4" w:space="0"/>
               <w:bottom w:val="nil"/>
-              <w:right w:val="single" w:sz="12" w:space="0" w:color="auto"/>
+              <w:right w:val="single" w:color="auto" w:sz="12" w:space="0"/>
             </w:tcBorders>
             <w:shd w:val="clear" w:color="auto" w:fill="auto"/>
             <w:tcMar>
@@ -14820,10 +14998,10 @@
               <w:suppressLineNumbers w:val="0"/>
               <w:snapToGrid w:val="0"/>
               <w:spacing w:line="240" w:lineRule="auto"/>
-              <w:ind w:left="0" w:right="0" w:firstLine="0" w:leftChars="0" w:rightChars="0" w:firstLineChars="0"/>
+              <w:ind w:left="0" w:leftChars="0" w:right="0" w:rightChars="0" w:firstLine="0" w:firstLineChars="0"/>
               <w:jc w:val="center"/>
               <w:rPr>
-                <w:rFonts w:ascii="Segoe UI" w:eastAsia="Segoe UI" w:hAnsi="Segoe UI" w:cs="Segoe UI" w:hint="default"/>
+                <w:rFonts w:hint="default" w:ascii="Segoe UI" w:hAnsi="Segoe UI" w:eastAsia="Segoe UI" w:cs="Segoe UI"/>
                 <w:i w:val="0"/>
                 <w:iCs w:val="0"/>
                 <w:caps w:val="0"/>
@@ -14835,7 +15013,7 @@
             </w:pPr>
             <w:r>
               <w:rPr>
-                <w:rFonts w:ascii="Segoe UI" w:eastAsia="Segoe UI" w:hAnsi="Segoe UI" w:cs="Segoe UI" w:hint="default"/>
+                <w:rFonts w:hint="default" w:ascii="Segoe UI" w:hAnsi="Segoe UI" w:eastAsia="Segoe UI" w:cs="Segoe UI"/>
                 <w:i w:val="0"/>
                 <w:iCs w:val="0"/>
                 <w:caps w:val="0"/>
@@ -14854,9 +15032,14 @@
       </w:tr>
       <w:tr>
         <w:tblPrEx>
-          <w:tblW w:w="8495" w:type="dxa"/>
-          <w:jc w:val="center"/>
-          <w:shd w:val="clear" w:color="auto" w:fill="auto"/>
+          <w:tblBorders>
+            <w:top w:val="none" w:color="auto" w:sz="0" w:space="0"/>
+            <w:left w:val="none" w:color="auto" w:sz="0" w:space="0"/>
+            <w:bottom w:val="none" w:color="auto" w:sz="0" w:space="0"/>
+            <w:right w:val="none" w:color="auto" w:sz="0" w:space="0"/>
+            <w:insideH w:val="none" w:color="auto" w:sz="0" w:space="0"/>
+            <w:insideV w:val="none" w:color="auto" w:sz="0" w:space="0"/>
+          </w:tblBorders>
           <w:tblCellMar>
             <w:top w:w="15" w:type="dxa"/>
             <w:left w:w="15" w:type="dxa"/>
@@ -14865,15 +15048,15 @@
           </w:tblCellMar>
         </w:tblPrEx>
         <w:trPr>
-          <w:trHeight w:val="0"/>
+          <w:trHeight w:val="0" w:hRule="atLeast"/>
           <w:jc w:val="center"/>
         </w:trPr>
         <w:tc>
           <w:tcPr>
             <w:tcW w:w="0" w:type="auto"/>
             <w:tcBorders>
-              <w:top w:val="single" w:sz="4" w:space="0" w:color="auto"/>
-              <w:left w:val="single" w:sz="12" w:space="0" w:color="auto"/>
+              <w:top w:val="single" w:color="auto" w:sz="4" w:space="0"/>
+              <w:left w:val="single" w:color="auto" w:sz="12" w:space="0"/>
               <w:bottom w:val="nil"/>
               <w:right w:val="nil"/>
             </w:tcBorders>
@@ -14894,10 +15077,10 @@
               <w:suppressLineNumbers w:val="0"/>
               <w:snapToGrid w:val="0"/>
               <w:spacing w:line="240" w:lineRule="auto"/>
-              <w:ind w:left="0" w:right="0" w:firstLine="0" w:leftChars="0" w:rightChars="0" w:firstLineChars="0"/>
+              <w:ind w:left="0" w:leftChars="0" w:right="0" w:rightChars="0" w:firstLine="0" w:firstLineChars="0"/>
               <w:jc w:val="center"/>
               <w:rPr>
-                <w:rFonts w:ascii="Segoe UI" w:eastAsia="Segoe UI" w:hAnsi="Segoe UI" w:cs="Segoe UI" w:hint="default"/>
+                <w:rFonts w:hint="default" w:ascii="Segoe UI" w:hAnsi="Segoe UI" w:eastAsia="Segoe UI" w:cs="Segoe UI"/>
                 <w:i w:val="0"/>
                 <w:iCs w:val="0"/>
                 <w:caps w:val="0"/>
@@ -14909,7 +15092,7 @@
             </w:pPr>
             <w:r>
               <w:rPr>
-                <w:rFonts w:ascii="Segoe UI" w:eastAsia="Segoe UI" w:hAnsi="Segoe UI" w:cs="Segoe UI" w:hint="default"/>
+                <w:rFonts w:hint="default" w:ascii="Segoe UI" w:hAnsi="Segoe UI" w:eastAsia="Segoe UI" w:cs="Segoe UI"/>
                 <w:i w:val="0"/>
                 <w:iCs w:val="0"/>
                 <w:caps w:val="0"/>
@@ -14929,8 +15112,8 @@
           <w:tcPr>
             <w:tcW w:w="0" w:type="auto"/>
             <w:tcBorders>
-              <w:top w:val="single" w:sz="4" w:space="0" w:color="auto"/>
-              <w:left w:val="single" w:sz="4" w:space="0" w:color="auto"/>
+              <w:top w:val="single" w:color="auto" w:sz="4" w:space="0"/>
+              <w:left w:val="single" w:color="auto" w:sz="4" w:space="0"/>
               <w:bottom w:val="nil"/>
               <w:right w:val="nil"/>
             </w:tcBorders>
@@ -14951,10 +15134,10 @@
               <w:suppressLineNumbers w:val="0"/>
               <w:snapToGrid w:val="0"/>
               <w:spacing w:line="240" w:lineRule="auto"/>
-              <w:ind w:left="0" w:right="0" w:firstLine="0" w:leftChars="0" w:rightChars="0" w:firstLineChars="0"/>
+              <w:ind w:left="0" w:leftChars="0" w:right="0" w:rightChars="0" w:firstLine="0" w:firstLineChars="0"/>
               <w:jc w:val="left"/>
               <w:rPr>
-                <w:rFonts w:ascii="Segoe UI" w:eastAsia="Segoe UI" w:hAnsi="Segoe UI" w:cs="Segoe UI" w:hint="default"/>
+                <w:rFonts w:hint="default" w:ascii="Segoe UI" w:hAnsi="Segoe UI" w:eastAsia="Segoe UI" w:cs="Segoe UI"/>
                 <w:i w:val="0"/>
                 <w:iCs w:val="0"/>
                 <w:caps w:val="0"/>
@@ -14966,7 +15149,7 @@
             </w:pPr>
             <w:r>
               <w:rPr>
-                <w:rFonts w:ascii="Segoe UI" w:eastAsia="Segoe UI" w:hAnsi="Segoe UI" w:cs="Segoe UI" w:hint="default"/>
+                <w:rFonts w:hint="default" w:ascii="Segoe UI" w:hAnsi="Segoe UI" w:eastAsia="Segoe UI" w:cs="Segoe UI"/>
                 <w:i w:val="0"/>
                 <w:iCs w:val="0"/>
                 <w:caps w:val="0"/>
@@ -14978,7 +15161,7 @@
                 <w:szCs w:val="18"/>
                 <w:lang w:val="en-US" w:eastAsia="zh-CN"/>
               </w:rPr>
-              <w:t>产品产品质量部</w:t>
+              <w:t>产品质量部</w:t>
             </w:r>
           </w:p>
         </w:tc>
@@ -14986,10 +15169,10 @@
           <w:tcPr>
             <w:tcW w:w="1839" w:type="dxa"/>
             <w:tcBorders>
-              <w:top w:val="single" w:sz="4" w:space="0" w:color="auto"/>
-              <w:left w:val="single" w:sz="4" w:space="0" w:color="auto"/>
+              <w:top w:val="single" w:color="auto" w:sz="4" w:space="0"/>
+              <w:left w:val="single" w:color="auto" w:sz="4" w:space="0"/>
               <w:bottom w:val="nil"/>
-              <w:right w:val="single" w:sz="12" w:space="0" w:color="auto"/>
+              <w:right w:val="single" w:color="auto" w:sz="12" w:space="0"/>
             </w:tcBorders>
             <w:shd w:val="clear" w:color="auto" w:fill="auto"/>
             <w:tcMar>
@@ -15008,10 +15191,10 @@
               <w:suppressLineNumbers w:val="0"/>
               <w:snapToGrid w:val="0"/>
               <w:spacing w:line="240" w:lineRule="auto"/>
-              <w:ind w:left="0" w:right="0" w:firstLine="0" w:leftChars="0" w:rightChars="0" w:firstLineChars="0"/>
+              <w:ind w:left="0" w:leftChars="0" w:right="0" w:rightChars="0" w:firstLine="0" w:firstLineChars="0"/>
               <w:jc w:val="center"/>
               <w:rPr>
-                <w:rFonts w:ascii="Segoe UI" w:eastAsia="Segoe UI" w:hAnsi="Segoe UI" w:cs="Segoe UI" w:hint="default"/>
+                <w:rFonts w:hint="default" w:ascii="Segoe UI" w:hAnsi="Segoe UI" w:eastAsia="Segoe UI" w:cs="Segoe UI"/>
                 <w:i w:val="0"/>
                 <w:iCs w:val="0"/>
                 <w:caps w:val="0"/>
@@ -15023,7 +15206,7 @@
             </w:pPr>
             <w:r>
               <w:rPr>
-                <w:rFonts w:ascii="Segoe UI" w:eastAsia="Segoe UI" w:hAnsi="Segoe UI" w:cs="Segoe UI" w:hint="default"/>
+                <w:rFonts w:hint="default" w:ascii="Segoe UI" w:hAnsi="Segoe UI" w:eastAsia="Segoe UI" w:cs="Segoe UI"/>
                 <w:i w:val="0"/>
                 <w:iCs w:val="0"/>
                 <w:caps w:val="0"/>
@@ -15042,9 +15225,14 @@
       </w:tr>
       <w:tr>
         <w:tblPrEx>
-          <w:tblW w:w="8495" w:type="dxa"/>
-          <w:jc w:val="center"/>
-          <w:shd w:val="clear" w:color="auto" w:fill="auto"/>
+          <w:tblBorders>
+            <w:top w:val="none" w:color="auto" w:sz="0" w:space="0"/>
+            <w:left w:val="none" w:color="auto" w:sz="0" w:space="0"/>
+            <w:bottom w:val="none" w:color="auto" w:sz="0" w:space="0"/>
+            <w:right w:val="none" w:color="auto" w:sz="0" w:space="0"/>
+            <w:insideH w:val="none" w:color="auto" w:sz="0" w:space="0"/>
+            <w:insideV w:val="none" w:color="auto" w:sz="0" w:space="0"/>
+          </w:tblBorders>
           <w:tblCellMar>
             <w:top w:w="15" w:type="dxa"/>
             <w:left w:w="15" w:type="dxa"/>
@@ -15053,15 +15241,15 @@
           </w:tblCellMar>
         </w:tblPrEx>
         <w:trPr>
-          <w:trHeight w:val="0"/>
+          <w:trHeight w:val="0" w:hRule="atLeast"/>
           <w:jc w:val="center"/>
         </w:trPr>
         <w:tc>
           <w:tcPr>
             <w:tcW w:w="0" w:type="auto"/>
             <w:tcBorders>
-              <w:top w:val="single" w:sz="4" w:space="0" w:color="auto"/>
-              <w:left w:val="single" w:sz="12" w:space="0" w:color="auto"/>
+              <w:top w:val="single" w:color="auto" w:sz="4" w:space="0"/>
+              <w:left w:val="single" w:color="auto" w:sz="12" w:space="0"/>
               <w:bottom w:val="nil"/>
               <w:right w:val="nil"/>
             </w:tcBorders>
@@ -15082,10 +15270,10 @@
               <w:suppressLineNumbers w:val="0"/>
               <w:snapToGrid w:val="0"/>
               <w:spacing w:line="240" w:lineRule="auto"/>
-              <w:ind w:left="0" w:right="0" w:firstLine="0" w:leftChars="0" w:rightChars="0" w:firstLineChars="0"/>
+              <w:ind w:left="0" w:leftChars="0" w:right="0" w:rightChars="0" w:firstLine="0" w:firstLineChars="0"/>
               <w:jc w:val="center"/>
               <w:rPr>
-                <w:rFonts w:ascii="Segoe UI" w:eastAsia="Segoe UI" w:hAnsi="Segoe UI" w:cs="Segoe UI" w:hint="default"/>
+                <w:rFonts w:hint="default" w:ascii="Segoe UI" w:hAnsi="Segoe UI" w:eastAsia="Segoe UI" w:cs="Segoe UI"/>
                 <w:i w:val="0"/>
                 <w:iCs w:val="0"/>
                 <w:caps w:val="0"/>
@@ -15097,7 +15285,7 @@
             </w:pPr>
             <w:r>
               <w:rPr>
-                <w:rFonts w:ascii="Segoe UI" w:eastAsia="Segoe UI" w:hAnsi="Segoe UI" w:cs="Segoe UI" w:hint="default"/>
+                <w:rFonts w:hint="default" w:ascii="Segoe UI" w:hAnsi="Segoe UI" w:eastAsia="Segoe UI" w:cs="Segoe UI"/>
                 <w:i w:val="0"/>
                 <w:iCs w:val="0"/>
                 <w:caps w:val="0"/>
@@ -15117,8 +15305,8 @@
           <w:tcPr>
             <w:tcW w:w="0" w:type="auto"/>
             <w:tcBorders>
-              <w:top w:val="single" w:sz="4" w:space="0" w:color="auto"/>
-              <w:left w:val="single" w:sz="4" w:space="0" w:color="auto"/>
+              <w:top w:val="single" w:color="auto" w:sz="4" w:space="0"/>
+              <w:left w:val="single" w:color="auto" w:sz="4" w:space="0"/>
               <w:bottom w:val="nil"/>
               <w:right w:val="nil"/>
             </w:tcBorders>
@@ -15139,10 +15327,10 @@
               <w:suppressLineNumbers w:val="0"/>
               <w:snapToGrid w:val="0"/>
               <w:spacing w:line="240" w:lineRule="auto"/>
-              <w:ind w:left="0" w:right="0" w:firstLine="0" w:leftChars="0" w:rightChars="0" w:firstLineChars="0"/>
+              <w:ind w:left="0" w:leftChars="0" w:right="0" w:rightChars="0" w:firstLine="0" w:firstLineChars="0"/>
               <w:jc w:val="left"/>
               <w:rPr>
-                <w:rFonts w:ascii="Segoe UI" w:eastAsia="Segoe UI" w:hAnsi="Segoe UI" w:cs="Segoe UI" w:hint="default"/>
+                <w:rFonts w:hint="default" w:ascii="Segoe UI" w:hAnsi="Segoe UI" w:eastAsia="Segoe UI" w:cs="Segoe UI"/>
                 <w:i w:val="0"/>
                 <w:iCs w:val="0"/>
                 <w:caps w:val="0"/>
@@ -15154,7 +15342,7 @@
             </w:pPr>
             <w:r>
               <w:rPr>
-                <w:rFonts w:ascii="Segoe UI" w:eastAsia="Segoe UI" w:hAnsi="Segoe UI" w:cs="Segoe UI" w:hint="default"/>
+                <w:rFonts w:hint="default" w:ascii="Segoe UI" w:hAnsi="Segoe UI" w:eastAsia="Segoe UI" w:cs="Segoe UI"/>
                 <w:i w:val="0"/>
                 <w:iCs w:val="0"/>
                 <w:caps w:val="0"/>
@@ -15174,10 +15362,10 @@
           <w:tcPr>
             <w:tcW w:w="1839" w:type="dxa"/>
             <w:tcBorders>
-              <w:top w:val="single" w:sz="4" w:space="0" w:color="auto"/>
-              <w:left w:val="single" w:sz="4" w:space="0" w:color="auto"/>
+              <w:top w:val="single" w:color="auto" w:sz="4" w:space="0"/>
+              <w:left w:val="single" w:color="auto" w:sz="4" w:space="0"/>
               <w:bottom w:val="nil"/>
-              <w:right w:val="single" w:sz="12" w:space="0" w:color="auto"/>
+              <w:right w:val="single" w:color="auto" w:sz="12" w:space="0"/>
             </w:tcBorders>
             <w:shd w:val="clear" w:color="auto" w:fill="auto"/>
             <w:tcMar>
@@ -15196,10 +15384,10 @@
               <w:suppressLineNumbers w:val="0"/>
               <w:snapToGrid w:val="0"/>
               <w:spacing w:line="240" w:lineRule="auto"/>
-              <w:ind w:left="0" w:right="0" w:firstLine="0" w:leftChars="0" w:rightChars="0" w:firstLineChars="0"/>
+              <w:ind w:left="0" w:leftChars="0" w:right="0" w:rightChars="0" w:firstLine="0" w:firstLineChars="0"/>
               <w:jc w:val="center"/>
               <w:rPr>
-                <w:rFonts w:ascii="Segoe UI" w:eastAsia="Segoe UI" w:hAnsi="Segoe UI" w:cs="Segoe UI" w:hint="default"/>
+                <w:rFonts w:hint="default" w:ascii="Segoe UI" w:hAnsi="Segoe UI" w:eastAsia="Segoe UI" w:cs="Segoe UI"/>
                 <w:i w:val="0"/>
                 <w:iCs w:val="0"/>
                 <w:caps w:val="0"/>
@@ -15211,7 +15399,7 @@
             </w:pPr>
             <w:r>
               <w:rPr>
-                <w:rFonts w:ascii="Segoe UI" w:eastAsia="Segoe UI" w:hAnsi="Segoe UI" w:cs="Segoe UI" w:hint="default"/>
+                <w:rFonts w:hint="default" w:ascii="Segoe UI" w:hAnsi="Segoe UI" w:eastAsia="Segoe UI" w:cs="Segoe UI"/>
                 <w:i w:val="0"/>
                 <w:iCs w:val="0"/>
                 <w:caps w:val="0"/>
@@ -15230,8 +15418,14 @@
       </w:tr>
       <w:tr>
         <w:tblPrEx>
-          <w:tblW w:w="8495" w:type="dxa"/>
-          <w:jc w:val="center"/>
+          <w:tblBorders>
+            <w:top w:val="none" w:color="auto" w:sz="0" w:space="0"/>
+            <w:left w:val="none" w:color="auto" w:sz="0" w:space="0"/>
+            <w:bottom w:val="none" w:color="auto" w:sz="0" w:space="0"/>
+            <w:right w:val="none" w:color="auto" w:sz="0" w:space="0"/>
+            <w:insideH w:val="none" w:color="auto" w:sz="0" w:space="0"/>
+            <w:insideV w:val="none" w:color="auto" w:sz="0" w:space="0"/>
+          </w:tblBorders>
           <w:shd w:val="clear" w:color="auto" w:fill="auto"/>
           <w:tblCellMar>
             <w:top w:w="15" w:type="dxa"/>
@@ -15241,16 +15435,16 @@
           </w:tblCellMar>
         </w:tblPrEx>
         <w:trPr>
-          <w:trHeight w:val="0"/>
+          <w:trHeight w:val="0" w:hRule="atLeast"/>
           <w:jc w:val="center"/>
         </w:trPr>
         <w:tc>
           <w:tcPr>
             <w:tcW w:w="4817" w:type="dxa"/>
             <w:tcBorders>
-              <w:top w:val="single" w:sz="4" w:space="0" w:color="auto"/>
-              <w:left w:val="single" w:sz="12" w:space="0" w:color="auto"/>
-              <w:bottom w:val="single" w:sz="12" w:space="0" w:color="auto"/>
+              <w:top w:val="single" w:color="auto" w:sz="4" w:space="0"/>
+              <w:left w:val="single" w:color="auto" w:sz="12" w:space="0"/>
+              <w:bottom w:val="single" w:color="auto" w:sz="12" w:space="0"/>
               <w:right w:val="nil"/>
             </w:tcBorders>
             <w:shd w:val="clear" w:color="auto" w:fill="auto"/>
@@ -15270,10 +15464,10 @@
               <w:suppressLineNumbers w:val="0"/>
               <w:snapToGrid w:val="0"/>
               <w:spacing w:line="240" w:lineRule="auto"/>
-              <w:ind w:left="0" w:right="0" w:firstLine="0" w:leftChars="0" w:rightChars="0" w:firstLineChars="0"/>
+              <w:ind w:left="0" w:leftChars="0" w:right="0" w:rightChars="0" w:firstLine="0" w:firstLineChars="0"/>
               <w:jc w:val="center"/>
               <w:rPr>
-                <w:rFonts w:ascii="Segoe UI" w:eastAsia="Segoe UI" w:hAnsi="Segoe UI" w:cs="Segoe UI" w:hint="default"/>
+                <w:rFonts w:hint="default" w:ascii="Segoe UI" w:hAnsi="Segoe UI" w:eastAsia="Segoe UI" w:cs="Segoe UI"/>
                 <w:i w:val="0"/>
                 <w:iCs w:val="0"/>
                 <w:caps w:val="0"/>
@@ -15285,7 +15479,7 @@
             </w:pPr>
             <w:r>
               <w:rPr>
-                <w:rFonts w:ascii="Segoe UI" w:eastAsia="Segoe UI" w:hAnsi="Segoe UI" w:cs="Segoe UI" w:hint="default"/>
+                <w:rFonts w:hint="default" w:ascii="Segoe UI" w:hAnsi="Segoe UI" w:eastAsia="Segoe UI" w:cs="Segoe UI"/>
                 <w:i w:val="0"/>
                 <w:iCs w:val="0"/>
                 <w:caps w:val="0"/>
@@ -15305,9 +15499,9 @@
           <w:tcPr>
             <w:tcW w:w="1839" w:type="dxa"/>
             <w:tcBorders>
-              <w:top w:val="single" w:sz="4" w:space="0" w:color="auto"/>
-              <w:left w:val="single" w:sz="4" w:space="0" w:color="auto"/>
-              <w:bottom w:val="single" w:sz="12" w:space="0" w:color="auto"/>
+              <w:top w:val="single" w:color="auto" w:sz="4" w:space="0"/>
+              <w:left w:val="single" w:color="auto" w:sz="4" w:space="0"/>
+              <w:bottom w:val="single" w:color="auto" w:sz="12" w:space="0"/>
               <w:right w:val="nil"/>
             </w:tcBorders>
             <w:shd w:val="clear" w:color="auto" w:fill="auto"/>
@@ -15327,10 +15521,10 @@
               <w:suppressLineNumbers w:val="0"/>
               <w:snapToGrid w:val="0"/>
               <w:spacing w:line="240" w:lineRule="auto"/>
-              <w:ind w:left="0" w:right="0" w:firstLine="0" w:leftChars="0" w:rightChars="0" w:firstLineChars="0"/>
+              <w:ind w:left="0" w:leftChars="0" w:right="0" w:rightChars="0" w:firstLine="0" w:firstLineChars="0"/>
               <w:jc w:val="left"/>
               <w:rPr>
-                <w:rFonts w:ascii="Segoe UI" w:eastAsia="Segoe UI" w:hAnsi="Segoe UI" w:cs="Segoe UI" w:hint="default"/>
+                <w:rFonts w:hint="default" w:ascii="Segoe UI" w:hAnsi="Segoe UI" w:eastAsia="Segoe UI" w:cs="Segoe UI"/>
                 <w:i w:val="0"/>
                 <w:iCs w:val="0"/>
                 <w:caps w:val="0"/>
@@ -15342,7 +15536,7 @@
             </w:pPr>
             <w:r>
               <w:rPr>
-                <w:rFonts w:ascii="Segoe UI" w:eastAsia="Segoe UI" w:hAnsi="Segoe UI" w:cs="Segoe UI" w:hint="default"/>
+                <w:rFonts w:hint="default" w:ascii="Segoe UI" w:hAnsi="Segoe UI" w:eastAsia="Segoe UI" w:cs="Segoe UI"/>
                 <w:i w:val="0"/>
                 <w:iCs w:val="0"/>
                 <w:caps w:val="0"/>
@@ -15362,10 +15556,10 @@
           <w:tcPr>
             <w:tcW w:w="1839" w:type="dxa"/>
             <w:tcBorders>
-              <w:top w:val="single" w:sz="4" w:space="0" w:color="auto"/>
-              <w:left w:val="single" w:sz="4" w:space="0" w:color="auto"/>
-              <w:bottom w:val="single" w:sz="12" w:space="0" w:color="auto"/>
-              <w:right w:val="single" w:sz="12" w:space="0" w:color="auto"/>
+              <w:top w:val="single" w:color="auto" w:sz="4" w:space="0"/>
+              <w:left w:val="single" w:color="auto" w:sz="4" w:space="0"/>
+              <w:bottom w:val="single" w:color="auto" w:sz="12" w:space="0"/>
+              <w:right w:val="single" w:color="auto" w:sz="12" w:space="0"/>
             </w:tcBorders>
             <w:shd w:val="clear" w:color="auto" w:fill="auto"/>
             <w:tcMar>
@@ -15384,10 +15578,10 @@
               <w:suppressLineNumbers w:val="0"/>
               <w:snapToGrid w:val="0"/>
               <w:spacing w:line="240" w:lineRule="auto"/>
-              <w:ind w:left="0" w:right="0" w:firstLine="0" w:leftChars="0" w:rightChars="0" w:firstLineChars="0"/>
+              <w:ind w:left="0" w:leftChars="0" w:right="0" w:rightChars="0" w:firstLine="0" w:firstLineChars="0"/>
               <w:jc w:val="center"/>
               <w:rPr>
-                <w:rFonts w:ascii="Segoe UI" w:eastAsia="Segoe UI" w:hAnsi="Segoe UI" w:cs="Segoe UI" w:hint="default"/>
+                <w:rFonts w:hint="default" w:ascii="Segoe UI" w:hAnsi="Segoe UI" w:eastAsia="Segoe UI" w:cs="Segoe UI"/>
                 <w:i w:val="0"/>
                 <w:iCs w:val="0"/>
                 <w:caps w:val="0"/>
@@ -15399,7 +15593,7 @@
             </w:pPr>
             <w:r>
               <w:rPr>
-                <w:rFonts w:ascii="Segoe UI" w:eastAsia="Segoe UI" w:hAnsi="Segoe UI" w:cs="Segoe UI" w:hint="default"/>
+                <w:rFonts w:hint="default" w:ascii="Segoe UI" w:hAnsi="Segoe UI" w:eastAsia="Segoe UI" w:cs="Segoe UI"/>
                 <w:i w:val="0"/>
                 <w:iCs w:val="0"/>
                 <w:caps w:val="0"/>
@@ -15419,7 +15613,7 @@
     </w:tbl>
     <w:p>
       <w:pPr>
-        <w:pStyle w:val="a1"/>
+        <w:pStyle w:val="31"/>
         <w:keepNext w:val="0"/>
         <w:keepLines w:val="0"/>
         <w:pageBreakBefore w:val="0"/>
@@ -15439,28 +15633,77 @@
           <w:lang w:val="en-US" w:eastAsia="zh-CN"/>
         </w:rPr>
       </w:pPr>
-      <w:bookmarkEnd w:id="1"/>
     </w:p>
     <w:sectPr>
       <w:pgSz w:w="11906" w:h="16838"/>
       <w:pgMar w:top="1440" w:right="1800" w:bottom="1440" w:left="1800" w:header="851" w:footer="992" w:gutter="0"/>
-      <w:cols w:num="1" w:space="425"/>
+      <w:cols w:space="425" w:num="1"/>
       <w:docGrid w:type="lines" w:linePitch="312" w:charSpace="0"/>
     </w:sectPr>
   </w:body>
 </w:document>
 </file>
 
+<file path=word/endnotes.xml><?xml version="1.0" encoding="utf-8"?>
+<w:endnotes xmlns:wpc="http://schemas.microsoft.com/office/word/2010/wordprocessingCanvas" xmlns:mc="http://schemas.openxmlformats.org/markup-compatibility/2006" xmlns:o="urn:schemas-microsoft-com:office:office" xmlns:r="http://schemas.openxmlformats.org/officeDocument/2006/relationships" xmlns:m="http://schemas.openxmlformats.org/officeDocument/2006/math" xmlns:v="urn:schemas-microsoft-com:vml" xmlns:wp14="http://schemas.microsoft.com/office/word/2010/wordprocessingDrawing" xmlns:wp="http://schemas.openxmlformats.org/drawingml/2006/wordprocessingDrawing" xmlns:w="http://schemas.openxmlformats.org/wordprocessingml/2006/main" xmlns:w14="http://schemas.microsoft.com/office/word/2010/wordml" xmlns:w15="http://schemas.microsoft.com/office/word/2012/wordml" xmlns:w10="urn:schemas-microsoft-com:office:word" xmlns:wpg="http://schemas.microsoft.com/office/word/2010/wordprocessingGroup" xmlns:wpi="http://schemas.microsoft.com/office/word/2010/wordprocessingInk" xmlns:wne="http://schemas.microsoft.com/office/word/2006/wordml" xmlns:wps="http://schemas.microsoft.com/office/word/2010/wordprocessingShape" xmlns:wpsCustomData="http://www.wps.cn/officeDocument/2013/wpsCustomData" mc:Ignorable="w14 w15 wp14">
+  <w:endnote w:type="separator" w:id="0">
+    <w:p>
+      <w:pPr>
+        <w:spacing w:line="240" w:lineRule="auto"/>
+      </w:pPr>
+      <w:r>
+        <w:separator/>
+      </w:r>
+    </w:p>
+  </w:endnote>
+  <w:endnote w:type="continuationSeparator" w:id="1">
+    <w:p>
+      <w:pPr>
+        <w:spacing w:line="240" w:lineRule="auto"/>
+      </w:pPr>
+      <w:r>
+        <w:continuationSeparator/>
+      </w:r>
+    </w:p>
+  </w:endnote>
+</w:endnotes>
+</file>
+
+<file path=word/footnotes.xml><?xml version="1.0" encoding="utf-8"?>
+<w:footnotes xmlns:wpc="http://schemas.microsoft.com/office/word/2010/wordprocessingCanvas" xmlns:mc="http://schemas.openxmlformats.org/markup-compatibility/2006" xmlns:o="urn:schemas-microsoft-com:office:office" xmlns:r="http://schemas.openxmlformats.org/officeDocument/2006/relationships" xmlns:m="http://schemas.openxmlformats.org/officeDocument/2006/math" xmlns:v="urn:schemas-microsoft-com:vml" xmlns:wp14="http://schemas.microsoft.com/office/word/2010/wordprocessingDrawing" xmlns:wp="http://schemas.openxmlformats.org/drawingml/2006/wordprocessingDrawing" xmlns:w="http://schemas.openxmlformats.org/wordprocessingml/2006/main" xmlns:w14="http://schemas.microsoft.com/office/word/2010/wordml" xmlns:w15="http://schemas.microsoft.com/office/word/2012/wordml" xmlns:w10="urn:schemas-microsoft-com:office:word" xmlns:wpg="http://schemas.microsoft.com/office/word/2010/wordprocessingGroup" xmlns:wpi="http://schemas.microsoft.com/office/word/2010/wordprocessingInk" xmlns:wne="http://schemas.microsoft.com/office/word/2006/wordml" xmlns:wps="http://schemas.microsoft.com/office/word/2010/wordprocessingShape" xmlns:wpsCustomData="http://www.wps.cn/officeDocument/2013/wpsCustomData" mc:Ignorable="w14 w15 wp14">
+  <w:footnote w:type="separator" w:id="0">
+    <w:p>
+      <w:pPr>
+        <w:spacing w:line="360" w:lineRule="auto"/>
+      </w:pPr>
+      <w:r>
+        <w:separator/>
+      </w:r>
+    </w:p>
+  </w:footnote>
+  <w:footnote w:type="continuationSeparator" w:id="1">
+    <w:p>
+      <w:pPr>
+        <w:spacing w:line="360" w:lineRule="auto"/>
+      </w:pPr>
+      <w:r>
+        <w:continuationSeparator/>
+      </w:r>
+    </w:p>
+  </w:footnote>
+</w:footnotes>
+</file>
+
 <file path=word/numbering.xml><?xml version="1.0" encoding="utf-8"?>
-<w:numbering xmlns:wpc="http://schemas.microsoft.com/office/word/2010/wordprocessingCanvas" xmlns:mc="http://schemas.openxmlformats.org/markup-compatibility/2006" xmlns:o="urn:schemas-microsoft-com:office:office" xmlns:r="http://schemas.openxmlformats.org/officeDocument/2006/relationships" xmlns:m="http://schemas.openxmlformats.org/officeDocument/2006/math" xmlns:v="urn:schemas-microsoft-com:vml" xmlns:wp14="http://schemas.microsoft.com/office/word/2010/wordprocessingDrawing" xmlns:wp="http://schemas.openxmlformats.org/drawingml/2006/wordprocessingDrawing" xmlns:w10="urn:schemas-microsoft-com:office:word" xmlns:w="http://schemas.openxmlformats.org/wordprocessingml/2006/main" xmlns:w14="http://schemas.microsoft.com/office/word/2010/wordml" xmlns:w15="http://schemas.microsoft.com/office/word/2012/wordml" xmlns:wne="http://schemas.microsoft.com/office/word/2006/wordml" xmlns:wpg="http://schemas.microsoft.com/office/word/2010/wordprocessingGroup" xmlns:wpi="http://schemas.microsoft.com/office/word/2010/wordprocessingInk" xmlns:wps="http://schemas.microsoft.com/office/word/2010/wordprocessingShape" mc:Ignorable="w14 w15 wp14">
+<w:numbering xmlns:wpc="http://schemas.microsoft.com/office/word/2010/wordprocessingCanvas" xmlns:mc="http://schemas.openxmlformats.org/markup-compatibility/2006" xmlns:o="urn:schemas-microsoft-com:office:office" xmlns:r="http://schemas.openxmlformats.org/officeDocument/2006/relationships" xmlns:m="http://schemas.openxmlformats.org/officeDocument/2006/math" xmlns:v="urn:schemas-microsoft-com:vml" xmlns:wp14="http://schemas.microsoft.com/office/word/2010/wordprocessingDrawing" xmlns:wp="http://schemas.openxmlformats.org/drawingml/2006/wordprocessingDrawing" xmlns:w10="urn:schemas-microsoft-com:office:word" xmlns:w="http://schemas.openxmlformats.org/wordprocessingml/2006/main" xmlns:w14="http://schemas.microsoft.com/office/word/2010/wordml" xmlns:wpg="http://schemas.microsoft.com/office/word/2010/wordprocessingGroup" xmlns:wpi="http://schemas.microsoft.com/office/word/2010/wordprocessingInk" xmlns:wne="http://schemas.microsoft.com/office/word/2006/wordml" xmlns:wps="http://schemas.microsoft.com/office/word/2010/wordprocessingShape" xmlns:wpsCustomData="http://www.wps.cn/officeDocument/2013/wpsCustomData" mc:Ignorable="w14 wp14">
   <w:abstractNum w:abstractNumId="0">
     <w:nsid w:val="8E964DCE"/>
     <w:multiLevelType w:val="multilevel"/>
     <w:tmpl w:val="8E964DCE"/>
-    <w:lvl w:ilvl="0">
+    <w:lvl w:ilvl="0" w:tentative="0">
       <w:start w:val="1"/>
       <w:numFmt w:val="decimal"/>
-      <w:pStyle w:val="Heading1"/>
+      <w:pStyle w:val="2"/>
       <w:lvlText w:val="%1."/>
       <w:lvlJc w:val="left"/>
       <w:pPr>
@@ -15470,10 +15713,10 @@
         <w:rFonts w:hint="default"/>
       </w:rPr>
     </w:lvl>
-    <w:lvl w:ilvl="1">
+    <w:lvl w:ilvl="1" w:tentative="0">
       <w:start w:val="1"/>
       <w:numFmt w:val="decimal"/>
-      <w:pStyle w:val="Heading2"/>
+      <w:pStyle w:val="3"/>
       <w:lvlText w:val="%1.%2."/>
       <w:lvlJc w:val="left"/>
       <w:pPr>
@@ -15483,10 +15726,10 @@
         <w:rFonts w:hint="default"/>
       </w:rPr>
     </w:lvl>
-    <w:lvl w:ilvl="2">
+    <w:lvl w:ilvl="2" w:tentative="0">
       <w:start w:val="1"/>
       <w:numFmt w:val="decimal"/>
-      <w:pStyle w:val="Heading3"/>
+      <w:pStyle w:val="4"/>
       <w:lvlText w:val="%1.%2.%3."/>
       <w:lvlJc w:val="left"/>
       <w:pPr>
@@ -15496,10 +15739,10 @@
         <w:rFonts w:hint="default"/>
       </w:rPr>
     </w:lvl>
-    <w:lvl w:ilvl="3">
+    <w:lvl w:ilvl="3" w:tentative="0">
       <w:start w:val="1"/>
       <w:numFmt w:val="decimal"/>
-      <w:pStyle w:val="Heading4"/>
+      <w:pStyle w:val="5"/>
       <w:lvlText w:val="%1.%2.%3.%4."/>
       <w:lvlJc w:val="left"/>
       <w:pPr>
@@ -15509,10 +15752,10 @@
         <w:rFonts w:hint="default"/>
       </w:rPr>
     </w:lvl>
-    <w:lvl w:ilvl="4">
+    <w:lvl w:ilvl="4" w:tentative="0">
       <w:start w:val="1"/>
       <w:numFmt w:val="decimal"/>
-      <w:pStyle w:val="Heading5"/>
+      <w:pStyle w:val="6"/>
       <w:lvlText w:val="%1.%2.%3.%4.%5."/>
       <w:lvlJc w:val="left"/>
       <w:pPr>
@@ -15522,10 +15765,10 @@
         <w:rFonts w:hint="default"/>
       </w:rPr>
     </w:lvl>
-    <w:lvl w:ilvl="5">
+    <w:lvl w:ilvl="5" w:tentative="0">
       <w:start w:val="1"/>
       <w:numFmt w:val="decimal"/>
-      <w:pStyle w:val="Heading6"/>
+      <w:pStyle w:val="7"/>
       <w:lvlText w:val="%1.%2.%3.%4.%5.%6."/>
       <w:lvlJc w:val="left"/>
       <w:pPr>
@@ -15535,10 +15778,10 @@
         <w:rFonts w:hint="default"/>
       </w:rPr>
     </w:lvl>
-    <w:lvl w:ilvl="6">
+    <w:lvl w:ilvl="6" w:tentative="0">
       <w:start w:val="1"/>
       <w:numFmt w:val="decimal"/>
-      <w:pStyle w:val="Heading7"/>
+      <w:pStyle w:val="8"/>
       <w:lvlText w:val="%1.%2.%3.%4.%5.%6.%7."/>
       <w:lvlJc w:val="left"/>
       <w:pPr>
@@ -15548,10 +15791,10 @@
         <w:rFonts w:hint="default"/>
       </w:rPr>
     </w:lvl>
-    <w:lvl w:ilvl="7">
+    <w:lvl w:ilvl="7" w:tentative="0">
       <w:start w:val="1"/>
       <w:numFmt w:val="decimal"/>
-      <w:pStyle w:val="Heading8"/>
+      <w:pStyle w:val="9"/>
       <w:lvlText w:val="%1.%2.%3.%4.%5.%6.%7.%8."/>
       <w:lvlJc w:val="left"/>
       <w:pPr>
@@ -15561,10 +15804,10 @@
         <w:rFonts w:hint="default"/>
       </w:rPr>
     </w:lvl>
-    <w:lvl w:ilvl="8">
+    <w:lvl w:ilvl="8" w:tentative="0">
       <w:start w:val="1"/>
       <w:numFmt w:val="decimal"/>
-      <w:pStyle w:val="Heading9"/>
+      <w:pStyle w:val="10"/>
       <w:lvlText w:val="%1.%2.%3.%4.%5.%6.%7.%8.%9."/>
       <w:lvlJc w:val="left"/>
       <w:pPr>
@@ -15579,7 +15822,7 @@
     <w:nsid w:val="A45B3CA9"/>
     <w:multiLevelType w:val="singleLevel"/>
     <w:tmpl w:val="A45B3CA9"/>
-    <w:lvl w:ilvl="0">
+    <w:lvl w:ilvl="0" w:tentative="0">
       <w:start w:val="1"/>
       <w:numFmt w:val="decimal"/>
       <w:lvlText w:val="%1."/>
@@ -15596,7 +15839,7 @@
     <w:nsid w:val="B8E6C3FD"/>
     <w:multiLevelType w:val="singleLevel"/>
     <w:tmpl w:val="B8E6C3FD"/>
-    <w:lvl w:ilvl="0">
+    <w:lvl w:ilvl="0" w:tentative="0">
       <w:start w:val="1"/>
       <w:numFmt w:val="decimal"/>
       <w:lvlText w:val="%1."/>
@@ -15613,7 +15856,7 @@
     <w:nsid w:val="0C39644A"/>
     <w:multiLevelType w:val="singleLevel"/>
     <w:tmpl w:val="0C39644A"/>
-    <w:lvl w:ilvl="0">
+    <w:lvl w:ilvl="0" w:tentative="0">
       <w:start w:val="1"/>
       <w:numFmt w:val="decimal"/>
       <w:lvlText w:val="%1."/>
@@ -15630,7 +15873,7 @@
     <w:nsid w:val="70C4D01C"/>
     <w:multiLevelType w:val="singleLevel"/>
     <w:tmpl w:val="70C4D01C"/>
-    <w:lvl w:ilvl="0">
+    <w:lvl w:ilvl="0" w:tentative="0">
       <w:start w:val="1"/>
       <w:numFmt w:val="decimal"/>
       <w:lvlText w:val="%1."/>
@@ -15662,267 +15905,269 @@
 </file>
 
 <file path=word/styles.xml><?xml version="1.0" encoding="utf-8"?>
-<w:styles xmlns:mc="http://schemas.openxmlformats.org/markup-compatibility/2006" xmlns:r="http://schemas.openxmlformats.org/officeDocument/2006/relationships" xmlns:w="http://schemas.openxmlformats.org/wordprocessingml/2006/main" xmlns:w14="http://schemas.microsoft.com/office/word/2010/wordml" xmlns:w15="http://schemas.microsoft.com/office/word/2012/wordml" mc:Ignorable="w14 w15">
+<w:styles xmlns:mc="http://schemas.openxmlformats.org/markup-compatibility/2006" xmlns:o="urn:schemas-microsoft-com:office:office" xmlns:r="http://schemas.openxmlformats.org/officeDocument/2006/relationships" xmlns:m="http://schemas.openxmlformats.org/officeDocument/2006/math" xmlns:v="urn:schemas-microsoft-com:vml" xmlns:w="http://schemas.openxmlformats.org/wordprocessingml/2006/main" xmlns:w14="http://schemas.microsoft.com/office/word/2010/wordml" xmlns:w10="urn:schemas-microsoft-com:office:word" xmlns:sl="http://schemas.openxmlformats.org/schemaLibrary/2006/main" xmlns:wpsCustomData="http://www.wps.cn/officeDocument/2013/wpsCustomData" mc:Ignorable="w14">
   <w:docDefaults>
     <w:rPrDefault>
       <w:rPr>
-        <w:rFonts w:ascii="Times New Roman" w:eastAsia="宋体" w:hAnsi="Times New Roman" w:cs="Times New Roman"/>
+        <w:rFonts w:ascii="Times New Roman" w:hAnsi="Times New Roman" w:eastAsia="宋体" w:cs="Times New Roman"/>
       </w:rPr>
     </w:rPrDefault>
     <w:pPrDefault/>
   </w:docDefaults>
-  <w:latentStyles w:defLockedState="0" w:defUIPriority="99" w:defSemiHidden="1" w:defUnhideWhenUsed="1" w:defQFormat="0" w:count="260">
-    <w:lsdException w:name="Normal" w:semiHidden="0" w:uiPriority="0" w:unhideWhenUsed="0" w:qFormat="1"/>
-    <w:lsdException w:name="heading 1" w:semiHidden="0" w:uiPriority="0" w:unhideWhenUsed="0" w:qFormat="1"/>
-    <w:lsdException w:name="heading 2" w:semiHidden="0" w:uiPriority="0" w:qFormat="1"/>
-    <w:lsdException w:name="heading 3" w:uiPriority="0" w:qFormat="1"/>
-    <w:lsdException w:name="heading 4" w:semiHidden="0" w:uiPriority="0" w:qFormat="1"/>
-    <w:lsdException w:name="heading 5" w:uiPriority="0" w:qFormat="1"/>
-    <w:lsdException w:name="heading 6" w:uiPriority="0" w:qFormat="1"/>
-    <w:lsdException w:name="heading 7" w:uiPriority="0" w:qFormat="1"/>
-    <w:lsdException w:name="heading 8" w:uiPriority="0" w:qFormat="1"/>
-    <w:lsdException w:name="heading 9" w:uiPriority="0" w:qFormat="1"/>
-    <w:lsdException w:name="index 1" w:semiHidden="0" w:uiPriority="0" w:unhideWhenUsed="0"/>
-    <w:lsdException w:name="index 2" w:semiHidden="0" w:uiPriority="0" w:unhideWhenUsed="0"/>
-    <w:lsdException w:name="index 3" w:semiHidden="0" w:uiPriority="0" w:unhideWhenUsed="0"/>
-    <w:lsdException w:name="index 4" w:semiHidden="0" w:uiPriority="0" w:unhideWhenUsed="0"/>
-    <w:lsdException w:name="index 5" w:semiHidden="0" w:uiPriority="0" w:unhideWhenUsed="0"/>
-    <w:lsdException w:name="index 6" w:semiHidden="0" w:uiPriority="0" w:unhideWhenUsed="0"/>
-    <w:lsdException w:name="index 7" w:semiHidden="0" w:uiPriority="0" w:unhideWhenUsed="0"/>
-    <w:lsdException w:name="index 8" w:semiHidden="0" w:uiPriority="0" w:unhideWhenUsed="0"/>
-    <w:lsdException w:name="index 9" w:semiHidden="0" w:uiPriority="0" w:unhideWhenUsed="0"/>
-    <w:lsdException w:name="toc 1" w:semiHidden="0" w:uiPriority="0" w:unhideWhenUsed="0" w:qFormat="1"/>
-    <w:lsdException w:name="toc 2" w:semiHidden="0" w:uiPriority="0" w:unhideWhenUsed="0" w:qFormat="1"/>
-    <w:lsdException w:name="toc 3" w:semiHidden="0" w:uiPriority="0" w:unhideWhenUsed="0" w:qFormat="1"/>
-    <w:lsdException w:name="toc 4" w:semiHidden="0" w:uiPriority="0" w:unhideWhenUsed="0"/>
-    <w:lsdException w:name="toc 5" w:semiHidden="0" w:uiPriority="0" w:unhideWhenUsed="0"/>
-    <w:lsdException w:name="toc 6" w:semiHidden="0" w:uiPriority="0" w:unhideWhenUsed="0"/>
-    <w:lsdException w:name="toc 7" w:semiHidden="0" w:uiPriority="0" w:unhideWhenUsed="0"/>
-    <w:lsdException w:name="toc 8" w:semiHidden="0" w:uiPriority="0" w:unhideWhenUsed="0"/>
-    <w:lsdException w:name="toc 9" w:semiHidden="0" w:uiPriority="0" w:unhideWhenUsed="0"/>
-    <w:lsdException w:name="Normal Indent" w:semiHidden="0" w:uiPriority="0" w:unhideWhenUsed="0"/>
-    <w:lsdException w:name="footnote text" w:semiHidden="0" w:uiPriority="0" w:unhideWhenUsed="0"/>
-    <w:lsdException w:name="annotation text" w:semiHidden="0" w:uiPriority="0" w:unhideWhenUsed="0" w:qFormat="1"/>
-    <w:lsdException w:name="header" w:semiHidden="0" w:uiPriority="0" w:unhideWhenUsed="0" w:qFormat="1"/>
-    <w:lsdException w:name="footer" w:semiHidden="0" w:uiPriority="0" w:unhideWhenUsed="0" w:qFormat="1"/>
-    <w:lsdException w:name="index heading" w:semiHidden="0" w:uiPriority="0" w:unhideWhenUsed="0"/>
-    <w:lsdException w:name="caption" w:uiPriority="0" w:qFormat="1"/>
-    <w:lsdException w:name="table of figures" w:semiHidden="0" w:uiPriority="0" w:unhideWhenUsed="0" w:qFormat="1"/>
-    <w:lsdException w:name="envelope address" w:semiHidden="0" w:uiPriority="0" w:unhideWhenUsed="0"/>
-    <w:lsdException w:name="envelope return" w:semiHidden="0" w:uiPriority="0" w:unhideWhenUsed="0"/>
-    <w:lsdException w:name="footnote reference" w:semiHidden="0" w:uiPriority="0" w:unhideWhenUsed="0"/>
-    <w:lsdException w:name="annotation reference" w:semiHidden="0" w:uiPriority="0" w:unhideWhenUsed="0"/>
-    <w:lsdException w:name="line number" w:semiHidden="0" w:uiPriority="0" w:unhideWhenUsed="0"/>
-    <w:lsdException w:name="page number" w:semiHidden="0" w:uiPriority="0" w:unhideWhenUsed="0"/>
-    <w:lsdException w:name="endnote reference" w:semiHidden="0" w:uiPriority="0" w:unhideWhenUsed="0"/>
-    <w:lsdException w:name="endnote text" w:semiHidden="0" w:uiPriority="0" w:unhideWhenUsed="0"/>
-    <w:lsdException w:name="table of authorities" w:semiHidden="0" w:uiPriority="0" w:unhideWhenUsed="0"/>
-    <w:lsdException w:name="macro" w:semiHidden="0" w:uiPriority="0" w:unhideWhenUsed="0"/>
-    <w:lsdException w:name="toa heading" w:semiHidden="0" w:uiPriority="0" w:unhideWhenUsed="0"/>
-    <w:lsdException w:name="List" w:semiHidden="0" w:uiPriority="0" w:unhideWhenUsed="0"/>
-    <w:lsdException w:name="List Bullet" w:semiHidden="0" w:uiPriority="0" w:unhideWhenUsed="0"/>
-    <w:lsdException w:name="List Number" w:semiHidden="0" w:uiPriority="0" w:unhideWhenUsed="0"/>
-    <w:lsdException w:name="List 2" w:semiHidden="0" w:uiPriority="0" w:unhideWhenUsed="0"/>
-    <w:lsdException w:name="List 3" w:semiHidden="0" w:uiPriority="0" w:unhideWhenUsed="0"/>
-    <w:lsdException w:name="List 4" w:semiHidden="0" w:uiPriority="0" w:unhideWhenUsed="0"/>
-    <w:lsdException w:name="List 5" w:semiHidden="0" w:uiPriority="0" w:unhideWhenUsed="0"/>
-    <w:lsdException w:name="List Bullet 2" w:semiHidden="0" w:uiPriority="0" w:unhideWhenUsed="0"/>
-    <w:lsdException w:name="List Bullet 3" w:semiHidden="0" w:uiPriority="0" w:unhideWhenUsed="0"/>
-    <w:lsdException w:name="List Bullet 4" w:semiHidden="0" w:uiPriority="0" w:unhideWhenUsed="0"/>
-    <w:lsdException w:name="List Bullet 5" w:semiHidden="0" w:uiPriority="0" w:unhideWhenUsed="0"/>
-    <w:lsdException w:name="List Number 2" w:semiHidden="0" w:uiPriority="0" w:unhideWhenUsed="0"/>
-    <w:lsdException w:name="List Number 3" w:semiHidden="0" w:uiPriority="0" w:unhideWhenUsed="0"/>
-    <w:lsdException w:name="List Number 4" w:semiHidden="0" w:uiPriority="0" w:unhideWhenUsed="0"/>
-    <w:lsdException w:name="List Number 5" w:semiHidden="0" w:uiPriority="0" w:unhideWhenUsed="0"/>
-    <w:lsdException w:name="Title" w:semiHidden="0" w:uiPriority="0" w:unhideWhenUsed="0" w:qFormat="1"/>
-    <w:lsdException w:name="Closing" w:semiHidden="0" w:uiPriority="0" w:unhideWhenUsed="0"/>
-    <w:lsdException w:name="Signature" w:semiHidden="0" w:uiPriority="0" w:unhideWhenUsed="0"/>
-    <w:lsdException w:name="Default Paragraph Font" w:uiPriority="0" w:unhideWhenUsed="0" w:qFormat="1"/>
-    <w:lsdException w:name="Body Text" w:uiPriority="0" w:unhideWhenUsed="0" w:qFormat="1"/>
-    <w:lsdException w:name="Body Text Indent" w:semiHidden="0" w:uiPriority="0" w:unhideWhenUsed="0"/>
-    <w:lsdException w:name="List Continue" w:semiHidden="0" w:uiPriority="0" w:unhideWhenUsed="0"/>
-    <w:lsdException w:name="List Continue 2" w:semiHidden="0" w:uiPriority="0" w:unhideWhenUsed="0"/>
-    <w:lsdException w:name="List Continue 3" w:semiHidden="0" w:uiPriority="0" w:unhideWhenUsed="0"/>
-    <w:lsdException w:name="List Continue 4" w:semiHidden="0" w:uiPriority="0" w:unhideWhenUsed="0"/>
-    <w:lsdException w:name="List Continue 5" w:semiHidden="0" w:uiPriority="0" w:unhideWhenUsed="0"/>
-    <w:lsdException w:name="Message Header" w:semiHidden="0" w:uiPriority="0" w:unhideWhenUsed="0"/>
-    <w:lsdException w:name="Subtitle" w:semiHidden="0" w:uiPriority="0" w:unhideWhenUsed="0" w:qFormat="1"/>
-    <w:lsdException w:name="Salutation" w:semiHidden="0" w:uiPriority="0" w:unhideWhenUsed="0"/>
-    <w:lsdException w:name="Date" w:semiHidden="0" w:uiPriority="0" w:unhideWhenUsed="0"/>
-    <w:lsdException w:name="Body Text First Indent" w:semiHidden="0" w:uiPriority="0" w:unhideWhenUsed="0"/>
-    <w:lsdException w:name="Body Text First Indent 2" w:semiHidden="0" w:uiPriority="0" w:unhideWhenUsed="0"/>
-    <w:lsdException w:name="Body Text 2" w:semiHidden="0" w:uiPriority="0" w:unhideWhenUsed="0"/>
-    <w:lsdException w:name="Body Text 3" w:semiHidden="0" w:uiPriority="0" w:unhideWhenUsed="0"/>
-    <w:lsdException w:name="Body Text Indent 2" w:semiHidden="0" w:uiPriority="0" w:unhideWhenUsed="0"/>
-    <w:lsdException w:name="Body Text Indent 3" w:semiHidden="0" w:uiPriority="0" w:unhideWhenUsed="0"/>
-    <w:lsdException w:name="Block Text" w:semiHidden="0" w:uiPriority="0" w:unhideWhenUsed="0"/>
-    <w:lsdException w:name="Hyperlink" w:semiHidden="0" w:uiPriority="0" w:unhideWhenUsed="0"/>
-    <w:lsdException w:name="FollowedHyperlink" w:semiHidden="0" w:uiPriority="0" w:unhideWhenUsed="0"/>
-    <w:lsdException w:name="Strong" w:semiHidden="0" w:uiPriority="0" w:unhideWhenUsed="0" w:qFormat="1"/>
-    <w:lsdException w:name="Emphasis" w:semiHidden="0" w:uiPriority="0" w:unhideWhenUsed="0" w:qFormat="1"/>
-    <w:lsdException w:name="Document Map" w:semiHidden="0" w:uiPriority="0" w:unhideWhenUsed="0"/>
-    <w:lsdException w:name="Plain Text" w:semiHidden="0" w:uiPriority="0" w:unhideWhenUsed="0"/>
-    <w:lsdException w:name="E-mail Signature" w:semiHidden="0" w:uiPriority="0" w:unhideWhenUsed="0"/>
-    <w:lsdException w:name="Normal (Web)" w:semiHidden="0" w:uiPriority="0" w:unhideWhenUsed="0" w:qFormat="1"/>
-    <w:lsdException w:name="HTML Acronym" w:semiHidden="0" w:uiPriority="0" w:unhideWhenUsed="0"/>
-    <w:lsdException w:name="HTML Address" w:semiHidden="0" w:uiPriority="0" w:unhideWhenUsed="0"/>
-    <w:lsdException w:name="HTML Cite" w:semiHidden="0" w:uiPriority="0" w:unhideWhenUsed="0"/>
-    <w:lsdException w:name="HTML Code" w:semiHidden="0" w:uiPriority="0" w:unhideWhenUsed="0"/>
-    <w:lsdException w:name="HTML Definition" w:semiHidden="0" w:uiPriority="0" w:unhideWhenUsed="0"/>
-    <w:lsdException w:name="HTML Keyboard" w:semiHidden="0" w:uiPriority="0" w:unhideWhenUsed="0"/>
-    <w:lsdException w:name="HTML Preformatted" w:semiHidden="0" w:uiPriority="0" w:unhideWhenUsed="0" w:qFormat="1"/>
-    <w:lsdException w:name="HTML Sample" w:semiHidden="0" w:uiPriority="0" w:unhideWhenUsed="0"/>
-    <w:lsdException w:name="HTML Typewriter" w:semiHidden="0" w:uiPriority="0" w:unhideWhenUsed="0"/>
-    <w:lsdException w:name="HTML Variable" w:semiHidden="0" w:uiPriority="0" w:unhideWhenUsed="0"/>
-    <w:lsdException w:name="Normal Table" w:uiPriority="0" w:unhideWhenUsed="0" w:qFormat="1"/>
-    <w:lsdException w:name="annotation subject" w:semiHidden="0" w:uiPriority="0" w:unhideWhenUsed="0"/>
-    <w:lsdException w:name="Table Simple 1" w:semiHidden="0" w:uiPriority="0" w:unhideWhenUsed="0"/>
-    <w:lsdException w:name="Table Simple 2" w:semiHidden="0" w:uiPriority="0" w:unhideWhenUsed="0"/>
-    <w:lsdException w:name="Table Simple 3" w:semiHidden="0" w:uiPriority="0" w:unhideWhenUsed="0"/>
-    <w:lsdException w:name="Table Classic 1" w:semiHidden="0" w:uiPriority="0" w:unhideWhenUsed="0"/>
-    <w:lsdException w:name="Table Classic 2" w:semiHidden="0" w:uiPriority="0" w:unhideWhenUsed="0"/>
-    <w:lsdException w:name="Table Classic 3" w:semiHidden="0" w:uiPriority="0" w:unhideWhenUsed="0"/>
-    <w:lsdException w:name="Table Classic 4" w:semiHidden="0" w:uiPriority="0" w:unhideWhenUsed="0"/>
-    <w:lsdException w:name="Table Colorful 1" w:semiHidden="0" w:uiPriority="0" w:unhideWhenUsed="0"/>
-    <w:lsdException w:name="Table Colorful 2" w:semiHidden="0" w:uiPriority="0" w:unhideWhenUsed="0"/>
-    <w:lsdException w:name="Table Colorful 3" w:semiHidden="0" w:uiPriority="0" w:unhideWhenUsed="0"/>
-    <w:lsdException w:name="Table Columns 1" w:semiHidden="0" w:uiPriority="0" w:unhideWhenUsed="0"/>
-    <w:lsdException w:name="Table Columns 2" w:semiHidden="0" w:uiPriority="0" w:unhideWhenUsed="0"/>
-    <w:lsdException w:name="Table Columns 3" w:semiHidden="0" w:uiPriority="0" w:unhideWhenUsed="0"/>
-    <w:lsdException w:name="Table Columns 4" w:semiHidden="0" w:uiPriority="0" w:unhideWhenUsed="0"/>
-    <w:lsdException w:name="Table Columns 5" w:semiHidden="0" w:uiPriority="0" w:unhideWhenUsed="0"/>
-    <w:lsdException w:name="Table Grid 1" w:semiHidden="0" w:uiPriority="0" w:unhideWhenUsed="0"/>
-    <w:lsdException w:name="Table Grid 2" w:semiHidden="0" w:uiPriority="0" w:unhideWhenUsed="0"/>
-    <w:lsdException w:name="Table Grid 3" w:semiHidden="0" w:uiPriority="0" w:unhideWhenUsed="0"/>
-    <w:lsdException w:name="Table Grid 4" w:semiHidden="0" w:uiPriority="0" w:unhideWhenUsed="0"/>
-    <w:lsdException w:name="Table Grid 5" w:semiHidden="0" w:uiPriority="0" w:unhideWhenUsed="0"/>
-    <w:lsdException w:name="Table Grid 6" w:semiHidden="0" w:uiPriority="0" w:unhideWhenUsed="0"/>
-    <w:lsdException w:name="Table Grid 7" w:semiHidden="0" w:uiPriority="0" w:unhideWhenUsed="0"/>
-    <w:lsdException w:name="Table Grid 8" w:semiHidden="0" w:uiPriority="0" w:unhideWhenUsed="0"/>
-    <w:lsdException w:name="Table List 1" w:semiHidden="0" w:uiPriority="0" w:unhideWhenUsed="0"/>
-    <w:lsdException w:name="Table List 2" w:semiHidden="0" w:uiPriority="0" w:unhideWhenUsed="0"/>
-    <w:lsdException w:name="Table List 3" w:semiHidden="0" w:uiPriority="0" w:unhideWhenUsed="0"/>
-    <w:lsdException w:name="Table List 4" w:semiHidden="0" w:uiPriority="0" w:unhideWhenUsed="0"/>
-    <w:lsdException w:name="Table List 5" w:semiHidden="0" w:uiPriority="0" w:unhideWhenUsed="0"/>
-    <w:lsdException w:name="Table List 6" w:semiHidden="0" w:uiPriority="0" w:unhideWhenUsed="0"/>
-    <w:lsdException w:name="Table List 7" w:semiHidden="0" w:uiPriority="0" w:unhideWhenUsed="0"/>
-    <w:lsdException w:name="Table List 8" w:semiHidden="0" w:uiPriority="0" w:unhideWhenUsed="0"/>
-    <w:lsdException w:name="Table 3D effects 1" w:semiHidden="0" w:uiPriority="0" w:unhideWhenUsed="0"/>
-    <w:lsdException w:name="Table 3D effects 2" w:semiHidden="0" w:uiPriority="0" w:unhideWhenUsed="0"/>
-    <w:lsdException w:name="Table 3D effects 3" w:semiHidden="0" w:uiPriority="0" w:unhideWhenUsed="0"/>
-    <w:lsdException w:name="Table Contemporary" w:semiHidden="0" w:uiPriority="0" w:unhideWhenUsed="0"/>
-    <w:lsdException w:name="Table Elegant" w:semiHidden="0" w:uiPriority="0" w:unhideWhenUsed="0"/>
-    <w:lsdException w:name="Table Professional" w:semiHidden="0" w:uiPriority="0" w:unhideWhenUsed="0"/>
-    <w:lsdException w:name="Table Subtle 1" w:semiHidden="0" w:uiPriority="0" w:unhideWhenUsed="0"/>
-    <w:lsdException w:name="Table Subtle 2" w:semiHidden="0" w:uiPriority="0" w:unhideWhenUsed="0"/>
-    <w:lsdException w:name="Table Web 1" w:semiHidden="0" w:uiPriority="0" w:unhideWhenUsed="0"/>
-    <w:lsdException w:name="Table Web 2" w:semiHidden="0" w:uiPriority="0" w:unhideWhenUsed="0"/>
-    <w:lsdException w:name="Table Web 3" w:semiHidden="0" w:uiPriority="0" w:unhideWhenUsed="0"/>
-    <w:lsdException w:name="Balloon Text" w:semiHidden="0" w:uiPriority="0" w:unhideWhenUsed="0"/>
-    <w:lsdException w:name="Table Grid" w:semiHidden="0" w:uiPriority="0" w:unhideWhenUsed="0" w:qFormat="1"/>
-    <w:lsdException w:name="Table Theme" w:semiHidden="0" w:uiPriority="0" w:unhideWhenUsed="0"/>
-    <w:lsdException w:name="Light Shading" w:semiHidden="0" w:uiPriority="60" w:unhideWhenUsed="0"/>
-    <w:lsdException w:name="Light List" w:semiHidden="0" w:uiPriority="61" w:unhideWhenUsed="0"/>
-    <w:lsdException w:name="Light Grid" w:semiHidden="0" w:uiPriority="62" w:unhideWhenUsed="0"/>
-    <w:lsdException w:name="Medium Shading 1" w:semiHidden="0" w:uiPriority="63" w:unhideWhenUsed="0"/>
-    <w:lsdException w:name="Medium Shading 2" w:semiHidden="0" w:uiPriority="64" w:unhideWhenUsed="0"/>
-    <w:lsdException w:name="Medium List 1" w:semiHidden="0" w:uiPriority="65" w:unhideWhenUsed="0"/>
-    <w:lsdException w:name="Medium List 2" w:semiHidden="0" w:uiPriority="66" w:unhideWhenUsed="0"/>
-    <w:lsdException w:name="Medium Grid 1" w:semiHidden="0" w:uiPriority="67" w:unhideWhenUsed="0"/>
-    <w:lsdException w:name="Medium Grid 2" w:semiHidden="0" w:uiPriority="68" w:unhideWhenUsed="0"/>
-    <w:lsdException w:name="Medium Grid 3" w:semiHidden="0" w:uiPriority="69" w:unhideWhenUsed="0"/>
-    <w:lsdException w:name="Dark List" w:semiHidden="0" w:uiPriority="70" w:unhideWhenUsed="0"/>
-    <w:lsdException w:name="Colorful Shading" w:semiHidden="0" w:uiPriority="71" w:unhideWhenUsed="0"/>
-    <w:lsdException w:name="Colorful List" w:semiHidden="0" w:uiPriority="72" w:unhideWhenUsed="0"/>
-    <w:lsdException w:name="Colorful Grid" w:semiHidden="0" w:uiPriority="73" w:unhideWhenUsed="0"/>
-    <w:lsdException w:name="Light Shading Accent 1" w:semiHidden="0" w:uiPriority="60" w:unhideWhenUsed="0"/>
-    <w:lsdException w:name="Light List Accent 1" w:semiHidden="0" w:uiPriority="61" w:unhideWhenUsed="0"/>
-    <w:lsdException w:name="Light Grid Accent 1" w:semiHidden="0" w:uiPriority="62" w:unhideWhenUsed="0"/>
-    <w:lsdException w:name="Medium Shading 1 Accent 1" w:semiHidden="0" w:uiPriority="63" w:unhideWhenUsed="0"/>
-    <w:lsdException w:name="Medium Shading 2 Accent 1" w:semiHidden="0" w:uiPriority="64" w:unhideWhenUsed="0"/>
-    <w:lsdException w:name="Medium List 1 Accent 1" w:semiHidden="0" w:uiPriority="65" w:unhideWhenUsed="0"/>
-    <w:lsdException w:name="Medium List 2 Accent 1" w:semiHidden="0" w:uiPriority="66" w:unhideWhenUsed="0"/>
-    <w:lsdException w:name="Medium Grid 1 Accent 1" w:semiHidden="0" w:uiPriority="67" w:unhideWhenUsed="0"/>
-    <w:lsdException w:name="Medium Grid 2 Accent 1" w:semiHidden="0" w:uiPriority="68" w:unhideWhenUsed="0"/>
-    <w:lsdException w:name="Medium Grid 3 Accent 1" w:semiHidden="0" w:uiPriority="69" w:unhideWhenUsed="0"/>
-    <w:lsdException w:name="Dark List Accent 1" w:semiHidden="0" w:uiPriority="70" w:unhideWhenUsed="0"/>
-    <w:lsdException w:name="Colorful Shading Accent 1" w:semiHidden="0" w:uiPriority="71" w:unhideWhenUsed="0"/>
-    <w:lsdException w:name="Colorful List Accent 1" w:semiHidden="0" w:uiPriority="72" w:unhideWhenUsed="0"/>
-    <w:lsdException w:name="Colorful Grid Accent 1" w:semiHidden="0" w:uiPriority="73" w:unhideWhenUsed="0"/>
-    <w:lsdException w:name="Light Shading Accent 2" w:semiHidden="0" w:uiPriority="60" w:unhideWhenUsed="0"/>
-    <w:lsdException w:name="Light List Accent 2" w:semiHidden="0" w:uiPriority="61" w:unhideWhenUsed="0"/>
-    <w:lsdException w:name="Light Grid Accent 2" w:semiHidden="0" w:uiPriority="62" w:unhideWhenUsed="0"/>
-    <w:lsdException w:name="Medium Shading 1 Accent 2" w:semiHidden="0" w:uiPriority="63" w:unhideWhenUsed="0"/>
-    <w:lsdException w:name="Medium Shading 2 Accent 2" w:semiHidden="0" w:uiPriority="64" w:unhideWhenUsed="0"/>
-    <w:lsdException w:name="Medium List 1 Accent 2" w:semiHidden="0" w:uiPriority="65" w:unhideWhenUsed="0"/>
-    <w:lsdException w:name="Medium List 2 Accent 2" w:semiHidden="0" w:uiPriority="66" w:unhideWhenUsed="0"/>
-    <w:lsdException w:name="Medium Grid 1 Accent 2" w:semiHidden="0" w:uiPriority="67" w:unhideWhenUsed="0"/>
-    <w:lsdException w:name="Medium Grid 2 Accent 2" w:semiHidden="0" w:uiPriority="68" w:unhideWhenUsed="0"/>
-    <w:lsdException w:name="Medium Grid 3 Accent 2" w:semiHidden="0" w:uiPriority="69" w:unhideWhenUsed="0"/>
-    <w:lsdException w:name="Dark List Accent 2" w:semiHidden="0" w:uiPriority="70" w:unhideWhenUsed="0"/>
-    <w:lsdException w:name="Colorful Shading Accent 2" w:semiHidden="0" w:uiPriority="71" w:unhideWhenUsed="0"/>
-    <w:lsdException w:name="Colorful List Accent 2" w:semiHidden="0" w:uiPriority="72" w:unhideWhenUsed="0"/>
-    <w:lsdException w:name="Colorful Grid Accent 2" w:semiHidden="0" w:uiPriority="73" w:unhideWhenUsed="0"/>
-    <w:lsdException w:name="Light Shading Accent 3" w:semiHidden="0" w:uiPriority="60" w:unhideWhenUsed="0"/>
-    <w:lsdException w:name="Light List Accent 3" w:semiHidden="0" w:uiPriority="61" w:unhideWhenUsed="0"/>
-    <w:lsdException w:name="Light Grid Accent 3" w:semiHidden="0" w:uiPriority="62" w:unhideWhenUsed="0"/>
-    <w:lsdException w:name="Medium Shading 1 Accent 3" w:semiHidden="0" w:uiPriority="63" w:unhideWhenUsed="0"/>
-    <w:lsdException w:name="Medium Shading 2 Accent 3" w:semiHidden="0" w:uiPriority="64" w:unhideWhenUsed="0"/>
-    <w:lsdException w:name="Medium List 1 Accent 3" w:semiHidden="0" w:uiPriority="65" w:unhideWhenUsed="0"/>
-    <w:lsdException w:name="Medium List 2 Accent 3" w:semiHidden="0" w:uiPriority="66" w:unhideWhenUsed="0"/>
-    <w:lsdException w:name="Medium Grid 1 Accent 3" w:semiHidden="0" w:uiPriority="67" w:unhideWhenUsed="0"/>
-    <w:lsdException w:name="Medium Grid 2 Accent 3" w:semiHidden="0" w:uiPriority="68" w:unhideWhenUsed="0"/>
-    <w:lsdException w:name="Medium Grid 3 Accent 3" w:semiHidden="0" w:uiPriority="69" w:unhideWhenUsed="0"/>
-    <w:lsdException w:name="Dark List Accent 3" w:semiHidden="0" w:uiPriority="70" w:unhideWhenUsed="0"/>
-    <w:lsdException w:name="Colorful Shading Accent 3" w:semiHidden="0" w:uiPriority="71" w:unhideWhenUsed="0"/>
-    <w:lsdException w:name="Colorful List Accent 3" w:semiHidden="0" w:uiPriority="72" w:unhideWhenUsed="0"/>
-    <w:lsdException w:name="Colorful Grid Accent 3" w:semiHidden="0" w:uiPriority="73" w:unhideWhenUsed="0"/>
-    <w:lsdException w:name="Light Shading Accent 4" w:semiHidden="0" w:uiPriority="60" w:unhideWhenUsed="0"/>
-    <w:lsdException w:name="Light List Accent 4" w:semiHidden="0" w:uiPriority="61" w:unhideWhenUsed="0"/>
-    <w:lsdException w:name="Light Grid Accent 4" w:semiHidden="0" w:uiPriority="62" w:unhideWhenUsed="0"/>
-    <w:lsdException w:name="Medium Shading 1 Accent 4" w:semiHidden="0" w:uiPriority="63" w:unhideWhenUsed="0"/>
-    <w:lsdException w:name="Medium Shading 2 Accent 4" w:semiHidden="0" w:uiPriority="64" w:unhideWhenUsed="0"/>
-    <w:lsdException w:name="Medium List 1 Accent 4" w:semiHidden="0" w:uiPriority="65" w:unhideWhenUsed="0"/>
-    <w:lsdException w:name="Medium List 2 Accent 4" w:semiHidden="0" w:uiPriority="66" w:unhideWhenUsed="0"/>
-    <w:lsdException w:name="Medium Grid 1 Accent 4" w:semiHidden="0" w:uiPriority="67" w:unhideWhenUsed="0"/>
-    <w:lsdException w:name="Medium Grid 2 Accent 4" w:semiHidden="0" w:uiPriority="68" w:unhideWhenUsed="0"/>
-    <w:lsdException w:name="Medium Grid 3 Accent 4" w:semiHidden="0" w:uiPriority="69" w:unhideWhenUsed="0"/>
-    <w:lsdException w:name="Dark List Accent 4" w:semiHidden="0" w:uiPriority="70" w:unhideWhenUsed="0"/>
-    <w:lsdException w:name="Colorful Shading Accent 4" w:semiHidden="0" w:uiPriority="71" w:unhideWhenUsed="0"/>
-    <w:lsdException w:name="Colorful List Accent 4" w:semiHidden="0" w:uiPriority="72" w:unhideWhenUsed="0"/>
-    <w:lsdException w:name="Colorful Grid Accent 4" w:semiHidden="0" w:uiPriority="73" w:unhideWhenUsed="0"/>
-    <w:lsdException w:name="Light Shading Accent 5" w:semiHidden="0" w:uiPriority="60" w:unhideWhenUsed="0"/>
-    <w:lsdException w:name="Light List Accent 5" w:semiHidden="0" w:uiPriority="61" w:unhideWhenUsed="0"/>
-    <w:lsdException w:name="Light Grid Accent 5" w:semiHidden="0" w:uiPriority="62" w:unhideWhenUsed="0"/>
-    <w:lsdException w:name="Medium Shading 1 Accent 5" w:semiHidden="0" w:uiPriority="63" w:unhideWhenUsed="0"/>
-    <w:lsdException w:name="Medium Shading 2 Accent 5" w:semiHidden="0" w:uiPriority="64" w:unhideWhenUsed="0"/>
-    <w:lsdException w:name="Medium List 1 Accent 5" w:semiHidden="0" w:uiPriority="65" w:unhideWhenUsed="0"/>
-    <w:lsdException w:name="Medium List 2 Accent 5" w:semiHidden="0" w:uiPriority="66" w:unhideWhenUsed="0"/>
-    <w:lsdException w:name="Medium Grid 1 Accent 5" w:semiHidden="0" w:uiPriority="67" w:unhideWhenUsed="0"/>
-    <w:lsdException w:name="Medium Grid 2 Accent 5" w:semiHidden="0" w:uiPriority="68" w:unhideWhenUsed="0"/>
-    <w:lsdException w:name="Medium Grid 3 Accent 5" w:semiHidden="0" w:uiPriority="69" w:unhideWhenUsed="0"/>
-    <w:lsdException w:name="Dark List Accent 5" w:semiHidden="0" w:uiPriority="70" w:unhideWhenUsed="0"/>
-    <w:lsdException w:name="Colorful Shading Accent 5" w:semiHidden="0" w:uiPriority="71" w:unhideWhenUsed="0"/>
-    <w:lsdException w:name="Colorful List Accent 5" w:semiHidden="0" w:uiPriority="72" w:unhideWhenUsed="0"/>
-    <w:lsdException w:name="Colorful Grid Accent 5" w:semiHidden="0" w:uiPriority="73" w:unhideWhenUsed="0"/>
-    <w:lsdException w:name="Light Shading Accent 6" w:semiHidden="0" w:uiPriority="60" w:unhideWhenUsed="0"/>
-    <w:lsdException w:name="Light List Accent 6" w:semiHidden="0" w:uiPriority="61" w:unhideWhenUsed="0"/>
-    <w:lsdException w:name="Light Grid Accent 6" w:semiHidden="0" w:uiPriority="62" w:unhideWhenUsed="0"/>
-    <w:lsdException w:name="Medium Shading 1 Accent 6" w:semiHidden="0" w:uiPriority="63" w:unhideWhenUsed="0"/>
-    <w:lsdException w:name="Medium Shading 2 Accent 6" w:semiHidden="0" w:uiPriority="64" w:unhideWhenUsed="0"/>
-    <w:lsdException w:name="Medium List 1 Accent 6" w:semiHidden="0" w:uiPriority="65" w:unhideWhenUsed="0"/>
-    <w:lsdException w:name="Medium List 2 Accent 6" w:semiHidden="0" w:uiPriority="66" w:unhideWhenUsed="0"/>
-    <w:lsdException w:name="Medium Grid 1 Accent 6" w:semiHidden="0" w:uiPriority="67" w:unhideWhenUsed="0"/>
-    <w:lsdException w:name="Medium Grid 2 Accent 6" w:semiHidden="0" w:uiPriority="68" w:unhideWhenUsed="0"/>
-    <w:lsdException w:name="Medium Grid 3 Accent 6" w:semiHidden="0" w:uiPriority="69" w:unhideWhenUsed="0"/>
-    <w:lsdException w:name="Dark List Accent 6" w:semiHidden="0" w:uiPriority="70" w:unhideWhenUsed="0"/>
-    <w:lsdException w:name="Colorful Shading Accent 6" w:semiHidden="0" w:uiPriority="71" w:unhideWhenUsed="0"/>
-    <w:lsdException w:name="Colorful List Accent 6" w:semiHidden="0" w:uiPriority="72" w:unhideWhenUsed="0"/>
-    <w:lsdException w:name="Colorful Grid Accent 6" w:semiHidden="0" w:uiPriority="73" w:unhideWhenUsed="0"/>
+  <w:latentStyles w:count="260" w:defQFormat="0" w:defUnhideWhenUsed="1" w:defSemiHidden="1" w:defUIPriority="99" w:defLockedState="0">
+    <w:lsdException w:qFormat="1" w:unhideWhenUsed="0" w:uiPriority="0" w:semiHidden="0" w:name="Normal"/>
+    <w:lsdException w:qFormat="1" w:unhideWhenUsed="0" w:uiPriority="0" w:semiHidden="0" w:name="heading 1"/>
+    <w:lsdException w:qFormat="1" w:uiPriority="0" w:semiHidden="0" w:name="heading 2"/>
+    <w:lsdException w:qFormat="1" w:uiPriority="0" w:name="heading 3"/>
+    <w:lsdException w:qFormat="1" w:uiPriority="0" w:semiHidden="0" w:name="heading 4"/>
+    <w:lsdException w:qFormat="1" w:uiPriority="0" w:name="heading 5"/>
+    <w:lsdException w:qFormat="1" w:uiPriority="0" w:name="heading 6"/>
+    <w:lsdException w:qFormat="1" w:uiPriority="0" w:name="heading 7"/>
+    <w:lsdException w:qFormat="1" w:uiPriority="0" w:name="heading 8"/>
+    <w:lsdException w:qFormat="1" w:uiPriority="0" w:name="heading 9"/>
+    <w:lsdException w:unhideWhenUsed="0" w:uiPriority="0" w:semiHidden="0" w:name="index 1"/>
+    <w:lsdException w:unhideWhenUsed="0" w:uiPriority="0" w:semiHidden="0" w:name="index 2"/>
+    <w:lsdException w:unhideWhenUsed="0" w:uiPriority="0" w:semiHidden="0" w:name="index 3"/>
+    <w:lsdException w:unhideWhenUsed="0" w:uiPriority="0" w:semiHidden="0" w:name="index 4"/>
+    <w:lsdException w:unhideWhenUsed="0" w:uiPriority="0" w:semiHidden="0" w:name="index 5"/>
+    <w:lsdException w:unhideWhenUsed="0" w:uiPriority="0" w:semiHidden="0" w:name="index 6"/>
+    <w:lsdException w:unhideWhenUsed="0" w:uiPriority="0" w:semiHidden="0" w:name="index 7"/>
+    <w:lsdException w:unhideWhenUsed="0" w:uiPriority="0" w:semiHidden="0" w:name="index 8"/>
+    <w:lsdException w:unhideWhenUsed="0" w:uiPriority="0" w:semiHidden="0" w:name="index 9"/>
+    <w:lsdException w:qFormat="1" w:unhideWhenUsed="0" w:uiPriority="0" w:semiHidden="0" w:name="toc 1"/>
+    <w:lsdException w:qFormat="1" w:unhideWhenUsed="0" w:uiPriority="0" w:semiHidden="0" w:name="toc 2"/>
+    <w:lsdException w:qFormat="1" w:unhideWhenUsed="0" w:uiPriority="0" w:semiHidden="0" w:name="toc 3"/>
+    <w:lsdException w:unhideWhenUsed="0" w:uiPriority="0" w:semiHidden="0" w:name="toc 4"/>
+    <w:lsdException w:unhideWhenUsed="0" w:uiPriority="0" w:semiHidden="0" w:name="toc 5"/>
+    <w:lsdException w:unhideWhenUsed="0" w:uiPriority="0" w:semiHidden="0" w:name="toc 6"/>
+    <w:lsdException w:unhideWhenUsed="0" w:uiPriority="0" w:semiHidden="0" w:name="toc 7"/>
+    <w:lsdException w:unhideWhenUsed="0" w:uiPriority="0" w:semiHidden="0" w:name="toc 8"/>
+    <w:lsdException w:unhideWhenUsed="0" w:uiPriority="0" w:semiHidden="0" w:name="toc 9"/>
+    <w:lsdException w:unhideWhenUsed="0" w:uiPriority="0" w:semiHidden="0" w:name="Normal Indent"/>
+    <w:lsdException w:unhideWhenUsed="0" w:uiPriority="0" w:semiHidden="0" w:name="footnote text"/>
+    <w:lsdException w:qFormat="1" w:unhideWhenUsed="0" w:uiPriority="0" w:semiHidden="0" w:name="annotation text"/>
+    <w:lsdException w:qFormat="1" w:unhideWhenUsed="0" w:uiPriority="0" w:semiHidden="0" w:name="header"/>
+    <w:lsdException w:qFormat="1" w:unhideWhenUsed="0" w:uiPriority="0" w:semiHidden="0" w:name="footer"/>
+    <w:lsdException w:unhideWhenUsed="0" w:uiPriority="0" w:semiHidden="0" w:name="index heading"/>
+    <w:lsdException w:qFormat="1" w:uiPriority="0" w:name="caption"/>
+    <w:lsdException w:qFormat="1" w:unhideWhenUsed="0" w:uiPriority="0" w:semiHidden="0" w:name="table of figures"/>
+    <w:lsdException w:unhideWhenUsed="0" w:uiPriority="0" w:semiHidden="0" w:name="envelope address"/>
+    <w:lsdException w:unhideWhenUsed="0" w:uiPriority="0" w:semiHidden="0" w:name="envelope return"/>
+    <w:lsdException w:unhideWhenUsed="0" w:uiPriority="0" w:semiHidden="0" w:name="footnote reference"/>
+    <w:lsdException w:unhideWhenUsed="0" w:uiPriority="0" w:semiHidden="0" w:name="annotation reference"/>
+    <w:lsdException w:unhideWhenUsed="0" w:uiPriority="0" w:semiHidden="0" w:name="line number"/>
+    <w:lsdException w:unhideWhenUsed="0" w:uiPriority="0" w:semiHidden="0" w:name="page number"/>
+    <w:lsdException w:unhideWhenUsed="0" w:uiPriority="0" w:semiHidden="0" w:name="endnote reference"/>
+    <w:lsdException w:unhideWhenUsed="0" w:uiPriority="0" w:semiHidden="0" w:name="endnote text"/>
+    <w:lsdException w:unhideWhenUsed="0" w:uiPriority="0" w:semiHidden="0" w:name="table of authorities"/>
+    <w:lsdException w:unhideWhenUsed="0" w:uiPriority="0" w:semiHidden="0" w:name="macro"/>
+    <w:lsdException w:unhideWhenUsed="0" w:uiPriority="0" w:semiHidden="0" w:name="toa heading"/>
+    <w:lsdException w:unhideWhenUsed="0" w:uiPriority="0" w:semiHidden="0" w:name="List"/>
+    <w:lsdException w:unhideWhenUsed="0" w:uiPriority="0" w:semiHidden="0" w:name="List Bullet"/>
+    <w:lsdException w:unhideWhenUsed="0" w:uiPriority="0" w:semiHidden="0" w:name="List Number"/>
+    <w:lsdException w:unhideWhenUsed="0" w:uiPriority="0" w:semiHidden="0" w:name="List 2"/>
+    <w:lsdException w:unhideWhenUsed="0" w:uiPriority="0" w:semiHidden="0" w:name="List 3"/>
+    <w:lsdException w:unhideWhenUsed="0" w:uiPriority="0" w:semiHidden="0" w:name="List 4"/>
+    <w:lsdException w:unhideWhenUsed="0" w:uiPriority="0" w:semiHidden="0" w:name="List 5"/>
+    <w:lsdException w:unhideWhenUsed="0" w:uiPriority="0" w:semiHidden="0" w:name="List Bullet 2"/>
+    <w:lsdException w:unhideWhenUsed="0" w:uiPriority="0" w:semiHidden="0" w:name="List Bullet 3"/>
+    <w:lsdException w:unhideWhenUsed="0" w:uiPriority="0" w:semiHidden="0" w:name="List Bullet 4"/>
+    <w:lsdException w:unhideWhenUsed="0" w:uiPriority="0" w:semiHidden="0" w:name="List Bullet 5"/>
+    <w:lsdException w:unhideWhenUsed="0" w:uiPriority="0" w:semiHidden="0" w:name="List Number 2"/>
+    <w:lsdException w:unhideWhenUsed="0" w:uiPriority="0" w:semiHidden="0" w:name="List Number 3"/>
+    <w:lsdException w:unhideWhenUsed="0" w:uiPriority="0" w:semiHidden="0" w:name="List Number 4"/>
+    <w:lsdException w:unhideWhenUsed="0" w:uiPriority="0" w:semiHidden="0" w:name="List Number 5"/>
+    <w:lsdException w:qFormat="1" w:unhideWhenUsed="0" w:uiPriority="0" w:semiHidden="0" w:name="Title"/>
+    <w:lsdException w:unhideWhenUsed="0" w:uiPriority="0" w:semiHidden="0" w:name="Closing"/>
+    <w:lsdException w:unhideWhenUsed="0" w:uiPriority="0" w:semiHidden="0" w:name="Signature"/>
+    <w:lsdException w:qFormat="1" w:unhideWhenUsed="0" w:uiPriority="0" w:name="Default Paragraph Font"/>
+    <w:lsdException w:qFormat="1" w:unhideWhenUsed="0" w:uiPriority="0" w:name="Body Text"/>
+    <w:lsdException w:unhideWhenUsed="0" w:uiPriority="0" w:semiHidden="0" w:name="Body Text Indent"/>
+    <w:lsdException w:unhideWhenUsed="0" w:uiPriority="0" w:semiHidden="0" w:name="List Continue"/>
+    <w:lsdException w:unhideWhenUsed="0" w:uiPriority="0" w:semiHidden="0" w:name="List Continue 2"/>
+    <w:lsdException w:unhideWhenUsed="0" w:uiPriority="0" w:semiHidden="0" w:name="List Continue 3"/>
+    <w:lsdException w:unhideWhenUsed="0" w:uiPriority="0" w:semiHidden="0" w:name="List Continue 4"/>
+    <w:lsdException w:unhideWhenUsed="0" w:uiPriority="0" w:semiHidden="0" w:name="List Continue 5"/>
+    <w:lsdException w:unhideWhenUsed="0" w:uiPriority="0" w:semiHidden="0" w:name="Message Header"/>
+    <w:lsdException w:qFormat="1" w:unhideWhenUsed="0" w:uiPriority="0" w:semiHidden="0" w:name="Subtitle"/>
+    <w:lsdException w:unhideWhenUsed="0" w:uiPriority="0" w:semiHidden="0" w:name="Salutation"/>
+    <w:lsdException w:unhideWhenUsed="0" w:uiPriority="0" w:semiHidden="0" w:name="Date"/>
+    <w:lsdException w:unhideWhenUsed="0" w:uiPriority="0" w:semiHidden="0" w:name="Body Text First Indent"/>
+    <w:lsdException w:unhideWhenUsed="0" w:uiPriority="0" w:semiHidden="0" w:name="Body Text First Indent 2"/>
+    <w:lsdException w:uiPriority="99" w:name="Note Heading"/>
+    <w:lsdException w:unhideWhenUsed="0" w:uiPriority="0" w:semiHidden="0" w:name="Body Text 2"/>
+    <w:lsdException w:unhideWhenUsed="0" w:uiPriority="0" w:semiHidden="0" w:name="Body Text 3"/>
+    <w:lsdException w:unhideWhenUsed="0" w:uiPriority="0" w:semiHidden="0" w:name="Body Text Indent 2"/>
+    <w:lsdException w:unhideWhenUsed="0" w:uiPriority="0" w:semiHidden="0" w:name="Body Text Indent 3"/>
+    <w:lsdException w:unhideWhenUsed="0" w:uiPriority="0" w:semiHidden="0" w:name="Block Text"/>
+    <w:lsdException w:unhideWhenUsed="0" w:uiPriority="0" w:semiHidden="0" w:name="Hyperlink"/>
+    <w:lsdException w:unhideWhenUsed="0" w:uiPriority="0" w:semiHidden="0" w:name="FollowedHyperlink"/>
+    <w:lsdException w:qFormat="1" w:unhideWhenUsed="0" w:uiPriority="0" w:semiHidden="0" w:name="Strong"/>
+    <w:lsdException w:qFormat="1" w:unhideWhenUsed="0" w:uiPriority="0" w:semiHidden="0" w:name="Emphasis"/>
+    <w:lsdException w:unhideWhenUsed="0" w:uiPriority="0" w:semiHidden="0" w:name="Document Map"/>
+    <w:lsdException w:unhideWhenUsed="0" w:uiPriority="0" w:semiHidden="0" w:name="Plain Text"/>
+    <w:lsdException w:unhideWhenUsed="0" w:uiPriority="0" w:semiHidden="0" w:name="E-mail Signature"/>
+    <w:lsdException w:qFormat="1" w:unhideWhenUsed="0" w:uiPriority="0" w:semiHidden="0" w:name="Normal (Web)"/>
+    <w:lsdException w:unhideWhenUsed="0" w:uiPriority="0" w:semiHidden="0" w:name="HTML Acronym"/>
+    <w:lsdException w:unhideWhenUsed="0" w:uiPriority="0" w:semiHidden="0" w:name="HTML Address"/>
+    <w:lsdException w:unhideWhenUsed="0" w:uiPriority="0" w:semiHidden="0" w:name="HTML Cite"/>
+    <w:lsdException w:unhideWhenUsed="0" w:uiPriority="0" w:semiHidden="0" w:name="HTML Code"/>
+    <w:lsdException w:unhideWhenUsed="0" w:uiPriority="0" w:semiHidden="0" w:name="HTML Definition"/>
+    <w:lsdException w:unhideWhenUsed="0" w:uiPriority="0" w:semiHidden="0" w:name="HTML Keyboard"/>
+    <w:lsdException w:qFormat="1" w:unhideWhenUsed="0" w:uiPriority="0" w:semiHidden="0" w:name="HTML Preformatted"/>
+    <w:lsdException w:unhideWhenUsed="0" w:uiPriority="0" w:semiHidden="0" w:name="HTML Sample"/>
+    <w:lsdException w:unhideWhenUsed="0" w:uiPriority="0" w:semiHidden="0" w:name="HTML Typewriter"/>
+    <w:lsdException w:unhideWhenUsed="0" w:uiPriority="0" w:semiHidden="0" w:name="HTML Variable"/>
+    <w:lsdException w:qFormat="1" w:unhideWhenUsed="0" w:uiPriority="0" w:name="Normal Table"/>
+    <w:lsdException w:unhideWhenUsed="0" w:uiPriority="0" w:semiHidden="0" w:name="annotation subject"/>
+    <w:lsdException w:unhideWhenUsed="0" w:uiPriority="0" w:semiHidden="0" w:name="Table Simple 1"/>
+    <w:lsdException w:unhideWhenUsed="0" w:uiPriority="0" w:semiHidden="0" w:name="Table Simple 2"/>
+    <w:lsdException w:unhideWhenUsed="0" w:uiPriority="0" w:semiHidden="0" w:name="Table Simple 3"/>
+    <w:lsdException w:unhideWhenUsed="0" w:uiPriority="0" w:semiHidden="0" w:name="Table Classic 1"/>
+    <w:lsdException w:unhideWhenUsed="0" w:uiPriority="0" w:semiHidden="0" w:name="Table Classic 2"/>
+    <w:lsdException w:unhideWhenUsed="0" w:uiPriority="0" w:semiHidden="0" w:name="Table Classic 3"/>
+    <w:lsdException w:unhideWhenUsed="0" w:uiPriority="0" w:semiHidden="0" w:name="Table Classic 4"/>
+    <w:lsdException w:unhideWhenUsed="0" w:uiPriority="0" w:semiHidden="0" w:name="Table Colorful 1"/>
+    <w:lsdException w:unhideWhenUsed="0" w:uiPriority="0" w:semiHidden="0" w:name="Table Colorful 2"/>
+    <w:lsdException w:unhideWhenUsed="0" w:uiPriority="0" w:semiHidden="0" w:name="Table Colorful 3"/>
+    <w:lsdException w:unhideWhenUsed="0" w:uiPriority="0" w:semiHidden="0" w:name="Table Columns 1"/>
+    <w:lsdException w:unhideWhenUsed="0" w:uiPriority="0" w:semiHidden="0" w:name="Table Columns 2"/>
+    <w:lsdException w:unhideWhenUsed="0" w:uiPriority="0" w:semiHidden="0" w:name="Table Columns 3"/>
+    <w:lsdException w:unhideWhenUsed="0" w:uiPriority="0" w:semiHidden="0" w:name="Table Columns 4"/>
+    <w:lsdException w:unhideWhenUsed="0" w:uiPriority="0" w:semiHidden="0" w:name="Table Columns 5"/>
+    <w:lsdException w:unhideWhenUsed="0" w:uiPriority="0" w:semiHidden="0" w:name="Table Grid 1"/>
+    <w:lsdException w:unhideWhenUsed="0" w:uiPriority="0" w:semiHidden="0" w:name="Table Grid 2"/>
+    <w:lsdException w:unhideWhenUsed="0" w:uiPriority="0" w:semiHidden="0" w:name="Table Grid 3"/>
+    <w:lsdException w:unhideWhenUsed="0" w:uiPriority="0" w:semiHidden="0" w:name="Table Grid 4"/>
+    <w:lsdException w:unhideWhenUsed="0" w:uiPriority="0" w:semiHidden="0" w:name="Table Grid 5"/>
+    <w:lsdException w:unhideWhenUsed="0" w:uiPriority="0" w:semiHidden="0" w:name="Table Grid 6"/>
+    <w:lsdException w:unhideWhenUsed="0" w:uiPriority="0" w:semiHidden="0" w:name="Table Grid 7"/>
+    <w:lsdException w:unhideWhenUsed="0" w:uiPriority="0" w:semiHidden="0" w:name="Table Grid 8"/>
+    <w:lsdException w:unhideWhenUsed="0" w:uiPriority="0" w:semiHidden="0" w:name="Table List 1"/>
+    <w:lsdException w:unhideWhenUsed="0" w:uiPriority="0" w:semiHidden="0" w:name="Table List 2"/>
+    <w:lsdException w:unhideWhenUsed="0" w:uiPriority="0" w:semiHidden="0" w:name="Table List 3"/>
+    <w:lsdException w:unhideWhenUsed="0" w:uiPriority="0" w:semiHidden="0" w:name="Table List 4"/>
+    <w:lsdException w:unhideWhenUsed="0" w:uiPriority="0" w:semiHidden="0" w:name="Table List 5"/>
+    <w:lsdException w:unhideWhenUsed="0" w:uiPriority="0" w:semiHidden="0" w:name="Table List 6"/>
+    <w:lsdException w:unhideWhenUsed="0" w:uiPriority="0" w:semiHidden="0" w:name="Table List 7"/>
+    <w:lsdException w:unhideWhenUsed="0" w:uiPriority="0" w:semiHidden="0" w:name="Table List 8"/>
+    <w:lsdException w:unhideWhenUsed="0" w:uiPriority="0" w:semiHidden="0" w:name="Table 3D effects 1"/>
+    <w:lsdException w:unhideWhenUsed="0" w:uiPriority="0" w:semiHidden="0" w:name="Table 3D effects 2"/>
+    <w:lsdException w:unhideWhenUsed="0" w:uiPriority="0" w:semiHidden="0" w:name="Table 3D effects 3"/>
+    <w:lsdException w:unhideWhenUsed="0" w:uiPriority="0" w:semiHidden="0" w:name="Table Contemporary"/>
+    <w:lsdException w:unhideWhenUsed="0" w:uiPriority="0" w:semiHidden="0" w:name="Table Elegant"/>
+    <w:lsdException w:unhideWhenUsed="0" w:uiPriority="0" w:semiHidden="0" w:name="Table Professional"/>
+    <w:lsdException w:unhideWhenUsed="0" w:uiPriority="0" w:semiHidden="0" w:name="Table Subtle 1"/>
+    <w:lsdException w:unhideWhenUsed="0" w:uiPriority="0" w:semiHidden="0" w:name="Table Subtle 2"/>
+    <w:lsdException w:unhideWhenUsed="0" w:uiPriority="0" w:semiHidden="0" w:name="Table Web 1"/>
+    <w:lsdException w:unhideWhenUsed="0" w:uiPriority="0" w:semiHidden="0" w:name="Table Web 2"/>
+    <w:lsdException w:unhideWhenUsed="0" w:uiPriority="0" w:semiHidden="0" w:name="Table Web 3"/>
+    <w:lsdException w:unhideWhenUsed="0" w:uiPriority="0" w:semiHidden="0" w:name="Balloon Text"/>
+    <w:lsdException w:qFormat="1" w:unhideWhenUsed="0" w:uiPriority="0" w:semiHidden="0" w:name="Table Grid"/>
+    <w:lsdException w:unhideWhenUsed="0" w:uiPriority="0" w:semiHidden="0" w:name="Table Theme"/>
+    <w:lsdException w:unhideWhenUsed="0" w:uiPriority="60" w:semiHidden="0" w:name="Light Shading"/>
+    <w:lsdException w:unhideWhenUsed="0" w:uiPriority="61" w:semiHidden="0" w:name="Light List"/>
+    <w:lsdException w:unhideWhenUsed="0" w:uiPriority="62" w:semiHidden="0" w:name="Light Grid"/>
+    <w:lsdException w:unhideWhenUsed="0" w:uiPriority="63" w:semiHidden="0" w:name="Medium Shading 1"/>
+    <w:lsdException w:unhideWhenUsed="0" w:uiPriority="64" w:semiHidden="0" w:name="Medium Shading 2"/>
+    <w:lsdException w:unhideWhenUsed="0" w:uiPriority="65" w:semiHidden="0" w:name="Medium List 1"/>
+    <w:lsdException w:unhideWhenUsed="0" w:uiPriority="66" w:semiHidden="0" w:name="Medium List 2"/>
+    <w:lsdException w:unhideWhenUsed="0" w:uiPriority="67" w:semiHidden="0" w:name="Medium Grid 1"/>
+    <w:lsdException w:unhideWhenUsed="0" w:uiPriority="68" w:semiHidden="0" w:name="Medium Grid 2"/>
+    <w:lsdException w:unhideWhenUsed="0" w:uiPriority="69" w:semiHidden="0" w:name="Medium Grid 3"/>
+    <w:lsdException w:unhideWhenUsed="0" w:uiPriority="70" w:semiHidden="0" w:name="Dark List"/>
+    <w:lsdException w:unhideWhenUsed="0" w:uiPriority="71" w:semiHidden="0" w:name="Colorful Shading"/>
+    <w:lsdException w:unhideWhenUsed="0" w:uiPriority="72" w:semiHidden="0" w:name="Colorful List"/>
+    <w:lsdException w:unhideWhenUsed="0" w:uiPriority="73" w:semiHidden="0" w:name="Colorful Grid"/>
+    <w:lsdException w:unhideWhenUsed="0" w:uiPriority="60" w:semiHidden="0" w:name="Light Shading Accent 1"/>
+    <w:lsdException w:unhideWhenUsed="0" w:uiPriority="61" w:semiHidden="0" w:name="Light List Accent 1"/>
+    <w:lsdException w:unhideWhenUsed="0" w:uiPriority="62" w:semiHidden="0" w:name="Light Grid Accent 1"/>
+    <w:lsdException w:unhideWhenUsed="0" w:uiPriority="63" w:semiHidden="0" w:name="Medium Shading 1 Accent 1"/>
+    <w:lsdException w:unhideWhenUsed="0" w:uiPriority="64" w:semiHidden="0" w:name="Medium Shading 2 Accent 1"/>
+    <w:lsdException w:unhideWhenUsed="0" w:uiPriority="65" w:semiHidden="0" w:name="Medium List 1 Accent 1"/>
+    <w:lsdException w:unhideWhenUsed="0" w:uiPriority="66" w:semiHidden="0" w:name="Medium List 2 Accent 1"/>
+    <w:lsdException w:unhideWhenUsed="0" w:uiPriority="67" w:semiHidden="0" w:name="Medium Grid 1 Accent 1"/>
+    <w:lsdException w:unhideWhenUsed="0" w:uiPriority="68" w:semiHidden="0" w:name="Medium Grid 2 Accent 1"/>
+    <w:lsdException w:unhideWhenUsed="0" w:uiPriority="69" w:semiHidden="0" w:name="Medium Grid 3 Accent 1"/>
+    <w:lsdException w:unhideWhenUsed="0" w:uiPriority="70" w:semiHidden="0" w:name="Dark List Accent 1"/>
+    <w:lsdException w:unhideWhenUsed="0" w:uiPriority="71" w:semiHidden="0" w:name="Colorful Shading Accent 1"/>
+    <w:lsdException w:unhideWhenUsed="0" w:uiPriority="72" w:semiHidden="0" w:name="Colorful List Accent 1"/>
+    <w:lsdException w:unhideWhenUsed="0" w:uiPriority="73" w:semiHidden="0" w:name="Colorful Grid Accent 1"/>
+    <w:lsdException w:unhideWhenUsed="0" w:uiPriority="60" w:semiHidden="0" w:name="Light Shading Accent 2"/>
+    <w:lsdException w:unhideWhenUsed="0" w:uiPriority="61" w:semiHidden="0" w:name="Light List Accent 2"/>
+    <w:lsdException w:unhideWhenUsed="0" w:uiPriority="62" w:semiHidden="0" w:name="Light Grid Accent 2"/>
+    <w:lsdException w:unhideWhenUsed="0" w:uiPriority="63" w:semiHidden="0" w:name="Medium Shading 1 Accent 2"/>
+    <w:lsdException w:unhideWhenUsed="0" w:uiPriority="64" w:semiHidden="0" w:name="Medium Shading 2 Accent 2"/>
+    <w:lsdException w:unhideWhenUsed="0" w:uiPriority="65" w:semiHidden="0" w:name="Medium List 1 Accent 2"/>
+    <w:lsdException w:unhideWhenUsed="0" w:uiPriority="66" w:semiHidden="0" w:name="Medium List 2 Accent 2"/>
+    <w:lsdException w:unhideWhenUsed="0" w:uiPriority="67" w:semiHidden="0" w:name="Medium Grid 1 Accent 2"/>
+    <w:lsdException w:unhideWhenUsed="0" w:uiPriority="68" w:semiHidden="0" w:name="Medium Grid 2 Accent 2"/>
+    <w:lsdException w:unhideWhenUsed="0" w:uiPriority="69" w:semiHidden="0" w:name="Medium Grid 3 Accent 2"/>
+    <w:lsdException w:unhideWhenUsed="0" w:uiPriority="70" w:semiHidden="0" w:name="Dark List Accent 2"/>
+    <w:lsdException w:unhideWhenUsed="0" w:uiPriority="71" w:semiHidden="0" w:name="Colorful Shading Accent 2"/>
+    <w:lsdException w:unhideWhenUsed="0" w:uiPriority="72" w:semiHidden="0" w:name="Colorful List Accent 2"/>
+    <w:lsdException w:unhideWhenUsed="0" w:uiPriority="73" w:semiHidden="0" w:name="Colorful Grid Accent 2"/>
+    <w:lsdException w:unhideWhenUsed="0" w:uiPriority="60" w:semiHidden="0" w:name="Light Shading Accent 3"/>
+    <w:lsdException w:unhideWhenUsed="0" w:uiPriority="61" w:semiHidden="0" w:name="Light List Accent 3"/>
+    <w:lsdException w:unhideWhenUsed="0" w:uiPriority="62" w:semiHidden="0" w:name="Light Grid Accent 3"/>
+    <w:lsdException w:unhideWhenUsed="0" w:uiPriority="63" w:semiHidden="0" w:name="Medium Shading 1 Accent 3"/>
+    <w:lsdException w:unhideWhenUsed="0" w:uiPriority="64" w:semiHidden="0" w:name="Medium Shading 2 Accent 3"/>
+    <w:lsdException w:unhideWhenUsed="0" w:uiPriority="65" w:semiHidden="0" w:name="Medium List 1 Accent 3"/>
+    <w:lsdException w:unhideWhenUsed="0" w:uiPriority="66" w:semiHidden="0" w:name="Medium List 2 Accent 3"/>
+    <w:lsdException w:unhideWhenUsed="0" w:uiPriority="67" w:semiHidden="0" w:name="Medium Grid 1 Accent 3"/>
+    <w:lsdException w:unhideWhenUsed="0" w:uiPriority="68" w:semiHidden="0" w:name="Medium Grid 2 Accent 3"/>
+    <w:lsdException w:unhideWhenUsed="0" w:uiPriority="69" w:semiHidden="0" w:name="Medium Grid 3 Accent 3"/>
+    <w:lsdException w:unhideWhenUsed="0" w:uiPriority="70" w:semiHidden="0" w:name="Dark List Accent 3"/>
+    <w:lsdException w:unhideWhenUsed="0" w:uiPriority="71" w:semiHidden="0" w:name="Colorful Shading Accent 3"/>
+    <w:lsdException w:unhideWhenUsed="0" w:uiPriority="72" w:semiHidden="0" w:name="Colorful List Accent 3"/>
+    <w:lsdException w:unhideWhenUsed="0" w:uiPriority="73" w:semiHidden="0" w:name="Colorful Grid Accent 3"/>
+    <w:lsdException w:unhideWhenUsed="0" w:uiPriority="60" w:semiHidden="0" w:name="Light Shading Accent 4"/>
+    <w:lsdException w:unhideWhenUsed="0" w:uiPriority="61" w:semiHidden="0" w:name="Light List Accent 4"/>
+    <w:lsdException w:unhideWhenUsed="0" w:uiPriority="62" w:semiHidden="0" w:name="Light Grid Accent 4"/>
+    <w:lsdException w:unhideWhenUsed="0" w:uiPriority="63" w:semiHidden="0" w:name="Medium Shading 1 Accent 4"/>
+    <w:lsdException w:unhideWhenUsed="0" w:uiPriority="64" w:semiHidden="0" w:name="Medium Shading 2 Accent 4"/>
+    <w:lsdException w:unhideWhenUsed="0" w:uiPriority="65" w:semiHidden="0" w:name="Medium List 1 Accent 4"/>
+    <w:lsdException w:unhideWhenUsed="0" w:uiPriority="66" w:semiHidden="0" w:name="Medium List 2 Accent 4"/>
+    <w:lsdException w:unhideWhenUsed="0" w:uiPriority="67" w:semiHidden="0" w:name="Medium Grid 1 Accent 4"/>
+    <w:lsdException w:unhideWhenUsed="0" w:uiPriority="68" w:semiHidden="0" w:name="Medium Grid 2 Accent 4"/>
+    <w:lsdException w:unhideWhenUsed="0" w:uiPriority="69" w:semiHidden="0" w:name="Medium Grid 3 Accent 4"/>
+    <w:lsdException w:unhideWhenUsed="0" w:uiPriority="70" w:semiHidden="0" w:name="Dark List Accent 4"/>
+    <w:lsdException w:unhideWhenUsed="0" w:uiPriority="71" w:semiHidden="0" w:name="Colorful Shading Accent 4"/>
+    <w:lsdException w:unhideWhenUsed="0" w:uiPriority="72" w:semiHidden="0" w:name="Colorful List Accent 4"/>
+    <w:lsdException w:unhideWhenUsed="0" w:uiPriority="73" w:semiHidden="0" w:name="Colorful Grid Accent 4"/>
+    <w:lsdException w:unhideWhenUsed="0" w:uiPriority="60" w:semiHidden="0" w:name="Light Shading Accent 5"/>
+    <w:lsdException w:unhideWhenUsed="0" w:uiPriority="61" w:semiHidden="0" w:name="Light List Accent 5"/>
+    <w:lsdException w:unhideWhenUsed="0" w:uiPriority="62" w:semiHidden="0" w:name="Light Grid Accent 5"/>
+    <w:lsdException w:unhideWhenUsed="0" w:uiPriority="63" w:semiHidden="0" w:name="Medium Shading 1 Accent 5"/>
+    <w:lsdException w:unhideWhenUsed="0" w:uiPriority="64" w:semiHidden="0" w:name="Medium Shading 2 Accent 5"/>
+    <w:lsdException w:unhideWhenUsed="0" w:uiPriority="65" w:semiHidden="0" w:name="Medium List 1 Accent 5"/>
+    <w:lsdException w:unhideWhenUsed="0" w:uiPriority="66" w:semiHidden="0" w:name="Medium List 2 Accent 5"/>
+    <w:lsdException w:unhideWhenUsed="0" w:uiPriority="67" w:semiHidden="0" w:name="Medium Grid 1 Accent 5"/>
+    <w:lsdException w:unhideWhenUsed="0" w:uiPriority="68" w:semiHidden="0" w:name="Medium Grid 2 Accent 5"/>
+    <w:lsdException w:unhideWhenUsed="0" w:uiPriority="69" w:semiHidden="0" w:name="Medium Grid 3 Accent 5"/>
+    <w:lsdException w:unhideWhenUsed="0" w:uiPriority="70" w:semiHidden="0" w:name="Dark List Accent 5"/>
+    <w:lsdException w:unhideWhenUsed="0" w:uiPriority="71" w:semiHidden="0" w:name="Colorful Shading Accent 5"/>
+    <w:lsdException w:unhideWhenUsed="0" w:uiPriority="72" w:semiHidden="0" w:name="Colorful List Accent 5"/>
+    <w:lsdException w:unhideWhenUsed="0" w:uiPriority="73" w:semiHidden="0" w:name="Colorful Grid Accent 5"/>
+    <w:lsdException w:unhideWhenUsed="0" w:uiPriority="60" w:semiHidden="0" w:name="Light Shading Accent 6"/>
+    <w:lsdException w:unhideWhenUsed="0" w:uiPriority="61" w:semiHidden="0" w:name="Light List Accent 6"/>
+    <w:lsdException w:unhideWhenUsed="0" w:uiPriority="62" w:semiHidden="0" w:name="Light Grid Accent 6"/>
+    <w:lsdException w:unhideWhenUsed="0" w:uiPriority="63" w:semiHidden="0" w:name="Medium Shading 1 Accent 6"/>
+    <w:lsdException w:unhideWhenUsed="0" w:uiPriority="64" w:semiHidden="0" w:name="Medium Shading 2 Accent 6"/>
+    <w:lsdException w:unhideWhenUsed="0" w:uiPriority="65" w:semiHidden="0" w:name="Medium List 1 Accent 6"/>
+    <w:lsdException w:unhideWhenUsed="0" w:uiPriority="66" w:semiHidden="0" w:name="Medium List 2 Accent 6"/>
+    <w:lsdException w:unhideWhenUsed="0" w:uiPriority="67" w:semiHidden="0" w:name="Medium Grid 1 Accent 6"/>
+    <w:lsdException w:unhideWhenUsed="0" w:uiPriority="68" w:semiHidden="0" w:name="Medium Grid 2 Accent 6"/>
+    <w:lsdException w:unhideWhenUsed="0" w:uiPriority="69" w:semiHidden="0" w:name="Medium Grid 3 Accent 6"/>
+    <w:lsdException w:unhideWhenUsed="0" w:uiPriority="70" w:semiHidden="0" w:name="Dark List Accent 6"/>
+    <w:lsdException w:unhideWhenUsed="0" w:uiPriority="71" w:semiHidden="0" w:name="Colorful Shading Accent 6"/>
+    <w:lsdException w:unhideWhenUsed="0" w:uiPriority="72" w:semiHidden="0" w:name="Colorful List Accent 6"/>
+    <w:lsdException w:unhideWhenUsed="0" w:uiPriority="73" w:semiHidden="0" w:name="Colorful Grid Accent 6"/>
   </w:latentStyles>
-  <w:style w:type="paragraph" w:default="1" w:styleId="Normal">
+  <w:style w:type="paragraph" w:default="1" w:styleId="1">
     <w:name w:val="Normal"/>
     <w:qFormat/>
+    <w:uiPriority w:val="0"/>
     <w:pPr>
       <w:kinsoku w:val="0"/>
       <w:autoSpaceDE w:val="0"/>
@@ -15934,7 +16179,7 @@
       <w:textAlignment w:val="baseline"/>
     </w:pPr>
     <w:rPr>
-      <w:rFonts w:ascii="Arial" w:eastAsia="宋体" w:hAnsi="Arial" w:cs="Arial"/>
+      <w:rFonts w:ascii="Arial" w:hAnsi="Arial" w:eastAsia="宋体" w:cs="Arial"/>
       <w:snapToGrid w:val="0"/>
       <w:color w:val="000000"/>
       <w:kern w:val="0"/>
@@ -15943,11 +16188,12 @@
       <w:lang w:val="en-US" w:eastAsia="en-US" w:bidi="ar-SA"/>
     </w:rPr>
   </w:style>
-  <w:style w:type="paragraph" w:styleId="Heading1">
+  <w:style w:type="paragraph" w:styleId="2">
     <w:name w:val="heading 1"/>
-    <w:basedOn w:val="Normal"/>
-    <w:next w:val="Normal"/>
+    <w:basedOn w:val="1"/>
+    <w:next w:val="1"/>
     <w:qFormat/>
+    <w:uiPriority w:val="0"/>
     <w:pPr>
       <w:keepNext/>
       <w:keepLines/>
@@ -15965,12 +16211,13 @@
       <w:sz w:val="44"/>
     </w:rPr>
   </w:style>
-  <w:style w:type="paragraph" w:styleId="Heading2">
+  <w:style w:type="paragraph" w:styleId="3">
     <w:name w:val="heading 2"/>
-    <w:basedOn w:val="Normal"/>
-    <w:next w:val="Normal"/>
+    <w:basedOn w:val="1"/>
+    <w:next w:val="1"/>
     <w:unhideWhenUsed/>
     <w:qFormat/>
+    <w:uiPriority w:val="0"/>
     <w:pPr>
       <w:keepNext/>
       <w:keepLines/>
@@ -15983,18 +16230,19 @@
       <w:outlineLvl w:val="1"/>
     </w:pPr>
     <w:rPr>
-      <w:rFonts w:ascii="Arial" w:eastAsia="黑体" w:hAnsi="Arial"/>
+      <w:rFonts w:ascii="Arial" w:hAnsi="Arial" w:eastAsia="黑体"/>
       <w:b/>
       <w:sz w:val="32"/>
     </w:rPr>
   </w:style>
-  <w:style w:type="paragraph" w:styleId="Heading3">
+  <w:style w:type="paragraph" w:styleId="4">
     <w:name w:val="heading 3"/>
-    <w:basedOn w:val="Normal"/>
-    <w:next w:val="Normal"/>
+    <w:basedOn w:val="1"/>
+    <w:next w:val="1"/>
     <w:semiHidden/>
     <w:unhideWhenUsed/>
     <w:qFormat/>
+    <w:uiPriority w:val="0"/>
     <w:pPr>
       <w:keepNext/>
       <w:keepLines/>
@@ -16011,12 +16259,13 @@
       <w:sz w:val="32"/>
     </w:rPr>
   </w:style>
-  <w:style w:type="paragraph" w:styleId="Heading4">
+  <w:style w:type="paragraph" w:styleId="5">
     <w:name w:val="heading 4"/>
-    <w:basedOn w:val="Normal"/>
-    <w:next w:val="Normal"/>
+    <w:basedOn w:val="1"/>
+    <w:next w:val="1"/>
     <w:unhideWhenUsed/>
     <w:qFormat/>
+    <w:uiPriority w:val="0"/>
     <w:pPr>
       <w:keepNext/>
       <w:keepLines/>
@@ -16029,18 +16278,19 @@
       <w:outlineLvl w:val="3"/>
     </w:pPr>
     <w:rPr>
-      <w:rFonts w:ascii="Arial" w:eastAsia="黑体" w:hAnsi="Arial"/>
+      <w:rFonts w:ascii="Arial" w:hAnsi="Arial" w:eastAsia="黑体"/>
       <w:b/>
       <w:sz w:val="28"/>
     </w:rPr>
   </w:style>
-  <w:style w:type="paragraph" w:styleId="Heading5">
+  <w:style w:type="paragraph" w:styleId="6">
     <w:name w:val="heading 5"/>
-    <w:basedOn w:val="Normal"/>
-    <w:next w:val="Normal"/>
+    <w:basedOn w:val="1"/>
+    <w:next w:val="1"/>
     <w:semiHidden/>
     <w:unhideWhenUsed/>
     <w:qFormat/>
+    <w:uiPriority w:val="0"/>
     <w:pPr>
       <w:keepNext/>
       <w:keepLines/>
@@ -16057,13 +16307,14 @@
       <w:sz w:val="28"/>
     </w:rPr>
   </w:style>
-  <w:style w:type="paragraph" w:styleId="Heading6">
+  <w:style w:type="paragraph" w:styleId="7">
     <w:name w:val="heading 6"/>
-    <w:basedOn w:val="Normal"/>
-    <w:next w:val="Normal"/>
+    <w:basedOn w:val="1"/>
+    <w:next w:val="1"/>
     <w:semiHidden/>
     <w:unhideWhenUsed/>
     <w:qFormat/>
+    <w:uiPriority w:val="0"/>
     <w:pPr>
       <w:keepNext/>
       <w:keepLines/>
@@ -16076,18 +16327,19 @@
       <w:outlineLvl w:val="5"/>
     </w:pPr>
     <w:rPr>
-      <w:rFonts w:ascii="Arial" w:eastAsia="黑体" w:hAnsi="Arial"/>
+      <w:rFonts w:ascii="Arial" w:hAnsi="Arial" w:eastAsia="黑体"/>
       <w:b/>
       <w:sz w:val="24"/>
     </w:rPr>
   </w:style>
-  <w:style w:type="paragraph" w:styleId="Heading7">
+  <w:style w:type="paragraph" w:styleId="8">
     <w:name w:val="heading 7"/>
-    <w:basedOn w:val="Normal"/>
-    <w:next w:val="Normal"/>
+    <w:basedOn w:val="1"/>
+    <w:next w:val="1"/>
     <w:semiHidden/>
     <w:unhideWhenUsed/>
     <w:qFormat/>
+    <w:uiPriority w:val="0"/>
     <w:pPr>
       <w:keepNext/>
       <w:keepLines/>
@@ -16104,13 +16356,14 @@
       <w:sz w:val="24"/>
     </w:rPr>
   </w:style>
-  <w:style w:type="paragraph" w:styleId="Heading8">
+  <w:style w:type="paragraph" w:styleId="9">
     <w:name w:val="heading 8"/>
-    <w:basedOn w:val="Normal"/>
-    <w:next w:val="Normal"/>
+    <w:basedOn w:val="1"/>
+    <w:next w:val="1"/>
     <w:semiHidden/>
     <w:unhideWhenUsed/>
     <w:qFormat/>
+    <w:uiPriority w:val="0"/>
     <w:pPr>
       <w:keepNext/>
       <w:keepLines/>
@@ -16123,17 +16376,18 @@
       <w:outlineLvl w:val="7"/>
     </w:pPr>
     <w:rPr>
-      <w:rFonts w:ascii="Arial" w:eastAsia="黑体" w:hAnsi="Arial"/>
+      <w:rFonts w:ascii="Arial" w:hAnsi="Arial" w:eastAsia="黑体"/>
       <w:sz w:val="24"/>
     </w:rPr>
   </w:style>
-  <w:style w:type="paragraph" w:styleId="Heading9">
+  <w:style w:type="paragraph" w:styleId="10">
     <w:name w:val="heading 9"/>
-    <w:basedOn w:val="Normal"/>
-    <w:next w:val="Normal"/>
+    <w:basedOn w:val="1"/>
+    <w:next w:val="1"/>
     <w:semiHidden/>
     <w:unhideWhenUsed/>
     <w:qFormat/>
+    <w:uiPriority w:val="0"/>
     <w:pPr>
       <w:keepNext/>
       <w:keepLines/>
@@ -16146,19 +16400,21 @@
       <w:outlineLvl w:val="8"/>
     </w:pPr>
     <w:rPr>
-      <w:rFonts w:ascii="Arial" w:eastAsia="黑体" w:hAnsi="Arial"/>
+      <w:rFonts w:ascii="Arial" w:hAnsi="Arial" w:eastAsia="黑体"/>
       <w:sz w:val="21"/>
     </w:rPr>
   </w:style>
-  <w:style w:type="character" w:default="1" w:styleId="DefaultParagraphFont">
+  <w:style w:type="character" w:default="1" w:styleId="24">
     <w:name w:val="Default Paragraph Font"/>
     <w:semiHidden/>
     <w:qFormat/>
+    <w:uiPriority w:val="0"/>
   </w:style>
-  <w:style w:type="table" w:default="1" w:styleId="TableNormal">
+  <w:style w:type="table" w:default="1" w:styleId="22">
     <w:name w:val="Normal Table"/>
     <w:semiHidden/>
     <w:qFormat/>
+    <w:uiPriority w:val="0"/>
     <w:tblPr>
       <w:tblCellMar>
         <w:top w:w="0" w:type="dxa"/>
@@ -16168,39 +16424,43 @@
       </w:tblCellMar>
     </w:tblPr>
   </w:style>
-  <w:style w:type="paragraph" w:styleId="CommentText">
+  <w:style w:type="paragraph" w:styleId="11">
     <w:name w:val="annotation text"/>
-    <w:basedOn w:val="Normal"/>
+    <w:basedOn w:val="1"/>
     <w:qFormat/>
+    <w:uiPriority w:val="0"/>
     <w:pPr>
       <w:jc w:val="left"/>
     </w:pPr>
   </w:style>
-  <w:style w:type="paragraph" w:styleId="BodyText">
+  <w:style w:type="paragraph" w:styleId="12">
     <w:name w:val="Body Text"/>
-    <w:basedOn w:val="Normal"/>
+    <w:basedOn w:val="1"/>
     <w:semiHidden/>
     <w:qFormat/>
+    <w:uiPriority w:val="0"/>
     <w:rPr>
-      <w:rFonts w:ascii="Arial" w:eastAsia="Arial" w:hAnsi="Arial" w:cs="Arial"/>
+      <w:rFonts w:ascii="Arial" w:hAnsi="Arial" w:eastAsia="Arial" w:cs="Arial"/>
       <w:sz w:val="21"/>
       <w:szCs w:val="21"/>
       <w:lang w:val="en-US" w:eastAsia="en-US" w:bidi="ar-SA"/>
     </w:rPr>
   </w:style>
-  <w:style w:type="paragraph" w:styleId="TOC3">
+  <w:style w:type="paragraph" w:styleId="13">
     <w:name w:val="toc 3"/>
-    <w:basedOn w:val="Normal"/>
-    <w:next w:val="Normal"/>
+    <w:basedOn w:val="1"/>
+    <w:next w:val="1"/>
     <w:qFormat/>
+    <w:uiPriority w:val="0"/>
     <w:pPr>
       <w:ind w:left="840" w:leftChars="400"/>
     </w:pPr>
   </w:style>
-  <w:style w:type="paragraph" w:styleId="Footer">
+  <w:style w:type="paragraph" w:styleId="14">
     <w:name w:val="footer"/>
-    <w:basedOn w:val="Normal"/>
+    <w:basedOn w:val="1"/>
     <w:qFormat/>
+    <w:uiPriority w:val="0"/>
     <w:pPr>
       <w:tabs>
         <w:tab w:val="center" w:pos="4153"/>
@@ -16213,16 +16473,17 @@
       <w:sz w:val="18"/>
     </w:rPr>
   </w:style>
-  <w:style w:type="paragraph" w:styleId="Header">
+  <w:style w:type="paragraph" w:styleId="15">
     <w:name w:val="header"/>
-    <w:basedOn w:val="Normal"/>
+    <w:basedOn w:val="1"/>
     <w:qFormat/>
+    <w:uiPriority w:val="0"/>
     <w:pPr>
       <w:pBdr>
-        <w:top w:val="nil"/>
-        <w:left w:val="nil"/>
-        <w:bottom w:val="nil"/>
-        <w:right w:val="nil"/>
+        <w:top w:val="none" w:color="auto" w:sz="0" w:space="0"/>
+        <w:left w:val="none" w:color="auto" w:sz="0" w:space="0"/>
+        <w:bottom w:val="none" w:color="auto" w:sz="0" w:space="0"/>
+        <w:right w:val="none" w:color="auto" w:sz="0" w:space="0"/>
       </w:pBdr>
       <w:tabs>
         <w:tab w:val="center" w:pos="4153"/>
@@ -16237,37 +16498,41 @@
       <w:sz w:val="18"/>
     </w:rPr>
   </w:style>
-  <w:style w:type="paragraph" w:styleId="TOC1">
+  <w:style w:type="paragraph" w:styleId="16">
     <w:name w:val="toc 1"/>
-    <w:basedOn w:val="Normal"/>
-    <w:next w:val="Normal"/>
+    <w:basedOn w:val="1"/>
+    <w:next w:val="1"/>
     <w:qFormat/>
+    <w:uiPriority w:val="0"/>
     <w:rPr>
-      <w:rFonts w:ascii="Arial" w:eastAsia="Microsoft JhengHei" w:hAnsi="Arial"/>
+      <w:rFonts w:ascii="Arial" w:hAnsi="Arial" w:eastAsia="Microsoft JhengHei"/>
       <w:sz w:val="24"/>
     </w:rPr>
   </w:style>
-  <w:style w:type="paragraph" w:styleId="TableofFigures">
+  <w:style w:type="paragraph" w:styleId="17">
     <w:name w:val="table of figures"/>
-    <w:basedOn w:val="Normal"/>
-    <w:next w:val="Normal"/>
+    <w:basedOn w:val="1"/>
+    <w:next w:val="1"/>
     <w:qFormat/>
+    <w:uiPriority w:val="0"/>
     <w:pPr>
-      <w:ind w:hanging="200" w:leftChars="200" w:hangingChars="200"/>
+      <w:ind w:leftChars="200" w:hanging="200" w:hangingChars="200"/>
     </w:pPr>
   </w:style>
-  <w:style w:type="paragraph" w:styleId="TOC2">
+  <w:style w:type="paragraph" w:styleId="18">
     <w:name w:val="toc 2"/>
-    <w:basedOn w:val="Normal"/>
-    <w:next w:val="Normal"/>
+    <w:basedOn w:val="1"/>
+    <w:next w:val="1"/>
     <w:qFormat/>
+    <w:uiPriority w:val="0"/>
     <w:pPr>
       <w:ind w:left="420" w:leftChars="200"/>
     </w:pPr>
   </w:style>
-  <w:style w:type="paragraph" w:styleId="HTMLPreformatted">
+  <w:style w:type="paragraph" w:styleId="19">
     <w:name w:val="HTML Preformatted"/>
     <w:qFormat/>
+    <w:uiPriority w:val="0"/>
     <w:pPr>
       <w:tabs>
         <w:tab w:val="left" w:pos="916"/>
@@ -16290,25 +16555,27 @@
       <w:jc w:val="left"/>
     </w:pPr>
     <w:rPr>
-      <w:rFonts w:ascii="宋体" w:eastAsia="宋体" w:hAnsi="宋体" w:cs="宋体" w:hint="eastAsia"/>
+      <w:rFonts w:hint="eastAsia" w:ascii="宋体" w:hAnsi="宋体" w:eastAsia="宋体" w:cs="宋体"/>
       <w:kern w:val="0"/>
       <w:sz w:val="24"/>
       <w:szCs w:val="24"/>
       <w:lang w:val="en-US" w:eastAsia="zh-CN"/>
     </w:rPr>
   </w:style>
-  <w:style w:type="paragraph" w:styleId="NormalWeb">
+  <w:style w:type="paragraph" w:styleId="20">
     <w:name w:val="Normal (Web)"/>
-    <w:basedOn w:val="Normal"/>
+    <w:basedOn w:val="1"/>
     <w:qFormat/>
+    <w:uiPriority w:val="0"/>
     <w:rPr>
       <w:sz w:val="24"/>
     </w:rPr>
   </w:style>
-  <w:style w:type="paragraph" w:styleId="Title">
+  <w:style w:type="paragraph" w:styleId="21">
     <w:name w:val="Title"/>
-    <w:basedOn w:val="Normal"/>
+    <w:basedOn w:val="1"/>
     <w:qFormat/>
+    <w:uiPriority w:val="0"/>
     <w:pPr>
       <w:spacing w:before="240" w:beforeLines="0" w:beforeAutospacing="0" w:after="60" w:afterLines="0" w:afterAutospacing="0"/>
       <w:jc w:val="center"/>
@@ -16320,68 +16587,73 @@
       <w:sz w:val="32"/>
     </w:rPr>
   </w:style>
-  <w:style w:type="table" w:styleId="TableGrid">
+  <w:style w:type="table" w:styleId="23">
     <w:name w:val="Table Grid"/>
-    <w:basedOn w:val="TableNormal"/>
+    <w:basedOn w:val="22"/>
     <w:qFormat/>
+    <w:uiPriority w:val="0"/>
     <w:pPr>
       <w:widowControl w:val="0"/>
       <w:jc w:val="both"/>
     </w:pPr>
     <w:tblPr>
       <w:tblBorders>
-        <w:top w:val="single" w:sz="4" w:space="0" w:color="auto"/>
-        <w:left w:val="single" w:sz="4" w:space="0" w:color="auto"/>
-        <w:bottom w:val="single" w:sz="4" w:space="0" w:color="auto"/>
-        <w:right w:val="single" w:sz="4" w:space="0" w:color="auto"/>
-        <w:insideH w:val="single" w:sz="4" w:space="0" w:color="auto"/>
-        <w:insideV w:val="single" w:sz="4" w:space="0" w:color="auto"/>
+        <w:top w:val="single" w:color="auto" w:sz="4" w:space="0"/>
+        <w:left w:val="single" w:color="auto" w:sz="4" w:space="0"/>
+        <w:bottom w:val="single" w:color="auto" w:sz="4" w:space="0"/>
+        <w:right w:val="single" w:color="auto" w:sz="4" w:space="0"/>
+        <w:insideH w:val="single" w:color="auto" w:sz="4" w:space="0"/>
+        <w:insideV w:val="single" w:color="auto" w:sz="4" w:space="0"/>
       </w:tblBorders>
     </w:tblPr>
   </w:style>
-  <w:style w:type="character" w:styleId="Strong">
+  <w:style w:type="character" w:styleId="25">
     <w:name w:val="Strong"/>
-    <w:basedOn w:val="DefaultParagraphFont"/>
+    <w:basedOn w:val="24"/>
     <w:qFormat/>
+    <w:uiPriority w:val="0"/>
     <w:rPr>
       <w:b/>
     </w:rPr>
   </w:style>
-  <w:style w:type="paragraph" w:customStyle="1" w:styleId="a">
+  <w:style w:type="paragraph" w:customStyle="1" w:styleId="26">
     <w:name w:val="柴_公司名"/>
-    <w:basedOn w:val="Title"/>
+    <w:basedOn w:val="21"/>
     <w:qFormat/>
+    <w:uiPriority w:val="0"/>
     <w:pPr>
       <w:spacing w:after="600" w:afterLines="600"/>
     </w:pPr>
     <w:rPr>
-      <w:rFonts w:ascii="宋体" w:eastAsia="宋体" w:hAnsi="宋体" w:cs="宋体" w:hint="eastAsia"/>
+      <w:rFonts w:hint="eastAsia" w:ascii="宋体" w:hAnsi="宋体" w:eastAsia="宋体" w:cs="宋体"/>
       <w:bCs/>
       <w:spacing w:val="-6"/>
       <w:sz w:val="52"/>
       <w:szCs w:val="52"/>
     </w:rPr>
   </w:style>
-  <w:style w:type="paragraph" w:customStyle="1" w:styleId="a0">
+  <w:style w:type="paragraph" w:customStyle="1" w:styleId="27">
     <w:name w:val="柴_文档名"/>
-    <w:basedOn w:val="Title"/>
+    <w:basedOn w:val="21"/>
     <w:qFormat/>
+    <w:uiPriority w:val="0"/>
     <w:pPr>
       <w:spacing w:after="900" w:afterLines="900"/>
     </w:pPr>
     <w:rPr>
-      <w:rFonts w:ascii="黑体" w:eastAsia="黑体" w:hAnsi="黑体" w:cs="黑体"/>
+      <w:rFonts w:ascii="黑体" w:hAnsi="黑体" w:eastAsia="黑体" w:cs="黑体"/>
       <w:bCs/>
       <w:spacing w:val="-7"/>
       <w:sz w:val="52"/>
       <w:szCs w:val="52"/>
     </w:rPr>
   </w:style>
-  <w:style w:type="table" w:customStyle="1" w:styleId="TableNormal0">
+  <w:style w:type="table" w:customStyle="1" w:styleId="28">
     <w:name w:val="Table Normal_0"/>
     <w:semiHidden/>
     <w:unhideWhenUsed/>
     <w:qFormat/>
+    <w:uiPriority w:val="0"/>
     <w:tblPr>
       <w:tblCellMar>
         <w:top w:w="0" w:type="dxa"/>
@@ -16391,82 +16663,88 @@
       </w:tblCellMar>
     </w:tblPr>
   </w:style>
-  <w:style w:type="paragraph" w:customStyle="1" w:styleId="TableText">
+  <w:style w:type="paragraph" w:customStyle="1" w:styleId="29">
     <w:name w:val="Table Text"/>
-    <w:basedOn w:val="Normal"/>
+    <w:basedOn w:val="1"/>
     <w:semiHidden/>
     <w:qFormat/>
+    <w:uiPriority w:val="0"/>
     <w:rPr>
-      <w:rFonts w:ascii="宋体" w:eastAsia="宋体" w:hAnsi="宋体" w:cs="宋体"/>
+      <w:rFonts w:ascii="宋体" w:hAnsi="宋体" w:eastAsia="宋体" w:cs="宋体"/>
       <w:sz w:val="21"/>
       <w:szCs w:val="21"/>
       <w:lang w:val="en-US" w:eastAsia="en-US" w:bidi="ar-SA"/>
     </w:rPr>
   </w:style>
-  <w:style w:type="paragraph" w:customStyle="1" w:styleId="1">
+  <w:style w:type="paragraph" w:customStyle="1" w:styleId="30">
     <w:name w:val="柴_标题1"/>
-    <w:basedOn w:val="Heading1"/>
-    <w:next w:val="a1"/>
-    <w:link w:val="1Char"/>
+    <w:basedOn w:val="2"/>
+    <w:next w:val="31"/>
+    <w:link w:val="40"/>
     <w:qFormat/>
+    <w:uiPriority w:val="0"/>
     <w:pPr>
       <w:spacing w:before="100" w:after="90" w:line="360" w:lineRule="auto"/>
     </w:pPr>
     <w:rPr>
-      <w:rFonts w:ascii="Arial" w:eastAsia="宋体" w:hAnsi="Arial"/>
+      <w:rFonts w:ascii="Arial" w:hAnsi="Arial" w:eastAsia="宋体"/>
       <w:sz w:val="32"/>
     </w:rPr>
   </w:style>
-  <w:style w:type="paragraph" w:customStyle="1" w:styleId="a1">
+  <w:style w:type="paragraph" w:customStyle="1" w:styleId="31">
     <w:name w:val="柴_正文"/>
-    <w:basedOn w:val="BodyText"/>
-    <w:link w:val="Char"/>
+    <w:basedOn w:val="12"/>
+    <w:link w:val="43"/>
     <w:qFormat/>
+    <w:uiPriority w:val="0"/>
     <w:pPr>
       <w:spacing w:line="360" w:lineRule="auto"/>
       <w:ind w:firstLine="470" w:firstLineChars="200"/>
     </w:pPr>
     <w:rPr>
-      <w:rFonts w:ascii="Arial" w:eastAsia="宋体" w:hAnsi="Arial"/>
+      <w:rFonts w:ascii="Arial" w:hAnsi="Arial" w:eastAsia="宋体"/>
       <w:sz w:val="24"/>
       <w:lang w:eastAsia="zh-CN"/>
     </w:rPr>
   </w:style>
-  <w:style w:type="paragraph" w:customStyle="1" w:styleId="2">
+  <w:style w:type="paragraph" w:customStyle="1" w:styleId="32">
     <w:name w:val="柴_标题2"/>
-    <w:basedOn w:val="Heading2"/>
-    <w:next w:val="a1"/>
-    <w:link w:val="2Char"/>
+    <w:basedOn w:val="3"/>
+    <w:next w:val="31"/>
+    <w:link w:val="46"/>
     <w:qFormat/>
+    <w:uiPriority w:val="0"/>
     <w:pPr>
       <w:spacing w:line="360" w:lineRule="auto"/>
     </w:pPr>
     <w:rPr>
-      <w:rFonts w:ascii="Arial" w:eastAsia="宋体" w:hAnsi="Arial"/>
+      <w:rFonts w:ascii="Arial" w:hAnsi="Arial" w:eastAsia="宋体"/>
       <w:sz w:val="28"/>
     </w:rPr>
   </w:style>
-  <w:style w:type="paragraph" w:customStyle="1" w:styleId="3">
+  <w:style w:type="paragraph" w:customStyle="1" w:styleId="33">
     <w:name w:val="柴_标题3"/>
-    <w:basedOn w:val="Heading3"/>
-    <w:next w:val="a1"/>
+    <w:basedOn w:val="4"/>
+    <w:next w:val="31"/>
     <w:qFormat/>
+    <w:uiPriority w:val="0"/>
     <w:pPr>
       <w:spacing w:line="360" w:lineRule="auto"/>
       <w:ind w:left="0" w:firstLine="472" w:firstLineChars="200"/>
     </w:pPr>
     <w:rPr>
-      <w:rFonts w:ascii="宋体" w:eastAsia="宋体" w:hAnsi="宋体" w:cs="宋体"/>
+      <w:rFonts w:ascii="宋体" w:hAnsi="宋体" w:eastAsia="宋体" w:cs="宋体"/>
       <w:spacing w:val="-2"/>
       <w:sz w:val="24"/>
       <w:szCs w:val="24"/>
     </w:rPr>
   </w:style>
-  <w:style w:type="paragraph" w:customStyle="1" w:styleId="a2">
+  <w:style w:type="paragraph" w:customStyle="1" w:styleId="34">
     <w:name w:val="柴_目录"/>
-    <w:basedOn w:val="Normal"/>
-    <w:next w:val="BodyText"/>
+    <w:basedOn w:val="1"/>
+    <w:next w:val="12"/>
     <w:qFormat/>
+    <w:uiPriority w:val="0"/>
     <w:pPr>
       <w:tabs>
         <w:tab w:val="right" w:leader="dot" w:pos="8442"/>
@@ -16474,59 +16752,64 @@
       <w:ind w:left="0" w:leftChars="0"/>
     </w:pPr>
     <w:rPr>
-      <w:rFonts w:ascii="Arial" w:eastAsia="Microsoft JhengHei" w:hAnsi="Arial"/>
+      <w:rFonts w:ascii="Arial" w:hAnsi="Arial" w:eastAsia="Microsoft JhengHei"/>
       <w:sz w:val="24"/>
     </w:rPr>
   </w:style>
-  <w:style w:type="paragraph" w:customStyle="1" w:styleId="WPSOffice1">
+  <w:style w:type="paragraph" w:customStyle="1" w:styleId="35">
     <w:name w:val="WPSOffice手动目录 1"/>
     <w:qFormat/>
+    <w:uiPriority w:val="0"/>
     <w:pPr>
       <w:ind w:leftChars="0"/>
     </w:pPr>
     <w:rPr>
-      <w:rFonts w:ascii="Times New Roman" w:eastAsia="宋体" w:hAnsi="Times New Roman" w:cs="Times New Roman"/>
+      <w:rFonts w:ascii="Times New Roman" w:hAnsi="Times New Roman" w:eastAsia="宋体" w:cs="Times New Roman"/>
       <w:sz w:val="20"/>
       <w:szCs w:val="20"/>
     </w:rPr>
   </w:style>
-  <w:style w:type="paragraph" w:customStyle="1" w:styleId="WPSOffice2">
+  <w:style w:type="paragraph" w:customStyle="1" w:styleId="36">
     <w:name w:val="WPSOffice手动目录 2"/>
     <w:qFormat/>
+    <w:uiPriority w:val="0"/>
     <w:pPr>
       <w:ind w:leftChars="200"/>
     </w:pPr>
     <w:rPr>
-      <w:rFonts w:ascii="Times New Roman" w:eastAsia="宋体" w:hAnsi="Times New Roman" w:cs="Times New Roman"/>
+      <w:rFonts w:ascii="Times New Roman" w:hAnsi="Times New Roman" w:eastAsia="宋体" w:cs="Times New Roman"/>
       <w:sz w:val="20"/>
       <w:szCs w:val="20"/>
     </w:rPr>
   </w:style>
-  <w:style w:type="paragraph" w:customStyle="1" w:styleId="WPSOffice3">
+  <w:style w:type="paragraph" w:customStyle="1" w:styleId="37">
     <w:name w:val="WPSOffice手动目录 3"/>
     <w:qFormat/>
+    <w:uiPriority w:val="0"/>
     <w:pPr>
       <w:ind w:leftChars="400"/>
     </w:pPr>
     <w:rPr>
-      <w:rFonts w:ascii="Times New Roman" w:eastAsia="宋体" w:hAnsi="Times New Roman" w:cs="Times New Roman"/>
+      <w:rFonts w:ascii="Times New Roman" w:hAnsi="Times New Roman" w:eastAsia="宋体" w:cs="Times New Roman"/>
       <w:sz w:val="20"/>
       <w:szCs w:val="20"/>
     </w:rPr>
   </w:style>
-  <w:style w:type="paragraph" w:customStyle="1" w:styleId="Compact">
+  <w:style w:type="paragraph" w:customStyle="1" w:styleId="38">
     <w:name w:val="Compact"/>
-    <w:basedOn w:val="BodyText"/>
+    <w:basedOn w:val="12"/>
     <w:qFormat/>
+    <w:uiPriority w:val="0"/>
     <w:pPr>
       <w:spacing w:before="36" w:after="36"/>
     </w:pPr>
   </w:style>
-  <w:style w:type="table" w:customStyle="1" w:styleId="Table">
+  <w:style w:type="table" w:customStyle="1" w:styleId="39">
     <w:name w:val="Table"/>
     <w:semiHidden/>
     <w:unhideWhenUsed/>
     <w:qFormat/>
+    <w:uiPriority w:val="0"/>
     <w:tblPr>
       <w:tblCellMar>
         <w:top w:w="0" w:type="dxa"/>
@@ -16538,26 +16821,28 @@
     <w:tblStylePr w:type="firstRow">
       <w:tcPr>
         <w:tcBorders>
-          <w:bottom w:val="single" w:sz="0" w:space="0" w:color="auto"/>
+          <w:bottom w:val="single" w:color="auto" w:sz="0" w:space="0"/>
         </w:tcBorders>
         <w:vAlign w:val="bottom"/>
       </w:tcPr>
     </w:tblStylePr>
   </w:style>
-  <w:style w:type="character" w:customStyle="1" w:styleId="1Char">
+  <w:style w:type="character" w:customStyle="1" w:styleId="40">
     <w:name w:val="柴_标题1 Char"/>
-    <w:link w:val="1"/>
+    <w:link w:val="30"/>
     <w:qFormat/>
+    <w:uiPriority w:val="0"/>
     <w:rPr>
-      <w:rFonts w:ascii="Arial" w:eastAsia="宋体" w:hAnsi="Arial"/>
+      <w:rFonts w:ascii="Arial" w:hAnsi="Arial" w:eastAsia="宋体"/>
       <w:sz w:val="32"/>
     </w:rPr>
   </w:style>
-  <w:style w:type="paragraph" w:customStyle="1" w:styleId="a3">
+  <w:style w:type="paragraph" w:customStyle="1" w:styleId="41">
     <w:name w:val="柴_正文_无缩进"/>
-    <w:basedOn w:val="Normal"/>
-    <w:link w:val="Char0"/>
+    <w:basedOn w:val="1"/>
+    <w:link w:val="45"/>
     <w:qFormat/>
+    <w:uiPriority w:val="0"/>
     <w:pPr>
       <w:ind w:firstLine="0" w:firstLineChars="0"/>
     </w:pPr>
@@ -16567,38 +16852,41 @@
       <w:lang w:eastAsia="zh-CN"/>
     </w:rPr>
   </w:style>
-  <w:style w:type="paragraph" w:customStyle="1" w:styleId="4">
+  <w:style w:type="paragraph" w:customStyle="1" w:styleId="42">
     <w:name w:val="柴_标题4"/>
-    <w:basedOn w:val="Heading4"/>
-    <w:next w:val="Normal"/>
+    <w:basedOn w:val="5"/>
+    <w:next w:val="1"/>
     <w:qFormat/>
+    <w:uiPriority w:val="0"/>
     <w:pPr>
       <w:widowControl w:val="0"/>
       <w:spacing w:before="160" w:line="360" w:lineRule="auto"/>
-      <w:ind w:left="981" w:hanging="862" w:leftChars="300"/>
+      <w:ind w:left="981" w:leftChars="300" w:hanging="862"/>
     </w:pPr>
     <w:rPr>
-      <w:rFonts w:ascii="Calibri" w:eastAsia="宋体" w:hAnsi="Calibri" w:cs="宋体" w:hint="eastAsia"/>
+      <w:rFonts w:hint="eastAsia" w:ascii="Calibri" w:hAnsi="Calibri" w:eastAsia="宋体" w:cs="宋体"/>
       <w:sz w:val="24"/>
       <w:szCs w:val="24"/>
       <w:lang w:eastAsia="zh-CN" w:bidi="zh-CN"/>
     </w:rPr>
   </w:style>
-  <w:style w:type="character" w:customStyle="1" w:styleId="Char">
+  <w:style w:type="character" w:customStyle="1" w:styleId="43">
     <w:name w:val="柴_正文 Char"/>
-    <w:link w:val="a1"/>
+    <w:link w:val="31"/>
     <w:qFormat/>
+    <w:uiPriority w:val="0"/>
     <w:rPr>
-      <w:rFonts w:ascii="Arial" w:eastAsia="宋体" w:hAnsi="Arial"/>
+      <w:rFonts w:ascii="Arial" w:hAnsi="Arial" w:eastAsia="宋体"/>
       <w:sz w:val="24"/>
       <w:lang w:eastAsia="zh-CN"/>
     </w:rPr>
   </w:style>
-  <w:style w:type="table" w:customStyle="1" w:styleId="TableNormal00">
+  <w:style w:type="table" w:customStyle="1" w:styleId="44">
     <w:name w:val="Table Normal_0_0"/>
     <w:semiHidden/>
     <w:unhideWhenUsed/>
     <w:qFormat/>
+    <w:uiPriority w:val="0"/>
     <w:tblPr>
       <w:tblCellMar>
         <w:top w:w="0" w:type="dxa"/>
@@ -16608,41 +16896,45 @@
       </w:tblCellMar>
     </w:tblPr>
   </w:style>
-  <w:style w:type="character" w:customStyle="1" w:styleId="Char0">
+  <w:style w:type="character" w:customStyle="1" w:styleId="45">
     <w:name w:val="柴_正文_无缩进 Char"/>
-    <w:link w:val="a3"/>
+    <w:link w:val="41"/>
     <w:qFormat/>
+    <w:uiPriority w:val="0"/>
     <w:rPr>
       <w:rFonts w:ascii="Arial" w:hAnsi="Arial"/>
       <w:sz w:val="24"/>
       <w:lang w:eastAsia="zh-CN"/>
     </w:rPr>
   </w:style>
-  <w:style w:type="character" w:customStyle="1" w:styleId="2Char">
+  <w:style w:type="character" w:customStyle="1" w:styleId="46">
     <w:name w:val="柴_标题2 Char"/>
-    <w:link w:val="2"/>
+    <w:link w:val="32"/>
     <w:qFormat/>
+    <w:uiPriority w:val="0"/>
     <w:rPr>
-      <w:rFonts w:ascii="Arial" w:eastAsia="宋体" w:hAnsi="Arial"/>
+      <w:rFonts w:ascii="Arial" w:hAnsi="Arial" w:eastAsia="宋体"/>
       <w:sz w:val="28"/>
     </w:rPr>
   </w:style>
-  <w:style w:type="character" w:customStyle="1" w:styleId="Char1">
+  <w:style w:type="character" w:customStyle="1" w:styleId="47">
     <w:name w:val="柴_题注 Char"/>
-    <w:link w:val="a4"/>
+    <w:link w:val="48"/>
     <w:qFormat/>
+    <w:uiPriority w:val="0"/>
   </w:style>
-  <w:style w:type="paragraph" w:customStyle="1" w:styleId="a4">
+  <w:style w:type="paragraph" w:customStyle="1" w:styleId="48">
     <w:name w:val="柴_题注"/>
-    <w:basedOn w:val="HTMLPreformatted"/>
-    <w:link w:val="Char1"/>
+    <w:basedOn w:val="19"/>
+    <w:link w:val="47"/>
     <w:qFormat/>
+    <w:uiPriority w:val="0"/>
     <w:pPr>
       <w:pBdr>
-        <w:top w:val="nil"/>
-        <w:left w:val="nil"/>
-        <w:bottom w:val="nil"/>
-        <w:right w:val="nil"/>
+        <w:top w:val="none" w:color="auto" w:sz="0" w:space="0"/>
+        <w:left w:val="none" w:color="auto" w:sz="0" w:space="0"/>
+        <w:bottom w:val="none" w:color="auto" w:sz="0" w:space="0"/>
+        <w:right w:val="none" w:color="auto" w:sz="0" w:space="0"/>
       </w:pBdr>
       <w:wordWrap w:val="0"/>
       <w:spacing w:line="264" w:lineRule="atLeast"/>
